--- a/zht/docx/107.content.docx
+++ b/zht/docx/107.content.docx
@@ -149,27 +149,7 @@
         <w:rPr>
           <w:lang w:val="zh_TW" w:bidi="zh_TW"/>
         </w:rPr>
-        <w:t>si</w:t>
-      </w:r>
-      <w:r>
-        <w:rPr>
-          <w:lang w:val="zh_TW" w:bidi="zh_TW"/>
-        </w:rPr>
-      </w:r>
-    </w:p>
-    <w:p>
-      <w:pPr/>
-      <w:r>
-        <w:rPr>
-          <w:lang w:val="zh_TW" w:bidi="zh_TW"/>
-        </w:rPr>
-      </w:r>
-      <w:r>
-        <w:rPr>
-          <w:i/>
-          <w:lang w:val="zh_TW" w:bidi="zh_TW"/>
-        </w:rPr>
-        <w:t>死亡, 死者之地</w:t>
+        <w:t>ran</w:t>
       </w:r>
       <w:r>
         <w:rPr>
@@ -232,7 +212,7 @@
         <w:rPr>
           <w:lang w:val="zh_TW" w:bidi="zh_TW"/>
         </w:rPr>
-        <w:t>死亡</w:t>
+        <w:t>燃燒的荊棘</w:t>
       </w:r>
       <w:r>
         <w:rPr>
@@ -251,32 +231,7 @@
         <w:rPr>
           <w:lang w:val="zh_TW" w:bidi="zh_TW"/>
         </w:rPr>
-        <w:t>生命的終止（身體的死亡）或與神的分離（靈性的死亡）。</w:t>
-      </w:r>
-    </w:p>
-    <w:p>
-      <w:pPr>
-        <w:pStyle w:val="Heading3"/>
-      </w:pPr>
-      <w:r>
-        <w:rPr>
-          <w:lang w:val="zh_TW" w:bidi="zh_TW"/>
-        </w:rPr>
-        <w:t>舊約中的觀點</w:t>
-      </w:r>
-    </w:p>
-    <w:p>
-      <w:pPr/>
-      <w:r>
-        <w:rPr>
-          <w:lang w:val="zh_TW" w:bidi="zh_TW"/>
-        </w:rPr>
-      </w:r>
-      <w:r>
-        <w:rPr>
-          <w:lang w:val="zh_TW" w:bidi="zh_TW"/>
-        </w:rPr>
-        <w:t>在舊約中，死亡被視為生命的自然結束。一個以色列人的目標是過一個長壽而圓滿的生活，生養眾多的後代，並在兒孫滿堂的情況下，平安地去世。舊約多次表達對早逝的不滿（例如，希西家的哀求，</w:t>
+        <w:t>摩西在何烈山的荊棘火焰中遇見神，並被差派帶領以色列的百姓出埃及（</w:t>
       </w:r>
       <w:hyperlink r:id="rId13">
         <w:r>
@@ -287,14 +242,32 @@
             <w:color w:val="0000EE"/>
             <w:u w:val="single"/>
           </w:rPr>
-          <w:t>王下20:1–11</w:t>
+          <w:t>出3:1</w:t>
         </w:r>
       </w:hyperlink>
       <w:r>
         <w:rPr>
           <w:lang w:val="zh_TW" w:bidi="zh_TW"/>
         </w:rPr>
-        <w:t>）。早逝可能被視為神審判的結果；因此，約伯認為需要在死亡之前為自己的品格辯護（</w:t>
+        <w:t>–</w:t>
+      </w:r>
+      <w:hyperlink r:id="rId13">
+        <w:r>
+          <w:rPr>
+            <w:lang w:val="zh_TW" w:bidi="zh_TW"/>
+          </w:rPr>
+          <w:rPr>
+            <w:color w:val="0000EE"/>
+            <w:u w:val="single"/>
+          </w:rPr>
+          <w:t>15</w:t>
+        </w:r>
+      </w:hyperlink>
+      <w:r>
+        <w:rPr>
+          <w:lang w:val="zh_TW" w:bidi="zh_TW"/>
+        </w:rPr>
+        <w:t>；</w:t>
       </w:r>
       <w:hyperlink r:id="rId14">
         <w:r>
@@ -305,14 +278,14 @@
             <w:color w:val="0000EE"/>
             <w:u w:val="single"/>
           </w:rPr>
-          <w:t>伯19:25–26</w:t>
+          <w:t>可12:26</w:t>
         </w:r>
       </w:hyperlink>
       <w:r>
         <w:rPr>
           <w:lang w:val="zh_TW" w:bidi="zh_TW"/>
         </w:rPr>
-        <w:t>）。只有</w:t>
+        <w:t>；</w:t>
       </w:r>
       <w:hyperlink r:id="rId15">
         <w:r>
@@ -323,28 +296,14 @@
             <w:color w:val="0000EE"/>
             <w:u w:val="single"/>
           </w:rPr>
-          <w:t>傳道書三章19至20節</w:t>
+          <w:t>路20:37</w:t>
         </w:r>
       </w:hyperlink>
       <w:r>
         <w:rPr>
           <w:lang w:val="zh_TW" w:bidi="zh_TW"/>
         </w:rPr>
-        <w:t>對死亡表達徹頭徹尾的悲觀情緒——該書可能受到當時非希伯來文化相當大的影響。</w:t>
-      </w:r>
-    </w:p>
-    <w:p>
-      <w:pPr/>
-      <w:r>
-        <w:rPr>
-          <w:lang w:val="zh_TW" w:bidi="zh_TW"/>
-        </w:rPr>
-      </w:r>
-      <w:r>
-        <w:rPr>
-          <w:lang w:val="zh_TW" w:bidi="zh_TW"/>
-        </w:rPr>
-        <w:t>雖然死亡是生命的自然終結，卻從未被視為是令人愉快的事。死亡將人與人類群體斷絕，也與神的同在和事奉隔絕。雖然神可能會在人面對死亡時提供安慰（</w:t>
+        <w:t>；</w:t>
       </w:r>
       <w:hyperlink r:id="rId16">
         <w:r>
@@ -355,14 +314,32 @@
             <w:color w:val="0000EE"/>
             <w:u w:val="single"/>
           </w:rPr>
-          <w:t>詩73:23–28</w:t>
+          <w:t>徒7:30</w:t>
         </w:r>
       </w:hyperlink>
       <w:r>
         <w:rPr>
           <w:lang w:val="zh_TW" w:bidi="zh_TW"/>
         </w:rPr>
-        <w:t>），但在聖經中，神很少被描述為與死者同在，只有在較晚期的聖經文獻中才有此描寫（</w:t>
+        <w:t>–</w:t>
+      </w:r>
+      <w:hyperlink r:id="rId16">
+        <w:r>
+          <w:rPr>
+            <w:lang w:val="zh_TW" w:bidi="zh_TW"/>
+          </w:rPr>
+          <w:rPr>
+            <w:color w:val="0000EE"/>
+            <w:u w:val="single"/>
+          </w:rPr>
+          <w:t>34</w:t>
+        </w:r>
+      </w:hyperlink>
+      <w:r>
+        <w:rPr>
+          <w:lang w:val="zh_TW" w:bidi="zh_TW"/>
+        </w:rPr>
+        <w:t>）。荊棘燃燒卻不被燒毀的奧秘，使神向摩西啟示了祂的名：「我是自有永有的。」燃燒的荊棘是神顯現，是神同在的可見神蹟。在聖經中，神的榮耀經常與雲、火和煙相聯繫（見</w:t>
       </w:r>
       <w:hyperlink r:id="rId17">
         <w:r>
@@ -373,29 +350,9 @@
             <w:color w:val="0000EE"/>
             <w:u w:val="single"/>
           </w:rPr>
-          <w:t>詩139:8</w:t>
+          <w:t>出13:21，</w:t>
         </w:r>
       </w:hyperlink>
-      <w:r>
-        <w:rPr>
-          <w:lang w:val="zh_TW" w:bidi="zh_TW"/>
-        </w:rPr>
-        <w:t>）。因此，死亡從未被視為通向更美好生命的門檻。</w:t>
-      </w:r>
-    </w:p>
-    <w:p>
-      <w:pPr/>
-      <w:r>
-        <w:rPr>
-          <w:lang w:val="zh_TW" w:bidi="zh_TW"/>
-        </w:rPr>
-      </w:r>
-      <w:r>
-        <w:rPr>
-          <w:lang w:val="zh_TW" w:bidi="zh_TW"/>
-        </w:rPr>
-        <w:t>罪與死亡的關係可以在摩西律法的死刑中一窺究竟。一位嚴重的罪犯會被處死。處罰性短語「他必被剪除」表明，儘管整個民族繼續存活，但犯罪者因死亡與民族分離。以色列人被警告，若不遵守神的誡命，可能會因與神的團契破裂而導致早逝（</w:t>
-      </w:r>
       <w:hyperlink r:id="rId18">
         <w:r>
           <w:rPr>
@@ -405,7 +362,7 @@
             <w:color w:val="0000EE"/>
             <w:u w:val="single"/>
           </w:rPr>
-          <w:t>申30:15–20</w:t>
+          <w:t>19:18</w:t>
         </w:r>
       </w:hyperlink>
       <w:r>
@@ -423,7 +380,25 @@
             <w:color w:val="0000EE"/>
             <w:u w:val="single"/>
           </w:rPr>
-          <w:t>耶21:8</w:t>
+          <w:t>王上8:10</w:t>
+        </w:r>
+      </w:hyperlink>
+      <w:r>
+        <w:rPr>
+          <w:lang w:val="zh_TW" w:bidi="zh_TW"/>
+        </w:rPr>
+        <w:t>–</w:t>
+      </w:r>
+      <w:hyperlink r:id="rId19">
+        <w:r>
+          <w:rPr>
+            <w:lang w:val="zh_TW" w:bidi="zh_TW"/>
+          </w:rPr>
+          <w:rPr>
+            <w:color w:val="0000EE"/>
+            <w:u w:val="single"/>
+          </w:rPr>
+          <w:t>11</w:t>
         </w:r>
       </w:hyperlink>
       <w:r>
@@ -441,29 +416,9 @@
             <w:color w:val="0000EE"/>
             <w:u w:val="single"/>
           </w:rPr>
-          <w:t>結18:21–32</w:t>
+          <w:t>王下1:12，</w:t>
         </w:r>
       </w:hyperlink>
-      <w:r>
-        <w:rPr>
-          <w:lang w:val="zh_TW" w:bidi="zh_TW"/>
-        </w:rPr>
-        <w:t>）。</w:t>
-      </w:r>
-    </w:p>
-    <w:p>
-      <w:pPr/>
-      <w:r>
-        <w:rPr>
-          <w:lang w:val="zh_TW" w:bidi="zh_TW"/>
-        </w:rPr>
-      </w:r>
-      <w:r>
-        <w:rPr>
-          <w:lang w:val="zh_TW" w:bidi="zh_TW"/>
-        </w:rPr>
-        <w:t>在兩約之間時期，隨著猶太人對來世和復活的觀念更加明確，對死亡的思考也隨之發展。死亡本身，而非僅僅是早逝，開始被視為是罪惡的結果（</w:t>
-      </w:r>
       <w:hyperlink r:id="rId21">
         <w:r>
           <w:rPr>
@@ -473,7 +428,7 @@
             <w:color w:val="0000EE"/>
             <w:u w:val="single"/>
           </w:rPr>
-          <w:t>以斯拉二書3:7</w:t>
+          <w:t>2:11</w:t>
         </w:r>
       </w:hyperlink>
       <w:r>
@@ -491,14 +446,32 @@
             <w:color w:val="0000EE"/>
             <w:u w:val="single"/>
           </w:rPr>
-          <w:t>便西拉智訓25:24</w:t>
+          <w:t>賽6:1</w:t>
         </w:r>
       </w:hyperlink>
       <w:r>
         <w:rPr>
           <w:lang w:val="zh_TW" w:bidi="zh_TW"/>
         </w:rPr>
-        <w:t>）。有時會將所有的死亡描繪為「第一次犯罪」（亞當和夏娃的悖逆）的結果。在其它記載中，人是因自己的罪而死。聖經中首次明確指出死人復活和最終審判或懲罰的概念出現在但以理書（</w:t>
+        <w:t>–</w:t>
+      </w:r>
+      <w:hyperlink r:id="rId22">
+        <w:r>
+          <w:rPr>
+            <w:lang w:val="zh_TW" w:bidi="zh_TW"/>
+          </w:rPr>
+          <w:rPr>
+            <w:color w:val="0000EE"/>
+            <w:u w:val="single"/>
+          </w:rPr>
+          <w:t>6</w:t>
+        </w:r>
+      </w:hyperlink>
+      <w:r>
+        <w:rPr>
+          <w:lang w:val="zh_TW" w:bidi="zh_TW"/>
+        </w:rPr>
+        <w:t>；</w:t>
       </w:r>
       <w:hyperlink r:id="rId23">
         <w:r>
@@ -509,53 +482,14 @@
             <w:color w:val="0000EE"/>
             <w:u w:val="single"/>
           </w:rPr>
-          <w:t>但12:2</w:t>
+          <w:t>帖後1:7</w:t>
         </w:r>
       </w:hyperlink>
       <w:r>
         <w:rPr>
           <w:lang w:val="zh_TW" w:bidi="zh_TW"/>
         </w:rPr>
-        <w:t>），這是舊約中最後完成的書卷之一。這一教導在兩約中間期被反覆提及（以斯拉二書7:31–44）。在此期間，人們認為靈魂在死亡後依然存在，或者以某種永生的形式存在（所羅門智訓3:4，4:1；馬加比四書16:13，17:12）又或等待復活（以諾一書102章）。一些經外文獻融入了希臘的思想，認為身體是應該擺脫的負擔——這種觀念與希伯來思想格格不入。</w:t>
-      </w:r>
-    </w:p>
-    <w:p>
-      <w:pPr/>
-      <w:r>
-        <w:rPr>
-          <w:lang w:val="zh_TW" w:bidi="zh_TW"/>
-        </w:rPr>
-      </w:r>
-      <w:r>
-        <w:rPr>
-          <w:lang w:val="zh_TW" w:bidi="zh_TW"/>
-        </w:rPr>
-        <w:t>然而，復活以及從死亡中救贖生命的概念，為新約的啟示——聚焦於基督的復活及其勝過死亡的啟示——奠定了基礎。</w:t>
-      </w:r>
-    </w:p>
-    <w:p>
-      <w:pPr>
-        <w:pStyle w:val="Heading3"/>
-      </w:pPr>
-      <w:r>
-        <w:rPr>
-          <w:lang w:val="zh_TW" w:bidi="zh_TW"/>
-        </w:rPr>
-        <w:t>新約中的觀點</w:t>
-      </w:r>
-    </w:p>
-    <w:p>
-      <w:pPr/>
-      <w:r>
-        <w:rPr>
-          <w:lang w:val="zh_TW" w:bidi="zh_TW"/>
-        </w:rPr>
-      </w:r>
-      <w:r>
-        <w:rPr>
-          <w:lang w:val="zh_TW" w:bidi="zh_TW"/>
-        </w:rPr>
-        <w:t>在新約中，死亡被視為一個神學問題，而非僅僅是一個個人事件。死亡超越了僅僅是生命的結束，作者們幾乎毫無困難地接受這一事實。死亡被認為會影響個人生命的每一個層面。唯有神是不朽的，是世界上所有生命的源頭（</w:t>
+        <w:t>；</w:t>
       </w:r>
       <w:hyperlink r:id="rId24">
         <w:r>
@@ -566,16 +500,60 @@
             <w:color w:val="0000EE"/>
             <w:u w:val="single"/>
           </w:rPr>
-          <w:t>羅4:17</w:t>
+          <w:t>啟1:14，</w:t>
         </w:r>
       </w:hyperlink>
-      <w:r>
-        <w:rPr>
-          <w:lang w:val="zh_TW" w:bidi="zh_TW"/>
-        </w:rPr>
-        <w:t>；</w:t>
-      </w:r>
       <w:hyperlink r:id="rId25">
+        <w:r>
+          <w:rPr>
+            <w:lang w:val="zh_TW" w:bidi="zh_TW"/>
+          </w:rPr>
+          <w:rPr>
+            <w:color w:val="0000EE"/>
+            <w:u w:val="single"/>
+          </w:rPr>
+          <w:t>19:12</w:t>
+        </w:r>
+      </w:hyperlink>
+      <w:r>
+        <w:rPr>
+          <w:lang w:val="zh_TW" w:bidi="zh_TW"/>
+        </w:rPr>
+        <w:t>）。</w:t>
+      </w:r>
+    </w:p>
+    <w:p>
+      <w:pPr/>
+      <w:r>
+        <w:rPr>
+          <w:lang w:val="zh_TW" w:bidi="zh_TW"/>
+        </w:rPr>
+      </w:r>
+      <w:r>
+        <w:rPr>
+          <w:lang w:val="zh_TW" w:bidi="zh_TW"/>
+        </w:rPr>
+        <w:t>燃燒的荊棘象徵神的聖潔。摩西被吩咐脫鞋，因為他所站之地是聖地（</w:t>
+      </w:r>
+      <w:hyperlink r:id="rId26">
+        <w:r>
+          <w:rPr>
+            <w:lang w:val="zh_TW" w:bidi="zh_TW"/>
+          </w:rPr>
+          <w:rPr>
+            <w:color w:val="0000EE"/>
+            <w:u w:val="single"/>
+          </w:rPr>
+          <w:t>出3:5</w:t>
+        </w:r>
+      </w:hyperlink>
+      <w:r>
+        <w:rPr>
+          <w:lang w:val="zh_TW" w:bidi="zh_TW"/>
+        </w:rPr>
+        <w:t>）。埃及的神常被認為居於幽暗之中，但以色列的神卻居於人不能接近的光中（</w:t>
+      </w:r>
+      <w:hyperlink r:id="rId27">
         <w:r>
           <w:rPr>
             <w:lang w:val="zh_TW" w:bidi="zh_TW"/>
@@ -591,109 +569,7 @@
         <w:rPr>
           <w:lang w:val="zh_TW" w:bidi="zh_TW"/>
         </w:rPr>
-        <w:t>）。唯有當人與神的生命有適當的關係時，他們才能真正活著。但自從罪進入世界以來，人與神之間的個人交流已經變得不自然（</w:t>
-      </w:r>
-      <w:hyperlink r:id="rId26">
-        <w:r>
-          <w:rPr>
-            <w:lang w:val="zh_TW" w:bidi="zh_TW"/>
-          </w:rPr>
-          <w:rPr>
-            <w:color w:val="0000EE"/>
-            <w:u w:val="single"/>
-          </w:rPr>
-          <w:t>羅5:12、17–18</w:t>
-        </w:r>
-      </w:hyperlink>
-      <w:r>
-        <w:rPr>
-          <w:lang w:val="zh_TW" w:bidi="zh_TW"/>
-        </w:rPr>
-        <w:t>；</w:t>
-      </w:r>
-      <w:hyperlink r:id="rId27">
-        <w:r>
-          <w:rPr>
-            <w:lang w:val="zh_TW" w:bidi="zh_TW"/>
-          </w:rPr>
-          <w:rPr>
-            <w:color w:val="0000EE"/>
-            <w:u w:val="single"/>
-          </w:rPr>
-          <w:t>林前15:22</w:t>
-        </w:r>
-      </w:hyperlink>
-      <w:r>
-        <w:rPr>
-          <w:lang w:val="zh_TW" w:bidi="zh_TW"/>
-        </w:rPr>
-        <w:t>）。當亞當與神分離時，這種分離帶來了死亡。每個人都追隨亞當的腳步（</w:t>
-      </w:r>
-      <w:hyperlink r:id="rId28">
-        <w:r>
-          <w:rPr>
-            <w:lang w:val="zh_TW" w:bidi="zh_TW"/>
-          </w:rPr>
-          <w:rPr>
-            <w:color w:val="0000EE"/>
-            <w:u w:val="single"/>
-          </w:rPr>
-          <w:t>羅3:23，</w:t>
-        </w:r>
-      </w:hyperlink>
-      <w:hyperlink r:id="rId29">
-        <w:r>
-          <w:rPr>
-            <w:lang w:val="zh_TW" w:bidi="zh_TW"/>
-          </w:rPr>
-          <w:rPr>
-            <w:color w:val="0000EE"/>
-            <w:u w:val="single"/>
-          </w:rPr>
-          <w:t>5:12</w:t>
-        </w:r>
-      </w:hyperlink>
-      <w:r>
-        <w:rPr>
-          <w:lang w:val="zh_TW" w:bidi="zh_TW"/>
-        </w:rPr>
-        <w:t>），因此死亡成為每個人的必然結果（</w:t>
-      </w:r>
-      <w:hyperlink r:id="rId30">
-        <w:r>
-          <w:rPr>
-            <w:lang w:val="zh_TW" w:bidi="zh_TW"/>
-          </w:rPr>
-          <w:rPr>
-            <w:color w:val="0000EE"/>
-            <w:u w:val="single"/>
-          </w:rPr>
-          <w:t>羅6:23</w:t>
-        </w:r>
-      </w:hyperlink>
-      <w:r>
-        <w:rPr>
-          <w:lang w:val="zh_TW" w:bidi="zh_TW"/>
-        </w:rPr>
-        <w:t>；</w:t>
-      </w:r>
-      <w:hyperlink r:id="rId31">
-        <w:r>
-          <w:rPr>
-            <w:lang w:val="zh_TW" w:bidi="zh_TW"/>
-          </w:rPr>
-          <w:rPr>
-            <w:color w:val="0000EE"/>
-            <w:u w:val="single"/>
-          </w:rPr>
-          <w:t>來9:27</w:t>
-        </w:r>
-      </w:hyperlink>
-      <w:r>
-        <w:rPr>
-          <w:lang w:val="zh_TW" w:bidi="zh_TW"/>
-        </w:rPr>
-        <w:t>）。因此，死亡不僅僅是人生命結束時發生的事情，也體現在人與神的隔絕中。</w:t>
+        <w:t>）。燃燒的荊棘象徵著神的旨意不是要毀滅祂的子民，而是要拯救他們，帶領他們脫離埃及的奴役，進入應許之地。</w:t>
       </w:r>
     </w:p>
     <w:p>
@@ -705,924 +581,6 @@
       </w:r>
       <w:r>
         <w:rPr>
-          <w:lang w:val="zh_TW" w:bidi="zh_TW"/>
-        </w:rPr>
-        <w:t>死亡的影響極其廣泛。它影響文化的每一個層面。所有人的生活都籠罩在對死亡的恐懼之下（</w:t>
-      </w:r>
-      <w:hyperlink r:id="rId32">
-        <w:r>
-          <w:rPr>
-            <w:lang w:val="zh_TW" w:bidi="zh_TW"/>
-          </w:rPr>
-          <w:rPr>
-            <w:color w:val="0000EE"/>
-            <w:u w:val="single"/>
-          </w:rPr>
-          <w:t>羅8:15</w:t>
-        </w:r>
-      </w:hyperlink>
-      <w:r>
-        <w:rPr>
-          <w:lang w:val="zh_TW" w:bidi="zh_TW"/>
-        </w:rPr>
-        <w:t>；</w:t>
-      </w:r>
-      <w:hyperlink r:id="rId33">
-        <w:r>
-          <w:rPr>
-            <w:lang w:val="zh_TW" w:bidi="zh_TW"/>
-          </w:rPr>
-          <w:rPr>
-            <w:color w:val="0000EE"/>
-            <w:u w:val="single"/>
-          </w:rPr>
-          <w:t>來2:15</w:t>
-        </w:r>
-      </w:hyperlink>
-      <w:r>
-        <w:rPr>
-          <w:lang w:val="zh_TW" w:bidi="zh_TW"/>
-        </w:rPr>
-        <w:t>）。死亡掌管一切「體貼肉體」的事物（</w:t>
-      </w:r>
-      <w:hyperlink r:id="rId34">
-        <w:r>
-          <w:rPr>
-            <w:lang w:val="zh_TW" w:bidi="zh_TW"/>
-          </w:rPr>
-          <w:rPr>
-            <w:color w:val="0000EE"/>
-            <w:u w:val="single"/>
-          </w:rPr>
-          <w:t>羅8:6</w:t>
-        </w:r>
-      </w:hyperlink>
-      <w:r>
-        <w:rPr>
-          <w:lang w:val="zh_TW" w:bidi="zh_TW"/>
-        </w:rPr>
-        <w:t>）。凡不與基督建立關係的人，都活在死亡的狀態中（</w:t>
-      </w:r>
-      <w:hyperlink r:id="rId35">
-        <w:r>
-          <w:rPr>
-            <w:lang w:val="zh_TW" w:bidi="zh_TW"/>
-          </w:rPr>
-          <w:rPr>
-            <w:color w:val="0000EE"/>
-            <w:u w:val="single"/>
-          </w:rPr>
-          <w:t>約3:16–18</w:t>
-        </w:r>
-      </w:hyperlink>
-      <w:r>
-        <w:rPr>
-          <w:lang w:val="zh_TW" w:bidi="zh_TW"/>
-        </w:rPr>
-        <w:t>；</w:t>
-      </w:r>
-      <w:hyperlink r:id="rId36">
-        <w:r>
-          <w:rPr>
-            <w:lang w:val="zh_TW" w:bidi="zh_TW"/>
-          </w:rPr>
-          <w:rPr>
-            <w:color w:val="0000EE"/>
-            <w:u w:val="single"/>
-          </w:rPr>
-          <w:t>約一5:12</w:t>
-        </w:r>
-      </w:hyperlink>
-      <w:r>
-        <w:rPr>
-          <w:lang w:val="zh_TW" w:bidi="zh_TW"/>
-        </w:rPr>
-        <w:t>）。統治世界的魔鬼被稱為死亡之主（</w:t>
-      </w:r>
-      <w:hyperlink r:id="rId37">
-        <w:r>
-          <w:rPr>
-            <w:lang w:val="zh_TW" w:bidi="zh_TW"/>
-          </w:rPr>
-          <w:rPr>
-            <w:color w:val="0000EE"/>
-            <w:u w:val="single"/>
-          </w:rPr>
-          <w:t>來2:14</w:t>
-        </w:r>
-      </w:hyperlink>
-      <w:r>
-        <w:rPr>
-          <w:lang w:val="zh_TW" w:bidi="zh_TW"/>
-        </w:rPr>
-        <w:t>）。有時，死亡被人格化為一個在世界上肆虐的鬼魔力量，但最終被基督自己制服，祂是唯一能戰勝死亡的（</w:t>
-      </w:r>
-      <w:hyperlink r:id="rId38">
-        <w:r>
-          <w:rPr>
-            <w:lang w:val="zh_TW" w:bidi="zh_TW"/>
-          </w:rPr>
-          <w:rPr>
-            <w:color w:val="0000EE"/>
-            <w:u w:val="single"/>
-          </w:rPr>
-          <w:t>林前15:26–27</w:t>
-        </w:r>
-      </w:hyperlink>
-      <w:r>
-        <w:rPr>
-          <w:lang w:val="zh_TW" w:bidi="zh_TW"/>
-        </w:rPr>
-        <w:t>；</w:t>
-      </w:r>
-      <w:hyperlink r:id="rId39">
-        <w:r>
-          <w:rPr>
-            <w:lang w:val="zh_TW" w:bidi="zh_TW"/>
-          </w:rPr>
-          <w:rPr>
-            <w:color w:val="0000EE"/>
-            <w:u w:val="single"/>
-          </w:rPr>
-          <w:t>啟6:8，</w:t>
-        </w:r>
-      </w:hyperlink>
-      <w:hyperlink r:id="rId40">
-        <w:r>
-          <w:rPr>
-            <w:lang w:val="zh_TW" w:bidi="zh_TW"/>
-          </w:rPr>
-          <w:rPr>
-            <w:color w:val="0000EE"/>
-            <w:u w:val="single"/>
-          </w:rPr>
-          <w:t>20:13–14</w:t>
-        </w:r>
-      </w:hyperlink>
-      <w:r>
-        <w:rPr>
-          <w:lang w:val="zh_TW" w:bidi="zh_TW"/>
-        </w:rPr>
-        <w:t>）。</w:t>
-      </w:r>
-    </w:p>
-    <w:p>
-      <w:pPr/>
-      <w:r>
-        <w:rPr>
-          <w:lang w:val="zh_TW" w:bidi="zh_TW"/>
-        </w:rPr>
-      </w:r>
-      <w:r>
-        <w:rPr>
-          <w:lang w:val="zh_TW" w:bidi="zh_TW"/>
-        </w:rPr>
-        <w:t>基督死了，埋葬了，並在第三天復活（</w:t>
-      </w:r>
-      <w:hyperlink r:id="rId41">
-        <w:r>
-          <w:rPr>
-            <w:lang w:val="zh_TW" w:bidi="zh_TW"/>
-          </w:rPr>
-          <w:rPr>
-            <w:color w:val="0000EE"/>
-            <w:u w:val="single"/>
-          </w:rPr>
-          <w:t>羅4:25</w:t>
-        </w:r>
-      </w:hyperlink>
-      <w:r>
-        <w:rPr>
-          <w:lang w:val="zh_TW" w:bidi="zh_TW"/>
-        </w:rPr>
-        <w:t>；</w:t>
-      </w:r>
-      <w:hyperlink r:id="rId42">
-        <w:r>
-          <w:rPr>
-            <w:lang w:val="zh_TW" w:bidi="zh_TW"/>
-          </w:rPr>
-          <w:rPr>
-            <w:color w:val="0000EE"/>
-            <w:u w:val="single"/>
-          </w:rPr>
-          <w:t>林前15:3–4</w:t>
-        </w:r>
-      </w:hyperlink>
-      <w:r>
-        <w:rPr>
-          <w:lang w:val="zh_TW" w:bidi="zh_TW"/>
-        </w:rPr>
-        <w:t>；</w:t>
-      </w:r>
-      <w:hyperlink r:id="rId43">
-        <w:r>
-          <w:rPr>
-            <w:lang w:val="zh_TW" w:bidi="zh_TW"/>
-          </w:rPr>
-          <w:rPr>
-            <w:color w:val="0000EE"/>
-            <w:u w:val="single"/>
-          </w:rPr>
-          <w:t>帖前4:14</w:t>
-        </w:r>
-      </w:hyperlink>
-      <w:r>
-        <w:rPr>
-          <w:lang w:val="zh_TW" w:bidi="zh_TW"/>
-        </w:rPr>
-        <w:t>）。通過這一歷史事件，死亡的權勢被破壞了。新約以多種方式表達基督降服於死亡是為了贖罪。祂順服以至於死（</w:t>
-      </w:r>
-      <w:hyperlink r:id="rId44">
-        <w:r>
-          <w:rPr>
-            <w:lang w:val="zh_TW" w:bidi="zh_TW"/>
-          </w:rPr>
-          <w:rPr>
-            <w:color w:val="0000EE"/>
-            <w:u w:val="single"/>
-          </w:rPr>
-          <w:t>腓2:8</w:t>
-        </w:r>
-      </w:hyperlink>
-      <w:r>
-        <w:rPr>
-          <w:lang w:val="zh_TW" w:bidi="zh_TW"/>
-        </w:rPr>
-        <w:t>）；祂為所有人的罪獻上自己（</w:t>
-      </w:r>
-      <w:hyperlink r:id="rId45">
-        <w:r>
-          <w:rPr>
-            <w:lang w:val="zh_TW" w:bidi="zh_TW"/>
-          </w:rPr>
-          <w:rPr>
-            <w:color w:val="0000EE"/>
-            <w:u w:val="single"/>
-          </w:rPr>
-          <w:t>林前5:7</w:t>
-        </w:r>
-      </w:hyperlink>
-      <w:r>
-        <w:rPr>
-          <w:lang w:val="zh_TW" w:bidi="zh_TW"/>
-        </w:rPr>
-        <w:t>；</w:t>
-      </w:r>
-      <w:hyperlink r:id="rId46">
-        <w:r>
-          <w:rPr>
-            <w:lang w:val="zh_TW" w:bidi="zh_TW"/>
-          </w:rPr>
-          <w:rPr>
-            <w:color w:val="0000EE"/>
-            <w:u w:val="single"/>
-          </w:rPr>
-          <w:t>林後5:15</w:t>
-        </w:r>
-      </w:hyperlink>
-      <w:r>
-        <w:rPr>
-          <w:lang w:val="zh_TW" w:bidi="zh_TW"/>
-        </w:rPr>
-        <w:t>）；並降入陰間，也就是死者之地（</w:t>
-      </w:r>
-      <w:hyperlink r:id="rId47">
-        <w:r>
-          <w:rPr>
-            <w:lang w:val="zh_TW" w:bidi="zh_TW"/>
-          </w:rPr>
-          <w:rPr>
-            <w:color w:val="0000EE"/>
-            <w:u w:val="single"/>
-          </w:rPr>
-          <w:t>彼前3:18–19</w:t>
-        </w:r>
-      </w:hyperlink>
-      <w:r>
-        <w:rPr>
-          <w:lang w:val="zh_TW" w:bidi="zh_TW"/>
-        </w:rPr>
-        <w:t>）。所有這些經文的主要點在於，祂沒有停留在死亡中，而是戰勝了魔鬼，奪去了死亡的權柄（鑰匙），並以得勝的姿態升天（</w:t>
-      </w:r>
-      <w:hyperlink r:id="rId48">
-        <w:r>
-          <w:rPr>
-            <w:lang w:val="zh_TW" w:bidi="zh_TW"/>
-          </w:rPr>
-          <w:rPr>
-            <w:color w:val="0000EE"/>
-            <w:u w:val="single"/>
-          </w:rPr>
-          <w:t>來2:14–15</w:t>
-        </w:r>
-      </w:hyperlink>
-      <w:r>
-        <w:rPr>
-          <w:lang w:val="zh_TW" w:bidi="zh_TW"/>
-        </w:rPr>
-        <w:t>；</w:t>
-      </w:r>
-      <w:hyperlink r:id="rId49">
-        <w:r>
-          <w:rPr>
-            <w:lang w:val="zh_TW" w:bidi="zh_TW"/>
-          </w:rPr>
-          <w:rPr>
-            <w:color w:val="0000EE"/>
-            <w:u w:val="single"/>
-          </w:rPr>
-          <w:t>啟1:17–18</w:t>
-        </w:r>
-      </w:hyperlink>
-      <w:r>
-        <w:rPr>
-          <w:lang w:val="zh_TW" w:bidi="zh_TW"/>
-        </w:rPr>
-        <w:t>）。耶穌基督的工作並非為了祂自己，而是為了那些歸向祂的人（</w:t>
-      </w:r>
-      <w:hyperlink r:id="rId50">
-        <w:r>
-          <w:rPr>
-            <w:lang w:val="zh_TW" w:bidi="zh_TW"/>
-          </w:rPr>
-          <w:rPr>
-            <w:color w:val="0000EE"/>
-            <w:u w:val="single"/>
-          </w:rPr>
-          <w:t>可10:45</w:t>
-        </w:r>
-      </w:hyperlink>
-      <w:r>
-        <w:rPr>
-          <w:lang w:val="zh_TW" w:bidi="zh_TW"/>
-        </w:rPr>
-        <w:t>；</w:t>
-      </w:r>
-      <w:hyperlink r:id="rId51">
-        <w:r>
-          <w:rPr>
-            <w:lang w:val="zh_TW" w:bidi="zh_TW"/>
-          </w:rPr>
-          <w:rPr>
-            <w:color w:val="0000EE"/>
-            <w:u w:val="single"/>
-          </w:rPr>
-          <w:t>羅5:6–8</w:t>
-        </w:r>
-      </w:hyperlink>
-      <w:r>
-        <w:rPr>
-          <w:lang w:val="zh_TW" w:bidi="zh_TW"/>
-        </w:rPr>
-        <w:t>；</w:t>
-      </w:r>
-      <w:hyperlink r:id="rId52">
-        <w:r>
-          <w:rPr>
-            <w:lang w:val="zh_TW" w:bidi="zh_TW"/>
-          </w:rPr>
-          <w:rPr>
-            <w:color w:val="0000EE"/>
-            <w:u w:val="single"/>
-          </w:rPr>
-          <w:t>帖前5:9–10</w:t>
-        </w:r>
-      </w:hyperlink>
-      <w:r>
-        <w:rPr>
-          <w:lang w:val="zh_TW" w:bidi="zh_TW"/>
-        </w:rPr>
-        <w:t>）。通過接受基督不應得的死亡，基督為祂的追隨者打破了死亡的權勢。</w:t>
-      </w:r>
-    </w:p>
-    <w:p>
-      <w:pPr/>
-      <w:r>
-        <w:rPr>
-          <w:lang w:val="zh_TW" w:bidi="zh_TW"/>
-        </w:rPr>
-      </w:r>
-      <w:r>
-        <w:rPr>
-          <w:lang w:val="zh_TW" w:bidi="zh_TW"/>
-        </w:rPr>
-        <w:t>因此，基督徒藉著基督的大能，從「這取死的身體」中被拯救出來（</w:t>
-      </w:r>
-      <w:hyperlink r:id="rId53">
-        <w:r>
-          <w:rPr>
-            <w:lang w:val="zh_TW" w:bidi="zh_TW"/>
-          </w:rPr>
-          <w:rPr>
-            <w:color w:val="0000EE"/>
-            <w:u w:val="single"/>
-          </w:rPr>
-          <w:t>羅7:24</w:t>
-        </w:r>
-      </w:hyperlink>
-      <w:r>
-        <w:rPr>
-          <w:lang w:val="zh_TW" w:bidi="zh_TW"/>
-        </w:rPr>
-        <w:t>）。救恩通過受洗歸入基督的死而來（</w:t>
-      </w:r>
-      <w:hyperlink r:id="rId54">
-        <w:r>
-          <w:rPr>
-            <w:lang w:val="zh_TW" w:bidi="zh_TW"/>
-          </w:rPr>
-          <w:rPr>
-            <w:color w:val="0000EE"/>
-            <w:u w:val="single"/>
-          </w:rPr>
-          <w:t>6:3–4</w:t>
-        </w:r>
-      </w:hyperlink>
-      <w:r>
-        <w:rPr>
-          <w:lang w:val="zh_TW" w:bidi="zh_TW"/>
-        </w:rPr>
-        <w:t>），並且「與基督同死」於這個世界和律法之下（</w:t>
-      </w:r>
-      <w:hyperlink r:id="rId55">
-        <w:r>
-          <w:rPr>
-            <w:lang w:val="zh_TW" w:bidi="zh_TW"/>
-          </w:rPr>
-          <w:rPr>
-            <w:color w:val="0000EE"/>
-            <w:u w:val="single"/>
-          </w:rPr>
-          <w:t>羅7:6</w:t>
-        </w:r>
-      </w:hyperlink>
-      <w:r>
-        <w:rPr>
-          <w:lang w:val="zh_TW" w:bidi="zh_TW"/>
-        </w:rPr>
-        <w:t>；</w:t>
-      </w:r>
-      <w:hyperlink r:id="rId56">
-        <w:r>
-          <w:rPr>
-            <w:lang w:val="zh_TW" w:bidi="zh_TW"/>
-          </w:rPr>
-          <w:rPr>
-            <w:color w:val="0000EE"/>
-            <w:u w:val="single"/>
-          </w:rPr>
-          <w:t>加6:14</w:t>
-        </w:r>
-      </w:hyperlink>
-      <w:r>
-        <w:rPr>
-          <w:lang w:val="zh_TW" w:bidi="zh_TW"/>
-        </w:rPr>
-        <w:t>；</w:t>
-      </w:r>
-      <w:hyperlink r:id="rId57">
-        <w:r>
-          <w:rPr>
-            <w:lang w:val="zh_TW" w:bidi="zh_TW"/>
-          </w:rPr>
-          <w:rPr>
-            <w:color w:val="0000EE"/>
-            <w:u w:val="single"/>
-          </w:rPr>
-          <w:t>西2:20</w:t>
-        </w:r>
-      </w:hyperlink>
-      <w:r>
-        <w:rPr>
-          <w:lang w:val="zh_TW" w:bidi="zh_TW"/>
-        </w:rPr>
-        <w:t>）。也就是說，神將基督的死視為信徒的死。叛逆世界的罪（</w:t>
-      </w:r>
-      <w:hyperlink r:id="rId58">
-        <w:r>
-          <w:rPr>
-            <w:lang w:val="zh_TW" w:bidi="zh_TW"/>
-          </w:rPr>
-          <w:rPr>
-            <w:color w:val="0000EE"/>
-            <w:u w:val="single"/>
-          </w:rPr>
-          <w:t>羅6:6</w:t>
-        </w:r>
-      </w:hyperlink>
-      <w:r>
-        <w:rPr>
-          <w:lang w:val="zh_TW" w:bidi="zh_TW"/>
-        </w:rPr>
-        <w:t>）和自我崇拜（為自己而活，</w:t>
-      </w:r>
-      <w:hyperlink r:id="rId59">
-        <w:r>
-          <w:rPr>
-            <w:lang w:val="zh_TW" w:bidi="zh_TW"/>
-          </w:rPr>
-          <w:rPr>
-            <w:color w:val="0000EE"/>
-            <w:u w:val="single"/>
-          </w:rPr>
-          <w:t>林後5:14–15</w:t>
-        </w:r>
-      </w:hyperlink>
-      <w:r>
-        <w:rPr>
-          <w:lang w:val="zh_TW" w:bidi="zh_TW"/>
-        </w:rPr>
-        <w:t>）都成為過去。耶穌為祂的子民而死，成為將祂的生命賜給他們的方式（</w:t>
-      </w:r>
-      <w:hyperlink r:id="rId60">
-        <w:r>
-          <w:rPr>
-            <w:lang w:val="zh_TW" w:bidi="zh_TW"/>
-          </w:rPr>
-          <w:rPr>
-            <w:color w:val="0000EE"/>
-            <w:u w:val="single"/>
-          </w:rPr>
-          <w:t>4:10</w:t>
-        </w:r>
-      </w:hyperlink>
-      <w:r>
-        <w:rPr>
-          <w:lang w:val="zh_TW" w:bidi="zh_TW"/>
-        </w:rPr>
-        <w:t>）。結果是信徒與世界分離，就像他們曾經與神隔絕一樣。從世界的角度來看，他們是死的；基督是他們唯一的生命（</w:t>
-      </w:r>
-      <w:hyperlink r:id="rId61">
-        <w:r>
-          <w:rPr>
-            <w:lang w:val="zh_TW" w:bidi="zh_TW"/>
-          </w:rPr>
-          <w:rPr>
-            <w:color w:val="0000EE"/>
-            <w:u w:val="single"/>
-          </w:rPr>
-          <w:t>西3:3</w:t>
-        </w:r>
-      </w:hyperlink>
-      <w:r>
-        <w:rPr>
-          <w:lang w:val="zh_TW" w:bidi="zh_TW"/>
-        </w:rPr>
-        <w:t>）。</w:t>
-      </w:r>
-    </w:p>
-    <w:p>
-      <w:pPr/>
-      <w:r>
-        <w:rPr>
-          <w:lang w:val="zh_TW" w:bidi="zh_TW"/>
-        </w:rPr>
-      </w:r>
-      <w:r>
-        <w:rPr>
-          <w:lang w:val="zh_TW" w:bidi="zh_TW"/>
-        </w:rPr>
-        <w:t>使徒約翰以稍微不同的方式表達了這一點。耶穌來到世上是為了將生命賜給死人（</w:t>
-      </w:r>
-      <w:hyperlink r:id="rId62">
-        <w:r>
-          <w:rPr>
-            <w:lang w:val="zh_TW" w:bidi="zh_TW"/>
-          </w:rPr>
-          <w:rPr>
-            <w:color w:val="0000EE"/>
-            <w:u w:val="single"/>
-          </w:rPr>
-          <w:t>約5:24</w:t>
-        </w:r>
-      </w:hyperlink>
-      <w:r>
-        <w:rPr>
-          <w:lang w:val="zh_TW" w:bidi="zh_TW"/>
-        </w:rPr>
-        <w:t>）。這生命的賜予不會發生在復活時，而是已經發生了。所有歸向耶穌的人立即從死亡進入生命。或者換句話說，那些遵守（順服）祂話語的人，永遠不會見到死亡（</w:t>
-      </w:r>
-      <w:hyperlink r:id="rId63">
-        <w:r>
-          <w:rPr>
-            <w:lang w:val="zh_TW" w:bidi="zh_TW"/>
-          </w:rPr>
-          <w:rPr>
-            <w:color w:val="0000EE"/>
-            <w:u w:val="single"/>
-          </w:rPr>
-          <w:t>8:51–52</w:t>
-        </w:r>
-      </w:hyperlink>
-      <w:r>
-        <w:rPr>
-          <w:lang w:val="zh_TW" w:bidi="zh_TW"/>
-        </w:rPr>
-        <w:t>）。重點在於所有不在基督裡的人，已經是死的，而那些信靠基督的人已經在享受生命。基督徒與非基督徒之間的根本差異在生與死的差別。</w:t>
-      </w:r>
-    </w:p>
-    <w:p>
-      <w:pPr/>
-      <w:r>
-        <w:rPr>
-          <w:lang w:val="zh_TW" w:bidi="zh_TW"/>
-        </w:rPr>
-      </w:r>
-      <w:r>
-        <w:rPr>
-          <w:lang w:val="zh_TW" w:bidi="zh_TW"/>
-        </w:rPr>
-        <w:t>新約作者自然知道基督徒也會死亡；他們的問題是如何找到合適的詞語來解釋其與非基督徒死亡的不同。肉體上死亡的信徒被說成是「在基督裡死了」（</w:t>
-      </w:r>
-      <w:hyperlink r:id="rId64">
-        <w:r>
-          <w:rPr>
-            <w:lang w:val="zh_TW" w:bidi="zh_TW"/>
-          </w:rPr>
-          <w:rPr>
-            <w:color w:val="0000EE"/>
-            <w:u w:val="single"/>
-          </w:rPr>
-          <w:t>帖前4:16）</w:t>
-        </w:r>
-      </w:hyperlink>
-      <w:r>
-        <w:rPr>
-          <w:lang w:val="zh_TW" w:bidi="zh_TW"/>
-        </w:rPr>
-        <w:t>。或者，他們根本不是死了，而只是「睡了」（</w:t>
-      </w:r>
-      <w:hyperlink r:id="rId65">
-        <w:r>
-          <w:rPr>
-            <w:lang w:val="zh_TW" w:bidi="zh_TW"/>
-          </w:rPr>
-          <w:rPr>
-            <w:color w:val="0000EE"/>
-            <w:u w:val="single"/>
-          </w:rPr>
-          <w:t>林前15:6、18、20、51</w:t>
-        </w:r>
-      </w:hyperlink>
-      <w:r>
-        <w:rPr>
-          <w:lang w:val="zh_TW" w:bidi="zh_TW"/>
-        </w:rPr>
-        <w:t>；</w:t>
-      </w:r>
-      <w:hyperlink r:id="rId66">
-        <w:r>
-          <w:rPr>
-            <w:lang w:val="zh_TW" w:bidi="zh_TW"/>
-          </w:rPr>
-          <w:rPr>
-            <w:color w:val="0000EE"/>
-            <w:u w:val="single"/>
-          </w:rPr>
-          <w:t>帖前4:13–15</w:t>
-        </w:r>
-      </w:hyperlink>
-      <w:r>
-        <w:rPr>
-          <w:lang w:val="zh_TW" w:bidi="zh_TW"/>
-        </w:rPr>
-        <w:t>；參</w:t>
-      </w:r>
-      <w:hyperlink r:id="rId67">
-        <w:r>
-          <w:rPr>
-            <w:lang w:val="zh_TW" w:bidi="zh_TW"/>
-          </w:rPr>
-          <w:rPr>
-            <w:color w:val="0000EE"/>
-            <w:u w:val="single"/>
-          </w:rPr>
-          <w:t>約11:11–14</w:t>
-        </w:r>
-      </w:hyperlink>
-      <w:r>
-        <w:rPr>
-          <w:lang w:val="zh_TW" w:bidi="zh_TW"/>
-        </w:rPr>
-        <w:t>耶穌的話）。雖然他們的肉身死了，但已故信徒並未與基督分離；也就是說，他們並不是真的死了。死亡與陰間的一切權勢都無法使信徒與基督分離（</w:t>
-      </w:r>
-      <w:hyperlink r:id="rId68">
-        <w:r>
-          <w:rPr>
-            <w:lang w:val="zh_TW" w:bidi="zh_TW"/>
-          </w:rPr>
-          <w:rPr>
-            <w:color w:val="0000EE"/>
-            <w:u w:val="single"/>
-          </w:rPr>
-          <w:t>羅8:38–39</w:t>
-        </w:r>
-      </w:hyperlink>
-      <w:r>
-        <w:rPr>
-          <w:lang w:val="zh_TW" w:bidi="zh_TW"/>
-        </w:rPr>
-        <w:t>）。對他們來說，死亡不是損失，而是得益；它使他們更接近基督（</w:t>
-      </w:r>
-      <w:hyperlink r:id="rId69">
-        <w:r>
-          <w:rPr>
-            <w:lang w:val="zh_TW" w:bidi="zh_TW"/>
-          </w:rPr>
-          <w:rPr>
-            <w:color w:val="0000EE"/>
-            <w:u w:val="single"/>
-          </w:rPr>
-          <w:t>林後5:1–10</w:t>
-        </w:r>
-      </w:hyperlink>
-      <w:r>
-        <w:rPr>
-          <w:lang w:val="zh_TW" w:bidi="zh_TW"/>
-        </w:rPr>
-        <w:t>；</w:t>
-      </w:r>
-      <w:hyperlink r:id="rId70">
-        <w:r>
-          <w:rPr>
-            <w:lang w:val="zh_TW" w:bidi="zh_TW"/>
-          </w:rPr>
-          <w:rPr>
-            <w:color w:val="0000EE"/>
-            <w:u w:val="single"/>
-          </w:rPr>
-          <w:t>腓1:20–21</w:t>
-        </w:r>
-      </w:hyperlink>
-      <w:r>
-        <w:rPr>
-          <w:lang w:val="zh_TW" w:bidi="zh_TW"/>
-        </w:rPr>
-        <w:t>）。更重要的是，信徒還將分享基督對肉體死亡的勝利。因為祂是那些從死裡復活之人的「初熟的果子」（</w:t>
-      </w:r>
-      <w:hyperlink r:id="rId71">
-        <w:r>
-          <w:rPr>
-            <w:lang w:val="zh_TW" w:bidi="zh_TW"/>
-          </w:rPr>
-          <w:rPr>
-            <w:color w:val="0000EE"/>
-            <w:u w:val="single"/>
-          </w:rPr>
-          <w:t>林前15:20</w:t>
-        </w:r>
-      </w:hyperlink>
-      <w:r>
-        <w:rPr>
-          <w:lang w:val="zh_TW" w:bidi="zh_TW"/>
-        </w:rPr>
-        <w:t>；</w:t>
-      </w:r>
-      <w:hyperlink r:id="rId72">
-        <w:r>
-          <w:rPr>
-            <w:lang w:val="zh_TW" w:bidi="zh_TW"/>
-          </w:rPr>
-          <w:rPr>
-            <w:color w:val="0000EE"/>
-            <w:u w:val="single"/>
-          </w:rPr>
-          <w:t>西1:18</w:t>
-        </w:r>
-      </w:hyperlink>
-      <w:r>
-        <w:rPr>
-          <w:lang w:val="zh_TW" w:bidi="zh_TW"/>
-        </w:rPr>
-        <w:t>），那些「在基督裡」的人將在「末日」復活與祂同在，完全且完整。</w:t>
-      </w:r>
-    </w:p>
-    <w:p>
-      <w:pPr/>
-      <w:r>
-        <w:rPr>
-          <w:lang w:val="zh_TW" w:bidi="zh_TW"/>
-        </w:rPr>
-      </w:r>
-      <w:r>
-        <w:rPr>
-          <w:lang w:val="zh_TW" w:bidi="zh_TW"/>
-        </w:rPr>
-        <w:t>另一方面，對於那些不屬於基督的人，最終將與神完全分離。在最後的審判中，所有名字未記錄在「生命冊」上的人都將被投入火湖，與死亡和陰間為伴。這種與神的最終分離就是「第二次的死」（</w:t>
-      </w:r>
-      <w:hyperlink r:id="rId73">
-        <w:r>
-          <w:rPr>
-            <w:lang w:val="zh_TW" w:bidi="zh_TW"/>
-          </w:rPr>
-          <w:rPr>
-            <w:color w:val="0000EE"/>
-            <w:u w:val="single"/>
-          </w:rPr>
-          <w:t>啟20:14</w:t>
-        </w:r>
-      </w:hyperlink>
-      <w:r>
-        <w:rPr>
-          <w:lang w:val="zh_TW" w:bidi="zh_TW"/>
-        </w:rPr>
-        <w:t>）。然而，基督徒已經從死亡中得救（</w:t>
-      </w:r>
-      <w:hyperlink r:id="rId74">
-        <w:r>
-          <w:rPr>
-            <w:lang w:val="zh_TW" w:bidi="zh_TW"/>
-          </w:rPr>
-          <w:rPr>
-            <w:color w:val="0000EE"/>
-            <w:u w:val="single"/>
-          </w:rPr>
-          <w:t>雅5:20</w:t>
-        </w:r>
-      </w:hyperlink>
-      <w:r>
-        <w:rPr>
-          <w:lang w:val="zh_TW" w:bidi="zh_TW"/>
-        </w:rPr>
-        <w:t>；</w:t>
-      </w:r>
-      <w:hyperlink r:id="rId75">
-        <w:r>
-          <w:rPr>
-            <w:lang w:val="zh_TW" w:bidi="zh_TW"/>
-          </w:rPr>
-          <w:rPr>
-            <w:color w:val="0000EE"/>
-            <w:u w:val="single"/>
-          </w:rPr>
-          <w:t>約一3:14</w:t>
-        </w:r>
-      </w:hyperlink>
-      <w:r>
-        <w:rPr>
-          <w:lang w:val="zh_TW" w:bidi="zh_TW"/>
-        </w:rPr>
-        <w:t>）。第二次的死對那些忠於基督的人毫無權勢（</w:t>
-      </w:r>
-      <w:hyperlink r:id="rId76">
-        <w:r>
-          <w:rPr>
-            <w:lang w:val="zh_TW" w:bidi="zh_TW"/>
-          </w:rPr>
-          <w:rPr>
-            <w:color w:val="0000EE"/>
-            <w:u w:val="single"/>
-          </w:rPr>
-          <w:t>啟2:11，</w:t>
-        </w:r>
-      </w:hyperlink>
-      <w:hyperlink r:id="rId77">
-        <w:r>
-          <w:rPr>
-            <w:lang w:val="zh_TW" w:bidi="zh_TW"/>
-          </w:rPr>
-          <w:rPr>
-            <w:color w:val="0000EE"/>
-            <w:u w:val="single"/>
-          </w:rPr>
-          <w:t>20:6</w:t>
-        </w:r>
-      </w:hyperlink>
-      <w:r>
-        <w:rPr>
-          <w:lang w:val="zh_TW" w:bidi="zh_TW"/>
-        </w:rPr>
-        <w:t>）。相反，他們將與神同住，在神的同在中不再有死亡，因為神本身就是生命（</w:t>
-      </w:r>
-      <w:hyperlink r:id="rId78">
-        <w:r>
-          <w:rPr>
-            <w:lang w:val="zh_TW" w:bidi="zh_TW"/>
-          </w:rPr>
-          <w:rPr>
-            <w:color w:val="0000EE"/>
-            <w:u w:val="single"/>
-          </w:rPr>
-          <w:t>21:4</w:t>
-        </w:r>
-      </w:hyperlink>
-      <w:r>
-        <w:rPr>
-          <w:lang w:val="zh_TW" w:bidi="zh_TW"/>
-        </w:rPr>
-        <w:t>）。</w:t>
-      </w:r>
-    </w:p>
-    <w:p>
-      <w:pPr/>
-      <w:r>
-        <w:rPr>
-          <w:lang w:val="zh_TW" w:bidi="zh_TW"/>
-        </w:rPr>
-      </w:r>
-      <w:r>
-        <w:rPr>
           <w:i/>
           <w:lang w:val="zh_TW" w:bidi="zh_TW"/>
         </w:rPr>
@@ -1638,1942 +596,25 @@
         <w:rPr>
           <w:lang w:val="zh_TW" w:bidi="zh_TW"/>
         </w:rPr>
-        <w:t>死者之地</w:t>
-      </w:r>
-      <w:r>
-        <w:rPr>
-          <w:lang w:val="zh_TW" w:bidi="zh_TW"/>
-        </w:rPr>
-        <w:t>；</w:t>
-      </w:r>
-      <w:r>
-        <w:rPr>
-          <w:lang w:val="zh_TW" w:bidi="zh_TW"/>
-        </w:rPr>
-        <w:t>中間狀態</w:t>
-      </w:r>
-      <w:r>
-        <w:rPr>
-          <w:lang w:val="zh_TW" w:bidi="zh_TW"/>
-        </w:rPr>
-        <w:t>；</w:t>
-      </w:r>
-      <w:r>
-        <w:rPr>
-          <w:lang w:val="zh_TW" w:bidi="zh_TW"/>
-        </w:rPr>
-        <w:t>神的忿怒</w:t>
-      </w:r>
-      <w:r>
-        <w:rPr>
-          <w:lang w:val="zh_TW" w:bidi="zh_TW"/>
-        </w:rPr>
-        <w:t>。</w:t>
-      </w:r>
-      <w:r>
-        <w:rPr>
-          <w:lang w:val="zh_TW" w:bidi="zh_TW"/>
-        </w:rPr>
-      </w:r>
-      <w:r>
-        <w:rPr>
-          <w:lang w:val="zh_TW" w:bidi="zh_TW"/>
-        </w:rPr>
-      </w:r>
-    </w:p>
-    <w:p>
-      <w:pPr/>
-      <w:r>
-        <w:rPr>
-          <w:lang w:val="zh_TW" w:bidi="zh_TW"/>
-        </w:rPr>
-      </w:r>
-    </w:p>
-    <w:p>
-      <w:pPr>
-        <w:pStyle w:val="Heading2"/>
-      </w:pPr>
-      <w:r>
-        <w:rPr>
-          <w:lang w:val="zh_TW" w:bidi="zh_TW"/>
-        </w:rPr>
-        <w:t>死者之地</w:t>
-      </w:r>
-      <w:r>
-        <w:rPr>
-          <w:lang w:val="zh_TW" w:bidi="zh_TW"/>
-        </w:rPr>
-      </w:r>
-    </w:p>
-    <w:p>
-      <w:pPr/>
-      <w:r>
-        <w:rPr>
-          <w:lang w:val="zh_TW" w:bidi="zh_TW"/>
-        </w:rPr>
-      </w:r>
-      <w:r>
-        <w:rPr>
-          <w:lang w:val="zh_TW" w:bidi="zh_TW"/>
-        </w:rPr>
-        <w:t>此用語涵蓋聖經多個指向死者歸宿的描述式意象，包括舊約中的「陰間（Sheol）」和「坑」，以及新約中的「陰間（Hades）」、「地獄（Gehenna）」、「樂園（Paradise）」和「亞伯拉罕的懷裡」。隨著希伯來人愈來愈理解生命和死後之事，他們對死亡的觀念，初期模糊認知，得以發展到新約更為完整的概念。</w:t>
-      </w:r>
-    </w:p>
-    <w:p>
-      <w:pPr>
-        <w:pStyle w:val="Heading3"/>
-      </w:pPr>
-      <w:r>
-        <w:rPr>
-          <w:lang w:val="zh_TW" w:bidi="zh_TW"/>
-        </w:rPr>
-        <w:t>舊約聖經</w:t>
-      </w:r>
-    </w:p>
-    <w:p>
-      <w:pPr/>
-      <w:r>
-        <w:rPr>
-          <w:lang w:val="zh_TW" w:bidi="zh_TW"/>
-        </w:rPr>
-      </w:r>
-      <w:r>
-        <w:rPr>
-          <w:lang w:val="zh_TW" w:bidi="zh_TW"/>
-        </w:rPr>
-        <w:t>舊約關於死者的信息有限。根據某些經文，死亡之後，人下降到陰間（常被翻譯為「墳墓」、「地獄」、「坑」或簡單稱為「死裡」），在某些情況下，僅僅指埋葬的墳墓（</w:t>
-      </w:r>
-      <w:hyperlink r:id="rId79">
-        <w:r>
-          <w:rPr>
-            <w:lang w:val="zh_TW" w:bidi="zh_TW"/>
-          </w:rPr>
-          <w:rPr>
-            <w:color w:val="0000EE"/>
-            <w:u w:val="single"/>
-          </w:rPr>
-          <w:t>民16:30、33</w:t>
-        </w:r>
-      </w:hyperlink>
-      <w:r>
-        <w:rPr>
-          <w:lang w:val="zh_TW" w:bidi="zh_TW"/>
-        </w:rPr>
-        <w:t>），但更多時候是指一個地下世界。這個死者的居所被描繪為地下的地方，人會「下到」那裡（</w:t>
-      </w:r>
-      <w:hyperlink r:id="rId80">
-        <w:r>
-          <w:rPr>
-            <w:lang w:val="zh_TW" w:bidi="zh_TW"/>
-          </w:rPr>
-          <w:rPr>
-            <w:color w:val="0000EE"/>
-            <w:u w:val="single"/>
-          </w:rPr>
-          <w:t>創42:38</w:t>
-        </w:r>
-      </w:hyperlink>
-      <w:r>
-        <w:rPr>
-          <w:lang w:val="zh_TW" w:bidi="zh_TW"/>
-        </w:rPr>
-        <w:t>；</w:t>
-      </w:r>
-      <w:hyperlink r:id="rId81">
-        <w:r>
-          <w:rPr>
-            <w:lang w:val="zh_TW" w:bidi="zh_TW"/>
-          </w:rPr>
-          <w:rPr>
-            <w:color w:val="0000EE"/>
-            <w:u w:val="single"/>
-          </w:rPr>
-          <w:t>箴15:24</w:t>
-        </w:r>
-      </w:hyperlink>
-      <w:r>
-        <w:rPr>
-          <w:lang w:val="zh_TW" w:bidi="zh_TW"/>
-        </w:rPr>
-        <w:t>；</w:t>
-      </w:r>
-      <w:hyperlink r:id="rId82">
-        <w:r>
-          <w:rPr>
-            <w:lang w:val="zh_TW" w:bidi="zh_TW"/>
-          </w:rPr>
-          <w:rPr>
-            <w:color w:val="0000EE"/>
-            <w:u w:val="single"/>
-          </w:rPr>
-          <w:t>結26:20</w:t>
-        </w:r>
-      </w:hyperlink>
-      <w:r>
-        <w:rPr>
-          <w:lang w:val="zh_TW" w:bidi="zh_TW"/>
-        </w:rPr>
-        <w:t>），並且是幽暗（</w:t>
-      </w:r>
-      <w:hyperlink r:id="rId83">
-        <w:r>
-          <w:rPr>
-            <w:lang w:val="zh_TW" w:bidi="zh_TW"/>
-          </w:rPr>
-          <w:rPr>
-            <w:color w:val="0000EE"/>
-            <w:u w:val="single"/>
-          </w:rPr>
-          <w:t>伯10:21–22</w:t>
-        </w:r>
-      </w:hyperlink>
-      <w:r>
-        <w:rPr>
-          <w:lang w:val="zh_TW" w:bidi="zh_TW"/>
-        </w:rPr>
-        <w:t>）、寂靜（</w:t>
-      </w:r>
-      <w:hyperlink r:id="rId84">
-        <w:r>
-          <w:rPr>
-            <w:lang w:val="zh_TW" w:bidi="zh_TW"/>
-          </w:rPr>
-          <w:rPr>
-            <w:color w:val="0000EE"/>
-            <w:u w:val="single"/>
-          </w:rPr>
-          <w:t>詩94:17，</w:t>
-        </w:r>
-      </w:hyperlink>
-      <w:hyperlink r:id="rId85">
-        <w:r>
-          <w:rPr>
-            <w:lang w:val="zh_TW" w:bidi="zh_TW"/>
-          </w:rPr>
-          <w:rPr>
-            <w:color w:val="0000EE"/>
-            <w:u w:val="single"/>
-          </w:rPr>
-          <w:t>115:17</w:t>
-        </w:r>
-      </w:hyperlink>
-      <w:r>
-        <w:rPr>
-          <w:lang w:val="zh_TW" w:bidi="zh_TW"/>
-        </w:rPr>
-        <w:t>）和忘記之地（</w:t>
-      </w:r>
-      <w:hyperlink r:id="rId86">
-        <w:r>
-          <w:rPr>
-            <w:lang w:val="zh_TW" w:bidi="zh_TW"/>
-          </w:rPr>
-          <w:rPr>
-            <w:color w:val="0000EE"/>
-            <w:u w:val="single"/>
-          </w:rPr>
-          <w:t>詩88:12</w:t>
-        </w:r>
-      </w:hyperlink>
-      <w:r>
-        <w:rPr>
-          <w:lang w:val="zh_TW" w:bidi="zh_TW"/>
-        </w:rPr>
-        <w:t>）。神不會在「陰間」被記念，也不再有人歌頌祂（</w:t>
-      </w:r>
-      <w:hyperlink r:id="rId87">
-        <w:r>
-          <w:rPr>
-            <w:lang w:val="zh_TW" w:bidi="zh_TW"/>
-          </w:rPr>
-          <w:rPr>
-            <w:color w:val="0000EE"/>
-            <w:u w:val="single"/>
-          </w:rPr>
-          <w:t>詩6:5，</w:t>
-        </w:r>
-      </w:hyperlink>
-      <w:hyperlink r:id="rId88">
-        <w:r>
-          <w:rPr>
-            <w:lang w:val="zh_TW" w:bidi="zh_TW"/>
-          </w:rPr>
-          <w:rPr>
-            <w:color w:val="0000EE"/>
-            <w:u w:val="single"/>
-          </w:rPr>
-          <w:t>30:9，</w:t>
-        </w:r>
-      </w:hyperlink>
-      <w:hyperlink r:id="rId85">
-        <w:r>
-          <w:rPr>
-            <w:lang w:val="zh_TW" w:bidi="zh_TW"/>
-          </w:rPr>
-          <w:rPr>
-            <w:color w:val="0000EE"/>
-            <w:u w:val="single"/>
-          </w:rPr>
-          <w:t>115:17</w:t>
-        </w:r>
-      </w:hyperlink>
-      <w:r>
-        <w:rPr>
-          <w:lang w:val="zh_TW" w:bidi="zh_TW"/>
-        </w:rPr>
-        <w:t>），甚至人們相信，連神也不會記念那裡的人（</w:t>
-      </w:r>
-      <w:hyperlink r:id="rId89">
-        <w:r>
-          <w:rPr>
-            <w:lang w:val="zh_TW" w:bidi="zh_TW"/>
-          </w:rPr>
-          <w:rPr>
-            <w:color w:val="0000EE"/>
-            <w:u w:val="single"/>
-          </w:rPr>
-          <w:t>詩88:5、11</w:t>
-        </w:r>
-      </w:hyperlink>
-      <w:r>
-        <w:rPr>
-          <w:lang w:val="zh_TW" w:bidi="zh_TW"/>
-        </w:rPr>
-        <w:t>；</w:t>
-      </w:r>
-      <w:hyperlink r:id="rId90">
-        <w:r>
-          <w:rPr>
-            <w:lang w:val="zh_TW" w:bidi="zh_TW"/>
-          </w:rPr>
-          <w:rPr>
-            <w:color w:val="0000EE"/>
-            <w:u w:val="single"/>
-          </w:rPr>
-          <w:t>賽38:18</w:t>
-        </w:r>
-      </w:hyperlink>
-      <w:r>
-        <w:rPr>
-          <w:lang w:val="zh_TW" w:bidi="zh_TW"/>
-        </w:rPr>
-        <w:t>）。死者被視為永久與神隔絕，無法參與祂在歷史中的作為。雖然生與死之間的界線有時可說是模糊不清（如在</w:t>
-      </w:r>
-      <w:hyperlink r:id="rId91">
-        <w:r>
-          <w:rPr>
-            <w:lang w:val="zh_TW" w:bidi="zh_TW"/>
-          </w:rPr>
-          <w:rPr>
-            <w:color w:val="0000EE"/>
-            <w:u w:val="single"/>
-          </w:rPr>
-          <w:t>列王紀下四章32至37節</w:t>
-        </w:r>
-      </w:hyperlink>
-      <w:r>
-        <w:rPr>
-          <w:lang w:val="zh_TW" w:bidi="zh_TW"/>
-        </w:rPr>
-        <w:t>中的復活，又在</w:t>
-      </w:r>
-      <w:hyperlink r:id="rId92">
-        <w:r>
-          <w:rPr>
-            <w:lang w:val="zh_TW" w:bidi="zh_TW"/>
-          </w:rPr>
-          <w:rPr>
-            <w:color w:val="0000EE"/>
-            <w:u w:val="single"/>
-          </w:rPr>
-          <w:t>撒母耳記上二十八章7至25節</w:t>
-        </w:r>
-      </w:hyperlink>
-      <w:r>
-        <w:rPr>
-          <w:lang w:val="zh_TW" w:bidi="zh_TW"/>
-        </w:rPr>
-        <w:t>中，撒母耳的鬼魂所示），但猶太人明確禁止與死者溝通（</w:t>
-      </w:r>
-      <w:hyperlink r:id="rId93">
-        <w:r>
-          <w:rPr>
-            <w:lang w:val="zh_TW" w:bidi="zh_TW"/>
-          </w:rPr>
-          <w:rPr>
-            <w:color w:val="0000EE"/>
-            <w:u w:val="single"/>
-          </w:rPr>
-          <w:t>申18:11</w:t>
-        </w:r>
-      </w:hyperlink>
-      <w:r>
-        <w:rPr>
-          <w:lang w:val="zh_TW" w:bidi="zh_TW"/>
-        </w:rPr>
-        <w:t>）。（拜祭死者在以色列周邊的列國中，是普遍的習俗。）</w:t>
-      </w:r>
-    </w:p>
-    <w:p>
-      <w:pPr/>
-      <w:r>
-        <w:rPr>
-          <w:lang w:val="zh_TW" w:bidi="zh_TW"/>
-        </w:rPr>
-      </w:r>
-      <w:r>
-        <w:rPr>
-          <w:lang w:val="zh_TW" w:bidi="zh_TW"/>
-        </w:rPr>
-        <w:t>雖然人在陰間的命運不能真正稱為生命，但它仍被視為一種存在狀態，或許還可能與同胞和祖先相伴（</w:t>
-      </w:r>
-      <w:hyperlink r:id="rId94">
-        <w:r>
-          <w:rPr>
-            <w:lang w:val="zh_TW" w:bidi="zh_TW"/>
-          </w:rPr>
-          <w:rPr>
-            <w:color w:val="0000EE"/>
-            <w:u w:val="single"/>
-          </w:rPr>
-          <w:t>創25:8</w:t>
-        </w:r>
-      </w:hyperlink>
-      <w:r>
-        <w:rPr>
-          <w:lang w:val="zh_TW" w:bidi="zh_TW"/>
-        </w:rPr>
-        <w:t>；</w:t>
-      </w:r>
-      <w:hyperlink r:id="rId95">
-        <w:r>
-          <w:rPr>
-            <w:lang w:val="zh_TW" w:bidi="zh_TW"/>
-          </w:rPr>
-          <w:rPr>
-            <w:color w:val="0000EE"/>
-            <w:u w:val="single"/>
-          </w:rPr>
-          <w:t>結32:17–30</w:t>
-        </w:r>
-      </w:hyperlink>
-      <w:r>
-        <w:rPr>
-          <w:lang w:val="zh_TW" w:bidi="zh_TW"/>
-        </w:rPr>
-        <w:t>）。然而，陰間並不在神的能力範圍之外（</w:t>
-      </w:r>
-      <w:hyperlink r:id="rId17">
-        <w:r>
-          <w:rPr>
-            <w:lang w:val="zh_TW" w:bidi="zh_TW"/>
-          </w:rPr>
-          <w:rPr>
-            <w:color w:val="0000EE"/>
-            <w:u w:val="single"/>
-          </w:rPr>
-          <w:t>詩139:8</w:t>
-        </w:r>
-      </w:hyperlink>
-      <w:r>
-        <w:rPr>
-          <w:lang w:val="zh_TW" w:bidi="zh_TW"/>
-        </w:rPr>
-        <w:t>；</w:t>
-      </w:r>
-      <w:hyperlink r:id="rId96">
-        <w:r>
-          <w:rPr>
-            <w:lang w:val="zh_TW" w:bidi="zh_TW"/>
-          </w:rPr>
-          <w:rPr>
-            <w:color w:val="0000EE"/>
-            <w:u w:val="single"/>
-          </w:rPr>
-          <w:t>摩9:2</w:t>
-        </w:r>
-      </w:hyperlink>
-      <w:r>
-        <w:rPr>
-          <w:lang w:val="zh_TW" w:bidi="zh_TW"/>
-        </w:rPr>
-        <w:t>；</w:t>
-      </w:r>
-      <w:hyperlink r:id="rId97">
-        <w:r>
-          <w:rPr>
-            <w:lang w:val="zh_TW" w:bidi="zh_TW"/>
-          </w:rPr>
-          <w:rPr>
-            <w:color w:val="0000EE"/>
-            <w:u w:val="single"/>
-          </w:rPr>
-          <w:t>拿2:2</w:t>
-        </w:r>
-      </w:hyperlink>
-      <w:r>
-        <w:rPr>
-          <w:lang w:val="zh_TW" w:bidi="zh_TW"/>
-        </w:rPr>
-        <w:t>）。雖然陰間被描繪成貪婪飢渴的怪物，會吞噬活人（</w:t>
-      </w:r>
-      <w:hyperlink r:id="rId98">
-        <w:r>
-          <w:rPr>
-            <w:lang w:val="zh_TW" w:bidi="zh_TW"/>
-          </w:rPr>
-          <w:rPr>
-            <w:color w:val="0000EE"/>
-            <w:u w:val="single"/>
-          </w:rPr>
-          <w:t>箴27:20，</w:t>
-        </w:r>
-      </w:hyperlink>
-      <w:hyperlink r:id="rId99">
-        <w:r>
-          <w:rPr>
-            <w:lang w:val="zh_TW" w:bidi="zh_TW"/>
-          </w:rPr>
-          <w:rPr>
-            <w:color w:val="0000EE"/>
-            <w:u w:val="single"/>
-          </w:rPr>
-          <w:t>30:16</w:t>
-        </w:r>
-      </w:hyperlink>
-      <w:r>
-        <w:rPr>
-          <w:lang w:val="zh_TW" w:bidi="zh_TW"/>
-        </w:rPr>
-        <w:t>），但神的大能仍能拯救人脫離掌控（</w:t>
-      </w:r>
-      <w:hyperlink r:id="rId100">
-        <w:r>
-          <w:rPr>
-            <w:lang w:val="zh_TW" w:bidi="zh_TW"/>
-          </w:rPr>
-          <w:rPr>
-            <w:color w:val="0000EE"/>
-            <w:u w:val="single"/>
-          </w:rPr>
-          <w:t>詩49:15，</w:t>
-        </w:r>
-      </w:hyperlink>
-      <w:hyperlink r:id="rId101">
-        <w:r>
-          <w:rPr>
-            <w:lang w:val="zh_TW" w:bidi="zh_TW"/>
-          </w:rPr>
-          <w:rPr>
-            <w:color w:val="0000EE"/>
-            <w:u w:val="single"/>
-          </w:rPr>
-          <w:t>86:13</w:t>
-        </w:r>
-      </w:hyperlink>
-      <w:r>
-        <w:rPr>
-          <w:lang w:val="zh_TW" w:bidi="zh_TW"/>
-        </w:rPr>
-        <w:t>）。到舊約時期末期，人們甚至有希望最終從陰間得救（</w:t>
-      </w:r>
-      <w:hyperlink r:id="rId102">
-        <w:r>
-          <w:rPr>
-            <w:lang w:val="zh_TW" w:bidi="zh_TW"/>
-          </w:rPr>
-          <w:rPr>
-            <w:color w:val="0000EE"/>
-            <w:u w:val="single"/>
-          </w:rPr>
-          <w:t>伯14:13–22，</w:t>
-        </w:r>
-      </w:hyperlink>
-      <w:hyperlink r:id="rId103">
-        <w:r>
-          <w:rPr>
-            <w:lang w:val="zh_TW" w:bidi="zh_TW"/>
-          </w:rPr>
-          <w:rPr>
-            <w:color w:val="0000EE"/>
-            <w:u w:val="single"/>
-          </w:rPr>
-          <w:t>19:25–27</w:t>
-        </w:r>
-      </w:hyperlink>
-      <w:r>
-        <w:rPr>
-          <w:lang w:val="zh_TW" w:bidi="zh_TW"/>
-        </w:rPr>
-        <w:t>；</w:t>
-      </w:r>
-      <w:hyperlink r:id="rId100">
-        <w:r>
-          <w:rPr>
-            <w:lang w:val="zh_TW" w:bidi="zh_TW"/>
-          </w:rPr>
-          <w:rPr>
-            <w:color w:val="0000EE"/>
-            <w:u w:val="single"/>
-          </w:rPr>
-          <w:t>詩49:15，</w:t>
-        </w:r>
-      </w:hyperlink>
-      <w:hyperlink r:id="rId16">
-        <w:r>
-          <w:rPr>
-            <w:lang w:val="zh_TW" w:bidi="zh_TW"/>
-          </w:rPr>
-          <w:rPr>
-            <w:color w:val="0000EE"/>
-            <w:u w:val="single"/>
-          </w:rPr>
-          <w:t>73:23–28</w:t>
-        </w:r>
-      </w:hyperlink>
-      <w:r>
-        <w:rPr>
-          <w:lang w:val="zh_TW" w:bidi="zh_TW"/>
-        </w:rPr>
-        <w:t>），但只有但以理書明確表達了這份盼望（</w:t>
-      </w:r>
-      <w:hyperlink r:id="rId104">
-        <w:r>
-          <w:rPr>
-            <w:lang w:val="zh_TW" w:bidi="zh_TW"/>
-          </w:rPr>
-          <w:rPr>
-            <w:color w:val="0000EE"/>
-            <w:u w:val="single"/>
-          </w:rPr>
-          <w:t>但12:1–2</w:t>
-        </w:r>
-      </w:hyperlink>
-      <w:r>
-        <w:rPr>
-          <w:lang w:val="zh_TW" w:bidi="zh_TW"/>
-        </w:rPr>
-        <w:t>）。因此，雖然古代希伯來人並未像新約使徒保羅那樣，可以坦然面對死亡（</w:t>
-      </w:r>
-      <w:hyperlink r:id="rId105">
-        <w:r>
-          <w:rPr>
-            <w:lang w:val="zh_TW" w:bidi="zh_TW"/>
-          </w:rPr>
-          <w:rPr>
-            <w:color w:val="0000EE"/>
-            <w:u w:val="single"/>
-          </w:rPr>
-          <w:t>林後5:1–8</w:t>
-        </w:r>
-      </w:hyperlink>
-      <w:r>
-        <w:rPr>
-          <w:lang w:val="zh_TW" w:bidi="zh_TW"/>
-        </w:rPr>
-        <w:t>；</w:t>
-      </w:r>
-      <w:hyperlink r:id="rId106">
-        <w:r>
-          <w:rPr>
-            <w:lang w:val="zh_TW" w:bidi="zh_TW"/>
-          </w:rPr>
-          <w:rPr>
-            <w:color w:val="0000EE"/>
-            <w:u w:val="single"/>
-          </w:rPr>
-          <w:t>腓1:21–23</w:t>
-        </w:r>
-      </w:hyperlink>
-      <w:r>
-        <w:rPr>
-          <w:lang w:val="zh_TW" w:bidi="zh_TW"/>
-        </w:rPr>
-        <w:t>），但他們逐漸明白死亡並非一個毫無盼望的狀態。</w:t>
-      </w:r>
-    </w:p>
-    <w:p>
-      <w:pPr>
-        <w:pStyle w:val="Heading3"/>
-      </w:pPr>
-      <w:r>
-        <w:rPr>
-          <w:lang w:val="zh_TW" w:bidi="zh_TW"/>
-        </w:rPr>
-        <w:t>兩約之間的著作</w:t>
-      </w:r>
-    </w:p>
-    <w:p>
-      <w:pPr/>
-      <w:r>
-        <w:rPr>
-          <w:lang w:val="zh_TW" w:bidi="zh_TW"/>
-        </w:rPr>
-      </w:r>
-      <w:r>
-        <w:rPr>
-          <w:lang w:val="zh_TW" w:bidi="zh_TW"/>
-        </w:rPr>
-        <w:t>在被擄與新約時期的開始之間（公元前586–公元30，與舊約結束的時期部分重疊），與波斯和希臘宗教的接觸，促使猶太人釐清他們對死後生命的觀念。舊約翻譯成希臘文時，人們用希臘文Hades（陰間的名稱）來翻譯希伯來文的Sheol。在新約中，Hades成為死者居所的通用名稱。</w:t>
-      </w:r>
-    </w:p>
-    <w:p>
-      <w:pPr/>
-      <w:r>
-        <w:rPr>
-          <w:lang w:val="zh_TW" w:bidi="zh_TW"/>
-        </w:rPr>
-      </w:r>
-      <w:r>
-        <w:rPr>
-          <w:lang w:val="zh_TW" w:bidi="zh_TW"/>
-        </w:rPr>
-        <w:t>新名稱的出現也帶來了新的觀念，有多個關於死者歸宿的觀點開始流傳。一個常見的觀點出現在偽經以諾一書第二十二章中，描述死者被安置在一座大山的中空位置，等待最後的審判。其中有一個相對愉快的區域，是為義人預備的；另一個則是為惡人準備，充滿痛苦的地方。其他作者則延續舊約Hades或Sheol的概念，視其為一個與神和幸福隔絕的地方（</w:t>
-      </w:r>
-      <w:hyperlink r:id="rId107">
-        <w:r>
-          <w:rPr>
-            <w:lang w:val="zh_TW" w:bidi="zh_TW"/>
-          </w:rPr>
-          <w:rPr>
-            <w:color w:val="0000EE"/>
-            <w:u w:val="single"/>
-          </w:rPr>
-          <w:t>便西拉智訓14:12、16，</w:t>
-        </w:r>
-      </w:hyperlink>
-      <w:hyperlink r:id="rId108">
-        <w:r>
-          <w:rPr>
-            <w:lang w:val="zh_TW" w:bidi="zh_TW"/>
-          </w:rPr>
-          <w:rPr>
-            <w:color w:val="0000EE"/>
-            <w:u w:val="single"/>
-          </w:rPr>
-          <w:t>17:27–28</w:t>
-        </w:r>
-      </w:hyperlink>
-      <w:r>
-        <w:rPr>
-          <w:lang w:val="zh_TW" w:bidi="zh_TW"/>
-        </w:rPr>
-        <w:t>）。</w:t>
-      </w:r>
-    </w:p>
-    <w:p>
-      <w:pPr/>
-      <w:r>
-        <w:rPr>
-          <w:lang w:val="zh_TW" w:bidi="zh_TW"/>
-        </w:rPr>
-      </w:r>
-      <w:r>
-        <w:rPr>
-          <w:lang w:val="zh_TW" w:bidi="zh_TW"/>
-        </w:rPr>
-        <w:t>在那段時期，猶太人也開始使用新詞「地獄」（Gehenna，希伯來文Hinnom），是一個山谷的名字，位於耶路撒冷南方。該山谷在舊約時期以獻兒童為祭的可憎行為著稱（</w:t>
-      </w:r>
-      <w:hyperlink r:id="rId109">
-        <w:r>
-          <w:rPr>
-            <w:lang w:val="zh_TW" w:bidi="zh_TW"/>
-          </w:rPr>
-          <w:rPr>
-            <w:color w:val="0000EE"/>
-            <w:u w:val="single"/>
-          </w:rPr>
-          <w:t>王下23:10;</w:t>
-        </w:r>
-      </w:hyperlink>
-      <w:r>
-        <w:rPr>
-          <w:lang w:val="zh_TW" w:bidi="zh_TW"/>
-        </w:rPr>
-        <w:t xml:space="preserve"> </w:t>
-      </w:r>
-      <w:hyperlink r:id="rId110">
-        <w:r>
-          <w:rPr>
-            <w:lang w:val="zh_TW" w:bidi="zh_TW"/>
-          </w:rPr>
-          <w:rPr>
-            <w:color w:val="0000EE"/>
-            <w:u w:val="single"/>
-          </w:rPr>
-          <w:t>歷代志下</w:t>
-        </w:r>
-      </w:hyperlink>
-      <w:r>
-        <w:rPr>
-          <w:lang w:val="zh_TW" w:bidi="zh_TW"/>
-        </w:rPr>
-        <w:t xml:space="preserve"> 28:3; </w:t>
-      </w:r>
-      <w:hyperlink r:id="rId111">
-        <w:r>
-          <w:rPr>
-            <w:lang w:val="zh_TW" w:bidi="zh_TW"/>
-          </w:rPr>
-          <w:rPr>
-            <w:color w:val="0000EE"/>
-            <w:u w:val="single"/>
-          </w:rPr>
-          <w:t xml:space="preserve">33:6 </w:t>
-        </w:r>
-      </w:hyperlink>
-      <w:r>
-        <w:rPr>
-          <w:lang w:val="zh_TW" w:bidi="zh_TW"/>
-        </w:rPr>
-        <w:t>)，而在新約時期則以焚燒垃圾聞名。地獄成為惡人死後歸宿的稱呼，是一個充滿火焰折磨的地方（以諾一書90:20–27；</w:t>
-      </w:r>
-      <w:hyperlink r:id="rId112">
-        <w:r>
-          <w:rPr>
-            <w:lang w:val="zh_TW" w:bidi="zh_TW"/>
-          </w:rPr>
-          <w:rPr>
-            <w:color w:val="0000EE"/>
-            <w:u w:val="single"/>
-          </w:rPr>
-          <w:t>以斯拉二書7:70</w:t>
-        </w:r>
-      </w:hyperlink>
-      <w:r>
-        <w:rPr>
-          <w:lang w:val="zh_TW" w:bidi="zh_TW"/>
-        </w:rPr>
-        <w:t>）。與此懲罰之地相對的是「樂園」（paradise，源自波斯文，指快樂園地），義人在那裡享受福樂。</w:t>
-      </w:r>
-    </w:p>
-    <w:p>
-      <w:pPr/>
-      <w:r>
-        <w:rPr>
-          <w:lang w:val="zh_TW" w:bidi="zh_TW"/>
-        </w:rPr>
-      </w:r>
-      <w:r>
-        <w:rPr>
-          <w:lang w:val="zh_TW" w:bidi="zh_TW"/>
-        </w:rPr>
-        <w:t>所有這些概念——陰間、地獄、樂園，都被新約作者塑造成最適切基督啟示的形式。</w:t>
-      </w:r>
-    </w:p>
-    <w:p>
-      <w:pPr>
-        <w:pStyle w:val="Heading3"/>
-      </w:pPr>
-      <w:r>
-        <w:rPr>
-          <w:lang w:val="zh_TW" w:bidi="zh_TW"/>
-        </w:rPr>
-        <w:t>新約聖經</w:t>
-      </w:r>
-    </w:p>
-    <w:p>
-      <w:pPr/>
-      <w:r>
-        <w:rPr>
-          <w:lang w:val="zh_TW" w:bidi="zh_TW"/>
-        </w:rPr>
-      </w:r>
-      <w:r>
-        <w:rPr>
-          <w:lang w:val="zh_TW" w:bidi="zh_TW"/>
-        </w:rPr>
-        <w:t>雖然新約使用了多種詞語來描述死者的居所，但實際提及的次數相當少，總共只有約35節經文。這些經文主要集中在福音書和啟示錄。使徒保羅對天堂多有言說，但只有耶穌和約翰對地獄有較多的描述。</w:t>
-      </w:r>
-    </w:p>
-    <w:p>
-      <w:pPr/>
-      <w:r>
-        <w:rPr>
-          <w:lang w:val="zh_TW" w:bidi="zh_TW"/>
-        </w:rPr>
-      </w:r>
-      <w:r>
-        <w:rPr>
-          <w:lang w:val="zh_TW" w:bidi="zh_TW"/>
-        </w:rPr>
-        <w:t>「陰間（Hades）」這個詞僅在耶穌的比喻中出現一次，即財主和拉撒路的比喻（</w:t>
-      </w:r>
-      <w:hyperlink r:id="rId113">
-        <w:r>
-          <w:rPr>
-            <w:lang w:val="zh_TW" w:bidi="zh_TW"/>
-          </w:rPr>
-          <w:rPr>
-            <w:color w:val="0000EE"/>
-            <w:u w:val="single"/>
-          </w:rPr>
-          <w:t>路16:23</w:t>
-        </w:r>
-      </w:hyperlink>
-      <w:r>
-        <w:rPr>
-          <w:lang w:val="zh_TW" w:bidi="zh_TW"/>
-        </w:rPr>
-        <w:t>）。在該比喻中，陰間是一個充滿痛苦的地方，是惡人死後的去處。這種痛苦被描述為「火焰」，即使肉體已死，仍能對人造成身體上的折磨。凡在痛苦中的人，皆不會得到任何安慰。</w:t>
-      </w:r>
-    </w:p>
-    <w:p>
-      <w:pPr/>
-      <w:r>
-        <w:rPr>
-          <w:lang w:val="zh_TW" w:bidi="zh_TW"/>
-        </w:rPr>
-      </w:r>
-      <w:r>
-        <w:rPr>
-          <w:lang w:val="zh_TW" w:bidi="zh_TW"/>
-        </w:rPr>
-        <w:t>雖然惡人在死後立即進入陰間，但他們的最終歸宿是地獄，一個充滿火和蟲的地方，象徵著腐敗（</w:t>
-      </w:r>
-      <w:hyperlink r:id="rId114">
-        <w:r>
-          <w:rPr>
-            <w:lang w:val="zh_TW" w:bidi="zh_TW"/>
-          </w:rPr>
-          <w:rPr>
-            <w:color w:val="0000EE"/>
-            <w:u w:val="single"/>
-          </w:rPr>
-          <w:t>太5:22、29–30，</w:t>
-        </w:r>
-      </w:hyperlink>
-      <w:hyperlink r:id="rId115">
-        <w:r>
-          <w:rPr>
-            <w:lang w:val="zh_TW" w:bidi="zh_TW"/>
-          </w:rPr>
-          <w:rPr>
-            <w:color w:val="0000EE"/>
-            <w:u w:val="single"/>
-          </w:rPr>
-          <w:t>18:9</w:t>
-        </w:r>
-      </w:hyperlink>
-      <w:r>
-        <w:rPr>
-          <w:lang w:val="zh_TW" w:bidi="zh_TW"/>
-        </w:rPr>
-        <w:t>；</w:t>
-      </w:r>
-      <w:hyperlink r:id="rId116">
-        <w:r>
-          <w:rPr>
-            <w:lang w:val="zh_TW" w:bidi="zh_TW"/>
-          </w:rPr>
-          <w:rPr>
-            <w:color w:val="0000EE"/>
-            <w:u w:val="single"/>
-          </w:rPr>
-          <w:t>可9:48</w:t>
-        </w:r>
-      </w:hyperlink>
-      <w:r>
-        <w:rPr>
-          <w:lang w:val="zh_TW" w:bidi="zh_TW"/>
-        </w:rPr>
-        <w:t>，引用自</w:t>
-      </w:r>
-      <w:hyperlink r:id="rId117">
-        <w:r>
-          <w:rPr>
-            <w:lang w:val="zh_TW" w:bidi="zh_TW"/>
-          </w:rPr>
-          <w:rPr>
-            <w:color w:val="0000EE"/>
-            <w:u w:val="single"/>
-          </w:rPr>
-          <w:t>賽66:24</w:t>
-        </w:r>
-      </w:hyperlink>
-      <w:r>
-        <w:rPr>
-          <w:lang w:val="zh_TW" w:bidi="zh_TW"/>
-        </w:rPr>
-        <w:t>）。耶穌也稱地獄為「外邊黑暗」，那裡將有「哀哭切齒」（</w:t>
-      </w:r>
-      <w:hyperlink r:id="rId118">
-        <w:r>
-          <w:rPr>
-            <w:lang w:val="zh_TW" w:bidi="zh_TW"/>
-          </w:rPr>
-          <w:rPr>
-            <w:color w:val="0000EE"/>
-            <w:u w:val="single"/>
-          </w:rPr>
-          <w:t>太8:12，</w:t>
-        </w:r>
-      </w:hyperlink>
-      <w:hyperlink r:id="rId119">
-        <w:r>
-          <w:rPr>
-            <w:lang w:val="zh_TW" w:bidi="zh_TW"/>
-          </w:rPr>
-          <w:rPr>
-            <w:color w:val="0000EE"/>
-            <w:u w:val="single"/>
-          </w:rPr>
-          <w:t>22:13</w:t>
-        </w:r>
-      </w:hyperlink>
-      <w:r>
-        <w:rPr>
-          <w:lang w:val="zh_TW" w:bidi="zh_TW"/>
-        </w:rPr>
-        <w:t>）。顯然，在最後的審判之後，惡人將被基督的命令送往那裡（</w:t>
-      </w:r>
-      <w:hyperlink r:id="rId120">
-        <w:r>
-          <w:rPr>
-            <w:lang w:val="zh_TW" w:bidi="zh_TW"/>
-          </w:rPr>
-          <w:rPr>
-            <w:color w:val="0000EE"/>
-            <w:u w:val="single"/>
-          </w:rPr>
-          <w:t>約5:22、27</w:t>
-        </w:r>
-      </w:hyperlink>
-      <w:r>
-        <w:rPr>
-          <w:lang w:val="zh_TW" w:bidi="zh_TW"/>
-        </w:rPr>
-        <w:t>；</w:t>
-      </w:r>
-      <w:hyperlink r:id="rId121">
-        <w:r>
-          <w:rPr>
-            <w:lang w:val="zh_TW" w:bidi="zh_TW"/>
-          </w:rPr>
-          <w:rPr>
-            <w:color w:val="0000EE"/>
-            <w:u w:val="single"/>
-          </w:rPr>
-          <w:t>徒10:42，</w:t>
-        </w:r>
-      </w:hyperlink>
-      <w:hyperlink r:id="rId122">
-        <w:r>
-          <w:rPr>
-            <w:lang w:val="zh_TW" w:bidi="zh_TW"/>
-          </w:rPr>
-          <w:rPr>
-            <w:color w:val="0000EE"/>
-            <w:u w:val="single"/>
-          </w:rPr>
-          <w:t>17:31</w:t>
-        </w:r>
-      </w:hyperlink>
-      <w:r>
-        <w:rPr>
-          <w:lang w:val="zh_TW" w:bidi="zh_TW"/>
-        </w:rPr>
-        <w:t>；</w:t>
-      </w:r>
-      <w:hyperlink r:id="rId123">
-        <w:r>
-          <w:rPr>
-            <w:lang w:val="zh_TW" w:bidi="zh_TW"/>
-          </w:rPr>
-          <w:rPr>
-            <w:color w:val="0000EE"/>
-            <w:u w:val="single"/>
-          </w:rPr>
-          <w:t>提後4:1</w:t>
-        </w:r>
-      </w:hyperlink>
-      <w:r>
-        <w:rPr>
-          <w:lang w:val="zh_TW" w:bidi="zh_TW"/>
-        </w:rPr>
-        <w:t>）。那個折磨之地，承接舊約陰間作為與神分離之地的負面概念。</w:t>
-      </w:r>
-    </w:p>
-    <w:p>
-      <w:pPr/>
-      <w:r>
-        <w:rPr>
-          <w:lang w:val="zh_TW" w:bidi="zh_TW"/>
-        </w:rPr>
-      </w:r>
-      <w:r>
-        <w:rPr>
-          <w:lang w:val="zh_TW" w:bidi="zh_TW"/>
-        </w:rPr>
-        <w:t>耶穌宣揚悔改的信息，強調地獄的危險，較少提到義人死後所到之處。然而，義人終會在最後的審判後進入「國」，而非地獄（</w:t>
-      </w:r>
-      <w:hyperlink r:id="rId124">
-        <w:r>
-          <w:rPr>
-            <w:lang w:val="zh_TW" w:bidi="zh_TW"/>
-          </w:rPr>
-          <w:rPr>
-            <w:color w:val="0000EE"/>
-            <w:u w:val="single"/>
-          </w:rPr>
-          <w:t>太25:34</w:t>
-        </w:r>
-      </w:hyperlink>
-      <w:r>
-        <w:rPr>
-          <w:lang w:val="zh_TW" w:bidi="zh_TW"/>
-        </w:rPr>
-        <w:t>）。耶穌兩次暗示義人在死後立即進入蒙福的狀態。</w:t>
-      </w:r>
-      <w:hyperlink r:id="rId125">
-        <w:r>
-          <w:rPr>
-            <w:lang w:val="zh_TW" w:bidi="zh_TW"/>
-          </w:rPr>
-          <w:rPr>
-            <w:color w:val="0000EE"/>
-            <w:u w:val="single"/>
-          </w:rPr>
-          <w:t>路加福音十六章22節</w:t>
-        </w:r>
-      </w:hyperlink>
-      <w:r>
-        <w:rPr>
-          <w:lang w:val="zh_TW" w:bidi="zh_TW"/>
-        </w:rPr>
-        <w:t>提到死去的拉撒路在「亞伯拉罕的懷裡」，那是一個充滿安慰和平安的地方。在</w:t>
-      </w:r>
-      <w:hyperlink r:id="rId126">
-        <w:r>
-          <w:rPr>
-            <w:lang w:val="zh_TW" w:bidi="zh_TW"/>
-          </w:rPr>
-          <w:rPr>
-            <w:color w:val="0000EE"/>
-            <w:u w:val="single"/>
-          </w:rPr>
-          <w:t>路加福音二十三章43節</w:t>
-        </w:r>
-      </w:hyperlink>
-      <w:r>
-        <w:rPr>
-          <w:lang w:val="zh_TW" w:bidi="zh_TW"/>
-        </w:rPr>
-        <w:t>中，耶穌應許將與垂死的強盜一起進入天堂，那裡稱為樂園。保羅的措辭表明樂園似乎與天堂一致（</w:t>
-      </w:r>
-      <w:hyperlink r:id="rId127">
-        <w:r>
-          <w:rPr>
-            <w:lang w:val="zh_TW" w:bidi="zh_TW"/>
-          </w:rPr>
-          <w:rPr>
-            <w:color w:val="0000EE"/>
-            <w:u w:val="single"/>
-          </w:rPr>
-          <w:t>林後12:2–3</w:t>
-        </w:r>
-      </w:hyperlink>
-      <w:r>
-        <w:rPr>
-          <w:lang w:val="zh_TW" w:bidi="zh_TW"/>
-        </w:rPr>
-        <w:t>），而約翰則將樂園與新天新地聯繫起來（</w:t>
-      </w:r>
-      <w:hyperlink r:id="rId128">
-        <w:r>
-          <w:rPr>
-            <w:lang w:val="zh_TW" w:bidi="zh_TW"/>
-          </w:rPr>
-          <w:rPr>
-            <w:color w:val="0000EE"/>
-            <w:u w:val="single"/>
-          </w:rPr>
-          <w:t>啟2:7，</w:t>
-        </w:r>
-      </w:hyperlink>
-      <w:hyperlink r:id="rId129">
-        <w:r>
-          <w:rPr>
-            <w:lang w:val="zh_TW" w:bidi="zh_TW"/>
-          </w:rPr>
-          <w:rPr>
-            <w:color w:val="0000EE"/>
-            <w:u w:val="single"/>
-          </w:rPr>
-          <w:t>21:1–2，</w:t>
-        </w:r>
-      </w:hyperlink>
-      <w:hyperlink r:id="rId130">
-        <w:r>
-          <w:rPr>
-            <w:lang w:val="zh_TW" w:bidi="zh_TW"/>
-          </w:rPr>
-          <w:rPr>
-            <w:color w:val="0000EE"/>
-            <w:u w:val="single"/>
-          </w:rPr>
-          <w:t>22:1–2</w:t>
-        </w:r>
-      </w:hyperlink>
-      <w:r>
-        <w:rPr>
-          <w:lang w:val="zh_TW" w:bidi="zh_TW"/>
-        </w:rPr>
-        <w:t>）。</w:t>
-      </w:r>
-    </w:p>
-    <w:p>
-      <w:pPr/>
-      <w:r>
-        <w:rPr>
-          <w:lang w:val="zh_TW" w:bidi="zh_TW"/>
-        </w:rPr>
-      </w:r>
-      <w:r>
-        <w:rPr>
-          <w:lang w:val="zh_TW" w:bidi="zh_TW"/>
-        </w:rPr>
-        <w:t>保羅和新約書信的其他作者，對惡人死後的居所所言不多。保羅僅在路過時提到「無底坑（the abyss）」（譯註：和合本譯為陰間）——他對陰間之坑的稱呼（</w:t>
-      </w:r>
-      <w:hyperlink r:id="rId131">
-        <w:r>
-          <w:rPr>
-            <w:lang w:val="zh_TW" w:bidi="zh_TW"/>
-          </w:rPr>
-          <w:rPr>
-            <w:color w:val="0000EE"/>
-            <w:u w:val="single"/>
-          </w:rPr>
-          <w:t>羅10:7</w:t>
-        </w:r>
-      </w:hyperlink>
-      <w:r>
-        <w:rPr>
-          <w:lang w:val="zh_TW" w:bidi="zh_TW"/>
-        </w:rPr>
-        <w:t>）。他提到基督降在「地下」（</w:t>
-      </w:r>
-      <w:hyperlink r:id="rId132">
-        <w:r>
-          <w:rPr>
-            <w:lang w:val="zh_TW" w:bidi="zh_TW"/>
-          </w:rPr>
-          <w:rPr>
-            <w:color w:val="0000EE"/>
-            <w:u w:val="single"/>
-          </w:rPr>
-          <w:t>弗4:9</w:t>
-        </w:r>
-      </w:hyperlink>
-      <w:r>
-        <w:rPr>
-          <w:lang w:val="zh_TW" w:bidi="zh_TW"/>
-        </w:rPr>
-        <w:t>），可能只是表達基督在死後去了死者的居所（「地下」是猶太拉比用來指陰間/地獄的用語）。彼得提到基督在死後，藉著「靈」去到某個「監獄」，向那裡的「靈」傳道（</w:t>
-      </w:r>
-      <w:hyperlink r:id="rId133">
-        <w:r>
-          <w:rPr>
-            <w:lang w:val="zh_TW" w:bidi="zh_TW"/>
-          </w:rPr>
-          <w:rPr>
-            <w:color w:val="0000EE"/>
-            <w:u w:val="single"/>
-          </w:rPr>
-          <w:t>彼前3:18–20</w:t>
-        </w:r>
-      </w:hyperlink>
-      <w:r>
-        <w:rPr>
-          <w:lang w:val="zh_TW" w:bidi="zh_TW"/>
-        </w:rPr>
-        <w:t>）。人們對該經文有不同解釋。一些人認為基督進入陰間（Hades），向挪亞時代墮落的天使（「神的兒子們」，</w:t>
-      </w:r>
-      <w:hyperlink r:id="rId134">
-        <w:r>
-          <w:rPr>
-            <w:lang w:val="zh_TW" w:bidi="zh_TW"/>
-          </w:rPr>
-          <w:rPr>
-            <w:color w:val="0000EE"/>
-            <w:u w:val="single"/>
-          </w:rPr>
-          <w:t>創6:1–4</w:t>
-        </w:r>
-      </w:hyperlink>
-      <w:r>
-        <w:rPr>
-          <w:lang w:val="zh_TW" w:bidi="zh_TW"/>
-        </w:rPr>
-        <w:t>）傳道，而不是向被囚禁的人類靈魂傳道。在</w:t>
-      </w:r>
-      <w:hyperlink r:id="rId135">
-        <w:r>
-          <w:rPr>
-            <w:lang w:val="zh_TW" w:bidi="zh_TW"/>
-          </w:rPr>
-          <w:rPr>
-            <w:color w:val="0000EE"/>
-            <w:u w:val="single"/>
-          </w:rPr>
-          <w:t>彼得後書二章4節</w:t>
-        </w:r>
-      </w:hyperlink>
-      <w:r>
-        <w:rPr>
-          <w:lang w:val="zh_TW" w:bidi="zh_TW"/>
-        </w:rPr>
-        <w:t>中，用於描述靈魂監獄的用語（通常譯為「地獄」）來自「塔耳塔洛斯」（Tartarus），是另一個指冥界的希臘文名稱。</w:t>
-      </w:r>
-    </w:p>
-    <w:p>
-      <w:pPr/>
-      <w:r>
-        <w:rPr>
-          <w:lang w:val="zh_TW" w:bidi="zh_TW"/>
-        </w:rPr>
-      </w:r>
-      <w:r>
-        <w:rPr>
-          <w:lang w:val="zh_TW" w:bidi="zh_TW"/>
-        </w:rPr>
-        <w:t>保羅多次提及義人死後的居所。最早期的幾卷書信中，他從未提到義人死後的所在地，只提到他們將會復活（</w:t>
-      </w:r>
-      <w:hyperlink r:id="rId136">
-        <w:r>
-          <w:rPr>
-            <w:lang w:val="zh_TW" w:bidi="zh_TW"/>
-          </w:rPr>
-          <w:rPr>
-            <w:color w:val="0000EE"/>
-            <w:u w:val="single"/>
-          </w:rPr>
-          <w:t>林前15章</w:t>
-        </w:r>
-      </w:hyperlink>
-      <w:r>
-        <w:rPr>
-          <w:lang w:val="zh_TW" w:bidi="zh_TW"/>
-        </w:rPr>
-        <w:t>；</w:t>
-      </w:r>
-      <w:hyperlink r:id="rId137">
-        <w:r>
-          <w:rPr>
-            <w:lang w:val="zh_TW" w:bidi="zh_TW"/>
-          </w:rPr>
-          <w:rPr>
-            <w:color w:val="0000EE"/>
-            <w:u w:val="single"/>
-          </w:rPr>
-          <w:t>帖前4:13–17</w:t>
-        </w:r>
-      </w:hyperlink>
-      <w:r>
-        <w:rPr>
-          <w:lang w:val="zh_TW" w:bidi="zh_TW"/>
-        </w:rPr>
-        <w:t>）。在幾乎必死後（</w:t>
-      </w:r>
-      <w:hyperlink r:id="rId138">
-        <w:r>
-          <w:rPr>
-            <w:lang w:val="zh_TW" w:bidi="zh_TW"/>
-          </w:rPr>
-          <w:rPr>
-            <w:color w:val="0000EE"/>
-            <w:u w:val="single"/>
-          </w:rPr>
-          <w:t>林後1:8–11</w:t>
-        </w:r>
-      </w:hyperlink>
-      <w:r>
-        <w:rPr>
-          <w:lang w:val="zh_TW" w:bidi="zh_TW"/>
-        </w:rPr>
-        <w:t>），他開始討論死者「去了哪裡」。保羅說，死亡意味著與基督同在，是比活著更好（</w:t>
-      </w:r>
-      <w:hyperlink r:id="rId139">
-        <w:r>
-          <w:rPr>
-            <w:lang w:val="zh_TW" w:bidi="zh_TW"/>
-          </w:rPr>
-          <w:rPr>
-            <w:color w:val="0000EE"/>
-            <w:u w:val="single"/>
-          </w:rPr>
-          <w:t>腓1:23</w:t>
-        </w:r>
-      </w:hyperlink>
-      <w:r>
-        <w:rPr>
-          <w:lang w:val="zh_TW" w:bidi="zh_TW"/>
-        </w:rPr>
-        <w:t>）。「離開身體」就是「與主同住」（</w:t>
-      </w:r>
-      <w:hyperlink r:id="rId140">
-        <w:r>
-          <w:rPr>
-            <w:lang w:val="zh_TW" w:bidi="zh_TW"/>
-          </w:rPr>
-          <w:rPr>
-            <w:color w:val="0000EE"/>
-            <w:u w:val="single"/>
-          </w:rPr>
-          <w:t>林後5:8</w:t>
-        </w:r>
-      </w:hyperlink>
-      <w:r>
-        <w:rPr>
-          <w:lang w:val="zh_TW" w:bidi="zh_TW"/>
-        </w:rPr>
-        <w:t>）。保羅可能指義人死後直接進入樂園與耶穌同在（參</w:t>
-      </w:r>
-      <w:hyperlink r:id="rId141">
-        <w:r>
-          <w:rPr>
-            <w:lang w:val="zh_TW" w:bidi="zh_TW"/>
-          </w:rPr>
-          <w:rPr>
-            <w:color w:val="0000EE"/>
-            <w:u w:val="single"/>
-          </w:rPr>
-          <w:t>林後12:2–4</w:t>
-        </w:r>
-      </w:hyperlink>
-      <w:r>
-        <w:rPr>
-          <w:lang w:val="zh_TW" w:bidi="zh_TW"/>
-        </w:rPr>
-        <w:t>，保羅稱天堂為第三層天）。死亡絕對無法使基督徒與基督分離（</w:t>
-      </w:r>
-      <w:hyperlink r:id="rId68">
-        <w:r>
-          <w:rPr>
-            <w:lang w:val="zh_TW" w:bidi="zh_TW"/>
-          </w:rPr>
-          <w:rPr>
-            <w:color w:val="0000EE"/>
-            <w:u w:val="single"/>
-          </w:rPr>
-          <w:t>羅8:38–39</w:t>
-        </w:r>
-      </w:hyperlink>
-      <w:r>
-        <w:rPr>
-          <w:lang w:val="zh_TW" w:bidi="zh_TW"/>
-        </w:rPr>
-        <w:t>），反而使他們進入神的同在。</w:t>
-      </w:r>
-    </w:p>
-    <w:p>
-      <w:pPr/>
-      <w:r>
-        <w:rPr>
-          <w:lang w:val="zh_TW" w:bidi="zh_TW"/>
-        </w:rPr>
-      </w:r>
-      <w:r>
-        <w:rPr>
-          <w:lang w:val="zh_TW" w:bidi="zh_TW"/>
-        </w:rPr>
-        <w:t>啟示錄對於死者的居所，特別是惡人死後的居所，有大量描述。它用兩個名稱來描述那地方，分別是「無底坑」，指所有邪靈的居所或監獄；以及「陰間」，指人類死後的居所。無底坑會出現折磨人類的鬼魔形態（</w:t>
-      </w:r>
-      <w:hyperlink r:id="rId142">
-        <w:r>
-          <w:rPr>
-            <w:lang w:val="zh_TW" w:bidi="zh_TW"/>
-          </w:rPr>
-          <w:rPr>
-            <w:color w:val="0000EE"/>
-            <w:u w:val="single"/>
-          </w:rPr>
-          <w:t>啟9:1–11</w:t>
-        </w:r>
-      </w:hyperlink>
-      <w:r>
-        <w:rPr>
-          <w:lang w:val="zh_TW" w:bidi="zh_TW"/>
-        </w:rPr>
-        <w:t>）和撒但的「獸」，後者殺死兩個見證人，並帶同「大淫婦」（</w:t>
-      </w:r>
-      <w:hyperlink r:id="rId143">
-        <w:r>
-          <w:rPr>
-            <w:lang w:val="zh_TW" w:bidi="zh_TW"/>
-          </w:rPr>
-          <w:rPr>
-            <w:color w:val="0000EE"/>
-            <w:u w:val="single"/>
-          </w:rPr>
-          <w:t>11:7，</w:t>
-        </w:r>
-      </w:hyperlink>
-      <w:hyperlink r:id="rId144">
-        <w:r>
-          <w:rPr>
-            <w:lang w:val="zh_TW" w:bidi="zh_TW"/>
-          </w:rPr>
-          <w:rPr>
-            <w:color w:val="0000EE"/>
-            <w:u w:val="single"/>
-          </w:rPr>
-          <w:t>17章</w:t>
-        </w:r>
-      </w:hyperlink>
-      <w:r>
-        <w:rPr>
-          <w:lang w:val="zh_TW" w:bidi="zh_TW"/>
-        </w:rPr>
-        <w:t>）。撒但自己將被囚禁在那裡（</w:t>
-      </w:r>
-      <w:hyperlink r:id="rId145">
-        <w:r>
-          <w:rPr>
-            <w:lang w:val="zh_TW" w:bidi="zh_TW"/>
-          </w:rPr>
-          <w:rPr>
-            <w:color w:val="0000EE"/>
-            <w:u w:val="single"/>
-          </w:rPr>
-          <w:t>20:2–3</w:t>
-        </w:r>
-      </w:hyperlink>
-      <w:r>
-        <w:rPr>
-          <w:lang w:val="zh_TW" w:bidi="zh_TW"/>
-        </w:rPr>
-        <w:t>）。耶穌將其描述為一個魔鬼及其使者預備的地方（參見</w:t>
-      </w:r>
-      <w:hyperlink r:id="rId146">
-        <w:r>
-          <w:rPr>
-            <w:lang w:val="zh_TW" w:bidi="zh_TW"/>
-          </w:rPr>
-          <w:rPr>
-            <w:color w:val="0000EE"/>
-            <w:u w:val="single"/>
-          </w:rPr>
-          <w:t>太25:41</w:t>
-        </w:r>
-      </w:hyperlink>
-      <w:r>
-        <w:rPr>
-          <w:lang w:val="zh_TW" w:bidi="zh_TW"/>
-        </w:rPr>
-        <w:t>）。對基督徒來說，這裡的好消息是，無底坑或陰間並不是一個自主的領域。啟示錄開篇時，耶穌宣告他握有陰間的鑰匙（</w:t>
-      </w:r>
-      <w:hyperlink r:id="rId147">
-        <w:r>
-          <w:rPr>
-            <w:lang w:val="zh_TW" w:bidi="zh_TW"/>
-          </w:rPr>
-          <w:rPr>
-            <w:color w:val="0000EE"/>
-            <w:u w:val="single"/>
-          </w:rPr>
-          <w:t>啟1:18</w:t>
-        </w:r>
-      </w:hyperlink>
-      <w:r>
-        <w:rPr>
-          <w:lang w:val="zh_TW" w:bidi="zh_TW"/>
-        </w:rPr>
-        <w:t>），最後祂將迫使它交出死者（</w:t>
-      </w:r>
-      <w:hyperlink r:id="rId148">
-        <w:r>
-          <w:rPr>
-            <w:lang w:val="zh_TW" w:bidi="zh_TW"/>
-          </w:rPr>
-          <w:rPr>
-            <w:color w:val="0000EE"/>
-            <w:u w:val="single"/>
-          </w:rPr>
-          <w:t>20:13</w:t>
-        </w:r>
-      </w:hyperlink>
-      <w:r>
-        <w:rPr>
-          <w:lang w:val="zh_TW" w:bidi="zh_TW"/>
-        </w:rPr>
-        <w:t>）。在此之前，無底坑的鑰匙不在撒但手中，而是掛在天上的鑰匙圈上，只分給神的使者（</w:t>
-      </w:r>
-      <w:hyperlink r:id="rId149">
-        <w:r>
-          <w:rPr>
-            <w:lang w:val="zh_TW" w:bidi="zh_TW"/>
-          </w:rPr>
-          <w:rPr>
-            <w:color w:val="0000EE"/>
-            <w:u w:val="single"/>
-          </w:rPr>
-          <w:t>9:1，</w:t>
-        </w:r>
-      </w:hyperlink>
-      <w:hyperlink r:id="rId150">
-        <w:r>
-          <w:rPr>
-            <w:lang w:val="zh_TW" w:bidi="zh_TW"/>
-          </w:rPr>
-          <w:rPr>
-            <w:color w:val="0000EE"/>
-            <w:u w:val="single"/>
-          </w:rPr>
-          <w:t>20:1</w:t>
-        </w:r>
-      </w:hyperlink>
-      <w:r>
-        <w:rPr>
-          <w:lang w:val="zh_TW" w:bidi="zh_TW"/>
-        </w:rPr>
-        <w:t>）。最終，陰間、死亡和惡人將被投入火湖（地獄），在那裡他們將遭受永恆的折磨（</w:t>
-      </w:r>
-      <w:hyperlink r:id="rId151">
-        <w:r>
-          <w:rPr>
-            <w:lang w:val="zh_TW" w:bidi="zh_TW"/>
-          </w:rPr>
-          <w:rPr>
-            <w:color w:val="0000EE"/>
-            <w:u w:val="single"/>
-          </w:rPr>
-          <w:t>19:20</w:t>
-        </w:r>
-      </w:hyperlink>
-      <w:hyperlink r:id="rId152">
-        <w:r>
-          <w:rPr>
-            <w:lang w:val="zh_TW" w:bidi="zh_TW"/>
-          </w:rPr>
-          <w:rPr>
-            <w:color w:val="0000EE"/>
-            <w:u w:val="single"/>
-          </w:rPr>
-          <w:t>，20:10、14–15，</w:t>
-        </w:r>
-      </w:hyperlink>
-      <w:hyperlink r:id="rId153">
-        <w:r>
-          <w:rPr>
-            <w:lang w:val="zh_TW" w:bidi="zh_TW"/>
-          </w:rPr>
-          <w:rPr>
-            <w:color w:val="0000EE"/>
-            <w:u w:val="single"/>
-          </w:rPr>
-          <w:t>21:8</w:t>
-        </w:r>
-      </w:hyperlink>
-      <w:r>
-        <w:rPr>
-          <w:lang w:val="zh_TW" w:bidi="zh_TW"/>
-        </w:rPr>
-        <w:t>）。</w:t>
-      </w:r>
-    </w:p>
-    <w:p>
-      <w:pPr/>
-      <w:r>
-        <w:rPr>
-          <w:lang w:val="zh_TW" w:bidi="zh_TW"/>
-        </w:rPr>
-      </w:r>
-      <w:r>
-        <w:rPr>
-          <w:lang w:val="zh_TW" w:bidi="zh_TW"/>
-        </w:rPr>
-        <w:t>啟示錄的作者約翰同意保羅的看法，義人死後的命運不會與惡人相同。他們不會去陰間，而是去天堂。殉道者出現在祭壇下，為他們向神呼求伸冤（</w:t>
-      </w:r>
-      <w:hyperlink r:id="rId154">
-        <w:r>
-          <w:rPr>
-            <w:lang w:val="zh_TW" w:bidi="zh_TW"/>
-          </w:rPr>
-          <w:rPr>
-            <w:color w:val="0000EE"/>
-            <w:u w:val="single"/>
-          </w:rPr>
-          <w:t>啟6:9–11</w:t>
-        </w:r>
-      </w:hyperlink>
-      <w:r>
-        <w:rPr>
-          <w:lang w:val="zh_TW" w:bidi="zh_TW"/>
-        </w:rPr>
-        <w:t>）。在另一個意象中，無數的基督徒出現在神的寶座前讚美祂（</w:t>
-      </w:r>
-      <w:hyperlink r:id="rId155">
-        <w:r>
-          <w:rPr>
-            <w:lang w:val="zh_TW" w:bidi="zh_TW"/>
-          </w:rPr>
-          <w:rPr>
-            <w:color w:val="0000EE"/>
-            <w:u w:val="single"/>
-          </w:rPr>
-          <w:t>7:9–17</w:t>
-        </w:r>
-      </w:hyperlink>
-      <w:r>
-        <w:rPr>
-          <w:lang w:val="zh_TW" w:bidi="zh_TW"/>
-        </w:rPr>
-        <w:t>）。這些信徒由基督親自牧養，不再忍受飢餓、口渴、不適或悲傷。</w:t>
-      </w:r>
-    </w:p>
-    <w:p>
-      <w:pPr>
-        <w:pStyle w:val="Heading3"/>
-      </w:pPr>
-      <w:r>
-        <w:rPr>
-          <w:lang w:val="zh_TW" w:bidi="zh_TW"/>
-        </w:rPr>
-        <w:t>結論</w:t>
-      </w:r>
-    </w:p>
-    <w:p>
-      <w:pPr/>
-      <w:r>
-        <w:rPr>
-          <w:lang w:val="zh_TW" w:bidi="zh_TW"/>
-        </w:rPr>
-      </w:r>
-      <w:r>
-        <w:rPr>
-          <w:lang w:val="zh_TW" w:bidi="zh_TW"/>
-        </w:rPr>
-        <w:t>總而言之，在舊約中，對於死者的所在地最初是一種模糊不清的概念，指一個與生命和神分離的地方。後來的作者認為，不應只有一個共同的地方（陰間〔Sheol〕），而應有兩個地方。根據基督教的教導，惡人進入陰間（Hades），這是一個充滿痛苦的地方，他們將在那裡受苦，直到審判之日；最終，他們將被丟入火湖，即地獄（Gehenna）。然而，陰間的掌管者不是魔鬼，而是基督，他掌控著整個受造世界。義人不會進入陰間，而是直接進入樂園（「亞伯拉罕的懷裡」或天堂）。在那裡，他們與基督同在；憑著信心已經親眼看見，痛苦已化為祝福，禱告也化為讚美。基督徒相信，死亡雖然令人敬畏，是「末了的仇敵」，卻不會折磨他們。死亡無法使他們與主分離，反而帶他們面對面與所愛的主相見。</w:t>
-      </w:r>
-    </w:p>
-    <w:p>
-      <w:pPr/>
-      <w:r>
-        <w:rPr>
-          <w:lang w:val="zh_TW" w:bidi="zh_TW"/>
-        </w:rPr>
-      </w:r>
-      <w:r>
-        <w:rPr>
-          <w:lang w:val="zh_TW" w:bidi="zh_TW"/>
-        </w:rPr>
-        <w:t>這次相會可能是在人死後立即發生，也可能是在復活之時發生——中間的時間毫無意義，不過如同睡眠。換句話說，對於信徒而言，死後的下一個經歷便是與基督相會。</w:t>
-      </w:r>
-    </w:p>
-    <w:p>
-      <w:pPr/>
-      <w:r>
-        <w:rPr>
-          <w:lang w:val="zh_TW" w:bidi="zh_TW"/>
-        </w:rPr>
-      </w:r>
-      <w:r>
-        <w:rPr>
-          <w:lang w:val="zh_TW" w:bidi="zh_TW"/>
-        </w:rPr>
-        <w:t>舊約和新約都將死亡描述為睡眠。在舊約中，當一個人死時，常被描述為「與列祖同睡」（例如，</w:t>
-      </w:r>
-      <w:hyperlink r:id="rId156">
-        <w:r>
-          <w:rPr>
-            <w:lang w:val="zh_TW" w:bidi="zh_TW"/>
-          </w:rPr>
-          <w:rPr>
-            <w:color w:val="0000EE"/>
-            <w:u w:val="single"/>
-          </w:rPr>
-          <w:t>申31:16</w:t>
-        </w:r>
-      </w:hyperlink>
-      <w:r>
-        <w:rPr>
-          <w:lang w:val="zh_TW" w:bidi="zh_TW"/>
-        </w:rPr>
-        <w:t>；</w:t>
-      </w:r>
-      <w:hyperlink r:id="rId157">
-        <w:r>
-          <w:rPr>
-            <w:lang w:val="zh_TW" w:bidi="zh_TW"/>
-          </w:rPr>
-          <w:rPr>
-            <w:color w:val="0000EE"/>
-            <w:u w:val="single"/>
-          </w:rPr>
-          <w:t>撒下7:12</w:t>
-        </w:r>
-      </w:hyperlink>
-      <w:r>
-        <w:rPr>
-          <w:lang w:val="zh_TW" w:bidi="zh_TW"/>
-        </w:rPr>
-        <w:t>）。耶穌自己也將死亡稱為睡眠（</w:t>
-      </w:r>
-      <w:hyperlink r:id="rId158">
-        <w:r>
-          <w:rPr>
-            <w:lang w:val="zh_TW" w:bidi="zh_TW"/>
-          </w:rPr>
-          <w:rPr>
-            <w:color w:val="0000EE"/>
-            <w:u w:val="single"/>
-          </w:rPr>
-          <w:t>太9:24</w:t>
-        </w:r>
-      </w:hyperlink>
-      <w:r>
-        <w:rPr>
-          <w:lang w:val="zh_TW" w:bidi="zh_TW"/>
-        </w:rPr>
-        <w:t>；</w:t>
-      </w:r>
-      <w:hyperlink r:id="rId159">
-        <w:r>
-          <w:rPr>
-            <w:lang w:val="zh_TW" w:bidi="zh_TW"/>
-          </w:rPr>
-          <w:rPr>
-            <w:color w:val="0000EE"/>
-            <w:u w:val="single"/>
-          </w:rPr>
-          <w:t>約11:11</w:t>
-        </w:r>
-      </w:hyperlink>
-      <w:r>
-        <w:rPr>
-          <w:lang w:val="zh_TW" w:bidi="zh_TW"/>
-        </w:rPr>
-        <w:t>）。使徒保羅也持相同看法（</w:t>
-      </w:r>
-      <w:hyperlink r:id="rId160">
-        <w:r>
-          <w:rPr>
-            <w:lang w:val="zh_TW" w:bidi="zh_TW"/>
-          </w:rPr>
-          <w:rPr>
-            <w:color w:val="0000EE"/>
-            <w:u w:val="single"/>
-          </w:rPr>
-          <w:t>林前11:30，</w:t>
-        </w:r>
-      </w:hyperlink>
-      <w:hyperlink r:id="rId161">
-        <w:r>
-          <w:rPr>
-            <w:lang w:val="zh_TW" w:bidi="zh_TW"/>
-          </w:rPr>
-          <w:rPr>
-            <w:color w:val="0000EE"/>
-            <w:u w:val="single"/>
-          </w:rPr>
-          <w:t>15:20、51</w:t>
-        </w:r>
-      </w:hyperlink>
-      <w:r>
-        <w:rPr>
-          <w:lang w:val="zh_TW" w:bidi="zh_TW"/>
-        </w:rPr>
-        <w:t>；</w:t>
-      </w:r>
-      <w:hyperlink r:id="rId43">
-        <w:r>
-          <w:rPr>
-            <w:lang w:val="zh_TW" w:bidi="zh_TW"/>
-          </w:rPr>
-          <w:rPr>
-            <w:color w:val="0000EE"/>
-            <w:u w:val="single"/>
-          </w:rPr>
-          <w:t>帖前4:14</w:t>
-        </w:r>
-      </w:hyperlink>
-      <w:r>
-        <w:rPr>
-          <w:lang w:val="zh_TW" w:bidi="zh_TW"/>
-        </w:rPr>
-        <w:t>），至少在部分經文中，表明死亡只屬暫時。因此，它被稱為睡眠。舊約</w:t>
-      </w:r>
-      <w:hyperlink r:id="rId23">
-        <w:r>
-          <w:rPr>
-            <w:lang w:val="zh_TW" w:bidi="zh_TW"/>
-          </w:rPr>
-          <w:rPr>
-            <w:color w:val="0000EE"/>
-            <w:u w:val="single"/>
-          </w:rPr>
-          <w:t>但以理書十二章2節</w:t>
-        </w:r>
-      </w:hyperlink>
-      <w:r>
-        <w:rPr>
-          <w:lang w:val="zh_TW" w:bidi="zh_TW"/>
-        </w:rPr>
-        <w:t>也指出死亡如同睡眠，直到死者復活——有些進入永生，有些進入羞辱和永遠的憎惡之中。</w:t>
-      </w:r>
-    </w:p>
-    <w:p>
-      <w:pPr/>
-      <w:r>
-        <w:rPr>
-          <w:lang w:val="zh_TW" w:bidi="zh_TW"/>
-        </w:rPr>
-      </w:r>
-      <w:r>
-        <w:rPr>
-          <w:i/>
-          <w:lang w:val="zh_TW" w:bidi="zh_TW"/>
-        </w:rPr>
-        <w:t>另見</w:t>
-      </w:r>
-      <w:r>
-        <w:rPr>
-          <w:lang w:val="zh_TW" w:bidi="zh_TW"/>
-        </w:rPr>
-        <w:t xml:space="preserve"> </w:t>
-      </w:r>
-      <w:r>
-        <w:rPr>
-          <w:lang w:val="zh_TW" w:bidi="zh_TW"/>
-        </w:rPr>
-        <w:t>地獄（欣嫩子谷）；</w:t>
-      </w:r>
-      <w:r>
-        <w:rPr>
-          <w:lang w:val="zh_TW" w:bidi="zh_TW"/>
-        </w:rPr>
-        <w:t>陰間；</w:t>
-      </w:r>
-      <w:r>
-        <w:rPr>
-          <w:lang w:val="zh_TW" w:bidi="zh_TW"/>
-        </w:rPr>
-        <w:t>天（天堂）；</w:t>
-      </w:r>
-      <w:r>
-        <w:rPr>
-          <w:lang w:val="zh_TW" w:bidi="zh_TW"/>
-        </w:rPr>
-        <w:t>地獄；</w:t>
-      </w:r>
-      <w:r>
-        <w:rPr>
-          <w:lang w:val="zh_TW" w:bidi="zh_TW"/>
-        </w:rPr>
-        <w:t>中間狀態；</w:t>
-      </w:r>
-      <w:r>
-        <w:rPr>
-          <w:lang w:val="zh_TW" w:bidi="zh_TW"/>
-        </w:rPr>
-        <w:t>樂園；</w:t>
-      </w:r>
-      <w:r>
-        <w:rPr>
-          <w:lang w:val="zh_TW" w:bidi="zh_TW"/>
-        </w:rPr>
-        <w:t>陰間</w:t>
+        <w:t>出埃及記；</w:t>
+      </w:r>
+      <w:r>
+        <w:rPr>
+          <w:lang w:val="zh_TW" w:bidi="zh_TW"/>
+        </w:rPr>
+        <w:t>摩西；</w:t>
+      </w:r>
+      <w:r>
+        <w:rPr>
+          <w:lang w:val="zh_TW" w:bidi="zh_TW"/>
+        </w:rPr>
+        <w:t>神顯現；</w:t>
+      </w:r>
+      <w:r>
+        <w:rPr>
+          <w:lang w:val="zh_TW" w:bidi="zh_TW"/>
+        </w:rPr>
+        <w:t>神的名字</w:t>
       </w:r>
       <w:r>
         <w:rPr>

--- a/zht/docx/107.content.docx
+++ b/zht/docx/107.content.docx
@@ -19,7 +19,7 @@
         <w:rPr>
           <w:lang w:val="zh_TW" w:bidi="zh_TW"/>
         </w:rPr>
-        <w:t>Resource: 聖經詞典 (Tyndale)</w:t>
+        <w:t>Resource: Tyndale Open Bible Dictionary</w:t>
       </w:r>
       <w:r>
         <w:rPr>
@@ -112,7 +112,7 @@
         <w:rPr>
           <w:lang w:val="zh_TW" w:bidi="zh_TW"/>
         </w:rPr>
-        <w:t>聖經詞典 (Tyndale)</w:t>
+        <w:t>Tyndale Open Bible Dictionary</w:t>
       </w:r>
     </w:p>
     <w:p>
@@ -149,7 +149,7 @@
         <w:rPr>
           <w:lang w:val="zh_TW" w:bidi="zh_TW"/>
         </w:rPr>
-        <w:t>ran</w:t>
+        <w:t>qian</w:t>
       </w:r>
       <w:r>
         <w:rPr>
@@ -212,7 +212,7 @@
         <w:rPr>
           <w:lang w:val="zh_TW" w:bidi="zh_TW"/>
         </w:rPr>
-        <w:t>燃燒的荊棘</w:t>
+        <w:t>謙卑</w:t>
       </w:r>
       <w:r>
         <w:rPr>
@@ -231,295 +231,7 @@
         <w:rPr>
           <w:lang w:val="zh_TW" w:bidi="zh_TW"/>
         </w:rPr>
-        <w:t>摩西在何烈山的荊棘火焰中遇見神，並被差派帶領以色列的百姓出埃及（</w:t>
-      </w:r>
-      <w:hyperlink r:id="rId13">
-        <w:r>
-          <w:rPr>
-            <w:lang w:val="zh_TW" w:bidi="zh_TW"/>
-          </w:rPr>
-          <w:rPr>
-            <w:color w:val="0000EE"/>
-            <w:u w:val="single"/>
-          </w:rPr>
-          <w:t>出3:1</w:t>
-        </w:r>
-      </w:hyperlink>
-      <w:r>
-        <w:rPr>
-          <w:lang w:val="zh_TW" w:bidi="zh_TW"/>
-        </w:rPr>
-        <w:t>–</w:t>
-      </w:r>
-      <w:hyperlink r:id="rId13">
-        <w:r>
-          <w:rPr>
-            <w:lang w:val="zh_TW" w:bidi="zh_TW"/>
-          </w:rPr>
-          <w:rPr>
-            <w:color w:val="0000EE"/>
-            <w:u w:val="single"/>
-          </w:rPr>
-          <w:t>15</w:t>
-        </w:r>
-      </w:hyperlink>
-      <w:r>
-        <w:rPr>
-          <w:lang w:val="zh_TW" w:bidi="zh_TW"/>
-        </w:rPr>
-        <w:t>；</w:t>
-      </w:r>
-      <w:hyperlink r:id="rId14">
-        <w:r>
-          <w:rPr>
-            <w:lang w:val="zh_TW" w:bidi="zh_TW"/>
-          </w:rPr>
-          <w:rPr>
-            <w:color w:val="0000EE"/>
-            <w:u w:val="single"/>
-          </w:rPr>
-          <w:t>可12:26</w:t>
-        </w:r>
-      </w:hyperlink>
-      <w:r>
-        <w:rPr>
-          <w:lang w:val="zh_TW" w:bidi="zh_TW"/>
-        </w:rPr>
-        <w:t>；</w:t>
-      </w:r>
-      <w:hyperlink r:id="rId15">
-        <w:r>
-          <w:rPr>
-            <w:lang w:val="zh_TW" w:bidi="zh_TW"/>
-          </w:rPr>
-          <w:rPr>
-            <w:color w:val="0000EE"/>
-            <w:u w:val="single"/>
-          </w:rPr>
-          <w:t>路20:37</w:t>
-        </w:r>
-      </w:hyperlink>
-      <w:r>
-        <w:rPr>
-          <w:lang w:val="zh_TW" w:bidi="zh_TW"/>
-        </w:rPr>
-        <w:t>；</w:t>
-      </w:r>
-      <w:hyperlink r:id="rId16">
-        <w:r>
-          <w:rPr>
-            <w:lang w:val="zh_TW" w:bidi="zh_TW"/>
-          </w:rPr>
-          <w:rPr>
-            <w:color w:val="0000EE"/>
-            <w:u w:val="single"/>
-          </w:rPr>
-          <w:t>徒7:30</w:t>
-        </w:r>
-      </w:hyperlink>
-      <w:r>
-        <w:rPr>
-          <w:lang w:val="zh_TW" w:bidi="zh_TW"/>
-        </w:rPr>
-        <w:t>–</w:t>
-      </w:r>
-      <w:hyperlink r:id="rId16">
-        <w:r>
-          <w:rPr>
-            <w:lang w:val="zh_TW" w:bidi="zh_TW"/>
-          </w:rPr>
-          <w:rPr>
-            <w:color w:val="0000EE"/>
-            <w:u w:val="single"/>
-          </w:rPr>
-          <w:t>34</w:t>
-        </w:r>
-      </w:hyperlink>
-      <w:r>
-        <w:rPr>
-          <w:lang w:val="zh_TW" w:bidi="zh_TW"/>
-        </w:rPr>
-        <w:t>）。荊棘燃燒卻不被燒毀的奧秘，使神向摩西啟示了祂的名：「我是自有永有的。」燃燒的荊棘是神顯現，是神同在的可見神蹟。在聖經中，神的榮耀經常與雲、火和煙相聯繫（見</w:t>
-      </w:r>
-      <w:hyperlink r:id="rId17">
-        <w:r>
-          <w:rPr>
-            <w:lang w:val="zh_TW" w:bidi="zh_TW"/>
-          </w:rPr>
-          <w:rPr>
-            <w:color w:val="0000EE"/>
-            <w:u w:val="single"/>
-          </w:rPr>
-          <w:t>出13:21，</w:t>
-        </w:r>
-      </w:hyperlink>
-      <w:hyperlink r:id="rId18">
-        <w:r>
-          <w:rPr>
-            <w:lang w:val="zh_TW" w:bidi="zh_TW"/>
-          </w:rPr>
-          <w:rPr>
-            <w:color w:val="0000EE"/>
-            <w:u w:val="single"/>
-          </w:rPr>
-          <w:t>19:18</w:t>
-        </w:r>
-      </w:hyperlink>
-      <w:r>
-        <w:rPr>
-          <w:lang w:val="zh_TW" w:bidi="zh_TW"/>
-        </w:rPr>
-        <w:t>；</w:t>
-      </w:r>
-      <w:hyperlink r:id="rId19">
-        <w:r>
-          <w:rPr>
-            <w:lang w:val="zh_TW" w:bidi="zh_TW"/>
-          </w:rPr>
-          <w:rPr>
-            <w:color w:val="0000EE"/>
-            <w:u w:val="single"/>
-          </w:rPr>
-          <w:t>王上8:10</w:t>
-        </w:r>
-      </w:hyperlink>
-      <w:r>
-        <w:rPr>
-          <w:lang w:val="zh_TW" w:bidi="zh_TW"/>
-        </w:rPr>
-        <w:t>–</w:t>
-      </w:r>
-      <w:hyperlink r:id="rId19">
-        <w:r>
-          <w:rPr>
-            <w:lang w:val="zh_TW" w:bidi="zh_TW"/>
-          </w:rPr>
-          <w:rPr>
-            <w:color w:val="0000EE"/>
-            <w:u w:val="single"/>
-          </w:rPr>
-          <w:t>11</w:t>
-        </w:r>
-      </w:hyperlink>
-      <w:r>
-        <w:rPr>
-          <w:lang w:val="zh_TW" w:bidi="zh_TW"/>
-        </w:rPr>
-        <w:t>；</w:t>
-      </w:r>
-      <w:hyperlink r:id="rId20">
-        <w:r>
-          <w:rPr>
-            <w:lang w:val="zh_TW" w:bidi="zh_TW"/>
-          </w:rPr>
-          <w:rPr>
-            <w:color w:val="0000EE"/>
-            <w:u w:val="single"/>
-          </w:rPr>
-          <w:t>王下1:12，</w:t>
-        </w:r>
-      </w:hyperlink>
-      <w:hyperlink r:id="rId21">
-        <w:r>
-          <w:rPr>
-            <w:lang w:val="zh_TW" w:bidi="zh_TW"/>
-          </w:rPr>
-          <w:rPr>
-            <w:color w:val="0000EE"/>
-            <w:u w:val="single"/>
-          </w:rPr>
-          <w:t>2:11</w:t>
-        </w:r>
-      </w:hyperlink>
-      <w:r>
-        <w:rPr>
-          <w:lang w:val="zh_TW" w:bidi="zh_TW"/>
-        </w:rPr>
-        <w:t>；</w:t>
-      </w:r>
-      <w:hyperlink r:id="rId22">
-        <w:r>
-          <w:rPr>
-            <w:lang w:val="zh_TW" w:bidi="zh_TW"/>
-          </w:rPr>
-          <w:rPr>
-            <w:color w:val="0000EE"/>
-            <w:u w:val="single"/>
-          </w:rPr>
-          <w:t>賽6:1</w:t>
-        </w:r>
-      </w:hyperlink>
-      <w:r>
-        <w:rPr>
-          <w:lang w:val="zh_TW" w:bidi="zh_TW"/>
-        </w:rPr>
-        <w:t>–</w:t>
-      </w:r>
-      <w:hyperlink r:id="rId22">
-        <w:r>
-          <w:rPr>
-            <w:lang w:val="zh_TW" w:bidi="zh_TW"/>
-          </w:rPr>
-          <w:rPr>
-            <w:color w:val="0000EE"/>
-            <w:u w:val="single"/>
-          </w:rPr>
-          <w:t>6</w:t>
-        </w:r>
-      </w:hyperlink>
-      <w:r>
-        <w:rPr>
-          <w:lang w:val="zh_TW" w:bidi="zh_TW"/>
-        </w:rPr>
-        <w:t>；</w:t>
-      </w:r>
-      <w:hyperlink r:id="rId23">
-        <w:r>
-          <w:rPr>
-            <w:lang w:val="zh_TW" w:bidi="zh_TW"/>
-          </w:rPr>
-          <w:rPr>
-            <w:color w:val="0000EE"/>
-            <w:u w:val="single"/>
-          </w:rPr>
-          <w:t>帖後1:7</w:t>
-        </w:r>
-      </w:hyperlink>
-      <w:r>
-        <w:rPr>
-          <w:lang w:val="zh_TW" w:bidi="zh_TW"/>
-        </w:rPr>
-        <w:t>；</w:t>
-      </w:r>
-      <w:hyperlink r:id="rId24">
-        <w:r>
-          <w:rPr>
-            <w:lang w:val="zh_TW" w:bidi="zh_TW"/>
-          </w:rPr>
-          <w:rPr>
-            <w:color w:val="0000EE"/>
-            <w:u w:val="single"/>
-          </w:rPr>
-          <w:t>啟1:14，</w:t>
-        </w:r>
-      </w:hyperlink>
-      <w:hyperlink r:id="rId25">
-        <w:r>
-          <w:rPr>
-            <w:lang w:val="zh_TW" w:bidi="zh_TW"/>
-          </w:rPr>
-          <w:rPr>
-            <w:color w:val="0000EE"/>
-            <w:u w:val="single"/>
-          </w:rPr>
-          <w:t>19:12</w:t>
-        </w:r>
-      </w:hyperlink>
-      <w:r>
-        <w:rPr>
-          <w:lang w:val="zh_TW" w:bidi="zh_TW"/>
-        </w:rPr>
-        <w:t>）。</w:t>
+        <w:t>卑微或受苦的狀態，在這種狀態下，人會經歷權力與聲望的喪失。在基督教信仰之外，這樣的謙卑，通常不會被視為是一種美德。然而，在猶太基督教傳統的語境中，謙卑被認為是人類對造物主的正確態度。謙卑是一種感恩和自發的意識，即生命是神賜予的禮物，並表現為對神的絕對依賴，是既不勉強又不虛偽的確信。</w:t>
       </w:r>
     </w:p>
     <w:p>
@@ -533,9 +245,9 @@
         <w:rPr>
           <w:lang w:val="zh_TW" w:bidi="zh_TW"/>
         </w:rPr>
-        <w:t>燃燒的荊棘象徵神的聖潔。摩西被吩咐脫鞋，因為他所站之地是聖地（</w:t>
-      </w:r>
-      <w:hyperlink r:id="rId26">
+        <w:t>在聖經文學中，謙卑與溫柔或耐心之間，並沒有明顯的區分。在以色列歷史的早期階段中，謙卑者被認為是貧窮的、受苦的和無權勢的人。耶和華拯救謙卑者，但使驕傲者降卑（</w:t>
+      </w:r>
+      <w:hyperlink r:id="rId13">
         <w:r>
           <w:rPr>
             <w:lang w:val="zh_TW" w:bidi="zh_TW"/>
@@ -544,16 +256,16 @@
             <w:color w:val="0000EE"/>
             <w:u w:val="single"/>
           </w:rPr>
-          <w:t>出3:5</w:t>
+          <w:t>撒上2:7</w:t>
         </w:r>
       </w:hyperlink>
       <w:r>
         <w:rPr>
           <w:lang w:val="zh_TW" w:bidi="zh_TW"/>
         </w:rPr>
-        <w:t>）。埃及的神常被認為居於幽暗之中，但以色列的神卻居於人不能接近的光中（</w:t>
-      </w:r>
-      <w:hyperlink r:id="rId27">
+        <w:t>；</w:t>
+      </w:r>
+      <w:hyperlink r:id="rId14">
         <w:r>
           <w:rPr>
             <w:lang w:val="zh_TW" w:bidi="zh_TW"/>
@@ -562,14 +274,68 @@
             <w:color w:val="0000EE"/>
             <w:u w:val="single"/>
           </w:rPr>
-          <w:t>提前6:16</w:t>
+          <w:t>撒下22:28</w:t>
         </w:r>
       </w:hyperlink>
       <w:r>
         <w:rPr>
           <w:lang w:val="zh_TW" w:bidi="zh_TW"/>
         </w:rPr>
-        <w:t>）。燃燒的荊棘象徵著神的旨意不是要毀滅祂的子民，而是要拯救他們，帶領他們脫離埃及的奴役，進入應許之地。</w:t>
+        <w:t>）。在神的權能和榮耀面前，族長亞伯拉罕承認他不過是塵土和灰燼（</w:t>
+      </w:r>
+      <w:hyperlink r:id="rId15">
+        <w:r>
+          <w:rPr>
+            <w:lang w:val="zh_TW" w:bidi="zh_TW"/>
+          </w:rPr>
+          <w:rPr>
+            <w:color w:val="0000EE"/>
+            <w:u w:val="single"/>
+          </w:rPr>
+          <w:t>創18:27</w:t>
+        </w:r>
+      </w:hyperlink>
+      <w:r>
+        <w:rPr>
+          <w:lang w:val="zh_TW" w:bidi="zh_TW"/>
+        </w:rPr>
+        <w:t>）。以色列起初是一個受奴役的國家，他們知道自己被選中不是因為人數眾多或物質財富，而是因為神的愛（</w:t>
+      </w:r>
+      <w:hyperlink r:id="rId16">
+        <w:r>
+          <w:rPr>
+            <w:lang w:val="zh_TW" w:bidi="zh_TW"/>
+          </w:rPr>
+          <w:rPr>
+            <w:color w:val="0000EE"/>
+            <w:u w:val="single"/>
+          </w:rPr>
+          <w:t>申7:7–8</w:t>
+        </w:r>
+      </w:hyperlink>
+      <w:r>
+        <w:rPr>
+          <w:lang w:val="zh_TW" w:bidi="zh_TW"/>
+        </w:rPr>
+        <w:t>）。透過將所有財富和權力的來源歸於主，神便能掌管人類驕傲和傲慢的兩大主要來源（參：</w:t>
+      </w:r>
+      <w:hyperlink r:id="rId17">
+        <w:r>
+          <w:rPr>
+            <w:lang w:val="zh_TW" w:bidi="zh_TW"/>
+          </w:rPr>
+          <w:rPr>
+            <w:color w:val="0000EE"/>
+            <w:u w:val="single"/>
+          </w:rPr>
+          <w:t>耶9:23–24</w:t>
+        </w:r>
+      </w:hyperlink>
+      <w:r>
+        <w:rPr>
+          <w:lang w:val="zh_TW" w:bidi="zh_TW"/>
+        </w:rPr>
+        <w:t>）。</w:t>
       </w:r>
     </w:p>
     <w:p>
@@ -581,46 +347,925 @@
       </w:r>
       <w:r>
         <w:rPr>
-          <w:i/>
-          <w:lang w:val="zh_TW" w:bidi="zh_TW"/>
-        </w:rPr>
-        <w:t>另見</w:t>
-      </w:r>
-      <w:r>
-        <w:rPr>
-          <w:lang w:val="zh_TW" w:bidi="zh_TW"/>
-        </w:rPr>
-        <w:t xml:space="preserve"> </w:t>
-      </w:r>
-      <w:r>
-        <w:rPr>
-          <w:lang w:val="zh_TW" w:bidi="zh_TW"/>
-        </w:rPr>
-        <w:t>出埃及記；</w:t>
-      </w:r>
-      <w:r>
-        <w:rPr>
-          <w:lang w:val="zh_TW" w:bidi="zh_TW"/>
-        </w:rPr>
-        <w:t>摩西；</w:t>
-      </w:r>
-      <w:r>
-        <w:rPr>
-          <w:lang w:val="zh_TW" w:bidi="zh_TW"/>
-        </w:rPr>
-        <w:t>神顯現；</w:t>
-      </w:r>
-      <w:r>
-        <w:rPr>
-          <w:lang w:val="zh_TW" w:bidi="zh_TW"/>
-        </w:rPr>
-        <w:t>神的名字</w:t>
-      </w:r>
-      <w:r>
-        <w:rPr>
-          <w:lang w:val="zh_TW" w:bidi="zh_TW"/>
-        </w:rPr>
-        <w:t>。</w:t>
+          <w:lang w:val="zh_TW" w:bidi="zh_TW"/>
+        </w:rPr>
+        <w:t>既謙卑又貧窮的人是耶和華關心的對象（</w:t>
+      </w:r>
+      <w:hyperlink r:id="rId18">
+        <w:r>
+          <w:rPr>
+            <w:lang w:val="zh_TW" w:bidi="zh_TW"/>
+          </w:rPr>
+          <w:rPr>
+            <w:color w:val="0000EE"/>
+            <w:u w:val="single"/>
+          </w:rPr>
+          <w:t>出23:6、11</w:t>
+        </w:r>
+      </w:hyperlink>
+      <w:r>
+        <w:rPr>
+          <w:lang w:val="zh_TW" w:bidi="zh_TW"/>
+        </w:rPr>
+        <w:t>；</w:t>
+      </w:r>
+      <w:hyperlink r:id="rId19">
+        <w:r>
+          <w:rPr>
+            <w:lang w:val="zh_TW" w:bidi="zh_TW"/>
+          </w:rPr>
+          <w:rPr>
+            <w:color w:val="0000EE"/>
+            <w:u w:val="single"/>
+          </w:rPr>
+          <w:t>申15:4、7</w:t>
+        </w:r>
+      </w:hyperlink>
+      <w:r>
+        <w:rPr>
+          <w:lang w:val="zh_TW" w:bidi="zh_TW"/>
+        </w:rPr>
+        <w:t>）。因此，貧窮人的謙卑成為敬畏神的義人的象徵（</w:t>
+      </w:r>
+      <w:hyperlink r:id="rId20">
+        <w:r>
+          <w:rPr>
+            <w:lang w:val="zh_TW" w:bidi="zh_TW"/>
+          </w:rPr>
+          <w:rPr>
+            <w:color w:val="0000EE"/>
+            <w:u w:val="single"/>
+          </w:rPr>
+          <w:t>民12:3</w:t>
+        </w:r>
+      </w:hyperlink>
+      <w:r>
+        <w:rPr>
+          <w:lang w:val="zh_TW" w:bidi="zh_TW"/>
+        </w:rPr>
+        <w:t>）。在舊約中，謙卑這個概念的發展幾乎等同於公義，並與公正和憐憫一起被視為是神的要求（</w:t>
+      </w:r>
+      <w:hyperlink r:id="rId21">
+        <w:r>
+          <w:rPr>
+            <w:lang w:val="zh_TW" w:bidi="zh_TW"/>
+          </w:rPr>
+          <w:rPr>
+            <w:color w:val="0000EE"/>
+            <w:u w:val="single"/>
+          </w:rPr>
+          <w:t>彌6:8</w:t>
+        </w:r>
+      </w:hyperlink>
+      <w:r>
+        <w:rPr>
+          <w:lang w:val="zh_TW" w:bidi="zh_TW"/>
+        </w:rPr>
+        <w:t>）。特別是在詩篇中，「受苦者」幾乎成為義人的專有名詞（</w:t>
+      </w:r>
+      <w:hyperlink r:id="rId22">
+        <w:r>
+          <w:rPr>
+            <w:lang w:val="zh_TW" w:bidi="zh_TW"/>
+          </w:rPr>
+          <w:rPr>
+            <w:color w:val="0000EE"/>
+            <w:u w:val="single"/>
+          </w:rPr>
+          <w:t>詩22:26</w:t>
+        </w:r>
+      </w:hyperlink>
+      <w:r>
+        <w:rPr>
+          <w:lang w:val="zh_TW" w:bidi="zh_TW"/>
+        </w:rPr>
+        <w:t>；</w:t>
+      </w:r>
+      <w:hyperlink r:id="rId23">
+        <w:r>
+          <w:rPr>
+            <w:lang w:val="zh_TW" w:bidi="zh_TW"/>
+          </w:rPr>
+          <w:rPr>
+            <w:color w:val="0000EE"/>
+            <w:u w:val="single"/>
+          </w:rPr>
+          <w:t>25:9</w:t>
+        </w:r>
+      </w:hyperlink>
+      <w:r>
+        <w:rPr>
+          <w:lang w:val="zh_TW" w:bidi="zh_TW"/>
+        </w:rPr>
+        <w:t>；</w:t>
+      </w:r>
+      <w:hyperlink r:id="rId24">
+        <w:r>
+          <w:rPr>
+            <w:lang w:val="zh_TW" w:bidi="zh_TW"/>
+          </w:rPr>
+          <w:rPr>
+            <w:color w:val="0000EE"/>
+            <w:u w:val="single"/>
+          </w:rPr>
+          <w:t>147:6</w:t>
+        </w:r>
+      </w:hyperlink>
+      <w:r>
+        <w:rPr>
+          <w:lang w:val="zh_TW" w:bidi="zh_TW"/>
+        </w:rPr>
+        <w:t>）。</w:t>
+      </w:r>
+    </w:p>
+    <w:p>
+      <w:pPr/>
+      <w:r>
+        <w:rPr>
+          <w:lang w:val="zh_TW" w:bidi="zh_TW"/>
+        </w:rPr>
+      </w:r>
+      <w:r>
+        <w:rPr>
+          <w:lang w:val="zh_TW" w:bidi="zh_TW"/>
+        </w:rPr>
+        <w:t>此外，謙卑是罪人對神的聖潔適當的回應。先知以賽亞，面對神在聖殿中的榮耀，呼喊：「</w:t>
+      </w:r>
+      <w:r>
+        <w:rPr>
+          <w:lang w:val="zh_TW" w:bidi="zh_TW"/>
+        </w:rPr>
+        <w:t>禍哉！我滅亡了！因為我是嘴唇不潔的人</w:t>
+      </w:r>
+      <w:r>
+        <w:rPr>
+          <w:lang w:val="zh_TW" w:bidi="zh_TW"/>
+        </w:rPr>
+        <w:t>」(</w:t>
+      </w:r>
+      <w:hyperlink r:id="rId25">
+        <w:r>
+          <w:rPr>
+            <w:lang w:val="zh_TW" w:bidi="zh_TW"/>
+          </w:rPr>
+          <w:rPr>
+            <w:color w:val="0000EE"/>
+            <w:u w:val="single"/>
+          </w:rPr>
+          <w:t>賽6:5</w:t>
+        </w:r>
+      </w:hyperlink>
+      <w:r>
+        <w:rPr>
+          <w:lang w:val="zh_TW" w:bidi="zh_TW"/>
+        </w:rPr>
+        <w:t>)。因此，謙卑成為一種性格特徵，而不只是反映物質貧困或痛苦狀態的術語。它成為一種反映敬虔本質的概念，是所有以神為他們之主的人所期望的。</w:t>
+      </w:r>
+    </w:p>
+    <w:p>
+      <w:pPr/>
+      <w:r>
+        <w:rPr>
+          <w:lang w:val="zh_TW" w:bidi="zh_TW"/>
+        </w:rPr>
+      </w:r>
+      <w:r>
+        <w:rPr>
+          <w:lang w:val="zh_TW" w:bidi="zh_TW"/>
+        </w:rPr>
+        <w:t>在新約中，謙卑很少指貧窮、苦難或壓迫的客觀狀況。謙卑的主題在與耶穌作為彌賽亞的神學主題中發展。舊約認為最理想的謙卑是即將來臨君王的特質，這理所當然就適用於新約的耶穌（</w:t>
+      </w:r>
+      <w:hyperlink r:id="rId26">
+        <w:r>
+          <w:rPr>
+            <w:lang w:val="zh_TW" w:bidi="zh_TW"/>
+          </w:rPr>
+          <w:rPr>
+            <w:color w:val="0000EE"/>
+            <w:u w:val="single"/>
+          </w:rPr>
+          <w:t>亞9:9</w:t>
+        </w:r>
+      </w:hyperlink>
+      <w:r>
+        <w:rPr>
+          <w:lang w:val="zh_TW" w:bidi="zh_TW"/>
+        </w:rPr>
+        <w:t>；參：</w:t>
+      </w:r>
+      <w:hyperlink r:id="rId27">
+        <w:r>
+          <w:rPr>
+            <w:lang w:val="zh_TW" w:bidi="zh_TW"/>
+          </w:rPr>
+          <w:rPr>
+            <w:color w:val="0000EE"/>
+            <w:u w:val="single"/>
+          </w:rPr>
+          <w:t>太21:4–5</w:t>
+        </w:r>
+      </w:hyperlink>
+      <w:r>
+        <w:rPr>
+          <w:lang w:val="zh_TW" w:bidi="zh_TW"/>
+        </w:rPr>
+        <w:t>）。作為神的兒子，耶穌不為自己著想，而是過著順服和信靠父神的生命。使徒保羅將一種自我倒空歸於道成肉身的神的兒子，藉此祂「</w:t>
+      </w:r>
+      <w:r>
+        <w:rPr>
+          <w:lang w:val="zh_TW" w:bidi="zh_TW"/>
+        </w:rPr>
+        <w:t>反倒虛己</w:t>
+      </w:r>
+      <w:r>
+        <w:rPr>
+          <w:lang w:val="zh_TW" w:bidi="zh_TW"/>
+        </w:rPr>
+        <w:t>，取了奴僕的形象」（</w:t>
+      </w:r>
+      <w:hyperlink r:id="rId28">
+        <w:r>
+          <w:rPr>
+            <w:lang w:val="zh_TW" w:bidi="zh_TW"/>
+          </w:rPr>
+          <w:rPr>
+            <w:color w:val="0000EE"/>
+            <w:u w:val="single"/>
+          </w:rPr>
+          <w:t>腓2:5–8</w:t>
+        </w:r>
+      </w:hyperlink>
+      <w:r>
+        <w:rPr>
+          <w:lang w:val="zh_TW" w:bidi="zh_TW"/>
+        </w:rPr>
+        <w:t>）。耶穌所展現的品格沒有任何的自大或傲慢。</w:t>
+      </w:r>
+    </w:p>
+    <w:p>
+      <w:pPr/>
+      <w:r>
+        <w:rPr>
+          <w:lang w:val="zh_TW" w:bidi="zh_TW"/>
+        </w:rPr>
+      </w:r>
+      <w:r>
+        <w:rPr>
+          <w:lang w:val="zh_TW" w:bidi="zh_TW"/>
+        </w:rPr>
+        <w:t>雖然在面對偽善時勇敢無畏，並毫不留情地拒絕虛偽的宗教表現，耶穌卻是「</w:t>
+      </w:r>
+      <w:r>
+        <w:rPr>
+          <w:lang w:val="zh_TW" w:bidi="zh_TW"/>
+        </w:rPr>
+        <w:t>心裏柔和謙卑</w:t>
+      </w:r>
+      <w:r>
+        <w:rPr>
+          <w:lang w:val="zh_TW" w:bidi="zh_TW"/>
+        </w:rPr>
+        <w:t>」的（</w:t>
+      </w:r>
+      <w:hyperlink r:id="rId29">
+        <w:r>
+          <w:rPr>
+            <w:lang w:val="zh_TW" w:bidi="zh_TW"/>
+          </w:rPr>
+          <w:rPr>
+            <w:color w:val="0000EE"/>
+            <w:u w:val="single"/>
+          </w:rPr>
+          <w:t>太11:29</w:t>
+        </w:r>
+      </w:hyperlink>
+      <w:r>
+        <w:rPr>
+          <w:lang w:val="zh_TW" w:bidi="zh_TW"/>
+        </w:rPr>
+        <w:t>）。因此，祂可以嚴厲警告其對地位的渴望，並公開斥責法利賽人對窮人和受壓迫者的暴力行為（</w:t>
+      </w:r>
+      <w:hyperlink r:id="rId30">
+        <w:r>
+          <w:rPr>
+            <w:lang w:val="zh_TW" w:bidi="zh_TW"/>
+          </w:rPr>
+          <w:rPr>
+            <w:color w:val="0000EE"/>
+            <w:u w:val="single"/>
+          </w:rPr>
+          <w:t>路14:11</w:t>
+        </w:r>
+      </w:hyperlink>
+      <w:r>
+        <w:rPr>
+          <w:lang w:val="zh_TW" w:bidi="zh_TW"/>
+        </w:rPr>
+        <w:t>；</w:t>
+      </w:r>
+      <w:hyperlink r:id="rId31">
+        <w:r>
+          <w:rPr>
+            <w:lang w:val="zh_TW" w:bidi="zh_TW"/>
+          </w:rPr>
+          <w:rPr>
+            <w:color w:val="0000EE"/>
+            <w:u w:val="single"/>
+          </w:rPr>
+          <w:t>太23:12</w:t>
+        </w:r>
+      </w:hyperlink>
+      <w:r>
+        <w:rPr>
+          <w:lang w:val="zh_TW" w:bidi="zh_TW"/>
+        </w:rPr>
+        <w:t>）。同時，祂也謙卑地像僕人一般服事他人（</w:t>
+      </w:r>
+      <w:hyperlink r:id="rId32">
+        <w:r>
+          <w:rPr>
+            <w:lang w:val="zh_TW" w:bidi="zh_TW"/>
+          </w:rPr>
+          <w:rPr>
+            <w:color w:val="0000EE"/>
+            <w:u w:val="single"/>
+          </w:rPr>
+          <w:t>路22:27</w:t>
+        </w:r>
+      </w:hyperlink>
+      <w:r>
+        <w:rPr>
+          <w:lang w:val="zh_TW" w:bidi="zh_TW"/>
+        </w:rPr>
+        <w:t>；</w:t>
+      </w:r>
+      <w:hyperlink r:id="rId33">
+        <w:r>
+          <w:rPr>
+            <w:lang w:val="zh_TW" w:bidi="zh_TW"/>
+          </w:rPr>
+          <w:rPr>
+            <w:color w:val="0000EE"/>
+            <w:u w:val="single"/>
+          </w:rPr>
+          <w:t>可10:45</w:t>
+        </w:r>
+      </w:hyperlink>
+      <w:r>
+        <w:rPr>
+          <w:lang w:val="zh_TW" w:bidi="zh_TW"/>
+        </w:rPr>
+        <w:t>；</w:t>
+      </w:r>
+      <w:hyperlink r:id="rId34">
+        <w:r>
+          <w:rPr>
+            <w:lang w:val="zh_TW" w:bidi="zh_TW"/>
+          </w:rPr>
+          <w:rPr>
+            <w:color w:val="0000EE"/>
+            <w:u w:val="single"/>
+          </w:rPr>
+          <w:t>太20:28</w:t>
+        </w:r>
+      </w:hyperlink>
+      <w:r>
+        <w:rPr>
+          <w:lang w:val="zh_TW" w:bidi="zh_TW"/>
+        </w:rPr>
+        <w:t>）。耶穌的謙卑和祂願意順服父的旨意而接受十字架的刑罰，是不可分割的。因此，以祂自己生命的作為見證，祂對心靈貧窮的教導是真實可靠的。祂將所有榮耀歸於父，並完全依賴祂（</w:t>
+      </w:r>
+      <w:hyperlink r:id="rId35">
+        <w:r>
+          <w:rPr>
+            <w:lang w:val="zh_TW" w:bidi="zh_TW"/>
+          </w:rPr>
+          <w:rPr>
+            <w:color w:val="0000EE"/>
+            <w:u w:val="single"/>
+          </w:rPr>
+          <w:t>約5:19</w:t>
+        </w:r>
+      </w:hyperlink>
+      <w:r>
+        <w:rPr>
+          <w:lang w:val="zh_TW" w:bidi="zh_TW"/>
+        </w:rPr>
+        <w:t>，</w:t>
+      </w:r>
+      <w:hyperlink r:id="rId36">
+        <w:r>
+          <w:rPr>
+            <w:lang w:val="zh_TW" w:bidi="zh_TW"/>
+          </w:rPr>
+          <w:rPr>
+            <w:color w:val="0000EE"/>
+            <w:u w:val="single"/>
+          </w:rPr>
+          <w:t>6:38</w:t>
+        </w:r>
+      </w:hyperlink>
+      <w:r>
+        <w:rPr>
+          <w:lang w:val="zh_TW" w:bidi="zh_TW"/>
+        </w:rPr>
+        <w:t>，</w:t>
+      </w:r>
+      <w:hyperlink r:id="rId37">
+        <w:r>
+          <w:rPr>
+            <w:lang w:val="zh_TW" w:bidi="zh_TW"/>
+          </w:rPr>
+          <w:rPr>
+            <w:color w:val="0000EE"/>
+            <w:u w:val="single"/>
+          </w:rPr>
+          <w:t>7:15</w:t>
+        </w:r>
+      </w:hyperlink>
+      <w:r>
+        <w:rPr>
+          <w:lang w:val="zh_TW" w:bidi="zh_TW"/>
+        </w:rPr>
+        <w:t>，</w:t>
+      </w:r>
+      <w:hyperlink r:id="rId38">
+        <w:r>
+          <w:rPr>
+            <w:lang w:val="zh_TW" w:bidi="zh_TW"/>
+          </w:rPr>
+          <w:rPr>
+            <w:color w:val="0000EE"/>
+            <w:u w:val="single"/>
+          </w:rPr>
+          <w:t>8:28、50</w:t>
+        </w:r>
+      </w:hyperlink>
+      <w:r>
+        <w:rPr>
+          <w:lang w:val="zh_TW" w:bidi="zh_TW"/>
+        </w:rPr>
+        <w:t>，</w:t>
+      </w:r>
+      <w:hyperlink r:id="rId39">
+        <w:r>
+          <w:rPr>
+            <w:lang w:val="zh_TW" w:bidi="zh_TW"/>
+          </w:rPr>
+          <w:rPr>
+            <w:color w:val="0000EE"/>
+            <w:u w:val="single"/>
+          </w:rPr>
+          <w:t>14:10、24</w:t>
+        </w:r>
+      </w:hyperlink>
+      <w:r>
+        <w:rPr>
+          <w:lang w:val="zh_TW" w:bidi="zh_TW"/>
+        </w:rPr>
+        <w:t>）。通過洗門徒的腳，祂承擔了僕人的角色，卻沒有失去尊嚴和自我價值。祂這樣的服事成為跟隨祂的人的生命榜樣，這種生命在於優先考慮他人而非自己中找到幸福（</w:t>
+      </w:r>
+      <w:hyperlink r:id="rId40">
+        <w:r>
+          <w:rPr>
+            <w:lang w:val="zh_TW" w:bidi="zh_TW"/>
+          </w:rPr>
+          <w:rPr>
+            <w:color w:val="0000EE"/>
+            <w:u w:val="single"/>
+          </w:rPr>
+          <w:t>約13:1–20</w:t>
+        </w:r>
+      </w:hyperlink>
+      <w:r>
+        <w:rPr>
+          <w:lang w:val="zh_TW" w:bidi="zh_TW"/>
+        </w:rPr>
+        <w:t>；</w:t>
+      </w:r>
+      <w:hyperlink r:id="rId41">
+        <w:r>
+          <w:rPr>
+            <w:lang w:val="zh_TW" w:bidi="zh_TW"/>
+          </w:rPr>
+          <w:rPr>
+            <w:color w:val="0000EE"/>
+            <w:u w:val="single"/>
+          </w:rPr>
+          <w:t>腓2:1–4</w:t>
+        </w:r>
+      </w:hyperlink>
+      <w:r>
+        <w:rPr>
+          <w:lang w:val="zh_TW" w:bidi="zh_TW"/>
+        </w:rPr>
+        <w:t>）。</w:t>
+      </w:r>
+    </w:p>
+    <w:p>
+      <w:pPr/>
+      <w:r>
+        <w:rPr>
+          <w:lang w:val="zh_TW" w:bidi="zh_TW"/>
+        </w:rPr>
+      </w:r>
+      <w:r>
+        <w:rPr>
+          <w:lang w:val="zh_TW" w:bidi="zh_TW"/>
+        </w:rPr>
+        <w:t>因此，耶穌的門徒也被蒙召過一個謙卑的生命。基督徒背棄地位、安全和成功，尋求在服事他人中來獲得自己的生命。謙卑是全方位生命原則，藉由愛來為他人求益處，從而成就律法（參</w:t>
+      </w:r>
+      <w:hyperlink r:id="rId42">
+        <w:r>
+          <w:rPr>
+            <w:lang w:val="zh_TW" w:bidi="zh_TW"/>
+          </w:rPr>
+          <w:rPr>
+            <w:color w:val="0000EE"/>
+            <w:u w:val="single"/>
+          </w:rPr>
+          <w:t>羅 12:10</w:t>
+        </w:r>
+      </w:hyperlink>
+      <w:r>
+        <w:rPr>
+          <w:lang w:val="zh_TW" w:bidi="zh_TW"/>
+        </w:rPr>
+        <w:t>，</w:t>
+      </w:r>
+      <w:hyperlink r:id="rId43">
+        <w:r>
+          <w:rPr>
+            <w:lang w:val="zh_TW" w:bidi="zh_TW"/>
+          </w:rPr>
+          <w:rPr>
+            <w:color w:val="0000EE"/>
+            <w:u w:val="single"/>
+          </w:rPr>
+          <w:t>13:8–10</w:t>
+        </w:r>
+      </w:hyperlink>
+      <w:r>
+        <w:rPr>
+          <w:lang w:val="zh_TW" w:bidi="zh_TW"/>
+        </w:rPr>
+        <w:t>）。</w:t>
+      </w:r>
+      <w:r>
+        <w:rPr>
+          <w:lang w:val="zh_TW" w:bidi="zh_TW"/>
+        </w:rPr>
+      </w:r>
+      <w:r>
+        <w:rPr>
+          <w:lang w:val="zh_TW" w:bidi="zh_TW"/>
+        </w:rPr>
+      </w:r>
+    </w:p>
+    <w:p>
+      <w:pPr/>
+      <w:r>
+        <w:rPr>
+          <w:lang w:val="zh_TW" w:bidi="zh_TW"/>
+        </w:rPr>
+      </w:r>
+    </w:p>
+    <w:p>
+      <w:pPr>
+        <w:pStyle w:val="Heading2"/>
+      </w:pPr>
+      <w:r>
+        <w:rPr>
+          <w:lang w:val="zh_TW" w:bidi="zh_TW"/>
+        </w:rPr>
+        <w:t>錢囊</w:t>
+      </w:r>
+      <w:r>
+        <w:rPr>
+          <w:lang w:val="zh_TW" w:bidi="zh_TW"/>
+        </w:rPr>
+      </w:r>
+    </w:p>
+    <w:p>
+      <w:pPr/>
+      <w:r>
+        <w:rPr>
+          <w:lang w:val="zh_TW" w:bidi="zh_TW"/>
+        </w:rPr>
+      </w:r>
+      <w:r>
+        <w:rPr>
+          <w:lang w:val="zh_TW" w:bidi="zh_TW"/>
+        </w:rPr>
+        <w:t>人們用來攜帶錢和其它物件的小袋。有三個希伯來詞和三個希臘詞都指這樣的錢囊或袋子。第一個詞指的是用來裝錢或與天平一起使用的石頭砝碼的錢囊或袋子（</w:t>
+      </w:r>
+      <w:hyperlink r:id="rId44">
+        <w:r>
+          <w:rPr>
+            <w:lang w:val="zh_TW" w:bidi="zh_TW"/>
+          </w:rPr>
+          <w:rPr>
+            <w:color w:val="0000EE"/>
+            <w:u w:val="single"/>
+          </w:rPr>
+          <w:t>申命記25:13</w:t>
+        </w:r>
+      </w:hyperlink>
+      <w:r>
+        <w:rPr>
+          <w:lang w:val="zh_TW" w:bidi="zh_TW"/>
+        </w:rPr>
+        <w:t>；</w:t>
+      </w:r>
+      <w:hyperlink r:id="rId45">
+        <w:r>
+          <w:rPr>
+            <w:lang w:val="zh_TW" w:bidi="zh_TW"/>
+          </w:rPr>
+          <w:rPr>
+            <w:color w:val="0000EE"/>
+            <w:u w:val="single"/>
+          </w:rPr>
+          <w:t>箴言1:14</w:t>
+        </w:r>
+      </w:hyperlink>
+      <w:r>
+        <w:rPr>
+          <w:lang w:val="zh_TW" w:bidi="zh_TW"/>
+        </w:rPr>
+        <w:t>；</w:t>
+      </w:r>
+      <w:hyperlink r:id="rId46">
+        <w:r>
+          <w:rPr>
+            <w:lang w:val="zh_TW" w:bidi="zh_TW"/>
+          </w:rPr>
+          <w:rPr>
+            <w:color w:val="0000EE"/>
+            <w:u w:val="single"/>
+          </w:rPr>
+          <w:t>以賽亞書46:6</w:t>
+        </w:r>
+      </w:hyperlink>
+      <w:r>
+        <w:rPr>
+          <w:lang w:val="zh_TW" w:bidi="zh_TW"/>
+        </w:rPr>
+        <w:t>；</w:t>
+      </w:r>
+      <w:hyperlink r:id="rId47">
+        <w:r>
+          <w:rPr>
+            <w:lang w:val="zh_TW" w:bidi="zh_TW"/>
+          </w:rPr>
+          <w:rPr>
+            <w:color w:val="0000EE"/>
+            <w:u w:val="single"/>
+          </w:rPr>
+          <w:t>彌迦書6:11</w:t>
+        </w:r>
+      </w:hyperlink>
+      <w:r>
+        <w:rPr>
+          <w:lang w:val="zh_TW" w:bidi="zh_TW"/>
+        </w:rPr>
+        <w:t>）。錢囊可以由皮革或結實的棉布製成。</w:t>
+      </w:r>
+    </w:p>
+    <w:p>
+      <w:pPr/>
+      <w:r>
+        <w:rPr>
+          <w:lang w:val="zh_TW" w:bidi="zh_TW"/>
+        </w:rPr>
+      </w:r>
+      <w:r>
+        <w:rPr>
+          <w:lang w:val="zh_TW" w:bidi="zh_TW"/>
+        </w:rPr>
+        <w:t>另一個希伯來詞指的是與</w:t>
+      </w:r>
+      <w:hyperlink r:id="rId48">
+        <w:r>
+          <w:rPr>
+            <w:lang w:val="zh_TW" w:bidi="zh_TW"/>
+          </w:rPr>
+          <w:rPr>
+            <w:color w:val="0000EE"/>
+            <w:u w:val="single"/>
+          </w:rPr>
+          <w:t>列王紀下五章23節</w:t>
+        </w:r>
+      </w:hyperlink>
+      <w:r>
+        <w:rPr>
+          <w:lang w:val="zh_TW" w:bidi="zh_TW"/>
+        </w:rPr>
+        <w:t>中類似的袋子。這個詞也出現在</w:t>
+      </w:r>
+      <w:hyperlink r:id="rId49">
+        <w:r>
+          <w:rPr>
+            <w:lang w:val="zh_TW" w:bidi="zh_TW"/>
+          </w:rPr>
+          <w:rPr>
+            <w:color w:val="0000EE"/>
+            <w:u w:val="single"/>
+          </w:rPr>
+          <w:t>以賽亞書三章22節</w:t>
+        </w:r>
+      </w:hyperlink>
+      <w:r>
+        <w:rPr>
+          <w:lang w:val="zh_TW" w:bidi="zh_TW"/>
+        </w:rPr>
+        <w:t>的女性飾品清單中，可能比上面描述的第一個袋子更具裝飾性。第三個希伯來詞出現在</w:t>
+      </w:r>
+      <w:hyperlink r:id="rId50">
+        <w:r>
+          <w:rPr>
+            <w:lang w:val="zh_TW" w:bidi="zh_TW"/>
+          </w:rPr>
+          <w:rPr>
+            <w:color w:val="0000EE"/>
+            <w:u w:val="single"/>
+          </w:rPr>
+          <w:t>創世記四十二章35節</w:t>
+        </w:r>
+      </w:hyperlink>
+      <w:r>
+        <w:rPr>
+          <w:lang w:val="zh_TW" w:bidi="zh_TW"/>
+        </w:rPr>
+        <w:t>，指的是一個開口的小袋子。這是約瑟兄弟們放錢的小袋或銀包，後被放入他們的糧袋。</w:t>
+      </w:r>
+    </w:p>
+    <w:p>
+      <w:pPr/>
+      <w:r>
+        <w:rPr>
+          <w:lang w:val="zh_TW" w:bidi="zh_TW"/>
+        </w:rPr>
+      </w:r>
+      <w:r>
+        <w:rPr>
+          <w:lang w:val="zh_TW" w:bidi="zh_TW"/>
+        </w:rPr>
+        <w:t>用來翻譯希伯來詞的希臘詞意指錢袋或錢囊。當耶穌差遣門徒兩兩出去時，告訴他們不要帶的東西中，就包括錢囊（</w:t>
+      </w:r>
+      <w:hyperlink r:id="rId51">
+        <w:r>
+          <w:rPr>
+            <w:lang w:val="zh_TW" w:bidi="zh_TW"/>
+          </w:rPr>
+          <w:rPr>
+            <w:color w:val="0000EE"/>
+            <w:u w:val="single"/>
+          </w:rPr>
+          <w:t>路加福音10:4</w:t>
+        </w:r>
+      </w:hyperlink>
+      <w:r>
+        <w:rPr>
+          <w:lang w:val="zh_TW" w:bidi="zh_TW"/>
+        </w:rPr>
+        <w:t>，</w:t>
+      </w:r>
+      <w:hyperlink r:id="rId52">
+        <w:r>
+          <w:rPr>
+            <w:lang w:val="zh_TW" w:bidi="zh_TW"/>
+          </w:rPr>
+          <w:rPr>
+            <w:color w:val="0000EE"/>
+            <w:u w:val="single"/>
+          </w:rPr>
+          <w:t>22:35–36</w:t>
+        </w:r>
+      </w:hyperlink>
+      <w:r>
+        <w:rPr>
+          <w:lang w:val="zh_TW" w:bidi="zh_TW"/>
+        </w:rPr>
+        <w:t>）。在</w:t>
+      </w:r>
+      <w:hyperlink r:id="rId53">
+        <w:r>
+          <w:rPr>
+            <w:lang w:val="zh_TW" w:bidi="zh_TW"/>
+          </w:rPr>
+          <w:rPr>
+            <w:color w:val="0000EE"/>
+            <w:u w:val="single"/>
+          </w:rPr>
+          <w:t>路加福音十二章33節</w:t>
+        </w:r>
+      </w:hyperlink>
+      <w:r>
+        <w:rPr>
+          <w:lang w:val="zh_TW" w:bidi="zh_TW"/>
+        </w:rPr>
+        <w:t>中，表示錢囊的這個相同的詞被比喻為在天上不會壞、不會被偷或被毀的財寶。</w:t>
+      </w:r>
+    </w:p>
+    <w:p>
+      <w:pPr/>
+      <w:r>
+        <w:rPr>
+          <w:lang w:val="zh_TW" w:bidi="zh_TW"/>
+        </w:rPr>
+      </w:r>
+      <w:r>
+        <w:rPr>
+          <w:lang w:val="zh_TW" w:bidi="zh_TW"/>
+        </w:rPr>
+        <w:t>另一個希臘詞表示通常用來攜帶錢財的地方是腰帶或皮帶。腰帶是古代東方男女服裝的重要部分。用皮革製成的腰帶會作成中空或帶有槽口，以便攜帶錢幣。用布製成的腰帶被折疊，使錢可以放在折縫中，這些折縫就像口袋一樣（</w:t>
+      </w:r>
+      <w:hyperlink r:id="rId54">
+        <w:r>
+          <w:rPr>
+            <w:lang w:val="zh_TW" w:bidi="zh_TW"/>
+          </w:rPr>
+          <w:rPr>
+            <w:color w:val="0000EE"/>
+            <w:u w:val="single"/>
+          </w:rPr>
+          <w:t>馬太福音10:9</w:t>
+        </w:r>
+      </w:hyperlink>
+      <w:r>
+        <w:rPr>
+          <w:lang w:val="zh_TW" w:bidi="zh_TW"/>
+        </w:rPr>
+        <w:t>；</w:t>
+      </w:r>
+      <w:hyperlink r:id="rId55">
+        <w:r>
+          <w:rPr>
+            <w:lang w:val="zh_TW" w:bidi="zh_TW"/>
+          </w:rPr>
+          <w:rPr>
+            <w:color w:val="0000EE"/>
+            <w:u w:val="single"/>
+          </w:rPr>
+          <w:t>馬可福音6:8</w:t>
+        </w:r>
+      </w:hyperlink>
+      <w:r>
+        <w:rPr>
+          <w:lang w:val="zh_TW" w:bidi="zh_TW"/>
+        </w:rPr>
+        <w:t>）。</w:t>
+      </w:r>
+    </w:p>
+    <w:p>
+      <w:pPr/>
+      <w:r>
+        <w:rPr>
+          <w:lang w:val="zh_TW" w:bidi="zh_TW"/>
+        </w:rPr>
+      </w:r>
+      <w:r>
+        <w:rPr>
+          <w:lang w:val="zh_TW" w:bidi="zh_TW"/>
+        </w:rPr>
+        <w:t>希臘文中，猶大為門徒保管的「錢囊」一詞，指的是用來裝吹奏樂器吹口的盒子或容器。到了新約聖經時期，這個詞已經演變成為錢箱或可能是錢袋的希臘詞（</w:t>
+      </w:r>
+      <w:hyperlink r:id="rId56">
+        <w:r>
+          <w:rPr>
+            <w:lang w:val="zh_TW" w:bidi="zh_TW"/>
+          </w:rPr>
+          <w:rPr>
+            <w:color w:val="0000EE"/>
+            <w:u w:val="single"/>
+          </w:rPr>
+          <w:t>約翰福音12:6</w:t>
+        </w:r>
+      </w:hyperlink>
+      <w:r>
+        <w:rPr>
+          <w:lang w:val="zh_TW" w:bidi="zh_TW"/>
+        </w:rPr>
+        <w:t>；</w:t>
+      </w:r>
+      <w:hyperlink r:id="rId57">
+        <w:r>
+          <w:rPr>
+            <w:lang w:val="zh_TW" w:bidi="zh_TW"/>
+          </w:rPr>
+          <w:rPr>
+            <w:color w:val="0000EE"/>
+            <w:u w:val="single"/>
+          </w:rPr>
+          <w:t>13:29</w:t>
+        </w:r>
+      </w:hyperlink>
+      <w:r>
+        <w:rPr>
+          <w:lang w:val="zh_TW" w:bidi="zh_TW"/>
+        </w:rPr>
+        <w:t>）。</w:t>
       </w:r>
       <w:r>
         <w:rPr>

--- a/zht/docx/107.content.docx
+++ b/zht/docx/107.content.docx
@@ -149,7 +149,7 @@
         <w:rPr>
           <w:lang w:val="zh_TW" w:bidi="zh_TW"/>
         </w:rPr>
-        <w:t>qian</w:t>
+        <w:t>ping</w:t>
       </w:r>
       <w:r>
         <w:rPr>
@@ -212,7 +212,7 @@
         <w:rPr>
           <w:lang w:val="zh_TW" w:bidi="zh_TW"/>
         </w:rPr>
-        <w:t>謙卑</w:t>
+        <w:t>平原的各城</w:t>
       </w:r>
       <w:r>
         <w:rPr>
@@ -231,21 +231,7 @@
         <w:rPr>
           <w:lang w:val="zh_TW" w:bidi="zh_TW"/>
         </w:rPr>
-        <w:t>卑微或受苦的狀態，在這種狀態下，人會經歷權力與聲望的喪失。在基督教信仰之外，這樣的謙卑，通常不會被視為是一種美德。然而，在猶太基督教傳統的語境中，謙卑被認為是人類對造物主的正確態度。謙卑是一種感恩和自發的意識，即生命是神賜予的禮物，並表現為對神的絕對依賴，是既不勉強又不虛偽的確信。</w:t>
-      </w:r>
-    </w:p>
-    <w:p>
-      <w:pPr/>
-      <w:r>
-        <w:rPr>
-          <w:lang w:val="zh_TW" w:bidi="zh_TW"/>
-        </w:rPr>
-      </w:r>
-      <w:r>
-        <w:rPr>
-          <w:lang w:val="zh_TW" w:bidi="zh_TW"/>
-        </w:rPr>
-        <w:t>在聖經文學中，謙卑與溫柔或耐心之間，並沒有明顯的區分。在以色列歷史的早期階段中，謙卑者被認為是貧窮的、受苦的和無權勢的人。耶和華拯救謙卑者，但使驕傲者降卑（</w:t>
+        <w:t>位於約旦河平原或盆地的五個城市，也被稱為「谷中之城」。這個地區非常肥沃，當亞伯拉罕與侄兒羅得需要分開他們的羊群和牛群時，吸引了羅得靠近（</w:t>
       </w:r>
       <w:hyperlink r:id="rId13">
         <w:r>
@@ -256,14 +242,172 @@
             <w:color w:val="0000EE"/>
             <w:u w:val="single"/>
           </w:rPr>
-          <w:t>撒上2:7</w:t>
+          <w:t>創13:10–12</w:t>
         </w:r>
       </w:hyperlink>
       <w:r>
         <w:rPr>
           <w:lang w:val="zh_TW" w:bidi="zh_TW"/>
         </w:rPr>
-        <w:t>；</w:t>
+        <w:t>）。這些城市的名稱是：</w:t>
+      </w:r>
+    </w:p>
+    <w:p>
+      <w:pPr>
+        <w:pStyle w:val="ListBullet"/>
+        <w:spacing w:line="240" w:lineRule="auto"/>
+        <w:ind w:left="720"/>
+      </w:pPr>
+      <w:r>
+        <w:rPr>
+          <w:lang w:val="zh_TW" w:bidi="zh_TW"/>
+        </w:rPr>
+      </w:r>
+      <w:r>
+        <w:rPr>
+          <w:lang w:val="zh_TW" w:bidi="zh_TW"/>
+        </w:rPr>
+        <w:t>所多瑪</w:t>
+      </w:r>
+    </w:p>
+    <w:p>
+      <w:pPr>
+        <w:pStyle w:val="ListBullet"/>
+        <w:spacing w:line="240" w:lineRule="auto"/>
+        <w:ind w:left="720"/>
+      </w:pPr>
+      <w:r>
+        <w:rPr>
+          <w:lang w:val="zh_TW" w:bidi="zh_TW"/>
+        </w:rPr>
+      </w:r>
+      <w:r>
+        <w:rPr>
+          <w:lang w:val="zh_TW" w:bidi="zh_TW"/>
+        </w:rPr>
+        <w:t>蛾摩拉</w:t>
+      </w:r>
+    </w:p>
+    <w:p>
+      <w:pPr>
+        <w:pStyle w:val="ListBullet"/>
+        <w:spacing w:line="240" w:lineRule="auto"/>
+        <w:ind w:left="720"/>
+      </w:pPr>
+      <w:r>
+        <w:rPr>
+          <w:lang w:val="zh_TW" w:bidi="zh_TW"/>
+        </w:rPr>
+      </w:r>
+      <w:r>
+        <w:rPr>
+          <w:lang w:val="zh_TW" w:bidi="zh_TW"/>
+        </w:rPr>
+        <w:t>亞瑪</w:t>
+      </w:r>
+    </w:p>
+    <w:p>
+      <w:pPr>
+        <w:pStyle w:val="ListBullet"/>
+        <w:spacing w:line="240" w:lineRule="auto"/>
+        <w:ind w:left="720"/>
+      </w:pPr>
+      <w:r>
+        <w:rPr>
+          <w:lang w:val="zh_TW" w:bidi="zh_TW"/>
+        </w:rPr>
+      </w:r>
+      <w:r>
+        <w:rPr>
+          <w:lang w:val="zh_TW" w:bidi="zh_TW"/>
+        </w:rPr>
+        <w:t>洗淨</w:t>
+      </w:r>
+    </w:p>
+    <w:p>
+      <w:pPr>
+        <w:pStyle w:val="ListBullet"/>
+        <w:spacing w:line="240" w:lineRule="auto"/>
+        <w:ind w:left="720"/>
+      </w:pPr>
+      <w:r>
+        <w:rPr>
+          <w:lang w:val="zh_TW" w:bidi="zh_TW"/>
+        </w:rPr>
+      </w:r>
+      <w:r>
+        <w:rPr>
+          <w:lang w:val="zh_TW" w:bidi="zh_TW"/>
+        </w:rPr>
+        <w:t>比拉（後來被稱為瑣珥）</w:t>
+      </w:r>
+    </w:p>
+    <w:p>
+      <w:pPr/>
+      <w:r>
+        <w:rPr>
+          <w:lang w:val="zh_TW" w:bidi="zh_TW"/>
+        </w:rPr>
+      </w:r>
+      <w:r>
+        <w:rPr>
+          <w:lang w:val="zh_TW" w:bidi="zh_TW"/>
+        </w:rPr>
+        <w:t>每一個城都可能是城邦，意味著它們都有自己的王。</w:t>
+      </w:r>
+    </w:p>
+    <w:p>
+      <w:pPr/>
+      <w:r>
+        <w:rPr>
+          <w:lang w:val="zh_TW" w:bidi="zh_TW"/>
+        </w:rPr>
+      </w:r>
+      <w:r>
+        <w:rPr>
+          <w:lang w:val="zh_TW" w:bidi="zh_TW"/>
+        </w:rPr>
+        <w:t>這些城市在聖經中以四種方式發揮重要作用：</w:t>
+      </w:r>
+    </w:p>
+    <w:p>
+      <w:pPr>
+        <w:pStyle w:val="ListNumber"/>
+        <w:numPr>
+          <w:ilvl w:val="0"/>
+          <w:numId w:val="14"/>
+        </w:numPr>
+        <w:spacing w:line="240" w:lineRule="auto"/>
+        <w:ind w:left="720"/>
+      </w:pPr>
+      <w:r>
+        <w:rPr>
+          <w:lang w:val="zh_TW" w:bidi="zh_TW"/>
+        </w:rPr>
+      </w:r>
+      <w:r>
+        <w:rPr>
+          <w:lang w:val="zh_TW" w:bidi="zh_TW"/>
+        </w:rPr>
+        <w:t>這些地區讓羅得找到地方可以定居，最終他選擇住在所多瑪城。</w:t>
+      </w:r>
+    </w:p>
+    <w:p>
+      <w:pPr>
+        <w:pStyle w:val="ListNumber"/>
+        <w:spacing w:line="240" w:lineRule="auto"/>
+        <w:ind w:left="720"/>
+      </w:pPr>
+      <w:r>
+        <w:rPr>
+          <w:lang w:val="zh_TW" w:bidi="zh_TW"/>
+        </w:rPr>
+      </w:r>
+      <w:r>
+        <w:rPr>
+          <w:lang w:val="zh_TW" w:bidi="zh_TW"/>
+        </w:rPr>
+        <w:t>這些城市的五位王，與來自東方遙遠地區的四王所領導的更強勢力作戰。他們被擊敗，城市被洗劫一空。入侵者帶走大量的財物和俘虜，包括婦女和兒童（</w:t>
       </w:r>
       <w:hyperlink r:id="rId14">
         <w:r>
@@ -274,14 +418,32 @@
             <w:color w:val="0000EE"/>
             <w:u w:val="single"/>
           </w:rPr>
-          <w:t>撒下22:28</w:t>
+          <w:t>創14</w:t>
         </w:r>
       </w:hyperlink>
       <w:r>
         <w:rPr>
           <w:lang w:val="zh_TW" w:bidi="zh_TW"/>
         </w:rPr>
-        <w:t>）。在神的權能和榮耀面前，族長亞伯拉罕承認他不過是塵土和灰燼（</w:t>
+        <w:t>）。羅得是被俘虜的人之一，促使亞伯拉罕發起一次成功的救援行動。他救回羅得、其他俘虜和被擄的財物。</w:t>
+      </w:r>
+    </w:p>
+    <w:p>
+      <w:pPr>
+        <w:pStyle w:val="ListNumber"/>
+        <w:spacing w:line="240" w:lineRule="auto"/>
+        <w:ind w:left="720"/>
+      </w:pPr>
+      <w:r>
+        <w:rPr>
+          <w:lang w:val="zh_TW" w:bidi="zh_TW"/>
+        </w:rPr>
+      </w:r>
+      <w:r>
+        <w:rPr>
+          <w:lang w:val="zh_TW" w:bidi="zh_TW"/>
+        </w:rPr>
+        <w:t>這些城市後來受到神的審判。他們的罪惡如此嚴重，即使是亞伯拉罕的代禱也無法拯救他們（</w:t>
       </w:r>
       <w:hyperlink r:id="rId15">
         <w:r>
@@ -292,14 +454,14 @@
             <w:color w:val="0000EE"/>
             <w:u w:val="single"/>
           </w:rPr>
-          <w:t>創18:27</w:t>
+          <w:t>創18:22–33</w:t>
         </w:r>
       </w:hyperlink>
       <w:r>
         <w:rPr>
           <w:lang w:val="zh_TW" w:bidi="zh_TW"/>
         </w:rPr>
-        <w:t>）。以色列起初是一個受奴役的國家，他們知道自己被選中不是因為人數眾多或物質財富，而是因為神的愛（</w:t>
+        <w:t>）。他們的邪惡在所多瑪的暴民試圖傷害羅得客人的故事中突顯出來（</w:t>
       </w:r>
       <w:hyperlink r:id="rId16">
         <w:r>
@@ -310,14 +472,32 @@
             <w:color w:val="0000EE"/>
             <w:u w:val="single"/>
           </w:rPr>
-          <w:t>申7:7–8</w:t>
+          <w:t>創19</w:t>
         </w:r>
       </w:hyperlink>
       <w:r>
         <w:rPr>
           <w:lang w:val="zh_TW" w:bidi="zh_TW"/>
         </w:rPr>
-        <w:t>）。透過將所有財富和權力的來源歸於主，神便能掌管人類驕傲和傲慢的兩大主要來源（參：</w:t>
+        <w:t>）。不久之後，羅得和他的家人收到警告，要在城市被毀滅之前逃離。硫磺與火降下，摧毀了城市並徹底改變地貌。</w:t>
+      </w:r>
+    </w:p>
+    <w:p>
+      <w:pPr>
+        <w:pStyle w:val="ListNumber"/>
+        <w:spacing w:line="240" w:lineRule="auto"/>
+        <w:ind w:left="720"/>
+      </w:pPr>
+      <w:r>
+        <w:rPr>
+          <w:lang w:val="zh_TW" w:bidi="zh_TW"/>
+        </w:rPr>
+      </w:r>
+      <w:r>
+        <w:rPr>
+          <w:lang w:val="zh_TW" w:bidi="zh_TW"/>
+        </w:rPr>
+        <w:t>這些城市的毀滅見於舊約和新約的許多地方，用以警告神對罪的刑罰（</w:t>
       </w:r>
       <w:hyperlink r:id="rId17">
         <w:r>
@@ -328,28 +508,14 @@
             <w:color w:val="0000EE"/>
             <w:u w:val="single"/>
           </w:rPr>
-          <w:t>耶9:23–24</w:t>
+          <w:t>賽3:9</w:t>
         </w:r>
       </w:hyperlink>
       <w:r>
         <w:rPr>
           <w:lang w:val="zh_TW" w:bidi="zh_TW"/>
         </w:rPr>
-        <w:t>）。</w:t>
-      </w:r>
-    </w:p>
-    <w:p>
-      <w:pPr/>
-      <w:r>
-        <w:rPr>
-          <w:lang w:val="zh_TW" w:bidi="zh_TW"/>
-        </w:rPr>
-      </w:r>
-      <w:r>
-        <w:rPr>
-          <w:lang w:val="zh_TW" w:bidi="zh_TW"/>
-        </w:rPr>
-        <w:t>既謙卑又貧窮的人是耶和華關心的對象（</w:t>
+        <w:t>；</w:t>
       </w:r>
       <w:hyperlink r:id="rId18">
         <w:r>
@@ -360,7 +526,7 @@
             <w:color w:val="0000EE"/>
             <w:u w:val="single"/>
           </w:rPr>
-          <w:t>出23:6、11</w:t>
+          <w:t>耶50:40</w:t>
         </w:r>
       </w:hyperlink>
       <w:r>
@@ -378,14 +544,14 @@
             <w:color w:val="0000EE"/>
             <w:u w:val="single"/>
           </w:rPr>
-          <w:t>申15:4、7</w:t>
+          <w:t>結16:46–56</w:t>
         </w:r>
       </w:hyperlink>
       <w:r>
         <w:rPr>
           <w:lang w:val="zh_TW" w:bidi="zh_TW"/>
         </w:rPr>
-        <w:t>）。因此，貧窮人的謙卑成為敬畏神的義人的象徵（</w:t>
+        <w:t>；</w:t>
       </w:r>
       <w:hyperlink r:id="rId20">
         <w:r>
@@ -396,14 +562,14 @@
             <w:color w:val="0000EE"/>
             <w:u w:val="single"/>
           </w:rPr>
-          <w:t>民12:3</w:t>
+          <w:t>太10:15</w:t>
         </w:r>
       </w:hyperlink>
       <w:r>
         <w:rPr>
           <w:lang w:val="zh_TW" w:bidi="zh_TW"/>
         </w:rPr>
-        <w:t>）。在舊約中，謙卑這個概念的發展幾乎等同於公義，並與公正和憐憫一起被視為是神的要求（</w:t>
+        <w:t>；</w:t>
       </w:r>
       <w:hyperlink r:id="rId21">
         <w:r>
@@ -414,851 +580,7 @@
             <w:color w:val="0000EE"/>
             <w:u w:val="single"/>
           </w:rPr>
-          <w:t>彌6:8</w:t>
-        </w:r>
-      </w:hyperlink>
-      <w:r>
-        <w:rPr>
-          <w:lang w:val="zh_TW" w:bidi="zh_TW"/>
-        </w:rPr>
-        <w:t>）。特別是在詩篇中，「受苦者」幾乎成為義人的專有名詞（</w:t>
-      </w:r>
-      <w:hyperlink r:id="rId22">
-        <w:r>
-          <w:rPr>
-            <w:lang w:val="zh_TW" w:bidi="zh_TW"/>
-          </w:rPr>
-          <w:rPr>
-            <w:color w:val="0000EE"/>
-            <w:u w:val="single"/>
-          </w:rPr>
-          <w:t>詩22:26</w:t>
-        </w:r>
-      </w:hyperlink>
-      <w:r>
-        <w:rPr>
-          <w:lang w:val="zh_TW" w:bidi="zh_TW"/>
-        </w:rPr>
-        <w:t>；</w:t>
-      </w:r>
-      <w:hyperlink r:id="rId23">
-        <w:r>
-          <w:rPr>
-            <w:lang w:val="zh_TW" w:bidi="zh_TW"/>
-          </w:rPr>
-          <w:rPr>
-            <w:color w:val="0000EE"/>
-            <w:u w:val="single"/>
-          </w:rPr>
-          <w:t>25:9</w:t>
-        </w:r>
-      </w:hyperlink>
-      <w:r>
-        <w:rPr>
-          <w:lang w:val="zh_TW" w:bidi="zh_TW"/>
-        </w:rPr>
-        <w:t>；</w:t>
-      </w:r>
-      <w:hyperlink r:id="rId24">
-        <w:r>
-          <w:rPr>
-            <w:lang w:val="zh_TW" w:bidi="zh_TW"/>
-          </w:rPr>
-          <w:rPr>
-            <w:color w:val="0000EE"/>
-            <w:u w:val="single"/>
-          </w:rPr>
-          <w:t>147:6</w:t>
-        </w:r>
-      </w:hyperlink>
-      <w:r>
-        <w:rPr>
-          <w:lang w:val="zh_TW" w:bidi="zh_TW"/>
-        </w:rPr>
-        <w:t>）。</w:t>
-      </w:r>
-    </w:p>
-    <w:p>
-      <w:pPr/>
-      <w:r>
-        <w:rPr>
-          <w:lang w:val="zh_TW" w:bidi="zh_TW"/>
-        </w:rPr>
-      </w:r>
-      <w:r>
-        <w:rPr>
-          <w:lang w:val="zh_TW" w:bidi="zh_TW"/>
-        </w:rPr>
-        <w:t>此外，謙卑是罪人對神的聖潔適當的回應。先知以賽亞，面對神在聖殿中的榮耀，呼喊：「</w:t>
-      </w:r>
-      <w:r>
-        <w:rPr>
-          <w:lang w:val="zh_TW" w:bidi="zh_TW"/>
-        </w:rPr>
-        <w:t>禍哉！我滅亡了！因為我是嘴唇不潔的人</w:t>
-      </w:r>
-      <w:r>
-        <w:rPr>
-          <w:lang w:val="zh_TW" w:bidi="zh_TW"/>
-        </w:rPr>
-        <w:t>」(</w:t>
-      </w:r>
-      <w:hyperlink r:id="rId25">
-        <w:r>
-          <w:rPr>
-            <w:lang w:val="zh_TW" w:bidi="zh_TW"/>
-          </w:rPr>
-          <w:rPr>
-            <w:color w:val="0000EE"/>
-            <w:u w:val="single"/>
-          </w:rPr>
-          <w:t>賽6:5</w:t>
-        </w:r>
-      </w:hyperlink>
-      <w:r>
-        <w:rPr>
-          <w:lang w:val="zh_TW" w:bidi="zh_TW"/>
-        </w:rPr>
-        <w:t>)。因此，謙卑成為一種性格特徵，而不只是反映物質貧困或痛苦狀態的術語。它成為一種反映敬虔本質的概念，是所有以神為他們之主的人所期望的。</w:t>
-      </w:r>
-    </w:p>
-    <w:p>
-      <w:pPr/>
-      <w:r>
-        <w:rPr>
-          <w:lang w:val="zh_TW" w:bidi="zh_TW"/>
-        </w:rPr>
-      </w:r>
-      <w:r>
-        <w:rPr>
-          <w:lang w:val="zh_TW" w:bidi="zh_TW"/>
-        </w:rPr>
-        <w:t>在新約中，謙卑很少指貧窮、苦難或壓迫的客觀狀況。謙卑的主題在與耶穌作為彌賽亞的神學主題中發展。舊約認為最理想的謙卑是即將來臨君王的特質，這理所當然就適用於新約的耶穌（</w:t>
-      </w:r>
-      <w:hyperlink r:id="rId26">
-        <w:r>
-          <w:rPr>
-            <w:lang w:val="zh_TW" w:bidi="zh_TW"/>
-          </w:rPr>
-          <w:rPr>
-            <w:color w:val="0000EE"/>
-            <w:u w:val="single"/>
-          </w:rPr>
-          <w:t>亞9:9</w:t>
-        </w:r>
-      </w:hyperlink>
-      <w:r>
-        <w:rPr>
-          <w:lang w:val="zh_TW" w:bidi="zh_TW"/>
-        </w:rPr>
-        <w:t>；參：</w:t>
-      </w:r>
-      <w:hyperlink r:id="rId27">
-        <w:r>
-          <w:rPr>
-            <w:lang w:val="zh_TW" w:bidi="zh_TW"/>
-          </w:rPr>
-          <w:rPr>
-            <w:color w:val="0000EE"/>
-            <w:u w:val="single"/>
-          </w:rPr>
-          <w:t>太21:4–5</w:t>
-        </w:r>
-      </w:hyperlink>
-      <w:r>
-        <w:rPr>
-          <w:lang w:val="zh_TW" w:bidi="zh_TW"/>
-        </w:rPr>
-        <w:t>）。作為神的兒子，耶穌不為自己著想，而是過著順服和信靠父神的生命。使徒保羅將一種自我倒空歸於道成肉身的神的兒子，藉此祂「</w:t>
-      </w:r>
-      <w:r>
-        <w:rPr>
-          <w:lang w:val="zh_TW" w:bidi="zh_TW"/>
-        </w:rPr>
-        <w:t>反倒虛己</w:t>
-      </w:r>
-      <w:r>
-        <w:rPr>
-          <w:lang w:val="zh_TW" w:bidi="zh_TW"/>
-        </w:rPr>
-        <w:t>，取了奴僕的形象」（</w:t>
-      </w:r>
-      <w:hyperlink r:id="rId28">
-        <w:r>
-          <w:rPr>
-            <w:lang w:val="zh_TW" w:bidi="zh_TW"/>
-          </w:rPr>
-          <w:rPr>
-            <w:color w:val="0000EE"/>
-            <w:u w:val="single"/>
-          </w:rPr>
-          <w:t>腓2:5–8</w:t>
-        </w:r>
-      </w:hyperlink>
-      <w:r>
-        <w:rPr>
-          <w:lang w:val="zh_TW" w:bidi="zh_TW"/>
-        </w:rPr>
-        <w:t>）。耶穌所展現的品格沒有任何的自大或傲慢。</w:t>
-      </w:r>
-    </w:p>
-    <w:p>
-      <w:pPr/>
-      <w:r>
-        <w:rPr>
-          <w:lang w:val="zh_TW" w:bidi="zh_TW"/>
-        </w:rPr>
-      </w:r>
-      <w:r>
-        <w:rPr>
-          <w:lang w:val="zh_TW" w:bidi="zh_TW"/>
-        </w:rPr>
-        <w:t>雖然在面對偽善時勇敢無畏，並毫不留情地拒絕虛偽的宗教表現，耶穌卻是「</w:t>
-      </w:r>
-      <w:r>
-        <w:rPr>
-          <w:lang w:val="zh_TW" w:bidi="zh_TW"/>
-        </w:rPr>
-        <w:t>心裏柔和謙卑</w:t>
-      </w:r>
-      <w:r>
-        <w:rPr>
-          <w:lang w:val="zh_TW" w:bidi="zh_TW"/>
-        </w:rPr>
-        <w:t>」的（</w:t>
-      </w:r>
-      <w:hyperlink r:id="rId29">
-        <w:r>
-          <w:rPr>
-            <w:lang w:val="zh_TW" w:bidi="zh_TW"/>
-          </w:rPr>
-          <w:rPr>
-            <w:color w:val="0000EE"/>
-            <w:u w:val="single"/>
-          </w:rPr>
-          <w:t>太11:29</w:t>
-        </w:r>
-      </w:hyperlink>
-      <w:r>
-        <w:rPr>
-          <w:lang w:val="zh_TW" w:bidi="zh_TW"/>
-        </w:rPr>
-        <w:t>）。因此，祂可以嚴厲警告其對地位的渴望，並公開斥責法利賽人對窮人和受壓迫者的暴力行為（</w:t>
-      </w:r>
-      <w:hyperlink r:id="rId30">
-        <w:r>
-          <w:rPr>
-            <w:lang w:val="zh_TW" w:bidi="zh_TW"/>
-          </w:rPr>
-          <w:rPr>
-            <w:color w:val="0000EE"/>
-            <w:u w:val="single"/>
-          </w:rPr>
-          <w:t>路14:11</w:t>
-        </w:r>
-      </w:hyperlink>
-      <w:r>
-        <w:rPr>
-          <w:lang w:val="zh_TW" w:bidi="zh_TW"/>
-        </w:rPr>
-        <w:t>；</w:t>
-      </w:r>
-      <w:hyperlink r:id="rId31">
-        <w:r>
-          <w:rPr>
-            <w:lang w:val="zh_TW" w:bidi="zh_TW"/>
-          </w:rPr>
-          <w:rPr>
-            <w:color w:val="0000EE"/>
-            <w:u w:val="single"/>
-          </w:rPr>
-          <w:t>太23:12</w:t>
-        </w:r>
-      </w:hyperlink>
-      <w:r>
-        <w:rPr>
-          <w:lang w:val="zh_TW" w:bidi="zh_TW"/>
-        </w:rPr>
-        <w:t>）。同時，祂也謙卑地像僕人一般服事他人（</w:t>
-      </w:r>
-      <w:hyperlink r:id="rId32">
-        <w:r>
-          <w:rPr>
-            <w:lang w:val="zh_TW" w:bidi="zh_TW"/>
-          </w:rPr>
-          <w:rPr>
-            <w:color w:val="0000EE"/>
-            <w:u w:val="single"/>
-          </w:rPr>
-          <w:t>路22:27</w:t>
-        </w:r>
-      </w:hyperlink>
-      <w:r>
-        <w:rPr>
-          <w:lang w:val="zh_TW" w:bidi="zh_TW"/>
-        </w:rPr>
-        <w:t>；</w:t>
-      </w:r>
-      <w:hyperlink r:id="rId33">
-        <w:r>
-          <w:rPr>
-            <w:lang w:val="zh_TW" w:bidi="zh_TW"/>
-          </w:rPr>
-          <w:rPr>
-            <w:color w:val="0000EE"/>
-            <w:u w:val="single"/>
-          </w:rPr>
-          <w:t>可10:45</w:t>
-        </w:r>
-      </w:hyperlink>
-      <w:r>
-        <w:rPr>
-          <w:lang w:val="zh_TW" w:bidi="zh_TW"/>
-        </w:rPr>
-        <w:t>；</w:t>
-      </w:r>
-      <w:hyperlink r:id="rId34">
-        <w:r>
-          <w:rPr>
-            <w:lang w:val="zh_TW" w:bidi="zh_TW"/>
-          </w:rPr>
-          <w:rPr>
-            <w:color w:val="0000EE"/>
-            <w:u w:val="single"/>
-          </w:rPr>
-          <w:t>太20:28</w:t>
-        </w:r>
-      </w:hyperlink>
-      <w:r>
-        <w:rPr>
-          <w:lang w:val="zh_TW" w:bidi="zh_TW"/>
-        </w:rPr>
-        <w:t>）。耶穌的謙卑和祂願意順服父的旨意而接受十字架的刑罰，是不可分割的。因此，以祂自己生命的作為見證，祂對心靈貧窮的教導是真實可靠的。祂將所有榮耀歸於父，並完全依賴祂（</w:t>
-      </w:r>
-      <w:hyperlink r:id="rId35">
-        <w:r>
-          <w:rPr>
-            <w:lang w:val="zh_TW" w:bidi="zh_TW"/>
-          </w:rPr>
-          <w:rPr>
-            <w:color w:val="0000EE"/>
-            <w:u w:val="single"/>
-          </w:rPr>
-          <w:t>約5:19</w:t>
-        </w:r>
-      </w:hyperlink>
-      <w:r>
-        <w:rPr>
-          <w:lang w:val="zh_TW" w:bidi="zh_TW"/>
-        </w:rPr>
-        <w:t>，</w:t>
-      </w:r>
-      <w:hyperlink r:id="rId36">
-        <w:r>
-          <w:rPr>
-            <w:lang w:val="zh_TW" w:bidi="zh_TW"/>
-          </w:rPr>
-          <w:rPr>
-            <w:color w:val="0000EE"/>
-            <w:u w:val="single"/>
-          </w:rPr>
-          <w:t>6:38</w:t>
-        </w:r>
-      </w:hyperlink>
-      <w:r>
-        <w:rPr>
-          <w:lang w:val="zh_TW" w:bidi="zh_TW"/>
-        </w:rPr>
-        <w:t>，</w:t>
-      </w:r>
-      <w:hyperlink r:id="rId37">
-        <w:r>
-          <w:rPr>
-            <w:lang w:val="zh_TW" w:bidi="zh_TW"/>
-          </w:rPr>
-          <w:rPr>
-            <w:color w:val="0000EE"/>
-            <w:u w:val="single"/>
-          </w:rPr>
-          <w:t>7:15</w:t>
-        </w:r>
-      </w:hyperlink>
-      <w:r>
-        <w:rPr>
-          <w:lang w:val="zh_TW" w:bidi="zh_TW"/>
-        </w:rPr>
-        <w:t>，</w:t>
-      </w:r>
-      <w:hyperlink r:id="rId38">
-        <w:r>
-          <w:rPr>
-            <w:lang w:val="zh_TW" w:bidi="zh_TW"/>
-          </w:rPr>
-          <w:rPr>
-            <w:color w:val="0000EE"/>
-            <w:u w:val="single"/>
-          </w:rPr>
-          <w:t>8:28、50</w:t>
-        </w:r>
-      </w:hyperlink>
-      <w:r>
-        <w:rPr>
-          <w:lang w:val="zh_TW" w:bidi="zh_TW"/>
-        </w:rPr>
-        <w:t>，</w:t>
-      </w:r>
-      <w:hyperlink r:id="rId39">
-        <w:r>
-          <w:rPr>
-            <w:lang w:val="zh_TW" w:bidi="zh_TW"/>
-          </w:rPr>
-          <w:rPr>
-            <w:color w:val="0000EE"/>
-            <w:u w:val="single"/>
-          </w:rPr>
-          <w:t>14:10、24</w:t>
-        </w:r>
-      </w:hyperlink>
-      <w:r>
-        <w:rPr>
-          <w:lang w:val="zh_TW" w:bidi="zh_TW"/>
-        </w:rPr>
-        <w:t>）。通過洗門徒的腳，祂承擔了僕人的角色，卻沒有失去尊嚴和自我價值。祂這樣的服事成為跟隨祂的人的生命榜樣，這種生命在於優先考慮他人而非自己中找到幸福（</w:t>
-      </w:r>
-      <w:hyperlink r:id="rId40">
-        <w:r>
-          <w:rPr>
-            <w:lang w:val="zh_TW" w:bidi="zh_TW"/>
-          </w:rPr>
-          <w:rPr>
-            <w:color w:val="0000EE"/>
-            <w:u w:val="single"/>
-          </w:rPr>
-          <w:t>約13:1–20</w:t>
-        </w:r>
-      </w:hyperlink>
-      <w:r>
-        <w:rPr>
-          <w:lang w:val="zh_TW" w:bidi="zh_TW"/>
-        </w:rPr>
-        <w:t>；</w:t>
-      </w:r>
-      <w:hyperlink r:id="rId41">
-        <w:r>
-          <w:rPr>
-            <w:lang w:val="zh_TW" w:bidi="zh_TW"/>
-          </w:rPr>
-          <w:rPr>
-            <w:color w:val="0000EE"/>
-            <w:u w:val="single"/>
-          </w:rPr>
-          <w:t>腓2:1–4</w:t>
-        </w:r>
-      </w:hyperlink>
-      <w:r>
-        <w:rPr>
-          <w:lang w:val="zh_TW" w:bidi="zh_TW"/>
-        </w:rPr>
-        <w:t>）。</w:t>
-      </w:r>
-    </w:p>
-    <w:p>
-      <w:pPr/>
-      <w:r>
-        <w:rPr>
-          <w:lang w:val="zh_TW" w:bidi="zh_TW"/>
-        </w:rPr>
-      </w:r>
-      <w:r>
-        <w:rPr>
-          <w:lang w:val="zh_TW" w:bidi="zh_TW"/>
-        </w:rPr>
-        <w:t>因此，耶穌的門徒也被蒙召過一個謙卑的生命。基督徒背棄地位、安全和成功，尋求在服事他人中來獲得自己的生命。謙卑是全方位生命原則，藉由愛來為他人求益處，從而成就律法（參</w:t>
-      </w:r>
-      <w:hyperlink r:id="rId42">
-        <w:r>
-          <w:rPr>
-            <w:lang w:val="zh_TW" w:bidi="zh_TW"/>
-          </w:rPr>
-          <w:rPr>
-            <w:color w:val="0000EE"/>
-            <w:u w:val="single"/>
-          </w:rPr>
-          <w:t>羅 12:10</w:t>
-        </w:r>
-      </w:hyperlink>
-      <w:r>
-        <w:rPr>
-          <w:lang w:val="zh_TW" w:bidi="zh_TW"/>
-        </w:rPr>
-        <w:t>，</w:t>
-      </w:r>
-      <w:hyperlink r:id="rId43">
-        <w:r>
-          <w:rPr>
-            <w:lang w:val="zh_TW" w:bidi="zh_TW"/>
-          </w:rPr>
-          <w:rPr>
-            <w:color w:val="0000EE"/>
-            <w:u w:val="single"/>
-          </w:rPr>
-          <w:t>13:8–10</w:t>
-        </w:r>
-      </w:hyperlink>
-      <w:r>
-        <w:rPr>
-          <w:lang w:val="zh_TW" w:bidi="zh_TW"/>
-        </w:rPr>
-        <w:t>）。</w:t>
-      </w:r>
-      <w:r>
-        <w:rPr>
-          <w:lang w:val="zh_TW" w:bidi="zh_TW"/>
-        </w:rPr>
-      </w:r>
-      <w:r>
-        <w:rPr>
-          <w:lang w:val="zh_TW" w:bidi="zh_TW"/>
-        </w:rPr>
-      </w:r>
-    </w:p>
-    <w:p>
-      <w:pPr/>
-      <w:r>
-        <w:rPr>
-          <w:lang w:val="zh_TW" w:bidi="zh_TW"/>
-        </w:rPr>
-      </w:r>
-    </w:p>
-    <w:p>
-      <w:pPr>
-        <w:pStyle w:val="Heading2"/>
-      </w:pPr>
-      <w:r>
-        <w:rPr>
-          <w:lang w:val="zh_TW" w:bidi="zh_TW"/>
-        </w:rPr>
-        <w:t>錢囊</w:t>
-      </w:r>
-      <w:r>
-        <w:rPr>
-          <w:lang w:val="zh_TW" w:bidi="zh_TW"/>
-        </w:rPr>
-      </w:r>
-    </w:p>
-    <w:p>
-      <w:pPr/>
-      <w:r>
-        <w:rPr>
-          <w:lang w:val="zh_TW" w:bidi="zh_TW"/>
-        </w:rPr>
-      </w:r>
-      <w:r>
-        <w:rPr>
-          <w:lang w:val="zh_TW" w:bidi="zh_TW"/>
-        </w:rPr>
-        <w:t>人們用來攜帶錢和其它物件的小袋。有三個希伯來詞和三個希臘詞都指這樣的錢囊或袋子。第一個詞指的是用來裝錢或與天平一起使用的石頭砝碼的錢囊或袋子（</w:t>
-      </w:r>
-      <w:hyperlink r:id="rId44">
-        <w:r>
-          <w:rPr>
-            <w:lang w:val="zh_TW" w:bidi="zh_TW"/>
-          </w:rPr>
-          <w:rPr>
-            <w:color w:val="0000EE"/>
-            <w:u w:val="single"/>
-          </w:rPr>
-          <w:t>申命記25:13</w:t>
-        </w:r>
-      </w:hyperlink>
-      <w:r>
-        <w:rPr>
-          <w:lang w:val="zh_TW" w:bidi="zh_TW"/>
-        </w:rPr>
-        <w:t>；</w:t>
-      </w:r>
-      <w:hyperlink r:id="rId45">
-        <w:r>
-          <w:rPr>
-            <w:lang w:val="zh_TW" w:bidi="zh_TW"/>
-          </w:rPr>
-          <w:rPr>
-            <w:color w:val="0000EE"/>
-            <w:u w:val="single"/>
-          </w:rPr>
-          <w:t>箴言1:14</w:t>
-        </w:r>
-      </w:hyperlink>
-      <w:r>
-        <w:rPr>
-          <w:lang w:val="zh_TW" w:bidi="zh_TW"/>
-        </w:rPr>
-        <w:t>；</w:t>
-      </w:r>
-      <w:hyperlink r:id="rId46">
-        <w:r>
-          <w:rPr>
-            <w:lang w:val="zh_TW" w:bidi="zh_TW"/>
-          </w:rPr>
-          <w:rPr>
-            <w:color w:val="0000EE"/>
-            <w:u w:val="single"/>
-          </w:rPr>
-          <w:t>以賽亞書46:6</w:t>
-        </w:r>
-      </w:hyperlink>
-      <w:r>
-        <w:rPr>
-          <w:lang w:val="zh_TW" w:bidi="zh_TW"/>
-        </w:rPr>
-        <w:t>；</w:t>
-      </w:r>
-      <w:hyperlink r:id="rId47">
-        <w:r>
-          <w:rPr>
-            <w:lang w:val="zh_TW" w:bidi="zh_TW"/>
-          </w:rPr>
-          <w:rPr>
-            <w:color w:val="0000EE"/>
-            <w:u w:val="single"/>
-          </w:rPr>
-          <w:t>彌迦書6:11</w:t>
-        </w:r>
-      </w:hyperlink>
-      <w:r>
-        <w:rPr>
-          <w:lang w:val="zh_TW" w:bidi="zh_TW"/>
-        </w:rPr>
-        <w:t>）。錢囊可以由皮革或結實的棉布製成。</w:t>
-      </w:r>
-    </w:p>
-    <w:p>
-      <w:pPr/>
-      <w:r>
-        <w:rPr>
-          <w:lang w:val="zh_TW" w:bidi="zh_TW"/>
-        </w:rPr>
-      </w:r>
-      <w:r>
-        <w:rPr>
-          <w:lang w:val="zh_TW" w:bidi="zh_TW"/>
-        </w:rPr>
-        <w:t>另一個希伯來詞指的是與</w:t>
-      </w:r>
-      <w:hyperlink r:id="rId48">
-        <w:r>
-          <w:rPr>
-            <w:lang w:val="zh_TW" w:bidi="zh_TW"/>
-          </w:rPr>
-          <w:rPr>
-            <w:color w:val="0000EE"/>
-            <w:u w:val="single"/>
-          </w:rPr>
-          <w:t>列王紀下五章23節</w:t>
-        </w:r>
-      </w:hyperlink>
-      <w:r>
-        <w:rPr>
-          <w:lang w:val="zh_TW" w:bidi="zh_TW"/>
-        </w:rPr>
-        <w:t>中類似的袋子。這個詞也出現在</w:t>
-      </w:r>
-      <w:hyperlink r:id="rId49">
-        <w:r>
-          <w:rPr>
-            <w:lang w:val="zh_TW" w:bidi="zh_TW"/>
-          </w:rPr>
-          <w:rPr>
-            <w:color w:val="0000EE"/>
-            <w:u w:val="single"/>
-          </w:rPr>
-          <w:t>以賽亞書三章22節</w:t>
-        </w:r>
-      </w:hyperlink>
-      <w:r>
-        <w:rPr>
-          <w:lang w:val="zh_TW" w:bidi="zh_TW"/>
-        </w:rPr>
-        <w:t>的女性飾品清單中，可能比上面描述的第一個袋子更具裝飾性。第三個希伯來詞出現在</w:t>
-      </w:r>
-      <w:hyperlink r:id="rId50">
-        <w:r>
-          <w:rPr>
-            <w:lang w:val="zh_TW" w:bidi="zh_TW"/>
-          </w:rPr>
-          <w:rPr>
-            <w:color w:val="0000EE"/>
-            <w:u w:val="single"/>
-          </w:rPr>
-          <w:t>創世記四十二章35節</w:t>
-        </w:r>
-      </w:hyperlink>
-      <w:r>
-        <w:rPr>
-          <w:lang w:val="zh_TW" w:bidi="zh_TW"/>
-        </w:rPr>
-        <w:t>，指的是一個開口的小袋子。這是約瑟兄弟們放錢的小袋或銀包，後被放入他們的糧袋。</w:t>
-      </w:r>
-    </w:p>
-    <w:p>
-      <w:pPr/>
-      <w:r>
-        <w:rPr>
-          <w:lang w:val="zh_TW" w:bidi="zh_TW"/>
-        </w:rPr>
-      </w:r>
-      <w:r>
-        <w:rPr>
-          <w:lang w:val="zh_TW" w:bidi="zh_TW"/>
-        </w:rPr>
-        <w:t>用來翻譯希伯來詞的希臘詞意指錢袋或錢囊。當耶穌差遣門徒兩兩出去時，告訴他們不要帶的東西中，就包括錢囊（</w:t>
-      </w:r>
-      <w:hyperlink r:id="rId51">
-        <w:r>
-          <w:rPr>
-            <w:lang w:val="zh_TW" w:bidi="zh_TW"/>
-          </w:rPr>
-          <w:rPr>
-            <w:color w:val="0000EE"/>
-            <w:u w:val="single"/>
-          </w:rPr>
-          <w:t>路加福音10:4</w:t>
-        </w:r>
-      </w:hyperlink>
-      <w:r>
-        <w:rPr>
-          <w:lang w:val="zh_TW" w:bidi="zh_TW"/>
-        </w:rPr>
-        <w:t>，</w:t>
-      </w:r>
-      <w:hyperlink r:id="rId52">
-        <w:r>
-          <w:rPr>
-            <w:lang w:val="zh_TW" w:bidi="zh_TW"/>
-          </w:rPr>
-          <w:rPr>
-            <w:color w:val="0000EE"/>
-            <w:u w:val="single"/>
-          </w:rPr>
-          <w:t>22:35–36</w:t>
-        </w:r>
-      </w:hyperlink>
-      <w:r>
-        <w:rPr>
-          <w:lang w:val="zh_TW" w:bidi="zh_TW"/>
-        </w:rPr>
-        <w:t>）。在</w:t>
-      </w:r>
-      <w:hyperlink r:id="rId53">
-        <w:r>
-          <w:rPr>
-            <w:lang w:val="zh_TW" w:bidi="zh_TW"/>
-          </w:rPr>
-          <w:rPr>
-            <w:color w:val="0000EE"/>
-            <w:u w:val="single"/>
-          </w:rPr>
-          <w:t>路加福音十二章33節</w:t>
-        </w:r>
-      </w:hyperlink>
-      <w:r>
-        <w:rPr>
-          <w:lang w:val="zh_TW" w:bidi="zh_TW"/>
-        </w:rPr>
-        <w:t>中，表示錢囊的這個相同的詞被比喻為在天上不會壞、不會被偷或被毀的財寶。</w:t>
-      </w:r>
-    </w:p>
-    <w:p>
-      <w:pPr/>
-      <w:r>
-        <w:rPr>
-          <w:lang w:val="zh_TW" w:bidi="zh_TW"/>
-        </w:rPr>
-      </w:r>
-      <w:r>
-        <w:rPr>
-          <w:lang w:val="zh_TW" w:bidi="zh_TW"/>
-        </w:rPr>
-        <w:t>另一個希臘詞表示通常用來攜帶錢財的地方是腰帶或皮帶。腰帶是古代東方男女服裝的重要部分。用皮革製成的腰帶會作成中空或帶有槽口，以便攜帶錢幣。用布製成的腰帶被折疊，使錢可以放在折縫中，這些折縫就像口袋一樣（</w:t>
-      </w:r>
-      <w:hyperlink r:id="rId54">
-        <w:r>
-          <w:rPr>
-            <w:lang w:val="zh_TW" w:bidi="zh_TW"/>
-          </w:rPr>
-          <w:rPr>
-            <w:color w:val="0000EE"/>
-            <w:u w:val="single"/>
-          </w:rPr>
-          <w:t>馬太福音10:9</w:t>
-        </w:r>
-      </w:hyperlink>
-      <w:r>
-        <w:rPr>
-          <w:lang w:val="zh_TW" w:bidi="zh_TW"/>
-        </w:rPr>
-        <w:t>；</w:t>
-      </w:r>
-      <w:hyperlink r:id="rId55">
-        <w:r>
-          <w:rPr>
-            <w:lang w:val="zh_TW" w:bidi="zh_TW"/>
-          </w:rPr>
-          <w:rPr>
-            <w:color w:val="0000EE"/>
-            <w:u w:val="single"/>
-          </w:rPr>
-          <w:t>馬可福音6:8</w:t>
-        </w:r>
-      </w:hyperlink>
-      <w:r>
-        <w:rPr>
-          <w:lang w:val="zh_TW" w:bidi="zh_TW"/>
-        </w:rPr>
-        <w:t>）。</w:t>
-      </w:r>
-    </w:p>
-    <w:p>
-      <w:pPr/>
-      <w:r>
-        <w:rPr>
-          <w:lang w:val="zh_TW" w:bidi="zh_TW"/>
-        </w:rPr>
-      </w:r>
-      <w:r>
-        <w:rPr>
-          <w:lang w:val="zh_TW" w:bidi="zh_TW"/>
-        </w:rPr>
-        <w:t>希臘文中，猶大為門徒保管的「錢囊」一詞，指的是用來裝吹奏樂器吹口的盒子或容器。到了新約聖經時期，這個詞已經演變成為錢箱或可能是錢袋的希臘詞（</w:t>
-      </w:r>
-      <w:hyperlink r:id="rId56">
-        <w:r>
-          <w:rPr>
-            <w:lang w:val="zh_TW" w:bidi="zh_TW"/>
-          </w:rPr>
-          <w:rPr>
-            <w:color w:val="0000EE"/>
-            <w:u w:val="single"/>
-          </w:rPr>
-          <w:t>約翰福音12:6</w:t>
-        </w:r>
-      </w:hyperlink>
-      <w:r>
-        <w:rPr>
-          <w:lang w:val="zh_TW" w:bidi="zh_TW"/>
-        </w:rPr>
-        <w:t>；</w:t>
-      </w:r>
-      <w:hyperlink r:id="rId57">
-        <w:r>
-          <w:rPr>
-            <w:lang w:val="zh_TW" w:bidi="zh_TW"/>
-          </w:rPr>
-          <w:rPr>
-            <w:color w:val="0000EE"/>
-            <w:u w:val="single"/>
-          </w:rPr>
-          <w:t>13:29</w:t>
+          <w:t>羅9:29</w:t>
         </w:r>
       </w:hyperlink>
       <w:r>
@@ -3167,6 +2489,12 @@
   </w:num>
   <w:num w:numId="13" w16cid:durableId="592781308">
     <w:abstractNumId w:val="11"/>
+  </w:num>
+  <w:num w:numId="14">
+    <w:abstractNumId w:val="3"/>
+    <w:lvlOverride w:ilvl="0">
+      <w:startOverride w:val="1"/>
+    </w:lvlOverride>
   </w:num>
   <w:numIdMacAtCleanup w:val="10"/>
 </w:numbering>

--- a/zht/docx/107.content.docx
+++ b/zht/docx/107.content.docx
@@ -149,7 +149,7 @@
         <w:rPr>
           <w:lang w:val="zh_TW" w:bidi="zh_TW"/>
         </w:rPr>
-        <w:t>ping</w:t>
+        <w:t>na</w:t>
       </w:r>
       <w:r>
         <w:rPr>
@@ -212,7 +212,7 @@
         <w:rPr>
           <w:lang w:val="zh_TW" w:bidi="zh_TW"/>
         </w:rPr>
-        <w:t>平原的各城</w:t>
+        <w:t>拿但業</w:t>
       </w:r>
       <w:r>
         <w:rPr>
@@ -231,7 +231,7 @@
         <w:rPr>
           <w:lang w:val="zh_TW" w:bidi="zh_TW"/>
         </w:rPr>
-        <w:t>位於約旦河平原或盆地的五個城市，也被稱為「谷中之城」。這個地區非常肥沃，當亞伯拉罕與侄兒羅得需要分開他們的羊群和牛群時，吸引了羅得靠近（</w:t>
+        <w:t>加利利迦拿的猶太人，被耶穌呼召成為門徒（</w:t>
       </w:r>
       <w:hyperlink r:id="rId13">
         <w:r>
@@ -242,104 +242,62 @@
             <w:color w:val="0000EE"/>
             <w:u w:val="single"/>
           </w:rPr>
-          <w:t>創13:10–12</w:t>
-        </w:r>
-      </w:hyperlink>
-      <w:r>
-        <w:rPr>
-          <w:lang w:val="zh_TW" w:bidi="zh_TW"/>
-        </w:rPr>
-        <w:t>）。這些城市的名稱是：</w:t>
-      </w:r>
-    </w:p>
-    <w:p>
-      <w:pPr>
-        <w:pStyle w:val="ListBullet"/>
-        <w:spacing w:line="240" w:lineRule="auto"/>
-        <w:ind w:left="720"/>
-      </w:pPr>
-      <w:r>
-        <w:rPr>
-          <w:lang w:val="zh_TW" w:bidi="zh_TW"/>
-        </w:rPr>
-      </w:r>
-      <w:r>
-        <w:rPr>
-          <w:lang w:val="zh_TW" w:bidi="zh_TW"/>
-        </w:rPr>
-        <w:t>所多瑪</w:t>
-      </w:r>
-    </w:p>
-    <w:p>
-      <w:pPr>
-        <w:pStyle w:val="ListBullet"/>
-        <w:spacing w:line="240" w:lineRule="auto"/>
-        <w:ind w:left="720"/>
-      </w:pPr>
-      <w:r>
-        <w:rPr>
-          <w:lang w:val="zh_TW" w:bidi="zh_TW"/>
-        </w:rPr>
-      </w:r>
-      <w:r>
-        <w:rPr>
-          <w:lang w:val="zh_TW" w:bidi="zh_TW"/>
-        </w:rPr>
-        <w:t>蛾摩拉</w:t>
-      </w:r>
-    </w:p>
-    <w:p>
-      <w:pPr>
-        <w:pStyle w:val="ListBullet"/>
-        <w:spacing w:line="240" w:lineRule="auto"/>
-        <w:ind w:left="720"/>
-      </w:pPr>
-      <w:r>
-        <w:rPr>
-          <w:lang w:val="zh_TW" w:bidi="zh_TW"/>
-        </w:rPr>
-      </w:r>
-      <w:r>
-        <w:rPr>
-          <w:lang w:val="zh_TW" w:bidi="zh_TW"/>
-        </w:rPr>
-        <w:t>亞瑪</w:t>
-      </w:r>
-    </w:p>
-    <w:p>
-      <w:pPr>
-        <w:pStyle w:val="ListBullet"/>
-        <w:spacing w:line="240" w:lineRule="auto"/>
-        <w:ind w:left="720"/>
-      </w:pPr>
-      <w:r>
-        <w:rPr>
-          <w:lang w:val="zh_TW" w:bidi="zh_TW"/>
-        </w:rPr>
-      </w:r>
-      <w:r>
-        <w:rPr>
-          <w:lang w:val="zh_TW" w:bidi="zh_TW"/>
-        </w:rPr>
-        <w:t>洗淨</w:t>
-      </w:r>
-    </w:p>
-    <w:p>
-      <w:pPr>
-        <w:pStyle w:val="ListBullet"/>
-        <w:spacing w:line="240" w:lineRule="auto"/>
-        <w:ind w:left="720"/>
-      </w:pPr>
-      <w:r>
-        <w:rPr>
-          <w:lang w:val="zh_TW" w:bidi="zh_TW"/>
-        </w:rPr>
-      </w:r>
-      <w:r>
-        <w:rPr>
-          <w:lang w:val="zh_TW" w:bidi="zh_TW"/>
-        </w:rPr>
-        <w:t>比拉（後來被稱為瑣珥）</w:t>
+          <w:t>約1:45–50，</w:t>
+        </w:r>
+      </w:hyperlink>
+      <w:hyperlink r:id="rId14">
+        <w:r>
+          <w:rPr>
+            <w:lang w:val="zh_TW" w:bidi="zh_TW"/>
+          </w:rPr>
+          <w:rPr>
+            <w:color w:val="0000EE"/>
+            <w:u w:val="single"/>
+          </w:rPr>
+          <w:t>21:2</w:t>
+        </w:r>
+      </w:hyperlink>
+      <w:r>
+        <w:rPr>
+          <w:lang w:val="zh_TW" w:bidi="zh_TW"/>
+        </w:rPr>
+        <w:t>）。起初，當腓力描述耶穌為整本舊約的應驗者時，拿但業持懷疑態度（</w:t>
+      </w:r>
+      <w:hyperlink r:id="rId15">
+        <w:r>
+          <w:rPr>
+            <w:lang w:val="zh_TW" w:bidi="zh_TW"/>
+          </w:rPr>
+          <w:rPr>
+            <w:color w:val="0000EE"/>
+            <w:u w:val="single"/>
+          </w:rPr>
+          <w:t>1:45–46</w:t>
+        </w:r>
+      </w:hyperlink>
+      <w:r>
+        <w:rPr>
+          <w:lang w:val="zh_TW" w:bidi="zh_TW"/>
+        </w:rPr>
+        <w:t>），但在一次令人驚訝的個人相遇後，他就承認耶穌是神的兒子和以色列的王（</w:t>
+      </w:r>
+      <w:hyperlink r:id="rId16">
+        <w:r>
+          <w:rPr>
+            <w:lang w:val="zh_TW" w:bidi="zh_TW"/>
+          </w:rPr>
+          <w:rPr>
+            <w:color w:val="0000EE"/>
+            <w:u w:val="single"/>
+          </w:rPr>
+          <w:t>49</w:t>
+        </w:r>
+      </w:hyperlink>
+      <w:r>
+        <w:rPr>
+          <w:lang w:val="zh_TW" w:bidi="zh_TW"/>
+        </w:rPr>
+        <w:t>節）。</w:t>
       </w:r>
     </w:p>
     <w:p>
@@ -353,7 +311,61 @@
         <w:rPr>
           <w:lang w:val="zh_TW" w:bidi="zh_TW"/>
         </w:rPr>
-        <w:t>每一個城都可能是城邦，意味著它們都有自己的王。</w:t>
+        <w:t>由於拿但業在新約中僅於約翰福音中出現，一些學者認為他可能與對觀福音中的其他人物是同一人。因他與安得烈、彼得和腓力的呼召同時出現，有些人推測他是十二使徒之一，可能就是巴多羅買。支持此觀點的三個理由是：（1）巴多羅買是家族名（意即「多買的兒子」），應會有另一個名字；（2）在對觀福音中的十二使徒名單中，巴多羅買均緊隨腓力之後（</w:t>
+      </w:r>
+      <w:hyperlink r:id="rId17">
+        <w:r>
+          <w:rPr>
+            <w:lang w:val="zh_TW" w:bidi="zh_TW"/>
+          </w:rPr>
+          <w:rPr>
+            <w:color w:val="0000EE"/>
+            <w:u w:val="single"/>
+          </w:rPr>
+          <w:t>太10:2–4</w:t>
+        </w:r>
+      </w:hyperlink>
+      <w:r>
+        <w:rPr>
+          <w:lang w:val="zh_TW" w:bidi="zh_TW"/>
+        </w:rPr>
+        <w:t>；</w:t>
+      </w:r>
+      <w:hyperlink r:id="rId18">
+        <w:r>
+          <w:rPr>
+            <w:lang w:val="zh_TW" w:bidi="zh_TW"/>
+          </w:rPr>
+          <w:rPr>
+            <w:color w:val="0000EE"/>
+            <w:u w:val="single"/>
+          </w:rPr>
+          <w:t>可3:16–19</w:t>
+        </w:r>
+      </w:hyperlink>
+      <w:r>
+        <w:rPr>
+          <w:lang w:val="zh_TW" w:bidi="zh_TW"/>
+        </w:rPr>
+        <w:t>；</w:t>
+      </w:r>
+      <w:hyperlink r:id="rId19">
+        <w:r>
+          <w:rPr>
+            <w:lang w:val="zh_TW" w:bidi="zh_TW"/>
+          </w:rPr>
+          <w:rPr>
+            <w:color w:val="0000EE"/>
+            <w:u w:val="single"/>
+          </w:rPr>
+          <w:t>路6:14–16</w:t>
+        </w:r>
+      </w:hyperlink>
+      <w:r>
+        <w:rPr>
+          <w:lang w:val="zh_TW" w:bidi="zh_TW"/>
+        </w:rPr>
+        <w:t>），與約翰記載中拿但業跟隨腓力的呼召吻合；（3）巴多羅買的名字沒有出現在約翰福音中。</w:t>
       </w:r>
     </w:p>
     <w:p>
@@ -367,7 +379,432 @@
         <w:rPr>
           <w:lang w:val="zh_TW" w:bidi="zh_TW"/>
         </w:rPr>
-        <w:t>這些城市在聖經中以四種方式發揮重要作用：</w:t>
+        <w:t>另一種觀點認為，拿但業是亞勒腓的兒子雅各。根據此觀點，</w:t>
+      </w:r>
+      <w:hyperlink r:id="rId20">
+        <w:r>
+          <w:rPr>
+            <w:lang w:val="zh_TW" w:bidi="zh_TW"/>
+          </w:rPr>
+          <w:rPr>
+            <w:color w:val="0000EE"/>
+            <w:u w:val="single"/>
+          </w:rPr>
+          <w:t>約翰福音一章47節</w:t>
+        </w:r>
+      </w:hyperlink>
+      <w:r>
+        <w:rPr>
+          <w:lang w:val="zh_TW" w:bidi="zh_TW"/>
+        </w:rPr>
+        <w:t>中耶穌的話應譯作「看哪，以色列</w:t>
+      </w:r>
+      <w:r>
+        <w:rPr>
+          <w:lang w:val="zh_TW" w:bidi="zh_TW"/>
+        </w:rPr>
+        <w:t>〔</w:t>
+      </w:r>
+      <w:r>
+        <w:rPr>
+          <w:lang w:val="zh_TW" w:bidi="zh_TW"/>
+        </w:rPr>
+        <w:t>而非『真以色列人』</w:t>
+      </w:r>
+      <w:r>
+        <w:rPr>
+          <w:lang w:val="zh_TW" w:bidi="zh_TW"/>
+        </w:rPr>
+        <w:t>〕</w:t>
+      </w:r>
+      <w:r>
+        <w:rPr>
+          <w:lang w:val="zh_TW" w:bidi="zh_TW"/>
+        </w:rPr>
+        <w:t>是沒有詭詐的！」以色列是神賜給雅各的名字，而雅各在新約中對應名是雅各（James）。約翰稱亞勒腓的兒子雅各為拿但業，以區別於早期教會中的其他同名者。</w:t>
+      </w:r>
+    </w:p>
+    <w:p>
+      <w:pPr/>
+      <w:r>
+        <w:rPr>
+          <w:lang w:val="zh_TW" w:bidi="zh_TW"/>
+        </w:rPr>
+      </w:r>
+      <w:r>
+        <w:rPr>
+          <w:lang w:val="zh_TW" w:bidi="zh_TW"/>
+        </w:rPr>
+        <w:t>也有兩種可能性較低的說法認為，拿但業可能是馬太或迦拿人西門。第一個觀點基於馬太（「耶和華的禮物」）和拿但業（「耶和華已賜」）名稱的相似語源；第二個觀點則基於兩人都來自迦拿。</w:t>
+      </w:r>
+    </w:p>
+    <w:p>
+      <w:pPr/>
+      <w:r>
+        <w:rPr>
+          <w:lang w:val="zh_TW" w:bidi="zh_TW"/>
+        </w:rPr>
+      </w:r>
+      <w:r>
+        <w:rPr>
+          <w:lang w:val="zh_TW" w:bidi="zh_TW"/>
+        </w:rPr>
+        <w:t>總結來看，最可能的結論是：拿但業並非十二使徒之一，而僅是約翰記載的門徒之一。此觀點與早期教父文獻相符。在約翰福音中，拿但業象徵了那些克服最初的懷疑，並信靠基督的真正猶太人。這一象徵性意義可從以下三點觀察到：（1）他對耶穌的最初反應類似於那些信仰律法和先知書之人的反應（</w:t>
+      </w:r>
+      <w:hyperlink r:id="rId21">
+        <w:r>
+          <w:rPr>
+            <w:lang w:val="zh_TW" w:bidi="zh_TW"/>
+          </w:rPr>
+          <w:rPr>
+            <w:color w:val="0000EE"/>
+            <w:u w:val="single"/>
+          </w:rPr>
+          <w:t>約7:15、27、41，</w:t>
+        </w:r>
+      </w:hyperlink>
+      <w:hyperlink r:id="rId22">
+        <w:r>
+          <w:rPr>
+            <w:lang w:val="zh_TW" w:bidi="zh_TW"/>
+          </w:rPr>
+          <w:rPr>
+            <w:color w:val="0000EE"/>
+            <w:u w:val="single"/>
+          </w:rPr>
+          <w:t>9:41</w:t>
+        </w:r>
+      </w:hyperlink>
+      <w:r>
+        <w:rPr>
+          <w:lang w:val="zh_TW" w:bidi="zh_TW"/>
+        </w:rPr>
+        <w:t>）；（2）耶穌提到祂看見拿但業在無花果樹下（</w:t>
+      </w:r>
+      <w:hyperlink r:id="rId23">
+        <w:r>
+          <w:rPr>
+            <w:lang w:val="zh_TW" w:bidi="zh_TW"/>
+          </w:rPr>
+          <w:rPr>
+            <w:color w:val="0000EE"/>
+            <w:u w:val="single"/>
+          </w:rPr>
+          <w:t>1:48</w:t>
+        </w:r>
+      </w:hyperlink>
+      <w:r>
+        <w:rPr>
+          <w:lang w:val="zh_TW" w:bidi="zh_TW"/>
+        </w:rPr>
+        <w:t>），這表明他對律法的虔誠（拉比文學中，學習律法的理想地點就是無花果樹下）；（3）耶穌將拿但業與以色列的祖先雅各聯繫起來。在</w:t>
+      </w:r>
+      <w:hyperlink r:id="rId24">
+        <w:r>
+          <w:rPr>
+            <w:lang w:val="zh_TW" w:bidi="zh_TW"/>
+          </w:rPr>
+          <w:rPr>
+            <w:color w:val="0000EE"/>
+            <w:u w:val="single"/>
+          </w:rPr>
+          <w:t>創世記二十五至三十二章</w:t>
+        </w:r>
+      </w:hyperlink>
+      <w:r>
+        <w:rPr>
+          <w:lang w:val="zh_TW" w:bidi="zh_TW"/>
+        </w:rPr>
+        <w:t>中，雅各確實在與以掃和拉班的相處中表現出狡猾和機智。</w:t>
+      </w:r>
+      <w:hyperlink r:id="rId25">
+        <w:r>
+          <w:rPr>
+            <w:lang w:val="zh_TW" w:bidi="zh_TW"/>
+          </w:rPr>
+          <w:rPr>
+            <w:color w:val="0000EE"/>
+            <w:u w:val="single"/>
+          </w:rPr>
+          <w:t>約翰福音一章51節</w:t>
+        </w:r>
+      </w:hyperlink>
+      <w:r>
+        <w:rPr>
+          <w:lang w:val="zh_TW" w:bidi="zh_TW"/>
+        </w:rPr>
+        <w:t>進一步加強了拿但業與雅各的關聯，呈現了天使上去下來的意象，這讓人想起雅各的夢境，並且發生地靠近伯特利和雅博河，即雅各的經歷之地。拿但業因此成為敬虔以色列人的象徵，表達出真正以色列人應對耶穌的適當回應——從起初的懷疑到信心的建立（參</w:t>
+      </w:r>
+      <w:hyperlink r:id="rId26">
+        <w:r>
+          <w:rPr>
+            <w:lang w:val="zh_TW" w:bidi="zh_TW"/>
+          </w:rPr>
+          <w:rPr>
+            <w:color w:val="0000EE"/>
+            <w:u w:val="single"/>
+          </w:rPr>
+          <w:t>羅9:6</w:t>
+        </w:r>
+      </w:hyperlink>
+      <w:r>
+        <w:rPr>
+          <w:lang w:val="zh_TW" w:bidi="zh_TW"/>
+        </w:rPr>
+        <w:t>）。</w:t>
+      </w:r>
+    </w:p>
+    <w:p>
+      <w:pPr/>
+      <w:r>
+        <w:rPr>
+          <w:lang w:val="zh_TW" w:bidi="zh_TW"/>
+        </w:rPr>
+      </w:r>
+      <w:r>
+        <w:rPr>
+          <w:i/>
+          <w:lang w:val="zh_TW" w:bidi="zh_TW"/>
+        </w:rPr>
+        <w:t>另見</w:t>
+      </w:r>
+      <w:r>
+        <w:rPr>
+          <w:lang w:val="zh_TW" w:bidi="zh_TW"/>
+        </w:rPr>
+        <w:t xml:space="preserve"> </w:t>
+      </w:r>
+      <w:r>
+        <w:rPr>
+          <w:lang w:val="zh_TW" w:bidi="zh_TW"/>
+        </w:rPr>
+        <w:t>使徒，使徒職分</w:t>
+      </w:r>
+      <w:r>
+        <w:rPr>
+          <w:lang w:val="zh_TW" w:bidi="zh_TW"/>
+        </w:rPr>
+        <w:t>。</w:t>
+      </w:r>
+      <w:r>
+        <w:rPr>
+          <w:lang w:val="zh_TW" w:bidi="zh_TW"/>
+        </w:rPr>
+      </w:r>
+      <w:r>
+        <w:rPr>
+          <w:lang w:val="zh_TW" w:bidi="zh_TW"/>
+        </w:rPr>
+      </w:r>
+    </w:p>
+    <w:p>
+      <w:pPr/>
+      <w:r>
+        <w:rPr>
+          <w:lang w:val="zh_TW" w:bidi="zh_TW"/>
+        </w:rPr>
+      </w:r>
+    </w:p>
+    <w:p>
+      <w:pPr>
+        <w:pStyle w:val="Heading2"/>
+      </w:pPr>
+      <w:r>
+        <w:rPr>
+          <w:lang w:val="zh_TW" w:bidi="zh_TW"/>
+        </w:rPr>
+        <w:t>拿非施</w:t>
+      </w:r>
+      <w:r>
+        <w:rPr>
+          <w:lang w:val="zh_TW" w:bidi="zh_TW"/>
+        </w:rPr>
+      </w:r>
+    </w:p>
+    <w:p>
+      <w:pPr/>
+      <w:r>
+        <w:rPr>
+          <w:lang w:val="zh_TW" w:bidi="zh_TW"/>
+        </w:rPr>
+      </w:r>
+      <w:r>
+        <w:rPr>
+          <w:lang w:val="zh_TW" w:bidi="zh_TW"/>
+        </w:rPr>
+        <w:t>以實瑪利十二個兒子中的第十一位（</w:t>
+      </w:r>
+      <w:hyperlink r:id="rId27">
+        <w:r>
+          <w:rPr>
+            <w:lang w:val="zh_TW" w:bidi="zh_TW"/>
+          </w:rPr>
+          <w:rPr>
+            <w:color w:val="0000EE"/>
+            <w:u w:val="single"/>
+          </w:rPr>
+          <w:t>創25:15</w:t>
+        </w:r>
+      </w:hyperlink>
+      <w:r>
+        <w:rPr>
+          <w:lang w:val="zh_TW" w:bidi="zh_TW"/>
+        </w:rPr>
+        <w:t>；</w:t>
+      </w:r>
+      <w:hyperlink r:id="rId28">
+        <w:r>
+          <w:rPr>
+            <w:lang w:val="zh_TW" w:bidi="zh_TW"/>
+          </w:rPr>
+          <w:rPr>
+            <w:color w:val="0000EE"/>
+            <w:u w:val="single"/>
+          </w:rPr>
+          <w:t>代上1:31</w:t>
+        </w:r>
+      </w:hyperlink>
+      <w:r>
+        <w:rPr>
+          <w:lang w:val="zh_TW" w:bidi="zh_TW"/>
+        </w:rPr>
+        <w:t>），也是一個以他名字命名的部族的始祖。這個部族後來曾與住在約旦河東的以色列支派交戰（</w:t>
+      </w:r>
+      <w:hyperlink r:id="rId29">
+        <w:r>
+          <w:rPr>
+            <w:lang w:val="zh_TW" w:bidi="zh_TW"/>
+          </w:rPr>
+          <w:rPr>
+            <w:color w:val="0000EE"/>
+            <w:u w:val="single"/>
+          </w:rPr>
+          <w:t>代上5:19</w:t>
+        </w:r>
+      </w:hyperlink>
+      <w:r>
+        <w:rPr>
+          <w:lang w:val="zh_TW" w:bidi="zh_TW"/>
+        </w:rPr>
+        <w:t>）。</w:t>
+      </w:r>
+      <w:r>
+        <w:rPr>
+          <w:lang w:val="zh_TW" w:bidi="zh_TW"/>
+        </w:rPr>
+      </w:r>
+      <w:r>
+        <w:rPr>
+          <w:lang w:val="zh_TW" w:bidi="zh_TW"/>
+        </w:rPr>
+      </w:r>
+    </w:p>
+    <w:p>
+      <w:pPr/>
+      <w:r>
+        <w:rPr>
+          <w:lang w:val="zh_TW" w:bidi="zh_TW"/>
+        </w:rPr>
+      </w:r>
+    </w:p>
+    <w:p>
+      <w:pPr>
+        <w:pStyle w:val="Heading2"/>
+      </w:pPr>
+      <w:r>
+        <w:rPr>
+          <w:lang w:val="zh_TW" w:bidi="zh_TW"/>
+        </w:rPr>
+        <w:t>拿弗土希人</w:t>
+      </w:r>
+      <w:r>
+        <w:rPr>
+          <w:lang w:val="zh_TW" w:bidi="zh_TW"/>
+        </w:rPr>
+      </w:r>
+    </w:p>
+    <w:p>
+      <w:pPr/>
+      <w:r>
+        <w:rPr>
+          <w:lang w:val="zh_TW" w:bidi="zh_TW"/>
+        </w:rPr>
+      </w:r>
+      <w:r>
+        <w:rPr>
+          <w:lang w:val="zh_TW" w:bidi="zh_TW"/>
+        </w:rPr>
+        <w:t>埃及人是挪亞和含的後代（</w:t>
+      </w:r>
+      <w:hyperlink r:id="rId30">
+        <w:r>
+          <w:rPr>
+            <w:lang w:val="zh_TW" w:bidi="zh_TW"/>
+          </w:rPr>
+          <w:rPr>
+            <w:color w:val="0000EE"/>
+            <w:u w:val="single"/>
+          </w:rPr>
+          <w:t>創10:13</w:t>
+        </w:r>
+      </w:hyperlink>
+      <w:r>
+        <w:rPr>
+          <w:lang w:val="zh_TW" w:bidi="zh_TW"/>
+        </w:rPr>
+        <w:t>；</w:t>
+      </w:r>
+      <w:hyperlink r:id="rId31">
+        <w:r>
+          <w:rPr>
+            <w:lang w:val="zh_TW" w:bidi="zh_TW"/>
+          </w:rPr>
+          <w:rPr>
+            <w:color w:val="0000EE"/>
+            <w:u w:val="single"/>
+          </w:rPr>
+          <w:t>代上1:11</w:t>
+        </w:r>
+      </w:hyperlink>
+      <w:r>
+        <w:rPr>
+          <w:lang w:val="zh_TW" w:bidi="zh_TW"/>
+        </w:rPr>
+        <w:t>），被列在利哈比人和帕特魯細人部落之間。一些學者認為，拿弗土希人是中埃及的居民，位於下埃及的利比亞人和上埃及的帕特魯細人之間。然而，他們在古代定居的實際位置不明。</w:t>
+      </w:r>
+      <w:r>
+        <w:rPr>
+          <w:lang w:val="zh_TW" w:bidi="zh_TW"/>
+        </w:rPr>
+      </w:r>
+      <w:r>
+        <w:rPr>
+          <w:lang w:val="zh_TW" w:bidi="zh_TW"/>
+        </w:rPr>
+      </w:r>
+    </w:p>
+    <w:p>
+      <w:pPr/>
+      <w:r>
+        <w:rPr>
+          <w:lang w:val="zh_TW" w:bidi="zh_TW"/>
+        </w:rPr>
+      </w:r>
+    </w:p>
+    <w:p>
+      <w:pPr>
+        <w:pStyle w:val="Heading2"/>
+      </w:pPr>
+      <w:r>
+        <w:rPr>
+          <w:lang w:val="zh_TW" w:bidi="zh_TW"/>
+        </w:rPr>
+        <w:t>拿鶴 (人物)</w:t>
+      </w:r>
+      <w:r>
+        <w:rPr>
+          <w:lang w:val="zh_TW" w:bidi="zh_TW"/>
+        </w:rPr>
       </w:r>
     </w:p>
     <w:p>
@@ -389,7 +826,61 @@
         <w:rPr>
           <w:lang w:val="zh_TW" w:bidi="zh_TW"/>
         </w:rPr>
-        <w:t>這些地區讓羅得找到地方可以定居，最終他選擇住在所多瑪城。</w:t>
+        <w:t>亞伯拉罕的祖父（</w:t>
+      </w:r>
+      <w:hyperlink r:id="rId32">
+        <w:r>
+          <w:rPr>
+            <w:lang w:val="zh_TW" w:bidi="zh_TW"/>
+          </w:rPr>
+          <w:rPr>
+            <w:color w:val="0000EE"/>
+            <w:u w:val="single"/>
+          </w:rPr>
+          <w:t>創11:22–25</w:t>
+        </w:r>
+      </w:hyperlink>
+      <w:r>
+        <w:rPr>
+          <w:lang w:val="zh_TW" w:bidi="zh_TW"/>
+        </w:rPr>
+        <w:t>；</w:t>
+      </w:r>
+      <w:hyperlink r:id="rId33">
+        <w:r>
+          <w:rPr>
+            <w:lang w:val="zh_TW" w:bidi="zh_TW"/>
+          </w:rPr>
+          <w:rPr>
+            <w:color w:val="0000EE"/>
+            <w:u w:val="single"/>
+          </w:rPr>
+          <w:t>代上1:26</w:t>
+        </w:r>
+      </w:hyperlink>
+      <w:r>
+        <w:rPr>
+          <w:lang w:val="zh_TW" w:bidi="zh_TW"/>
+        </w:rPr>
+        <w:t>），且根據</w:t>
+      </w:r>
+      <w:hyperlink r:id="rId34">
+        <w:r>
+          <w:rPr>
+            <w:lang w:val="zh_TW" w:bidi="zh_TW"/>
+          </w:rPr>
+          <w:rPr>
+            <w:color w:val="0000EE"/>
+            <w:u w:val="single"/>
+          </w:rPr>
+          <w:t>路加福音三章34節</w:t>
+        </w:r>
+      </w:hyperlink>
+      <w:r>
+        <w:rPr>
+          <w:lang w:val="zh_TW" w:bidi="zh_TW"/>
+        </w:rPr>
+        <w:t>，他也是耶穌的祖先。一些英文譯本使用希臘文拼寫「拿鶴〔Nachor〕」。創世記和歷代志上的經文顯示出拿鶴出自於閃的後裔，因此亞伯拉罕及其後代屬於閃族。</w:t>
       </w:r>
     </w:p>
     <w:p>
@@ -407,25 +898,327 @@
         <w:rPr>
           <w:lang w:val="zh_TW" w:bidi="zh_TW"/>
         </w:rPr>
-        <w:t>這些城市的五位王，與來自東方遙遠地區的四王所領導的更強勢力作戰。他們被擊敗，城市被洗劫一空。入侵者帶走大量的財物和俘虜，包括婦女和兒童（</w:t>
-      </w:r>
-      <w:hyperlink r:id="rId14">
-        <w:r>
-          <w:rPr>
-            <w:lang w:val="zh_TW" w:bidi="zh_TW"/>
-          </w:rPr>
-          <w:rPr>
-            <w:color w:val="0000EE"/>
-            <w:u w:val="single"/>
-          </w:rPr>
-          <w:t>創14</w:t>
-        </w:r>
-      </w:hyperlink>
-      <w:r>
-        <w:rPr>
-          <w:lang w:val="zh_TW" w:bidi="zh_TW"/>
-        </w:rPr>
-        <w:t>）。羅得是被俘虜的人之一，促使亞伯拉罕發起一次成功的救援行動。他救回羅得、其他俘虜和被擄的財物。</w:t>
+        <w:t>他拉的兒子、亞伯拉罕的兄弟（</w:t>
+      </w:r>
+      <w:hyperlink r:id="rId35">
+        <w:r>
+          <w:rPr>
+            <w:lang w:val="zh_TW" w:bidi="zh_TW"/>
+          </w:rPr>
+          <w:rPr>
+            <w:color w:val="0000EE"/>
+            <w:u w:val="single"/>
+          </w:rPr>
+          <w:t>創11:26–29</w:t>
+        </w:r>
+      </w:hyperlink>
+      <w:r>
+        <w:rPr>
+          <w:lang w:val="zh_TW" w:bidi="zh_TW"/>
+        </w:rPr>
+        <w:t>；</w:t>
+      </w:r>
+      <w:hyperlink r:id="rId36">
+        <w:r>
+          <w:rPr>
+            <w:lang w:val="zh_TW" w:bidi="zh_TW"/>
+          </w:rPr>
+          <w:rPr>
+            <w:color w:val="0000EE"/>
+            <w:u w:val="single"/>
+          </w:rPr>
+          <w:t>書24:2</w:t>
+        </w:r>
+      </w:hyperlink>
+      <w:r>
+        <w:rPr>
+          <w:lang w:val="zh_TW" w:bidi="zh_TW"/>
+        </w:rPr>
+        <w:t>）。他娶了哈蘭的女兒密迦，他的家譜在</w:t>
+      </w:r>
+      <w:hyperlink r:id="rId37">
+        <w:r>
+          <w:rPr>
+            <w:lang w:val="zh_TW" w:bidi="zh_TW"/>
+          </w:rPr>
+          <w:rPr>
+            <w:color w:val="0000EE"/>
+            <w:u w:val="single"/>
+          </w:rPr>
+          <w:t>創世記二十二章20至23節</w:t>
+        </w:r>
+      </w:hyperlink>
+      <w:r>
+        <w:rPr>
+          <w:lang w:val="zh_TW" w:bidi="zh_TW"/>
+        </w:rPr>
+        <w:t>中被提到。亞伯拉罕派他的僕人去美索不達米亞的拿鶴住處為以撒尋妻（見</w:t>
+      </w:r>
+      <w:hyperlink r:id="rId38">
+        <w:r>
+          <w:rPr>
+            <w:lang w:val="zh_TW" w:bidi="zh_TW"/>
+          </w:rPr>
+          <w:rPr>
+            <w:color w:val="0000EE"/>
+            <w:u w:val="single"/>
+          </w:rPr>
+          <w:t>創24:10</w:t>
+        </w:r>
+      </w:hyperlink>
+      <w:r>
+        <w:rPr>
+          <w:lang w:val="zh_TW" w:bidi="zh_TW"/>
+        </w:rPr>
+        <w:t>，這可能暗示該城市本身被稱為拿鶴）。他在那裡找到拿鶴的孫女利百加（</w:t>
+      </w:r>
+      <w:hyperlink r:id="rId39">
+        <w:r>
+          <w:rPr>
+            <w:lang w:val="zh_TW" w:bidi="zh_TW"/>
+          </w:rPr>
+          <w:rPr>
+            <w:color w:val="0000EE"/>
+            <w:u w:val="single"/>
+          </w:rPr>
+          <w:t>創24:1–51</w:t>
+        </w:r>
+      </w:hyperlink>
+      <w:r>
+        <w:rPr>
+          <w:lang w:val="zh_TW" w:bidi="zh_TW"/>
+        </w:rPr>
+        <w:t>）。</w:t>
+        <w:br/>
+      </w:r>
+      <w:r>
+        <w:rPr>
+          <w:lang w:val="zh_TW" w:bidi="zh_TW"/>
+        </w:rPr>
+        <w:t>拿鶴也被稱為拉班的父親（或許是祖父），當雅各逃離他的兄弟以掃時，他去了拉班那裡（</w:t>
+      </w:r>
+      <w:hyperlink r:id="rId40">
+        <w:r>
+          <w:rPr>
+            <w:lang w:val="zh_TW" w:bidi="zh_TW"/>
+          </w:rPr>
+          <w:rPr>
+            <w:color w:val="0000EE"/>
+            <w:u w:val="single"/>
+          </w:rPr>
+          <w:t>創29:5</w:t>
+        </w:r>
+      </w:hyperlink>
+      <w:r>
+        <w:rPr>
+          <w:lang w:val="zh_TW" w:bidi="zh_TW"/>
+        </w:rPr>
+        <w:t>）。這兩段經文都將亞伯拉罕的家族與相關的閃族人聯繫起來。在</w:t>
+      </w:r>
+      <w:hyperlink r:id="rId41">
+        <w:r>
+          <w:rPr>
+            <w:lang w:val="zh_TW" w:bidi="zh_TW"/>
+          </w:rPr>
+          <w:rPr>
+            <w:color w:val="0000EE"/>
+            <w:u w:val="single"/>
+          </w:rPr>
+          <w:t>創世記三十一章53節</w:t>
+        </w:r>
+      </w:hyperlink>
+      <w:r>
+        <w:rPr>
+          <w:lang w:val="zh_TW" w:bidi="zh_TW"/>
+        </w:rPr>
+        <w:t>中，神被稱為「亞伯拉罕的神和拿鶴的神」。</w:t>
+        <w:br/>
+      </w:r>
+      <w:r>
+        <w:rPr>
+          <w:i/>
+          <w:lang w:val="zh_TW" w:bidi="zh_TW"/>
+        </w:rPr>
+        <w:t>另見</w:t>
+      </w:r>
+      <w:r>
+        <w:rPr>
+          <w:lang w:val="zh_TW" w:bidi="zh_TW"/>
+        </w:rPr>
+        <w:t>拿鶴（地點）</w:t>
+      </w:r>
+      <w:r>
+        <w:rPr>
+          <w:lang w:val="zh_TW" w:bidi="zh_TW"/>
+        </w:rPr>
+        <w:t>。</w:t>
+      </w:r>
+      <w:r>
+        <w:rPr>
+          <w:lang w:val="zh_TW" w:bidi="zh_TW"/>
+        </w:rPr>
+      </w:r>
+      <w:r>
+        <w:rPr>
+          <w:lang w:val="zh_TW" w:bidi="zh_TW"/>
+        </w:rPr>
+      </w:r>
+    </w:p>
+    <w:p>
+      <w:pPr/>
+      <w:r>
+        <w:rPr>
+          <w:lang w:val="zh_TW" w:bidi="zh_TW"/>
+        </w:rPr>
+      </w:r>
+    </w:p>
+    <w:p>
+      <w:pPr>
+        <w:pStyle w:val="Heading2"/>
+      </w:pPr>
+      <w:r>
+        <w:rPr>
+          <w:lang w:val="zh_TW" w:bidi="zh_TW"/>
+        </w:rPr>
+        <w:t>拿鶴（地點）</w:t>
+      </w:r>
+      <w:r>
+        <w:rPr>
+          <w:lang w:val="zh_TW" w:bidi="zh_TW"/>
+        </w:rPr>
+      </w:r>
+    </w:p>
+    <w:p>
+      <w:pPr/>
+      <w:r>
+        <w:rPr>
+          <w:lang w:val="zh_TW" w:bidi="zh_TW"/>
+        </w:rPr>
+      </w:r>
+      <w:r>
+        <w:rPr>
+          <w:lang w:val="zh_TW" w:bidi="zh_TW"/>
+        </w:rPr>
+        <w:t>一座位於美索不達米亞西北部的城，該城是以撒妻子利百加的家鄉，而拿鶴也是亞伯拉罕兄弟的名字（</w:t>
+      </w:r>
+      <w:hyperlink r:id="rId38">
+        <w:r>
+          <w:rPr>
+            <w:lang w:val="zh_TW" w:bidi="zh_TW"/>
+          </w:rPr>
+          <w:rPr>
+            <w:color w:val="0000EE"/>
+            <w:u w:val="single"/>
+          </w:rPr>
+          <w:t>創24:10</w:t>
+        </w:r>
+      </w:hyperlink>
+      <w:r>
+        <w:rPr>
+          <w:lang w:val="zh_TW" w:bidi="zh_TW"/>
+        </w:rPr>
+        <w:t>）。瑪里（Mari）文獻（公元前18世紀）中，經常將拿鶴稱為拿庫珥（Nakhur），其位置在哈蘭附近的巴利河谷（Balikh River Valley）。這座城很可能是古代部分哈比魯（Habiru）人的居住地，但其確切遺址至今不明。</w:t>
+      </w:r>
+    </w:p>
+    <w:p>
+      <w:pPr/>
+      <w:r>
+        <w:rPr>
+          <w:lang w:val="zh_TW" w:bidi="zh_TW"/>
+        </w:rPr>
+      </w:r>
+      <w:r>
+        <w:rPr>
+          <w:i/>
+          <w:lang w:val="zh_TW" w:bidi="zh_TW"/>
+        </w:rPr>
+        <w:t xml:space="preserve">另見 </w:t>
+      </w:r>
+      <w:r>
+        <w:rPr>
+          <w:lang w:val="zh_TW" w:bidi="zh_TW"/>
+        </w:rPr>
+        <w:t>拿鶴（人物）#2</w:t>
+      </w:r>
+      <w:r>
+        <w:rPr>
+          <w:lang w:val="zh_TW" w:bidi="zh_TW"/>
+        </w:rPr>
+        <w:t>。</w:t>
+      </w:r>
+      <w:r>
+        <w:rPr>
+          <w:lang w:val="zh_TW" w:bidi="zh_TW"/>
+        </w:rPr>
+      </w:r>
+      <w:r>
+        <w:rPr>
+          <w:lang w:val="zh_TW" w:bidi="zh_TW"/>
+        </w:rPr>
+      </w:r>
+    </w:p>
+    <w:p>
+      <w:pPr/>
+      <w:r>
+        <w:rPr>
+          <w:lang w:val="zh_TW" w:bidi="zh_TW"/>
+        </w:rPr>
+      </w:r>
+    </w:p>
+    <w:p>
+      <w:pPr>
+        <w:pStyle w:val="Heading2"/>
+      </w:pPr>
+      <w:r>
+        <w:rPr>
+          <w:lang w:val="zh_TW" w:bidi="zh_TW"/>
+        </w:rPr>
+        <w:t>拿瑪（人物）</w:t>
+      </w:r>
+      <w:r>
+        <w:rPr>
+          <w:lang w:val="zh_TW" w:bidi="zh_TW"/>
+        </w:rPr>
+      </w:r>
+    </w:p>
+    <w:p>
+      <w:pPr>
+        <w:pStyle w:val="ListNumber"/>
+        <w:numPr>
+          <w:ilvl w:val="0"/>
+          <w:numId w:val="15"/>
+        </w:numPr>
+        <w:spacing w:line="240" w:lineRule="auto"/>
+        <w:ind w:left="720"/>
+      </w:pPr>
+      <w:r>
+        <w:rPr>
+          <w:lang w:val="zh_TW" w:bidi="zh_TW"/>
+        </w:rPr>
+      </w:r>
+      <w:r>
+        <w:rPr>
+          <w:lang w:val="zh_TW" w:bidi="zh_TW"/>
+        </w:rPr>
+        <w:t>在該隱後代的名單中，洗拉和拉麥的女兒（</w:t>
+      </w:r>
+      <w:hyperlink r:id="rId42">
+        <w:r>
+          <w:rPr>
+            <w:lang w:val="zh_TW" w:bidi="zh_TW"/>
+          </w:rPr>
+          <w:rPr>
+            <w:color w:val="0000EE"/>
+            <w:u w:val="single"/>
+          </w:rPr>
+          <w:t>創4:22</w:t>
+        </w:r>
+      </w:hyperlink>
+      <w:r>
+        <w:rPr>
+          <w:lang w:val="zh_TW" w:bidi="zh_TW"/>
+        </w:rPr>
+        <w:t>）。</w:t>
       </w:r>
     </w:p>
     <w:p>
@@ -443,48 +1236,1132 @@
         <w:rPr>
           <w:lang w:val="zh_TW" w:bidi="zh_TW"/>
         </w:rPr>
-        <w:t>這些城市後來受到神的審判。他們的罪惡如此嚴重，即使是亞伯拉罕的代禱也無法拯救他們（</w:t>
-      </w:r>
-      <w:hyperlink r:id="rId15">
-        <w:r>
-          <w:rPr>
-            <w:lang w:val="zh_TW" w:bidi="zh_TW"/>
-          </w:rPr>
-          <w:rPr>
-            <w:color w:val="0000EE"/>
-            <w:u w:val="single"/>
-          </w:rPr>
-          <w:t>創18:22–33</w:t>
-        </w:r>
-      </w:hyperlink>
-      <w:r>
-        <w:rPr>
-          <w:lang w:val="zh_TW" w:bidi="zh_TW"/>
-        </w:rPr>
-        <w:t>）。他們的邪惡在所多瑪的暴民試圖傷害羅得客人的故事中突顯出來（</w:t>
-      </w:r>
-      <w:hyperlink r:id="rId16">
-        <w:r>
-          <w:rPr>
-            <w:lang w:val="zh_TW" w:bidi="zh_TW"/>
-          </w:rPr>
-          <w:rPr>
-            <w:color w:val="0000EE"/>
-            <w:u w:val="single"/>
-          </w:rPr>
-          <w:t>創19</w:t>
-        </w:r>
-      </w:hyperlink>
-      <w:r>
-        <w:rPr>
-          <w:lang w:val="zh_TW" w:bidi="zh_TW"/>
-        </w:rPr>
-        <w:t>）。不久之後，羅得和他的家人收到警告，要在城市被毀滅之前逃離。硫磺與火降下，摧毀了城市並徹底改變地貌。</w:t>
+        <w:t>所羅門王的其中一位妻子。她來自亞捫（</w:t>
+      </w:r>
+      <w:hyperlink r:id="rId43">
+        <w:r>
+          <w:rPr>
+            <w:lang w:val="zh_TW" w:bidi="zh_TW"/>
+          </w:rPr>
+          <w:rPr>
+            <w:color w:val="0000EE"/>
+            <w:u w:val="single"/>
+          </w:rPr>
+          <w:t>王上14:21</w:t>
+        </w:r>
+      </w:hyperlink>
+      <w:r>
+        <w:rPr>
+          <w:lang w:val="zh_TW" w:bidi="zh_TW"/>
+        </w:rPr>
+        <w:t>、</w:t>
+      </w:r>
+      <w:hyperlink r:id="rId43">
+        <w:r>
+          <w:rPr>
+            <w:lang w:val="zh_TW" w:bidi="zh_TW"/>
+          </w:rPr>
+          <w:rPr>
+            <w:color w:val="0000EE"/>
+            <w:u w:val="single"/>
+          </w:rPr>
+          <w:t>31</w:t>
+        </w:r>
+      </w:hyperlink>
+      <w:r>
+        <w:rPr>
+          <w:lang w:val="zh_TW" w:bidi="zh_TW"/>
+        </w:rPr>
+        <w:t>；</w:t>
+      </w:r>
+      <w:hyperlink r:id="rId44">
+        <w:r>
+          <w:rPr>
+            <w:lang w:val="zh_TW" w:bidi="zh_TW"/>
+          </w:rPr>
+          <w:rPr>
+            <w:color w:val="0000EE"/>
+            <w:u w:val="single"/>
+          </w:rPr>
+          <w:t>代下12:13</w:t>
+        </w:r>
+      </w:hyperlink>
+      <w:r>
+        <w:rPr>
+          <w:lang w:val="zh_TW" w:bidi="zh_TW"/>
+        </w:rPr>
+        <w:t>）。可以確定她要為所羅門的偶像崇拜負起部分責任。她的兒子羅波安在所羅門去世後統治猶大（</w:t>
+      </w:r>
+      <w:hyperlink r:id="rId45">
+        <w:r>
+          <w:rPr>
+            <w:lang w:val="zh_TW" w:bidi="zh_TW"/>
+          </w:rPr>
+          <w:rPr>
+            <w:color w:val="0000EE"/>
+            <w:u w:val="single"/>
+          </w:rPr>
+          <w:t>王上14:21–24</w:t>
+        </w:r>
+      </w:hyperlink>
+      <w:r>
+        <w:rPr>
+          <w:lang w:val="zh_TW" w:bidi="zh_TW"/>
+        </w:rPr>
+        <w:t>）。</w:t>
+      </w:r>
+      <w:r>
+        <w:rPr>
+          <w:lang w:val="zh_TW" w:bidi="zh_TW"/>
+        </w:rPr>
+      </w:r>
+      <w:r>
+        <w:rPr>
+          <w:lang w:val="zh_TW" w:bidi="zh_TW"/>
+        </w:rPr>
       </w:r>
     </w:p>
     <w:p>
-      <w:pPr>
-        <w:pStyle w:val="ListNumber"/>
+      <w:pPr/>
+      <w:r>
+        <w:rPr>
+          <w:lang w:val="zh_TW" w:bidi="zh_TW"/>
+        </w:rPr>
+      </w:r>
+    </w:p>
+    <w:p>
+      <w:pPr>
+        <w:pStyle w:val="Heading2"/>
+      </w:pPr>
+      <w:r>
+        <w:rPr>
+          <w:lang w:val="zh_TW" w:bidi="zh_TW"/>
+        </w:rPr>
+        <w:t>拿撒勒</w:t>
+      </w:r>
+      <w:r>
+        <w:rPr>
+          <w:lang w:val="zh_TW" w:bidi="zh_TW"/>
+        </w:rPr>
+      </w:r>
+    </w:p>
+    <w:p>
+      <w:pPr/>
+      <w:r>
+        <w:rPr>
+          <w:lang w:val="zh_TW" w:bidi="zh_TW"/>
+        </w:rPr>
+      </w:r>
+      <w:r>
+        <w:rPr>
+          <w:lang w:val="zh_TW" w:bidi="zh_TW"/>
+        </w:rPr>
+        <w:t>羅馬帝國加利利省的一個村莊，是約瑟、馬利亞和耶穌的家鄉。拿撒勒一直是個偏僻的小鎮。在舊約、次經、兩約之間時期的猶太文獻或約瑟夫的歷史著作中，都沒有提到這個地方。該城位於黎巴嫩南部山脈的石灰岩丘陵中，靠近以斯得倫（Esdraelon）平原北側，三面環山，形成了一個氣候溫和、適合水果和野花生長的庇護谷地。雖然拿撒勒附近有貿易路線和道路經過，但該村莊本身並不位於任何主要道路上。拿撒勒位於加利利海以西約15英里（24.1公里），地中海以東約20英里（32.2公里），而耶路撒冷則位於其南方約70英里（112.6公里）處。考古遺跡顯示，古代的拿撒勒比現今的村莊更靠近西邊的山丘（參</w:t>
+      </w:r>
+      <w:hyperlink r:id="rId46">
+        <w:r>
+          <w:rPr>
+            <w:lang w:val="zh_TW" w:bidi="zh_TW"/>
+          </w:rPr>
+          <w:rPr>
+            <w:color w:val="0000EE"/>
+            <w:u w:val="single"/>
+          </w:rPr>
+          <w:t>路4:29</w:t>
+        </w:r>
+      </w:hyperlink>
+      <w:r>
+        <w:rPr>
+          <w:lang w:val="zh_TW" w:bidi="zh_TW"/>
+        </w:rPr>
+        <w:t>）。在基督時代，拿撒勒及整個加利利南部地區都處於猶太生活的主流範圍之外，這也提供了拿但業對腓力所說「拿撒勒還能出甚麼好的嗎？」（見</w:t>
+      </w:r>
+      <w:hyperlink r:id="rId47">
+        <w:r>
+          <w:rPr>
+            <w:lang w:val="zh_TW" w:bidi="zh_TW"/>
+          </w:rPr>
+          <w:rPr>
+            <w:color w:val="0000EE"/>
+            <w:u w:val="single"/>
+          </w:rPr>
+          <w:t>約1:46</w:t>
+        </w:r>
+      </w:hyperlink>
+      <w:r>
+        <w:rPr>
+          <w:lang w:val="zh_TW" w:bidi="zh_TW"/>
+        </w:rPr>
+        <w:t>）這句諷刺話的背景。</w:t>
+      </w:r>
+    </w:p>
+    <w:p>
+      <w:pPr/>
+      <w:r>
+        <w:rPr>
+          <w:lang w:val="zh_TW" w:bidi="zh_TW"/>
+        </w:rPr>
+      </w:r>
+      <w:r>
+        <w:rPr>
+          <w:lang w:val="zh_TW" w:bidi="zh_TW"/>
+        </w:rPr>
+        <w:t>拿撒勒首次在新約中被提及，是作為馬利亞和約瑟的家鄉（</w:t>
+      </w:r>
+      <w:hyperlink r:id="rId48">
+        <w:r>
+          <w:rPr>
+            <w:lang w:val="zh_TW" w:bidi="zh_TW"/>
+          </w:rPr>
+          <w:rPr>
+            <w:color w:val="0000EE"/>
+            <w:u w:val="single"/>
+          </w:rPr>
+          <w:t>路1:26–27</w:t>
+        </w:r>
+      </w:hyperlink>
+      <w:r>
+        <w:rPr>
+          <w:lang w:val="zh_TW" w:bidi="zh_TW"/>
+        </w:rPr>
+        <w:t>）。耶穌在祂父母的祖籍伯利恆（位於南方約80英里或128.7公里處）出生後不久，馬利亞和約瑟便返回拿撒勒（</w:t>
+      </w:r>
+      <w:hyperlink r:id="rId49">
+        <w:r>
+          <w:rPr>
+            <w:lang w:val="zh_TW" w:bidi="zh_TW"/>
+          </w:rPr>
+          <w:rPr>
+            <w:color w:val="0000EE"/>
+            <w:u w:val="single"/>
+          </w:rPr>
+          <w:t>太2:23</w:t>
+        </w:r>
+      </w:hyperlink>
+      <w:r>
+        <w:rPr>
+          <w:lang w:val="zh_TW" w:bidi="zh_TW"/>
+        </w:rPr>
+        <w:t>；</w:t>
+      </w:r>
+      <w:hyperlink r:id="rId50">
+        <w:r>
+          <w:rPr>
+            <w:lang w:val="zh_TW" w:bidi="zh_TW"/>
+          </w:rPr>
+          <w:rPr>
+            <w:color w:val="0000EE"/>
+            <w:u w:val="single"/>
+          </w:rPr>
+          <w:t>路2:39</w:t>
+        </w:r>
+      </w:hyperlink>
+      <w:r>
+        <w:rPr>
+          <w:lang w:val="zh_TW" w:bidi="zh_TW"/>
+        </w:rPr>
+        <w:t>）。耶穌在那裡長大（</w:t>
+      </w:r>
+      <w:hyperlink r:id="rId51">
+        <w:r>
+          <w:rPr>
+            <w:lang w:val="zh_TW" w:bidi="zh_TW"/>
+          </w:rPr>
+          <w:rPr>
+            <w:color w:val="0000EE"/>
+            <w:u w:val="single"/>
+          </w:rPr>
+          <w:t>路2:39–40、51</w:t>
+        </w:r>
+      </w:hyperlink>
+      <w:r>
+        <w:rPr>
+          <w:lang w:val="zh_TW" w:bidi="zh_TW"/>
+        </w:rPr>
+        <w:t>），後來離開村莊前往約旦河接受約翰的洗禮（</w:t>
+      </w:r>
+      <w:hyperlink r:id="rId52">
+        <w:r>
+          <w:rPr>
+            <w:lang w:val="zh_TW" w:bidi="zh_TW"/>
+          </w:rPr>
+          <w:rPr>
+            <w:color w:val="0000EE"/>
+            <w:u w:val="single"/>
+          </w:rPr>
+          <w:t>可1:9</w:t>
+        </w:r>
+      </w:hyperlink>
+      <w:r>
+        <w:rPr>
+          <w:lang w:val="zh_TW" w:bidi="zh_TW"/>
+        </w:rPr>
+        <w:t>）。約翰被捕後，耶穌搬到迦百農居住（</w:t>
+      </w:r>
+      <w:hyperlink r:id="rId53">
+        <w:r>
+          <w:rPr>
+            <w:lang w:val="zh_TW" w:bidi="zh_TW"/>
+          </w:rPr>
+          <w:rPr>
+            <w:color w:val="0000EE"/>
+            <w:u w:val="single"/>
+          </w:rPr>
+          <w:t>太4:13</w:t>
+        </w:r>
+      </w:hyperlink>
+      <w:r>
+        <w:rPr>
+          <w:lang w:val="zh_TW" w:bidi="zh_TW"/>
+        </w:rPr>
+        <w:t>）。雖然耶穌經常被人以祂的童年成長的城而稱為「拿撒勒人耶穌」（見</w:t>
+      </w:r>
+      <w:hyperlink r:id="rId54">
+        <w:r>
+          <w:rPr>
+            <w:lang w:val="zh_TW" w:bidi="zh_TW"/>
+          </w:rPr>
+          <w:rPr>
+            <w:color w:val="0000EE"/>
+            <w:u w:val="single"/>
+          </w:rPr>
+          <w:t>可10:47</w:t>
+        </w:r>
+      </w:hyperlink>
+      <w:r>
+        <w:rPr>
+          <w:lang w:val="zh_TW" w:bidi="zh_TW"/>
+        </w:rPr>
+        <w:t>；</w:t>
+      </w:r>
+      <w:hyperlink r:id="rId55">
+        <w:r>
+          <w:rPr>
+            <w:lang w:val="zh_TW" w:bidi="zh_TW"/>
+          </w:rPr>
+          <w:rPr>
+            <w:color w:val="0000EE"/>
+            <w:u w:val="single"/>
+          </w:rPr>
+          <w:t>約18:5、7</w:t>
+        </w:r>
+      </w:hyperlink>
+      <w:r>
+        <w:rPr>
+          <w:lang w:val="zh_TW" w:bidi="zh_TW"/>
+        </w:rPr>
+        <w:t>；</w:t>
+      </w:r>
+      <w:hyperlink r:id="rId56">
+        <w:r>
+          <w:rPr>
+            <w:lang w:val="zh_TW" w:bidi="zh_TW"/>
+          </w:rPr>
+          <w:rPr>
+            <w:color w:val="0000EE"/>
+            <w:u w:val="single"/>
+          </w:rPr>
+          <w:t>徒2:22</w:t>
+        </w:r>
+      </w:hyperlink>
+      <w:r>
+        <w:rPr>
+          <w:lang w:val="zh_TW" w:bidi="zh_TW"/>
+        </w:rPr>
+        <w:t>），但新約僅記載耶穌在事工期間只回過拿撒勒一次。那次祂在會堂中講道，但卻被鎮民拒絕（</w:t>
+      </w:r>
+      <w:hyperlink r:id="rId57">
+        <w:r>
+          <w:rPr>
+            <w:lang w:val="zh_TW" w:bidi="zh_TW"/>
+          </w:rPr>
+          <w:rPr>
+            <w:color w:val="0000EE"/>
+            <w:u w:val="single"/>
+          </w:rPr>
+          <w:t>路4:16–30</w:t>
+        </w:r>
+      </w:hyperlink>
+      <w:r>
+        <w:rPr>
+          <w:lang w:val="zh_TW" w:bidi="zh_TW"/>
+        </w:rPr>
+        <w:t>；參</w:t>
+      </w:r>
+      <w:hyperlink r:id="rId58">
+        <w:r>
+          <w:rPr>
+            <w:lang w:val="zh_TW" w:bidi="zh_TW"/>
+          </w:rPr>
+          <w:rPr>
+            <w:color w:val="0000EE"/>
+            <w:u w:val="single"/>
+          </w:rPr>
+          <w:t>太13:54–58</w:t>
+        </w:r>
+      </w:hyperlink>
+      <w:r>
+        <w:rPr>
+          <w:lang w:val="zh_TW" w:bidi="zh_TW"/>
+        </w:rPr>
+        <w:t>；</w:t>
+      </w:r>
+      <w:hyperlink r:id="rId59">
+        <w:r>
+          <w:rPr>
+            <w:lang w:val="zh_TW" w:bidi="zh_TW"/>
+          </w:rPr>
+          <w:rPr>
+            <w:color w:val="0000EE"/>
+            <w:u w:val="single"/>
+          </w:rPr>
+          <w:t>可6:1–6</w:t>
+        </w:r>
+      </w:hyperlink>
+      <w:r>
+        <w:rPr>
+          <w:lang w:val="zh_TW" w:bidi="zh_TW"/>
+        </w:rPr>
+        <w:t>）。耶穌的跟隨者也被譏諷地稱為「拿撒勒教黨（Nazarenes）」（</w:t>
+      </w:r>
+      <w:hyperlink r:id="rId60">
+        <w:r>
+          <w:rPr>
+            <w:lang w:val="zh_TW" w:bidi="zh_TW"/>
+          </w:rPr>
+          <w:rPr>
+            <w:color w:val="0000EE"/>
+            <w:u w:val="single"/>
+          </w:rPr>
+          <w:t>徒24:5</w:t>
+        </w:r>
+      </w:hyperlink>
+      <w:r>
+        <w:rPr>
+          <w:lang w:val="zh_TW" w:bidi="zh_TW"/>
+        </w:rPr>
+        <w:t>）。</w:t>
+      </w:r>
+    </w:p>
+    <w:p>
+      <w:pPr/>
+      <w:r>
+        <w:rPr>
+          <w:lang w:val="zh_TW" w:bidi="zh_TW"/>
+        </w:rPr>
+      </w:r>
+      <w:r>
+        <w:rPr>
+          <w:lang w:val="zh_TW" w:bidi="zh_TW"/>
+        </w:rPr>
+        <w:t>拿撒勒一直是猶太人的城，直到君士坦丁皇帝（卒於公元327年）時期，它才成為基督徒朝聖的聖地。大約在公元600年，在拿撒勒建造了一座大型聖殿。阿拉伯人和十字軍先後控制該村莊，直到公元1517年村莊被土耳其人佔領，他們驅逐了所有的基督徒。基督徒於公元1620年返回，該城成為重要的基督教中心。</w:t>
+      </w:r>
+    </w:p>
+    <w:p>
+      <w:pPr/>
+      <w:r>
+        <w:rPr>
+          <w:lang w:val="zh_TW" w:bidi="zh_TW"/>
+        </w:rPr>
+      </w:r>
+      <w:r>
+        <w:rPr>
+          <w:i/>
+          <w:lang w:val="zh_TW" w:bidi="zh_TW"/>
+        </w:rPr>
+        <w:t>另見</w:t>
+      </w:r>
+      <w:r>
+        <w:rPr>
+          <w:lang w:val="zh_TW" w:bidi="zh_TW"/>
+        </w:rPr>
+        <w:t xml:space="preserve"> </w:t>
+      </w:r>
+      <w:r>
+        <w:rPr>
+          <w:lang w:val="zh_TW" w:bidi="zh_TW"/>
+        </w:rPr>
+        <w:t>拿撒勒人</w:t>
+      </w:r>
+      <w:r>
+        <w:rPr>
+          <w:lang w:val="zh_TW" w:bidi="zh_TW"/>
+        </w:rPr>
+        <w:t>。</w:t>
+      </w:r>
+      <w:r>
+        <w:rPr>
+          <w:lang w:val="zh_TW" w:bidi="zh_TW"/>
+        </w:rPr>
+      </w:r>
+      <w:r>
+        <w:rPr>
+          <w:lang w:val="zh_TW" w:bidi="zh_TW"/>
+        </w:rPr>
+      </w:r>
+    </w:p>
+    <w:p>
+      <w:pPr/>
+      <w:r>
+        <w:rPr>
+          <w:lang w:val="zh_TW" w:bidi="zh_TW"/>
+        </w:rPr>
+      </w:r>
+    </w:p>
+    <w:p>
+      <w:pPr>
+        <w:pStyle w:val="Heading2"/>
+      </w:pPr>
+      <w:r>
+        <w:rPr>
+          <w:lang w:val="zh_TW" w:bidi="zh_TW"/>
+        </w:rPr>
+        <w:t>拿撒勒人</w:t>
+      </w:r>
+      <w:r>
+        <w:rPr>
+          <w:lang w:val="zh_TW" w:bidi="zh_TW"/>
+        </w:rPr>
+      </w:r>
+    </w:p>
+    <w:p>
+      <w:pPr/>
+      <w:r>
+        <w:rPr>
+          <w:lang w:val="zh_TW" w:bidi="zh_TW"/>
+        </w:rPr>
+      </w:r>
+      <w:r>
+        <w:rPr>
+          <w:lang w:val="zh_TW" w:bidi="zh_TW"/>
+        </w:rPr>
+        <w:t>指來自新約時期加利利拿撒勒城的原住民或居民。</w:t>
+      </w:r>
+    </w:p>
+    <w:p>
+      <w:pPr/>
+      <w:r>
+        <w:rPr>
+          <w:lang w:val="zh_TW" w:bidi="zh_TW"/>
+        </w:rPr>
+      </w:r>
+      <w:r>
+        <w:rPr>
+          <w:lang w:val="zh_TW" w:bidi="zh_TW"/>
+        </w:rPr>
+        <w:t>拿撒勒是耶穌在世上頭三十年間所居住的家鄉。由於「耶穌」這個名字在猶太人中非常普遍，而且當時並沒有使用姓氏，因此「拿撒勒人」這一稱號可能是用來區別拿撒勒的耶穌與其他同名的人（見希臘文譯本的</w:t>
+      </w:r>
+      <w:hyperlink r:id="rId61">
+        <w:r>
+          <w:rPr>
+            <w:lang w:val="zh_TW" w:bidi="zh_TW"/>
+          </w:rPr>
+          <w:rPr>
+            <w:color w:val="0000EE"/>
+            <w:u w:val="single"/>
+          </w:rPr>
+          <w:t>太27:16–17</w:t>
+        </w:r>
+      </w:hyperlink>
+      <w:r>
+        <w:rPr>
+          <w:lang w:val="zh_TW" w:bidi="zh_TW"/>
+        </w:rPr>
+        <w:t>；</w:t>
+      </w:r>
+      <w:hyperlink r:id="rId62">
+        <w:r>
+          <w:rPr>
+            <w:lang w:val="zh_TW" w:bidi="zh_TW"/>
+          </w:rPr>
+          <w:rPr>
+            <w:color w:val="0000EE"/>
+            <w:u w:val="single"/>
+          </w:rPr>
+          <w:t>徒7:45</w:t>
+        </w:r>
+      </w:hyperlink>
+      <w:r>
+        <w:rPr>
+          <w:lang w:val="zh_TW" w:bidi="zh_TW"/>
+        </w:rPr>
+        <w:t>；</w:t>
+      </w:r>
+      <w:hyperlink r:id="rId63">
+        <w:r>
+          <w:rPr>
+            <w:lang w:val="zh_TW" w:bidi="zh_TW"/>
+          </w:rPr>
+          <w:rPr>
+            <w:color w:val="0000EE"/>
+            <w:u w:val="single"/>
+          </w:rPr>
+          <w:t>西4:11</w:t>
+        </w:r>
+      </w:hyperlink>
+      <w:r>
+        <w:rPr>
+          <w:lang w:val="zh_TW" w:bidi="zh_TW"/>
+        </w:rPr>
+        <w:t>；</w:t>
+      </w:r>
+      <w:hyperlink r:id="rId64">
+        <w:r>
+          <w:rPr>
+            <w:lang w:val="zh_TW" w:bidi="zh_TW"/>
+          </w:rPr>
+          <w:rPr>
+            <w:color w:val="0000EE"/>
+            <w:u w:val="single"/>
+          </w:rPr>
+          <w:t>來4:8</w:t>
+        </w:r>
+      </w:hyperlink>
+      <w:r>
+        <w:rPr>
+          <w:lang w:val="zh_TW" w:bidi="zh_TW"/>
+        </w:rPr>
+        <w:t>，其中「耶穌」這個名字是指其他人）。</w:t>
+      </w:r>
+    </w:p>
+    <w:p>
+      <w:pPr/>
+      <w:r>
+        <w:rPr>
+          <w:lang w:val="zh_TW" w:bidi="zh_TW"/>
+        </w:rPr>
+      </w:r>
+      <w:r>
+        <w:rPr>
+          <w:lang w:val="zh_TW" w:bidi="zh_TW"/>
+        </w:rPr>
+        <w:t>在原文中，拿撒勒人耶穌的稱號被污鬼（</w:t>
+      </w:r>
+      <w:hyperlink r:id="rId65">
+        <w:r>
+          <w:rPr>
+            <w:lang w:val="zh_TW" w:bidi="zh_TW"/>
+          </w:rPr>
+          <w:rPr>
+            <w:color w:val="0000EE"/>
+            <w:u w:val="single"/>
+          </w:rPr>
+          <w:t>可1:24</w:t>
+        </w:r>
+      </w:hyperlink>
+      <w:r>
+        <w:rPr>
+          <w:lang w:val="zh_TW" w:bidi="zh_TW"/>
+        </w:rPr>
+        <w:t>；</w:t>
+      </w:r>
+      <w:hyperlink r:id="rId66">
+        <w:r>
+          <w:rPr>
+            <w:lang w:val="zh_TW" w:bidi="zh_TW"/>
+          </w:rPr>
+          <w:rPr>
+            <w:color w:val="0000EE"/>
+            <w:u w:val="single"/>
+          </w:rPr>
+          <w:t>路4:34</w:t>
+        </w:r>
+      </w:hyperlink>
+      <w:r>
+        <w:rPr>
+          <w:lang w:val="zh_TW" w:bidi="zh_TW"/>
+        </w:rPr>
+        <w:t>）、耶利哥城外的群眾（</w:t>
+      </w:r>
+      <w:hyperlink r:id="rId54">
+        <w:r>
+          <w:rPr>
+            <w:lang w:val="zh_TW" w:bidi="zh_TW"/>
+          </w:rPr>
+          <w:rPr>
+            <w:color w:val="0000EE"/>
+            <w:u w:val="single"/>
+          </w:rPr>
+          <w:t>可10:47</w:t>
+        </w:r>
+      </w:hyperlink>
+      <w:r>
+        <w:rPr>
+          <w:lang w:val="zh_TW" w:bidi="zh_TW"/>
+        </w:rPr>
+        <w:t>；</w:t>
+      </w:r>
+      <w:hyperlink r:id="rId67">
+        <w:r>
+          <w:rPr>
+            <w:lang w:val="zh_TW" w:bidi="zh_TW"/>
+          </w:rPr>
+          <w:rPr>
+            <w:color w:val="0000EE"/>
+            <w:u w:val="single"/>
+          </w:rPr>
+          <w:t>路18:37</w:t>
+        </w:r>
+      </w:hyperlink>
+      <w:r>
+        <w:rPr>
+          <w:lang w:val="zh_TW" w:bidi="zh_TW"/>
+        </w:rPr>
+        <w:t>）、一個使女（</w:t>
+      </w:r>
+      <w:hyperlink r:id="rId68">
+        <w:r>
+          <w:rPr>
+            <w:lang w:val="zh_TW" w:bidi="zh_TW"/>
+          </w:rPr>
+          <w:rPr>
+            <w:color w:val="0000EE"/>
+            <w:u w:val="single"/>
+          </w:rPr>
+          <w:t>可14:67</w:t>
+        </w:r>
+      </w:hyperlink>
+      <w:r>
+        <w:rPr>
+          <w:lang w:val="zh_TW" w:bidi="zh_TW"/>
+        </w:rPr>
+        <w:t>）、兵丁（</w:t>
+      </w:r>
+      <w:hyperlink r:id="rId69">
+        <w:r>
+          <w:rPr>
+            <w:lang w:val="zh_TW" w:bidi="zh_TW"/>
+          </w:rPr>
+          <w:rPr>
+            <w:color w:val="0000EE"/>
+            <w:u w:val="single"/>
+          </w:rPr>
+          <w:t>約18:5–7</w:t>
+        </w:r>
+      </w:hyperlink>
+      <w:r>
+        <w:rPr>
+          <w:lang w:val="zh_TW" w:bidi="zh_TW"/>
+        </w:rPr>
+        <w:t>）、彼拉多（</w:t>
+      </w:r>
+      <w:hyperlink r:id="rId70">
+        <w:r>
+          <w:rPr>
+            <w:lang w:val="zh_TW" w:bidi="zh_TW"/>
+          </w:rPr>
+          <w:rPr>
+            <w:color w:val="0000EE"/>
+            <w:u w:val="single"/>
+          </w:rPr>
+          <w:t>約19:19</w:t>
+        </w:r>
+      </w:hyperlink>
+      <w:r>
+        <w:rPr>
+          <w:lang w:val="zh_TW" w:bidi="zh_TW"/>
+        </w:rPr>
+        <w:t>）、在往以馬忤斯路上的兩個門徒（</w:t>
+      </w:r>
+      <w:hyperlink r:id="rId71">
+        <w:r>
+          <w:rPr>
+            <w:lang w:val="zh_TW" w:bidi="zh_TW"/>
+          </w:rPr>
+          <w:rPr>
+            <w:color w:val="0000EE"/>
+            <w:u w:val="single"/>
+          </w:rPr>
+          <w:t>路24:19</w:t>
+        </w:r>
+      </w:hyperlink>
+      <w:r>
+        <w:rPr>
+          <w:lang w:val="zh_TW" w:bidi="zh_TW"/>
+        </w:rPr>
+        <w:t>）和墓旁的天使（</w:t>
+      </w:r>
+      <w:hyperlink r:id="rId72">
+        <w:r>
+          <w:rPr>
+            <w:lang w:val="zh_TW" w:bidi="zh_TW"/>
+          </w:rPr>
+          <w:rPr>
+            <w:color w:val="0000EE"/>
+            <w:u w:val="single"/>
+          </w:rPr>
+          <w:t>可16:6</w:t>
+        </w:r>
+      </w:hyperlink>
+      <w:r>
+        <w:rPr>
+          <w:lang w:val="zh_TW" w:bidi="zh_TW"/>
+        </w:rPr>
+        <w:t>）所使用。</w:t>
+      </w:r>
+    </w:p>
+    <w:p>
+      <w:pPr/>
+      <w:r>
+        <w:rPr>
+          <w:lang w:val="zh_TW" w:bidi="zh_TW"/>
+        </w:rPr>
+      </w:r>
+      <w:r>
+        <w:rPr>
+          <w:lang w:val="zh_TW" w:bidi="zh_TW"/>
+        </w:rPr>
+        <w:t>使徒行傳中的使徒們也用「拿撒勒人」這個稱號來指認耶穌，彼得在五旬節那天的講道中提到拿撒勒人耶穌（</w:t>
+      </w:r>
+      <w:hyperlink r:id="rId56">
+        <w:r>
+          <w:rPr>
+            <w:lang w:val="zh_TW" w:bidi="zh_TW"/>
+          </w:rPr>
+          <w:rPr>
+            <w:color w:val="0000EE"/>
+            <w:u w:val="single"/>
+          </w:rPr>
+          <w:t>徒2:22</w:t>
+        </w:r>
+      </w:hyperlink>
+      <w:r>
+        <w:rPr>
+          <w:lang w:val="zh_TW" w:bidi="zh_TW"/>
+        </w:rPr>
+        <w:t>），並在隨後的聖殿門口的醫治事蹟中再次提及（</w:t>
+      </w:r>
+      <w:hyperlink r:id="rId73">
+        <w:r>
+          <w:rPr>
+            <w:lang w:val="zh_TW" w:bidi="zh_TW"/>
+          </w:rPr>
+          <w:rPr>
+            <w:color w:val="0000EE"/>
+            <w:u w:val="single"/>
+          </w:rPr>
+          <w:t>3:6</w:t>
+        </w:r>
+      </w:hyperlink>
+      <w:r>
+        <w:rPr>
+          <w:lang w:val="zh_TW" w:bidi="zh_TW"/>
+        </w:rPr>
+        <w:t>，</w:t>
+      </w:r>
+      <w:hyperlink r:id="rId74">
+        <w:r>
+          <w:rPr>
+            <w:lang w:val="zh_TW" w:bidi="zh_TW"/>
+          </w:rPr>
+          <w:rPr>
+            <w:color w:val="0000EE"/>
+            <w:u w:val="single"/>
+          </w:rPr>
+          <w:t>4:10</w:t>
+        </w:r>
+      </w:hyperlink>
+      <w:r>
+        <w:rPr>
+          <w:lang w:val="zh_TW" w:bidi="zh_TW"/>
+        </w:rPr>
+        <w:t>）。保羅在</w:t>
+      </w:r>
+      <w:hyperlink r:id="rId75">
+        <w:r>
+          <w:rPr>
+            <w:lang w:val="zh_TW" w:bidi="zh_TW"/>
+          </w:rPr>
+          <w:rPr>
+            <w:color w:val="0000EE"/>
+            <w:u w:val="single"/>
+          </w:rPr>
+          <w:t>使徒行傳二十六章9節</w:t>
+        </w:r>
+      </w:hyperlink>
+      <w:r>
+        <w:rPr>
+          <w:lang w:val="zh_TW" w:bidi="zh_TW"/>
+        </w:rPr>
+        <w:t>中也稱耶穌為「拿撒勒人」。</w:t>
+      </w:r>
+    </w:p>
+    <w:p>
+      <w:pPr/>
+      <w:r>
+        <w:rPr>
+          <w:lang w:val="zh_TW" w:bidi="zh_TW"/>
+        </w:rPr>
+      </w:r>
+      <w:r>
+        <w:rPr>
+          <w:lang w:val="zh_TW" w:bidi="zh_TW"/>
+        </w:rPr>
+        <w:t>有一處敵對性的提及是在</w:t>
+      </w:r>
+      <w:hyperlink r:id="rId76">
+        <w:r>
+          <w:rPr>
+            <w:lang w:val="zh_TW" w:bidi="zh_TW"/>
+          </w:rPr>
+          <w:rPr>
+            <w:color w:val="0000EE"/>
+            <w:u w:val="single"/>
+          </w:rPr>
+          <w:t>使徒行傳六章14節</w:t>
+        </w:r>
+      </w:hyperlink>
+      <w:r>
+        <w:rPr>
+          <w:lang w:val="zh_TW" w:bidi="zh_TW"/>
+        </w:rPr>
+        <w:t>。針對司提反作假見證的人在公會前控告他說：「這拿撒勒人耶穌要毀壞此地（聖殿），也要改變摩西所交給我們的規條。」（見希臘文譯本）。另一個敵對性的提及在</w:t>
+      </w:r>
+      <w:hyperlink r:id="rId60">
+        <w:r>
+          <w:rPr>
+            <w:lang w:val="zh_TW" w:bidi="zh_TW"/>
+          </w:rPr>
+          <w:rPr>
+            <w:color w:val="0000EE"/>
+            <w:u w:val="single"/>
+          </w:rPr>
+          <w:t>使徒行傳二十四章5節</w:t>
+        </w:r>
+      </w:hyperlink>
+      <w:r>
+        <w:rPr>
+          <w:lang w:val="zh_TW" w:bidi="zh_TW"/>
+        </w:rPr>
+        <w:t>，這是唯一一次提到耶穌的跟隨者為拿撒勒教黨。帖土羅控告保羅說：「我們看這個人，如同瘟疫一般，是鼓動普天下眾猶太人生亂的，又是拿撒勒教黨裡的一個頭目。」</w:t>
+      </w:r>
+    </w:p>
+    <w:p>
+      <w:pPr/>
+      <w:r>
+        <w:rPr>
+          <w:lang w:val="zh_TW" w:bidi="zh_TW"/>
+        </w:rPr>
+      </w:r>
+      <w:r>
+        <w:rPr>
+          <w:lang w:val="zh_TW" w:bidi="zh_TW"/>
+        </w:rPr>
+        <w:t>關於「拿撒勒人」這個名稱，在</w:t>
+      </w:r>
+      <w:hyperlink r:id="rId49">
+        <w:r>
+          <w:rPr>
+            <w:lang w:val="zh_TW" w:bidi="zh_TW"/>
+          </w:rPr>
+          <w:rPr>
+            <w:color w:val="0000EE"/>
+            <w:u w:val="single"/>
+          </w:rPr>
+          <w:t>馬太福音二章23節</w:t>
+        </w:r>
+      </w:hyperlink>
+      <w:r>
+        <w:rPr>
+          <w:lang w:val="zh_TW" w:bidi="zh_TW"/>
+        </w:rPr>
+        <w:t>一直是個難題：「到了一座城，名叫拿撒勒，就住在那裡。這是要應驗先知所說，他將稱為拿撒勒人的話了」。舊約中沒有任何先知直接預言彌賽亞將被稱為拿撒勒人。一些學者將馬太福音的引用與</w:t>
+      </w:r>
+      <w:hyperlink r:id="rId77">
+        <w:r>
+          <w:rPr>
+            <w:lang w:val="zh_TW" w:bidi="zh_TW"/>
+          </w:rPr>
+          <w:rPr>
+            <w:color w:val="0000EE"/>
+            <w:u w:val="single"/>
+          </w:rPr>
+          <w:t>以賽亞書十一章1節</w:t>
+        </w:r>
+      </w:hyperlink>
+      <w:r>
+        <w:rPr>
+          <w:lang w:val="zh_TW" w:bidi="zh_TW"/>
+        </w:rPr>
+        <w:t>聯繫起來，該處提到彌賽亞是枝子，這個希伯來文詞語源自與「拿撒勒」相同的詞根。另一些人則認為這段舊約預言指的是彌賽亞將被人輕視和辱罵，因為他們認為彌賽亞應該來自大衛之城伯利恆。然而，儘管耶穌確實在伯利恆出生，但祂卻在拿撒勒長大，後來被稱為拿撒勒人，因而被人嘲笑。因此，當一些同時代的人稱祂為拿撒勒人時，這預言就應驗了，因為拿撒勒被視為一個不受人重視的地方（</w:t>
+      </w:r>
+      <w:hyperlink r:id="rId47">
+        <w:r>
+          <w:rPr>
+            <w:lang w:val="zh_TW" w:bidi="zh_TW"/>
+          </w:rPr>
+          <w:rPr>
+            <w:color w:val="0000EE"/>
+            <w:u w:val="single"/>
+          </w:rPr>
+          <w:t>約1:46</w:t>
+        </w:r>
+      </w:hyperlink>
+      <w:r>
+        <w:rPr>
+          <w:lang w:val="zh_TW" w:bidi="zh_TW"/>
+        </w:rPr>
+        <w:t>；參</w:t>
+      </w:r>
+      <w:hyperlink r:id="rId78">
+        <w:r>
+          <w:rPr>
+            <w:lang w:val="zh_TW" w:bidi="zh_TW"/>
+          </w:rPr>
+          <w:rPr>
+            <w:color w:val="0000EE"/>
+            <w:u w:val="single"/>
+          </w:rPr>
+          <w:t>太13:54</w:t>
+        </w:r>
+      </w:hyperlink>
+      <w:r>
+        <w:rPr>
+          <w:lang w:val="zh_TW" w:bidi="zh_TW"/>
+        </w:rPr>
+        <w:t>；</w:t>
+      </w:r>
+      <w:hyperlink r:id="rId79">
+        <w:r>
+          <w:rPr>
+            <w:lang w:val="zh_TW" w:bidi="zh_TW"/>
+          </w:rPr>
+          <w:rPr>
+            <w:color w:val="0000EE"/>
+            <w:u w:val="single"/>
+          </w:rPr>
+          <w:t>可6:2–3</w:t>
+        </w:r>
+      </w:hyperlink>
+      <w:r>
+        <w:rPr>
+          <w:lang w:val="zh_TW" w:bidi="zh_TW"/>
+        </w:rPr>
+        <w:t>；</w:t>
+      </w:r>
+      <w:hyperlink r:id="rId80">
+        <w:r>
+          <w:rPr>
+            <w:lang w:val="zh_TW" w:bidi="zh_TW"/>
+          </w:rPr>
+          <w:rPr>
+            <w:color w:val="0000EE"/>
+            <w:u w:val="single"/>
+          </w:rPr>
+          <w:t>路4:22</w:t>
+        </w:r>
+      </w:hyperlink>
+      <w:r>
+        <w:rPr>
+          <w:lang w:val="zh_TW" w:bidi="zh_TW"/>
+        </w:rPr>
+        <w:t>）。</w:t>
+      </w:r>
+    </w:p>
+    <w:p>
+      <w:pPr/>
+      <w:r>
+        <w:rPr>
+          <w:lang w:val="zh_TW" w:bidi="zh_TW"/>
+        </w:rPr>
+      </w:r>
+      <w:r>
+        <w:rPr>
+          <w:i/>
+          <w:lang w:val="zh_TW" w:bidi="zh_TW"/>
+        </w:rPr>
+        <w:t>另見</w:t>
+      </w:r>
+      <w:r>
+        <w:rPr>
+          <w:lang w:val="zh_TW" w:bidi="zh_TW"/>
+        </w:rPr>
+        <w:t>拿撒勒</w:t>
+      </w:r>
+      <w:r>
+        <w:rPr>
+          <w:lang w:val="zh_TW" w:bidi="zh_TW"/>
+        </w:rPr>
+        <w:t>。</w:t>
+      </w:r>
+      <w:r>
+        <w:rPr>
+          <w:lang w:val="zh_TW" w:bidi="zh_TW"/>
+        </w:rPr>
+      </w:r>
+      <w:r>
+        <w:rPr>
+          <w:lang w:val="zh_TW" w:bidi="zh_TW"/>
+        </w:rPr>
+      </w:r>
+    </w:p>
+    <w:p>
+      <w:pPr/>
+      <w:r>
+        <w:rPr>
+          <w:lang w:val="zh_TW" w:bidi="zh_TW"/>
+        </w:rPr>
+      </w:r>
+    </w:p>
+    <w:p>
+      <w:pPr>
+        <w:pStyle w:val="Heading2"/>
+      </w:pPr>
+      <w:r>
+        <w:rPr>
+          <w:lang w:val="zh_TW" w:bidi="zh_TW"/>
+        </w:rPr>
+        <w:t>那地的人</w:t>
+      </w:r>
+      <w:r>
+        <w:rPr>
+          <w:lang w:val="zh_TW" w:bidi="zh_TW"/>
+        </w:rPr>
+      </w:r>
+    </w:p>
+    <w:p>
+      <w:pPr/>
+      <w:r>
+        <w:rPr>
+          <w:lang w:val="zh_TW" w:bidi="zh_TW"/>
+        </w:rPr>
+      </w:r>
+      <w:r>
+        <w:rPr>
+          <w:lang w:val="zh_TW" w:bidi="zh_TW"/>
+        </w:rPr>
+        <w:t>「那地的人」這個片語出自希伯來文</w:t>
+      </w:r>
+      <w:r>
+        <w:rPr>
+          <w:i/>
+          <w:lang w:val="zh_TW" w:bidi="zh_TW"/>
+        </w:rPr>
+        <w:t>‘Am-Ha’arets。</w:t>
+      </w:r>
+      <w:r>
+        <w:rPr>
+          <w:lang w:val="zh_TW" w:bidi="zh_TW"/>
+        </w:rPr>
+        <w:t xml:space="preserve"> 一般而言，</w:t>
+      </w:r>
+      <w:r>
+        <w:rPr>
+          <w:i/>
+          <w:lang w:val="zh_TW" w:bidi="zh_TW"/>
+        </w:rPr>
+        <w:t>‘Am-Ha’arets</w:t>
+      </w:r>
+      <w:r>
+        <w:rPr>
+          <w:lang w:val="zh_TW" w:bidi="zh_TW"/>
+        </w:rPr>
+        <w:t>可以指某個政治或民族群體，例如：</w:t>
+      </w:r>
+    </w:p>
+    <w:p>
+      <w:pPr>
+        <w:pStyle w:val="ListBullet"/>
         <w:spacing w:line="240" w:lineRule="auto"/>
         <w:ind w:left="720"/>
       </w:pPr>
@@ -497,18 +2374,126 @@
         <w:rPr>
           <w:lang w:val="zh_TW" w:bidi="zh_TW"/>
         </w:rPr>
-        <w:t>這些城市的毀滅見於舊約和新約的許多地方，用以警告神對罪的刑罰（</w:t>
-      </w:r>
-      <w:hyperlink r:id="rId17">
-        <w:r>
-          <w:rPr>
-            <w:lang w:val="zh_TW" w:bidi="zh_TW"/>
-          </w:rPr>
-          <w:rPr>
-            <w:color w:val="0000EE"/>
-            <w:u w:val="single"/>
-          </w:rPr>
-          <w:t>賽3:9</w:t>
+        <w:t>赫的子孫，就是赫人（</w:t>
+      </w:r>
+      <w:hyperlink r:id="rId81">
+        <w:r>
+          <w:rPr>
+            <w:lang w:val="zh_TW" w:bidi="zh_TW"/>
+          </w:rPr>
+          <w:rPr>
+            <w:color w:val="0000EE"/>
+            <w:u w:val="single"/>
+          </w:rPr>
+          <w:t>創23:7</w:t>
+        </w:r>
+      </w:hyperlink>
+      <w:r>
+        <w:rPr>
+          <w:lang w:val="zh_TW" w:bidi="zh_TW"/>
+        </w:rPr>
+        <w:t>）</w:t>
+      </w:r>
+    </w:p>
+    <w:p>
+      <w:pPr>
+        <w:pStyle w:val="ListBullet"/>
+        <w:spacing w:line="240" w:lineRule="auto"/>
+        <w:ind w:left="720"/>
+      </w:pPr>
+      <w:r>
+        <w:rPr>
+          <w:lang w:val="zh_TW" w:bidi="zh_TW"/>
+        </w:rPr>
+      </w:r>
+      <w:r>
+        <w:rPr>
+          <w:lang w:val="zh_TW" w:bidi="zh_TW"/>
+        </w:rPr>
+        <w:t>埃及人（</w:t>
+      </w:r>
+      <w:hyperlink r:id="rId82">
+        <w:r>
+          <w:rPr>
+            <w:lang w:val="zh_TW" w:bidi="zh_TW"/>
+          </w:rPr>
+          <w:rPr>
+            <w:color w:val="0000EE"/>
+            <w:u w:val="single"/>
+          </w:rPr>
+          <w:t>創42:6</w:t>
+        </w:r>
+      </w:hyperlink>
+      <w:r>
+        <w:rPr>
+          <w:lang w:val="zh_TW" w:bidi="zh_TW"/>
+        </w:rPr>
+        <w:t>）</w:t>
+      </w:r>
+    </w:p>
+    <w:p>
+      <w:pPr>
+        <w:pStyle w:val="ListBullet"/>
+        <w:spacing w:line="240" w:lineRule="auto"/>
+        <w:ind w:left="720"/>
+      </w:pPr>
+      <w:r>
+        <w:rPr>
+          <w:lang w:val="zh_TW" w:bidi="zh_TW"/>
+        </w:rPr>
+      </w:r>
+      <w:r>
+        <w:rPr>
+          <w:lang w:val="zh_TW" w:bidi="zh_TW"/>
+        </w:rPr>
+        <w:t>以色列人（</w:t>
+      </w:r>
+      <w:hyperlink r:id="rId83">
+        <w:r>
+          <w:rPr>
+            <w:lang w:val="zh_TW" w:bidi="zh_TW"/>
+          </w:rPr>
+          <w:rPr>
+            <w:color w:val="0000EE"/>
+            <w:u w:val="single"/>
+          </w:rPr>
+          <w:t>出5:5</w:t>
+        </w:r>
+      </w:hyperlink>
+      <w:r>
+        <w:rPr>
+          <w:lang w:val="zh_TW" w:bidi="zh_TW"/>
+        </w:rPr>
+        <w:t>）</w:t>
+      </w:r>
+    </w:p>
+    <w:p>
+      <w:pPr>
+        <w:pStyle w:val="ListBullet"/>
+        <w:spacing w:line="240" w:lineRule="auto"/>
+        <w:ind w:left="720"/>
+      </w:pPr>
+      <w:r>
+        <w:rPr>
+          <w:lang w:val="zh_TW" w:bidi="zh_TW"/>
+        </w:rPr>
+      </w:r>
+      <w:r>
+        <w:rPr>
+          <w:lang w:val="zh_TW" w:bidi="zh_TW"/>
+        </w:rPr>
+        <w:t>迦南諸國的民族（</w:t>
+      </w:r>
+      <w:hyperlink r:id="rId84">
+        <w:r>
+          <w:rPr>
+            <w:lang w:val="zh_TW" w:bidi="zh_TW"/>
+          </w:rPr>
+          <w:rPr>
+            <w:color w:val="0000EE"/>
+            <w:u w:val="single"/>
+          </w:rPr>
+          <w:t>民13:28</w:t>
         </w:r>
       </w:hyperlink>
       <w:r>
@@ -517,16 +2502,102 @@
         </w:rPr>
         <w:t>；</w:t>
       </w:r>
-      <w:hyperlink r:id="rId18">
-        <w:r>
-          <w:rPr>
-            <w:lang w:val="zh_TW" w:bidi="zh_TW"/>
-          </w:rPr>
-          <w:rPr>
-            <w:color w:val="0000EE"/>
-            <w:u w:val="single"/>
-          </w:rPr>
-          <w:t>耶50:40</w:t>
+      <w:hyperlink r:id="rId85">
+        <w:r>
+          <w:rPr>
+            <w:lang w:val="zh_TW" w:bidi="zh_TW"/>
+          </w:rPr>
+          <w:rPr>
+            <w:color w:val="0000EE"/>
+            <w:u w:val="single"/>
+          </w:rPr>
+          <w:t>尼9:24</w:t>
+        </w:r>
+      </w:hyperlink>
+      <w:r>
+        <w:rPr>
+          <w:lang w:val="zh_TW" w:bidi="zh_TW"/>
+        </w:rPr>
+        <w:t>）</w:t>
+      </w:r>
+    </w:p>
+    <w:p>
+      <w:pPr>
+        <w:pStyle w:val="ListBullet"/>
+        <w:spacing w:line="240" w:lineRule="auto"/>
+        <w:ind w:left="720"/>
+      </w:pPr>
+      <w:r>
+        <w:rPr>
+          <w:lang w:val="zh_TW" w:bidi="zh_TW"/>
+        </w:rPr>
+      </w:r>
+      <w:r>
+        <w:rPr>
+          <w:lang w:val="zh_TW" w:bidi="zh_TW"/>
+        </w:rPr>
+        <w:t>亞捫人（</w:t>
+      </w:r>
+      <w:hyperlink r:id="rId86">
+        <w:r>
+          <w:rPr>
+            <w:lang w:val="zh_TW" w:bidi="zh_TW"/>
+          </w:rPr>
+          <w:rPr>
+            <w:color w:val="0000EE"/>
+            <w:u w:val="single"/>
+          </w:rPr>
+          <w:t>民21:34</w:t>
+        </w:r>
+      </w:hyperlink>
+      <w:r>
+        <w:rPr>
+          <w:lang w:val="zh_TW" w:bidi="zh_TW"/>
+        </w:rPr>
+        <w:t>）</w:t>
+      </w:r>
+    </w:p>
+    <w:p>
+      <w:pPr/>
+      <w:r>
+        <w:rPr>
+          <w:lang w:val="zh_TW" w:bidi="zh_TW"/>
+        </w:rPr>
+      </w:r>
+      <w:r>
+        <w:rPr>
+          <w:lang w:val="zh_TW" w:bidi="zh_TW"/>
+        </w:rPr>
+        <w:t>隨著以色列成為一個民族，這個詞的意思就改變了。它開始指一般百姓，也就是不屬於宗教或政治領袖的人（</w:t>
+      </w:r>
+      <w:hyperlink r:id="rId87">
+        <w:r>
+          <w:rPr>
+            <w:lang w:val="zh_TW" w:bidi="zh_TW"/>
+          </w:rPr>
+          <w:rPr>
+            <w:color w:val="0000EE"/>
+            <w:u w:val="single"/>
+          </w:rPr>
+          <w:t>王下11:14–20</w:t>
+        </w:r>
+      </w:hyperlink>
+      <w:r>
+        <w:rPr>
+          <w:lang w:val="zh_TW" w:bidi="zh_TW"/>
+        </w:rPr>
+        <w:t>，</w:t>
+      </w:r>
+      <w:hyperlink r:id="rId88">
+        <w:r>
+          <w:rPr>
+            <w:lang w:val="zh_TW" w:bidi="zh_TW"/>
+          </w:rPr>
+          <w:rPr>
+            <w:color w:val="0000EE"/>
+            <w:u w:val="single"/>
+          </w:rPr>
+          <w:t>25:3</w:t>
         </w:r>
       </w:hyperlink>
       <w:r>
@@ -535,16 +2606,16 @@
         </w:rPr>
         <w:t>；</w:t>
       </w:r>
-      <w:hyperlink r:id="rId19">
-        <w:r>
-          <w:rPr>
-            <w:lang w:val="zh_TW" w:bidi="zh_TW"/>
-          </w:rPr>
-          <w:rPr>
-            <w:color w:val="0000EE"/>
-            <w:u w:val="single"/>
-          </w:rPr>
-          <w:t>結16:46–56</w:t>
+      <w:hyperlink r:id="rId89">
+        <w:r>
+          <w:rPr>
+            <w:lang w:val="zh_TW" w:bidi="zh_TW"/>
+          </w:rPr>
+          <w:rPr>
+            <w:color w:val="0000EE"/>
+            <w:u w:val="single"/>
+          </w:rPr>
+          <w:t>代下33:25</w:t>
         </w:r>
       </w:hyperlink>
       <w:r>
@@ -553,16 +2624,70 @@
         </w:rPr>
         <w:t>；</w:t>
       </w:r>
-      <w:hyperlink r:id="rId20">
-        <w:r>
-          <w:rPr>
-            <w:lang w:val="zh_TW" w:bidi="zh_TW"/>
-          </w:rPr>
-          <w:rPr>
-            <w:color w:val="0000EE"/>
-            <w:u w:val="single"/>
-          </w:rPr>
-          <w:t>太10:15</w:t>
+      <w:hyperlink r:id="rId90">
+        <w:r>
+          <w:rPr>
+            <w:lang w:val="zh_TW" w:bidi="zh_TW"/>
+          </w:rPr>
+          <w:rPr>
+            <w:color w:val="0000EE"/>
+            <w:u w:val="single"/>
+          </w:rPr>
+          <w:t>耶52:25</w:t>
+        </w:r>
+      </w:hyperlink>
+      <w:r>
+        <w:rPr>
+          <w:lang w:val="zh_TW" w:bidi="zh_TW"/>
+        </w:rPr>
+        <w:t>）。後來，許多猶大人從巴比倫被擄歸回之後，這個詞又衍生出新的意思，它被用來形容那些與其它民族通婚的猶大人。以斯拉和跟從他的人通常不與這些通婚的家庭來往（</w:t>
+      </w:r>
+      <w:hyperlink r:id="rId91">
+        <w:r>
+          <w:rPr>
+            <w:lang w:val="zh_TW" w:bidi="zh_TW"/>
+          </w:rPr>
+          <w:rPr>
+            <w:color w:val="0000EE"/>
+            <w:u w:val="single"/>
+          </w:rPr>
+          <w:t>拉4:4</w:t>
+        </w:r>
+      </w:hyperlink>
+      <w:r>
+        <w:rPr>
+          <w:lang w:val="zh_TW" w:bidi="zh_TW"/>
+        </w:rPr>
+        <w:t>，</w:t>
+      </w:r>
+      <w:hyperlink r:id="rId92">
+        <w:r>
+          <w:rPr>
+            <w:lang w:val="zh_TW" w:bidi="zh_TW"/>
+          </w:rPr>
+          <w:rPr>
+            <w:color w:val="0000EE"/>
+            <w:u w:val="single"/>
+          </w:rPr>
+          <w:t>10:2</w:t>
+        </w:r>
+      </w:hyperlink>
+      <w:r>
+        <w:rPr>
+          <w:lang w:val="zh_TW" w:bidi="zh_TW"/>
+        </w:rPr>
+        <w:t>、</w:t>
+      </w:r>
+      <w:hyperlink r:id="rId92">
+        <w:r>
+          <w:rPr>
+            <w:lang w:val="zh_TW" w:bidi="zh_TW"/>
+          </w:rPr>
+          <w:rPr>
+            <w:color w:val="0000EE"/>
+            <w:u w:val="single"/>
+          </w:rPr>
+          <w:t>11</w:t>
         </w:r>
       </w:hyperlink>
       <w:r>
@@ -571,23 +2696,36 @@
         </w:rPr>
         <w:t>；</w:t>
       </w:r>
-      <w:hyperlink r:id="rId21">
-        <w:r>
-          <w:rPr>
-            <w:lang w:val="zh_TW" w:bidi="zh_TW"/>
-          </w:rPr>
-          <w:rPr>
-            <w:color w:val="0000EE"/>
-            <w:u w:val="single"/>
-          </w:rPr>
-          <w:t>羅9:29</w:t>
-        </w:r>
-      </w:hyperlink>
-      <w:r>
-        <w:rPr>
-          <w:lang w:val="zh_TW" w:bidi="zh_TW"/>
-        </w:rPr>
-        <w:t>）。</w:t>
+      <w:hyperlink r:id="rId93">
+        <w:r>
+          <w:rPr>
+            <w:lang w:val="zh_TW" w:bidi="zh_TW"/>
+          </w:rPr>
+          <w:rPr>
+            <w:color w:val="0000EE"/>
+            <w:u w:val="single"/>
+          </w:rPr>
+          <w:t>尼10:28–31</w:t>
+        </w:r>
+      </w:hyperlink>
+      <w:r>
+        <w:rPr>
+          <w:lang w:val="zh_TW" w:bidi="zh_TW"/>
+        </w:rPr>
+        <w:t>）。再後來，拉比猶太教將那些不能遵行全部律法的猶太人稱為</w:t>
+      </w:r>
+      <w:r>
+        <w:rPr>
+          <w:i/>
+          <w:lang w:val="zh_TW" w:bidi="zh_TW"/>
+        </w:rPr>
+        <w:t>‘Am-Ha’arets</w:t>
+      </w:r>
+      <w:r>
+        <w:rPr>
+          <w:lang w:val="zh_TW" w:bidi="zh_TW"/>
+        </w:rPr>
+        <w:t>。</w:t>
       </w:r>
       <w:r>
         <w:rPr>
@@ -2491,6 +4629,12 @@
     <w:abstractNumId w:val="11"/>
   </w:num>
   <w:num w:numId="14">
+    <w:abstractNumId w:val="3"/>
+    <w:lvlOverride w:ilvl="0">
+      <w:startOverride w:val="1"/>
+    </w:lvlOverride>
+  </w:num>
+  <w:num w:numId="15">
     <w:abstractNumId w:val="3"/>
     <w:lvlOverride w:ilvl="0">
       <w:startOverride w:val="1"/>

--- a/zht/docx/107.content.docx
+++ b/zht/docx/107.content.docx
@@ -19,7 +19,7 @@
         <w:rPr>
           <w:lang w:val="zh_TW" w:bidi="zh_TW"/>
         </w:rPr>
-        <w:t>Resource: Tyndale Open Bible Dictionary</w:t>
+        <w:t>Resource: Aquifer Open Bible Dictionary</w:t>
       </w:r>
       <w:r>
         <w:rPr>
@@ -112,7 +112,7 @@
         <w:rPr>
           <w:lang w:val="zh_TW" w:bidi="zh_TW"/>
         </w:rPr>
-        <w:t>Tyndale Open Bible Dictionary</w:t>
+        <w:t>Aquifer Open Bible Dictionary</w:t>
       </w:r>
     </w:p>
     <w:p>

--- a/zht/docx/107.content.docx
+++ b/zht/docx/107.content.docx
@@ -149,7 +149,7 @@
         <w:rPr>
           <w:lang w:val="zh_TW" w:bidi="zh_TW"/>
         </w:rPr>
-        <w:t>na</w:t>
+        <w:t>mo</w:t>
       </w:r>
       <w:r>
         <w:rPr>
@@ -212,26 +212,26 @@
         <w:rPr>
           <w:lang w:val="zh_TW" w:bidi="zh_TW"/>
         </w:rPr>
-        <w:t>拿但業</w:t>
-      </w:r>
-      <w:r>
-        <w:rPr>
-          <w:lang w:val="zh_TW" w:bidi="zh_TW"/>
-        </w:rPr>
-      </w:r>
-    </w:p>
-    <w:p>
-      <w:pPr/>
-      <w:r>
-        <w:rPr>
-          <w:lang w:val="zh_TW" w:bidi="zh_TW"/>
-        </w:rPr>
-      </w:r>
-      <w:r>
-        <w:rPr>
-          <w:lang w:val="zh_TW" w:bidi="zh_TW"/>
-        </w:rPr>
-        <w:t>加利利迦拿的猶太人，被耶穌呼召成為門徒（</w:t>
+        <w:t>摩利橡樹</w:t>
+      </w:r>
+      <w:r>
+        <w:rPr>
+          <w:lang w:val="zh_TW" w:bidi="zh_TW"/>
+        </w:rPr>
+      </w:r>
+    </w:p>
+    <w:p>
+      <w:pPr/>
+      <w:r>
+        <w:rPr>
+          <w:lang w:val="zh_TW" w:bidi="zh_TW"/>
+        </w:rPr>
+      </w:r>
+      <w:r>
+        <w:rPr>
+          <w:lang w:val="zh_TW" w:bidi="zh_TW"/>
+        </w:rPr>
+        <w:t>亞伯拉罕離開美索不達米亞、進入迦南地後首次停留的地點。他在那裡為神築了一座壇（</w:t>
       </w:r>
       <w:hyperlink r:id="rId13">
         <w:r>
@@ -242,9 +242,15 @@
             <w:color w:val="0000EE"/>
             <w:u w:val="single"/>
           </w:rPr>
-          <w:t>約1:45–50，</w:t>
-        </w:r>
-      </w:hyperlink>
+          <w:t>創12:6</w:t>
+        </w:r>
+      </w:hyperlink>
+      <w:r>
+        <w:rPr>
+          <w:lang w:val="zh_TW" w:bidi="zh_TW"/>
+        </w:rPr>
+        <w:t>）。後來，摩西提到這個地方作為地理標誌，以確定基利心山和以巴路山的位置（</w:t>
+      </w:r>
       <w:hyperlink r:id="rId14">
         <w:r>
           <w:rPr>
@@ -254,14 +260,76 @@
             <w:color w:val="0000EE"/>
             <w:u w:val="single"/>
           </w:rPr>
-          <w:t>21:2</w:t>
-        </w:r>
-      </w:hyperlink>
-      <w:r>
-        <w:rPr>
-          <w:lang w:val="zh_TW" w:bidi="zh_TW"/>
-        </w:rPr>
-        <w:t>）。起初，當腓力描述耶穌為整本舊約的應驗者時，拿但業持懷疑態度（</w:t>
+          <w:t>申11:30</w:t>
+        </w:r>
+      </w:hyperlink>
+      <w:r>
+        <w:rPr>
+          <w:lang w:val="zh_TW" w:bidi="zh_TW"/>
+        </w:rPr>
+        <w:t>）。一些譯本錯誤地將其讀作摩利「平原」。摩利橡樹位於示劍附近。</w:t>
+      </w:r>
+      <w:r>
+        <w:rPr>
+          <w:lang w:val="zh_TW" w:bidi="zh_TW"/>
+        </w:rPr>
+      </w:r>
+      <w:r>
+        <w:rPr>
+          <w:lang w:val="zh_TW" w:bidi="zh_TW"/>
+        </w:rPr>
+      </w:r>
+    </w:p>
+    <w:p>
+      <w:pPr/>
+      <w:r>
+        <w:rPr>
+          <w:lang w:val="zh_TW" w:bidi="zh_TW"/>
+        </w:rPr>
+      </w:r>
+    </w:p>
+    <w:p>
+      <w:pPr>
+        <w:pStyle w:val="Heading2"/>
+      </w:pPr>
+      <w:r>
+        <w:rPr>
+          <w:lang w:val="zh_TW" w:bidi="zh_TW"/>
+        </w:rPr>
+        <w:t>摩利亞</w:t>
+      </w:r>
+      <w:r>
+        <w:rPr>
+          <w:lang w:val="zh_TW" w:bidi="zh_TW"/>
+        </w:rPr>
+      </w:r>
+    </w:p>
+    <w:p>
+      <w:pPr/>
+      <w:r>
+        <w:rPr>
+          <w:lang w:val="zh_TW" w:bidi="zh_TW"/>
+        </w:rPr>
+      </w:r>
+      <w:r>
+        <w:rPr>
+          <w:lang w:val="zh_TW" w:bidi="zh_TW"/>
+        </w:rPr>
+        <w:t>摩利亞是舊約聖經裡出現過兩次的名字。</w:t>
+      </w:r>
+    </w:p>
+    <w:p>
+      <w:pPr/>
+      <w:r>
+        <w:rPr>
+          <w:lang w:val="zh_TW" w:bidi="zh_TW"/>
+        </w:rPr>
+      </w:r>
+      <w:r>
+        <w:rPr>
+          <w:lang w:val="zh_TW" w:bidi="zh_TW"/>
+        </w:rPr>
+        <w:t>此詞第一次出現在亞伯拉罕的故事裡。神差亞伯拉罕去「摩利亞地」將他的兒子以撒獻為燔祭（</w:t>
       </w:r>
       <w:hyperlink r:id="rId15">
         <w:r>
@@ -272,14 +340,41 @@
             <w:color w:val="0000EE"/>
             <w:u w:val="single"/>
           </w:rPr>
-          <w:t>1:45–46</w:t>
-        </w:r>
-      </w:hyperlink>
-      <w:r>
-        <w:rPr>
-          <w:lang w:val="zh_TW" w:bidi="zh_TW"/>
-        </w:rPr>
-        <w:t>），但在一次令人驚訝的個人相遇後，他就承認耶穌是神的兒子和以色列的王（</w:t>
+          <w:t>創22:2</w:t>
+        </w:r>
+      </w:hyperlink>
+      <w:r>
+        <w:rPr>
+          <w:lang w:val="zh_TW" w:bidi="zh_TW"/>
+        </w:rPr>
+        <w:t>）。神在那個地方預備了一隻公羊代替以撒。這個故事也說神在那裡向亞伯拉罕「顯現」。有些人認為，「摩利亞」這個名字可能與希伯來文</w:t>
+      </w:r>
+      <w:r>
+        <w:rPr>
+          <w:i/>
+          <w:lang w:val="zh_TW" w:bidi="zh_TW"/>
+        </w:rPr>
+        <w:t>ra’ah</w:t>
+      </w:r>
+      <w:r>
+        <w:rPr>
+          <w:lang w:val="zh_TW" w:bidi="zh_TW"/>
+        </w:rPr>
+        <w:t>有關；這個詞可以解釋為「看見」、「預備」，或「顯現」。字尾-iah是「耶和華」聖名的簡寫，常見於許多希伯來名字裡。</w:t>
+      </w:r>
+    </w:p>
+    <w:p>
+      <w:pPr/>
+      <w:r>
+        <w:rPr>
+          <w:lang w:val="zh_TW" w:bidi="zh_TW"/>
+        </w:rPr>
+      </w:r>
+      <w:r>
+        <w:rPr>
+          <w:lang w:val="zh_TW" w:bidi="zh_TW"/>
+        </w:rPr>
+        <w:t>此詞第二次是出現在</w:t>
       </w:r>
       <w:hyperlink r:id="rId16">
         <w:r>
@@ -290,28 +385,14 @@
             <w:color w:val="0000EE"/>
             <w:u w:val="single"/>
           </w:rPr>
-          <w:t>49</w:t>
-        </w:r>
-      </w:hyperlink>
-      <w:r>
-        <w:rPr>
-          <w:lang w:val="zh_TW" w:bidi="zh_TW"/>
-        </w:rPr>
-        <w:t>節）。</w:t>
-      </w:r>
-    </w:p>
-    <w:p>
-      <w:pPr/>
-      <w:r>
-        <w:rPr>
-          <w:lang w:val="zh_TW" w:bidi="zh_TW"/>
-        </w:rPr>
-      </w:r>
-      <w:r>
-        <w:rPr>
-          <w:lang w:val="zh_TW" w:bidi="zh_TW"/>
-        </w:rPr>
-        <w:t>由於拿但業在新約中僅於約翰福音中出現，一些學者認為他可能與對觀福音中的其他人物是同一人。因他與安得烈、彼得和腓力的呼召同時出現，有些人推測他是十二使徒之一，可能就是巴多羅買。支持此觀點的三個理由是：（1）巴多羅買是家族名（意即「多買的兒子」），應會有另一個名字；（2）在對觀福音中的十二使徒名單中，巴多羅買均緊隨腓力之後（</w:t>
+          <w:t>歷代志下三章1節</w:t>
+        </w:r>
+      </w:hyperlink>
+      <w:r>
+        <w:rPr>
+          <w:lang w:val="zh_TW" w:bidi="zh_TW"/>
+        </w:rPr>
+        <w:t>。這節經文說，所羅門在摩利亞山上建造聖殿。經文也說，這是耶和華向大衛顯現的地方。它指出這座山就是耶布斯人阿珥楠的禾場那地方（參</w:t>
       </w:r>
       <w:hyperlink r:id="rId17">
         <w:r>
@@ -322,7 +403,7 @@
             <w:color w:val="0000EE"/>
             <w:u w:val="single"/>
           </w:rPr>
-          <w:t>太10:2–4</w:t>
+          <w:t>撒下24章</w:t>
         </w:r>
       </w:hyperlink>
       <w:r>
@@ -340,7 +421,303 @@
             <w:color w:val="0000EE"/>
             <w:u w:val="single"/>
           </w:rPr>
-          <w:t>可3:16–19</w:t>
+          <w:t>代上21章</w:t>
+        </w:r>
+      </w:hyperlink>
+      <w:r>
+        <w:rPr>
+          <w:lang w:val="zh_TW" w:bidi="zh_TW"/>
+        </w:rPr>
+        <w:t>）。但聖經沒有直接說，這裡就是亞伯拉罕獻以撒的那個地方。</w:t>
+      </w:r>
+    </w:p>
+    <w:p>
+      <w:pPr/>
+      <w:r>
+        <w:rPr>
+          <w:lang w:val="zh_TW" w:bidi="zh_TW"/>
+        </w:rPr>
+      </w:r>
+      <w:r>
+        <w:rPr>
+          <w:lang w:val="zh_TW" w:bidi="zh_TW"/>
+        </w:rPr>
+        <w:t>有些人相信這兩個故事發生在同一個地方，因為兩者都提到耶和華顯現。猶太歷史學家約瑟夫（Josephus）（</w:t>
+      </w:r>
+      <w:r>
+        <w:rPr>
+          <w:i/>
+          <w:lang w:val="zh_TW" w:bidi="zh_TW"/>
+        </w:rPr>
+        <w:t>猶太古史記</w:t>
+      </w:r>
+      <w:r>
+        <w:rPr>
+          <w:lang w:val="zh_TW" w:bidi="zh_TW"/>
+        </w:rPr>
+        <w:t xml:space="preserve"> 1.13.2，7.13.4）記載，所羅門的聖殿建在獻以撒的同一個地方。禧年書（book of </w:t>
+      </w:r>
+      <w:r>
+        <w:rPr>
+          <w:i/>
+          <w:lang w:val="zh_TW" w:bidi="zh_TW"/>
+        </w:rPr>
+        <w:t>Jubilees</w:t>
+      </w:r>
+      <w:r>
+        <w:rPr>
+          <w:lang w:val="zh_TW" w:bidi="zh_TW"/>
+        </w:rPr>
+        <w:t>，寫於公元前100年間）也指這兩件事是發生在同一個地方（禧年書18:13）。</w:t>
+      </w:r>
+    </w:p>
+    <w:p>
+      <w:pPr/>
+      <w:r>
+        <w:rPr>
+          <w:lang w:val="zh_TW" w:bidi="zh_TW"/>
+        </w:rPr>
+      </w:r>
+      <w:r>
+        <w:rPr>
+          <w:lang w:val="zh_TW" w:bidi="zh_TW"/>
+        </w:rPr>
+        <w:t>也有其它傳統持不同看法。撒馬利亞人傳統認為摩利亞就是基利心山。伊斯蘭傳統則認為，耶路撒冷的圓頂清真寺（Dome of the Rock）標示著亞伯拉罕獻以撒的地方。有人認為圓頂之下那塊大岩石就是獻祭的地點。</w:t>
+      </w:r>
+      <w:r>
+        <w:rPr>
+          <w:lang w:val="zh_TW" w:bidi="zh_TW"/>
+        </w:rPr>
+      </w:r>
+      <w:r>
+        <w:rPr>
+          <w:lang w:val="zh_TW" w:bidi="zh_TW"/>
+        </w:rPr>
+      </w:r>
+    </w:p>
+    <w:p>
+      <w:pPr/>
+      <w:r>
+        <w:rPr>
+          <w:lang w:val="zh_TW" w:bidi="zh_TW"/>
+        </w:rPr>
+      </w:r>
+    </w:p>
+    <w:p>
+      <w:pPr>
+        <w:pStyle w:val="Heading2"/>
+      </w:pPr>
+      <w:r>
+        <w:rPr>
+          <w:lang w:val="zh_TW" w:bidi="zh_TW"/>
+        </w:rPr>
+        <w:t>摩西</w:t>
+      </w:r>
+      <w:r>
+        <w:rPr>
+          <w:lang w:val="zh_TW" w:bidi="zh_TW"/>
+        </w:rPr>
+      </w:r>
+    </w:p>
+    <w:p>
+      <w:pPr/>
+      <w:r>
+        <w:rPr>
+          <w:lang w:val="zh_TW" w:bidi="zh_TW"/>
+        </w:rPr>
+      </w:r>
+      <w:r>
+        <w:rPr>
+          <w:lang w:val="zh_TW" w:bidi="zh_TW"/>
+        </w:rPr>
+        <w:t>帶領希伯來人脫離埃及的奴役，前往應許之地迦南的偉大領袖。他在西奈山頒佈律法，成為他們宗教信仰數個世紀的基礎。摩西又擔任了多個角色，包括：</w:t>
+      </w:r>
+    </w:p>
+    <w:p>
+      <w:pPr>
+        <w:pStyle w:val="ListBullet"/>
+        <w:spacing w:line="240" w:lineRule="auto"/>
+        <w:ind w:left="720"/>
+      </w:pPr>
+      <w:r>
+        <w:rPr>
+          <w:lang w:val="zh_TW" w:bidi="zh_TW"/>
+        </w:rPr>
+      </w:r>
+      <w:r>
+        <w:rPr>
+          <w:lang w:val="zh_TW" w:bidi="zh_TW"/>
+        </w:rPr>
+        <w:t>先知</w:t>
+      </w:r>
+    </w:p>
+    <w:p>
+      <w:pPr>
+        <w:pStyle w:val="ListBullet"/>
+        <w:spacing w:line="240" w:lineRule="auto"/>
+        <w:ind w:left="720"/>
+      </w:pPr>
+      <w:r>
+        <w:rPr>
+          <w:lang w:val="zh_TW" w:bidi="zh_TW"/>
+        </w:rPr>
+      </w:r>
+      <w:r>
+        <w:rPr>
+          <w:lang w:val="zh_TW" w:bidi="zh_TW"/>
+        </w:rPr>
+        <w:t>祭司</w:t>
+      </w:r>
+    </w:p>
+    <w:p>
+      <w:pPr>
+        <w:pStyle w:val="ListBullet"/>
+        <w:spacing w:line="240" w:lineRule="auto"/>
+        <w:ind w:left="720"/>
+      </w:pPr>
+      <w:r>
+        <w:rPr>
+          <w:lang w:val="zh_TW" w:bidi="zh_TW"/>
+        </w:rPr>
+      </w:r>
+      <w:r>
+        <w:rPr>
+          <w:lang w:val="zh_TW" w:bidi="zh_TW"/>
+        </w:rPr>
+        <w:t>立法者</w:t>
+      </w:r>
+    </w:p>
+    <w:p>
+      <w:pPr>
+        <w:pStyle w:val="ListBullet"/>
+        <w:spacing w:line="240" w:lineRule="auto"/>
+        <w:ind w:left="720"/>
+      </w:pPr>
+      <w:r>
+        <w:rPr>
+          <w:lang w:val="zh_TW" w:bidi="zh_TW"/>
+        </w:rPr>
+      </w:r>
+      <w:r>
+        <w:rPr>
+          <w:lang w:val="zh_TW" w:bidi="zh_TW"/>
+        </w:rPr>
+        <w:t>法官</w:t>
+      </w:r>
+    </w:p>
+    <w:p>
+      <w:pPr>
+        <w:pStyle w:val="ListBullet"/>
+        <w:spacing w:line="240" w:lineRule="auto"/>
+        <w:ind w:left="720"/>
+      </w:pPr>
+      <w:r>
+        <w:rPr>
+          <w:lang w:val="zh_TW" w:bidi="zh_TW"/>
+        </w:rPr>
+      </w:r>
+      <w:r>
+        <w:rPr>
+          <w:lang w:val="zh_TW" w:bidi="zh_TW"/>
+        </w:rPr>
+        <w:t>代禱者</w:t>
+      </w:r>
+    </w:p>
+    <w:p>
+      <w:pPr>
+        <w:pStyle w:val="ListBullet"/>
+        <w:spacing w:line="240" w:lineRule="auto"/>
+        <w:ind w:left="720"/>
+      </w:pPr>
+      <w:r>
+        <w:rPr>
+          <w:lang w:val="zh_TW" w:bidi="zh_TW"/>
+        </w:rPr>
+      </w:r>
+      <w:r>
+        <w:rPr>
+          <w:lang w:val="zh_TW" w:bidi="zh_TW"/>
+        </w:rPr>
+        <w:t>牧羊人</w:t>
+      </w:r>
+    </w:p>
+    <w:p>
+      <w:pPr>
+        <w:pStyle w:val="ListBullet"/>
+        <w:spacing w:line="240" w:lineRule="auto"/>
+        <w:ind w:left="720"/>
+      </w:pPr>
+      <w:r>
+        <w:rPr>
+          <w:lang w:val="zh_TW" w:bidi="zh_TW"/>
+        </w:rPr>
+      </w:r>
+      <w:r>
+        <w:rPr>
+          <w:lang w:val="zh_TW" w:bidi="zh_TW"/>
+        </w:rPr>
+        <w:t>行神蹟者</w:t>
+      </w:r>
+    </w:p>
+    <w:p>
+      <w:pPr>
+        <w:pStyle w:val="ListBullet"/>
+        <w:spacing w:line="240" w:lineRule="auto"/>
+        <w:ind w:left="720"/>
+      </w:pPr>
+      <w:r>
+        <w:rPr>
+          <w:lang w:val="zh_TW" w:bidi="zh_TW"/>
+        </w:rPr>
+      </w:r>
+      <w:r>
+        <w:rPr>
+          <w:lang w:val="zh_TW" w:bidi="zh_TW"/>
+        </w:rPr>
+        <w:t>民族創立人</w:t>
+      </w:r>
+    </w:p>
+    <w:p>
+      <w:pPr/>
+      <w:r>
+        <w:rPr>
+          <w:lang w:val="zh_TW" w:bidi="zh_TW"/>
+        </w:rPr>
+      </w:r>
+      <w:r>
+        <w:rPr>
+          <w:lang w:val="zh_TW" w:bidi="zh_TW"/>
+        </w:rPr>
+        <w:t>他名字的意思並不確定。可能是一個希伯來文詞語，意思是「拉出來」（</w:t>
+      </w:r>
+      <w:hyperlink r:id="rId19">
+        <w:r>
+          <w:rPr>
+            <w:lang w:val="zh_TW" w:bidi="zh_TW"/>
+          </w:rPr>
+          <w:rPr>
+            <w:color w:val="0000EE"/>
+            <w:u w:val="single"/>
+          </w:rPr>
+          <w:t>出2:10</w:t>
+        </w:r>
+      </w:hyperlink>
+      <w:r>
+        <w:rPr>
+          <w:lang w:val="zh_TW" w:bidi="zh_TW"/>
+        </w:rPr>
+        <w:t>；比較</w:t>
+      </w:r>
+      <w:hyperlink r:id="rId20">
+        <w:r>
+          <w:rPr>
+            <w:lang w:val="zh_TW" w:bidi="zh_TW"/>
+          </w:rPr>
+          <w:rPr>
+            <w:color w:val="0000EE"/>
+            <w:u w:val="single"/>
+          </w:rPr>
+          <w:t>撒下22:17</w:t>
         </w:r>
       </w:hyperlink>
       <w:r>
@@ -349,55 +726,455 @@
         </w:rPr>
         <w:t>；</w:t>
       </w:r>
-      <w:hyperlink r:id="rId19">
-        <w:r>
-          <w:rPr>
-            <w:lang w:val="zh_TW" w:bidi="zh_TW"/>
-          </w:rPr>
-          <w:rPr>
-            <w:color w:val="0000EE"/>
-            <w:u w:val="single"/>
-          </w:rPr>
-          <w:t>路6:14–16</w:t>
-        </w:r>
-      </w:hyperlink>
-      <w:r>
-        <w:rPr>
-          <w:lang w:val="zh_TW" w:bidi="zh_TW"/>
-        </w:rPr>
-        <w:t>），與約翰記載中拿但業跟隨腓力的呼召吻合；（3）巴多羅買的名字沒有出現在約翰福音中。</w:t>
-      </w:r>
-    </w:p>
-    <w:p>
-      <w:pPr/>
-      <w:r>
-        <w:rPr>
-          <w:lang w:val="zh_TW" w:bidi="zh_TW"/>
-        </w:rPr>
-      </w:r>
-      <w:r>
-        <w:rPr>
-          <w:lang w:val="zh_TW" w:bidi="zh_TW"/>
-        </w:rPr>
-        <w:t>另一種觀點認為，拿但業是亞勒腓的兒子雅各。根據此觀點，</w:t>
-      </w:r>
-      <w:hyperlink r:id="rId20">
-        <w:r>
-          <w:rPr>
-            <w:lang w:val="zh_TW" w:bidi="zh_TW"/>
-          </w:rPr>
-          <w:rPr>
-            <w:color w:val="0000EE"/>
-            <w:u w:val="single"/>
-          </w:rPr>
-          <w:t>約翰福音一章47節</w:t>
-        </w:r>
-      </w:hyperlink>
-      <w:r>
-        <w:rPr>
-          <w:lang w:val="zh_TW" w:bidi="zh_TW"/>
-        </w:rPr>
-        <w:t>中耶穌的話應譯作「看哪，以色列</w:t>
+      <w:hyperlink r:id="rId21">
+        <w:r>
+          <w:rPr>
+            <w:lang w:val="zh_TW" w:bidi="zh_TW"/>
+          </w:rPr>
+          <w:rPr>
+            <w:color w:val="0000EE"/>
+            <w:u w:val="single"/>
+          </w:rPr>
+          <w:t>詩18:16</w:t>
+        </w:r>
+      </w:hyperlink>
+      <w:r>
+        <w:rPr>
+          <w:lang w:val="zh_TW" w:bidi="zh_TW"/>
+        </w:rPr>
+        <w:t>）。如果是在法老的女兒發現他後，幫他取的埃及名字，這個名字可能意味著「子」的意思，如同埃及名字中的亞摩斯（Ahmose）、</w:t>
+      </w:r>
+      <w:r>
+        <w:rPr>
+          <w:lang w:val="zh_TW" w:bidi="zh_TW"/>
+        </w:rPr>
+        <w:t>圖特摩斯</w:t>
+      </w:r>
+      <w:r>
+        <w:rPr>
+          <w:lang w:val="zh_TW" w:bidi="zh_TW"/>
+        </w:rPr>
+        <w:t>（Thutmose）和</w:t>
+      </w:r>
+      <w:r>
+        <w:rPr>
+          <w:lang w:val="zh_TW" w:bidi="zh_TW"/>
+        </w:rPr>
+        <w:t>蘭塞（</w:t>
+      </w:r>
+      <w:r>
+        <w:rPr>
+          <w:lang w:val="zh_TW" w:bidi="zh_TW"/>
+        </w:rPr>
+        <w:t>Ramses）。舊約聖經沒有其他人使用這個名字。</w:t>
+      </w:r>
+    </w:p>
+    <w:p>
+      <w:pPr/>
+      <w:r>
+        <w:rPr>
+          <w:lang w:val="zh_TW" w:bidi="zh_TW"/>
+        </w:rPr>
+      </w:r>
+      <w:r>
+        <w:rPr>
+          <w:lang w:val="zh_TW" w:bidi="zh_TW"/>
+        </w:rPr>
+        <w:t>摩西是舊約聖經中最偉大的人物，他的名字出現了767次。他的影響力延伸到新約聖經，出現了79次。他生命的最初四十年是在法老家中度過，他從中學到埃及人一切的智慧（</w:t>
+      </w:r>
+      <w:hyperlink r:id="rId22">
+        <w:r>
+          <w:rPr>
+            <w:lang w:val="zh_TW" w:bidi="zh_TW"/>
+          </w:rPr>
+          <w:rPr>
+            <w:color w:val="0000EE"/>
+            <w:u w:val="single"/>
+          </w:rPr>
+          <w:t>徒7:23</w:t>
+        </w:r>
+      </w:hyperlink>
+      <w:r>
+        <w:rPr>
+          <w:lang w:val="zh_TW" w:bidi="zh_TW"/>
+        </w:rPr>
+        <w:t>）。</w:t>
+      </w:r>
+    </w:p>
+    <w:p>
+      <w:pPr/>
+      <w:r>
+        <w:rPr>
+          <w:lang w:val="zh_TW" w:bidi="zh_TW"/>
+        </w:rPr>
+      </w:r>
+      <w:r>
+        <w:rPr>
+          <w:lang w:val="zh_TW" w:bidi="zh_TW"/>
+        </w:rPr>
+        <w:t>在接下來的四十年中，他因為殺了一個虐待希伯來人的埃及人，成為逃犯，住在米甸。他最後的四十年致力帶領以色列人出埃及，前往神應許給亞伯拉罕和他後裔的土地（</w:t>
+      </w:r>
+      <w:hyperlink r:id="rId23">
+        <w:r>
+          <w:rPr>
+            <w:lang w:val="zh_TW" w:bidi="zh_TW"/>
+          </w:rPr>
+          <w:rPr>
+            <w:color w:val="0000EE"/>
+            <w:u w:val="single"/>
+          </w:rPr>
+          <w:t>創12:1–3</w:t>
+        </w:r>
+      </w:hyperlink>
+      <w:r>
+        <w:rPr>
+          <w:lang w:val="zh_TW" w:bidi="zh_TW"/>
+        </w:rPr>
+        <w:t>）。他帶領以色列人曠野漂流四十年後，在120歲去世。他把他們帶到約旦河東方應許之地的邊緣（</w:t>
+      </w:r>
+      <w:hyperlink r:id="rId24">
+        <w:r>
+          <w:rPr>
+            <w:lang w:val="zh_TW" w:bidi="zh_TW"/>
+          </w:rPr>
+          <w:rPr>
+            <w:color w:val="0000EE"/>
+            <w:u w:val="single"/>
+          </w:rPr>
+          <w:t>申34:7</w:t>
+        </w:r>
+      </w:hyperlink>
+      <w:r>
+        <w:rPr>
+          <w:lang w:val="zh_TW" w:bidi="zh_TW"/>
+        </w:rPr>
+        <w:t>）。摩西是歷史上舉足輕重的人物，將一群奴隸變成了一個對歷史進程有深遠影響的民族。</w:t>
+      </w:r>
+    </w:p>
+    <w:p>
+      <w:pPr>
+        <w:pStyle w:val="Heading3"/>
+      </w:pPr>
+      <w:r>
+        <w:rPr>
+          <w:lang w:val="zh_TW" w:bidi="zh_TW"/>
+        </w:rPr>
+        <w:t>概述</w:t>
+      </w:r>
+    </w:p>
+    <w:p>
+      <w:pPr/>
+      <w:r>
+        <w:rPr>
+          <w:lang w:val="zh_TW" w:bidi="zh_TW"/>
+        </w:rPr>
+      </w:r>
+      <w:r>
+        <w:rPr>
+          <w:lang w:val="zh_TW" w:bidi="zh_TW"/>
+        </w:rPr>
+        <w:t>• 背景</w:t>
+      </w:r>
+    </w:p>
+    <w:p>
+      <w:pPr/>
+      <w:r>
+        <w:rPr>
+          <w:lang w:val="zh_TW" w:bidi="zh_TW"/>
+        </w:rPr>
+      </w:r>
+      <w:r>
+        <w:rPr>
+          <w:lang w:val="zh_TW" w:bidi="zh_TW"/>
+        </w:rPr>
+        <w:t>• 在埃及的頭四十年</w:t>
+      </w:r>
+    </w:p>
+    <w:p>
+      <w:pPr/>
+      <w:r>
+        <w:rPr>
+          <w:lang w:val="zh_TW" w:bidi="zh_TW"/>
+        </w:rPr>
+      </w:r>
+      <w:r>
+        <w:rPr>
+          <w:lang w:val="zh_TW" w:bidi="zh_TW"/>
+        </w:rPr>
+        <w:t>• 在米甸的第二個四十年</w:t>
+      </w:r>
+    </w:p>
+    <w:p>
+      <w:pPr/>
+      <w:r>
+        <w:rPr>
+          <w:lang w:val="zh_TW" w:bidi="zh_TW"/>
+        </w:rPr>
+      </w:r>
+      <w:r>
+        <w:rPr>
+          <w:lang w:val="zh_TW" w:bidi="zh_TW"/>
+        </w:rPr>
+        <w:t>• 從埃及到迦南的第三個四十年</w:t>
+      </w:r>
+    </w:p>
+    <w:p>
+      <w:pPr/>
+      <w:r>
+        <w:rPr>
+          <w:lang w:val="zh_TW" w:bidi="zh_TW"/>
+        </w:rPr>
+      </w:r>
+      <w:r>
+        <w:rPr>
+          <w:lang w:val="zh_TW" w:bidi="zh_TW"/>
+        </w:rPr>
+        <w:t>• 新約聖經中的摩西</w:t>
+      </w:r>
+    </w:p>
+    <w:p>
+      <w:pPr>
+        <w:pStyle w:val="Heading3"/>
+      </w:pPr>
+      <w:r>
+        <w:rPr>
+          <w:lang w:val="zh_TW" w:bidi="zh_TW"/>
+        </w:rPr>
+        <w:t>背景</w:t>
+      </w:r>
+    </w:p>
+    <w:p>
+      <w:pPr/>
+      <w:r>
+        <w:rPr>
+          <w:lang w:val="zh_TW" w:bidi="zh_TW"/>
+        </w:rPr>
+      </w:r>
+      <w:r>
+        <w:rPr>
+          <w:lang w:val="zh_TW" w:bidi="zh_TW"/>
+        </w:rPr>
+        <w:t>我們只可以透過聖經來認識摩西的生平。考古學家確認了與摩西的事跡，但卻不知道他是否為虛構的角色，或他實際上做了什麼。他的故事始於雅各，就是他兒子們在迦南地饑荒期間抵達埃及。他們一家受約瑟邀請，又受到法老的愛戴，便定居在埃及東北部的歌珊，便在那裡住了430年（</w:t>
+      </w:r>
+      <w:hyperlink r:id="rId25">
+        <w:r>
+          <w:rPr>
+            <w:lang w:val="zh_TW" w:bidi="zh_TW"/>
+          </w:rPr>
+          <w:rPr>
+            <w:color w:val="0000EE"/>
+            <w:u w:val="single"/>
+          </w:rPr>
+          <w:t>出12:40</w:t>
+        </w:r>
+      </w:hyperlink>
+      <w:r>
+        <w:rPr>
+          <w:lang w:val="zh_TW" w:bidi="zh_TW"/>
+        </w:rPr>
+        <w:t>）。隨著時光流逝，他們落地生根，人口迅速增長，遍佈那地（</w:t>
+      </w:r>
+      <w:hyperlink r:id="rId26">
+        <w:r>
+          <w:rPr>
+            <w:lang w:val="zh_TW" w:bidi="zh_TW"/>
+          </w:rPr>
+          <w:rPr>
+            <w:color w:val="0000EE"/>
+            <w:u w:val="single"/>
+          </w:rPr>
+          <w:t>出1:7</w:t>
+        </w:r>
+      </w:hyperlink>
+      <w:r>
+        <w:rPr>
+          <w:lang w:val="zh_TW" w:bidi="zh_TW"/>
+        </w:rPr>
+        <w:t>）。一位不認識約瑟的新法老崛起，聖經沒有提到這位法老的名字，他的身份亦存在爭議。他通常被認為是：</w:t>
+      </w:r>
+    </w:p>
+    <w:p>
+      <w:pPr>
+        <w:pStyle w:val="ListBullet"/>
+        <w:spacing w:line="240" w:lineRule="auto"/>
+        <w:ind w:left="720"/>
+      </w:pPr>
+      <w:r>
+        <w:rPr>
+          <w:lang w:val="zh_TW" w:bidi="zh_TW"/>
+        </w:rPr>
+      </w:r>
+      <w:r>
+        <w:rPr>
+          <w:lang w:val="zh_TW" w:bidi="zh_TW"/>
+        </w:rPr>
+        <w:t>圖特摩斯三世（Thutmose III），公元前1504年到1451年的法老；</w:t>
+      </w:r>
+    </w:p>
+    <w:p>
+      <w:pPr>
+        <w:pStyle w:val="ListBullet"/>
+        <w:spacing w:line="240" w:lineRule="auto"/>
+        <w:ind w:left="720"/>
+      </w:pPr>
+      <w:r>
+        <w:rPr>
+          <w:lang w:val="zh_TW" w:bidi="zh_TW"/>
+        </w:rPr>
+      </w:r>
+      <w:r>
+        <w:rPr>
+          <w:lang w:val="zh_TW" w:bidi="zh_TW"/>
+        </w:rPr>
+        <w:t>塞提一世（Seti I），公元前1304年到1290年是法老；或</w:t>
+      </w:r>
+    </w:p>
+    <w:p>
+      <w:pPr>
+        <w:pStyle w:val="ListBullet"/>
+        <w:spacing w:line="240" w:lineRule="auto"/>
+        <w:ind w:left="720"/>
+      </w:pPr>
+      <w:r>
+        <w:rPr>
+          <w:lang w:val="zh_TW" w:bidi="zh_TW"/>
+        </w:rPr>
+      </w:r>
+      <w:r>
+        <w:rPr>
+          <w:lang w:val="zh_TW" w:bidi="zh_TW"/>
+        </w:rPr>
+        <w:t>蘭塞</w:t>
+      </w:r>
+      <w:r>
+        <w:rPr>
+          <w:lang w:val="zh_TW" w:bidi="zh_TW"/>
+        </w:rPr>
+        <w:t>二世（Ramses II），公元前1290年到1224年在位的法老。</w:t>
+      </w:r>
+    </w:p>
+    <w:p>
+      <w:pPr/>
+      <w:r>
+        <w:rPr>
+          <w:lang w:val="zh_TW" w:bidi="zh_TW"/>
+        </w:rPr>
+      </w:r>
+      <w:r>
+        <w:rPr>
+          <w:lang w:val="zh_TW" w:bidi="zh_TW"/>
+        </w:rPr>
+        <w:t>法老擔心以色列人變得強大，漸漸會對國家構成危險。因此，他試圖減少他們的人口，強迫他們工作，建造比東和蘭塞的儲藏城，但嚴酷的政策並沒有減少他們的數目。然後，他試圖讓收生婆殺死男嬰，但她們拒絕遵從他的命令。最後，他命令埃及人將男嬰溺死在尼羅河中。摩西就是在這個逼迫以色列人的背景下出生。</w:t>
+      </w:r>
+    </w:p>
+    <w:p>
+      <w:pPr>
+        <w:pStyle w:val="Heading3"/>
+      </w:pPr>
+      <w:r>
+        <w:rPr>
+          <w:lang w:val="zh_TW" w:bidi="zh_TW"/>
+        </w:rPr>
+        <w:t>在埃及的頭四十年</w:t>
+      </w:r>
+    </w:p>
+    <w:p>
+      <w:pPr>
+        <w:pStyle w:val="Heading4"/>
+      </w:pPr>
+      <w:r>
+        <w:rPr>
+          <w:lang w:val="zh_TW" w:bidi="zh_TW"/>
+        </w:rPr>
+        <w:t>出生和早期經歷</w:t>
+      </w:r>
+    </w:p>
+    <w:p>
+      <w:pPr/>
+      <w:r>
+        <w:rPr>
+          <w:lang w:val="zh_TW" w:bidi="zh_TW"/>
+        </w:rPr>
+      </w:r>
+      <w:r>
+        <w:rPr>
+          <w:lang w:val="zh_TW" w:bidi="zh_TW"/>
+        </w:rPr>
+        <w:t>一位來自利未家族的男子，名叫暗蘭，他娶了他父親的妹妹約基別（</w:t>
+      </w:r>
+      <w:hyperlink r:id="rId27">
+        <w:r>
+          <w:rPr>
+            <w:lang w:val="zh_TW" w:bidi="zh_TW"/>
+          </w:rPr>
+          <w:rPr>
+            <w:color w:val="0000EE"/>
+            <w:u w:val="single"/>
+          </w:rPr>
+          <w:t>出6:20</w:t>
+        </w:r>
+      </w:hyperlink>
+      <w:r>
+        <w:rPr>
+          <w:lang w:val="zh_TW" w:bidi="zh_TW"/>
+        </w:rPr>
+        <w:t>；參</w:t>
+      </w:r>
+      <w:hyperlink r:id="rId28">
+        <w:r>
+          <w:rPr>
+            <w:lang w:val="zh_TW" w:bidi="zh_TW"/>
+          </w:rPr>
+          <w:rPr>
+            <w:color w:val="0000EE"/>
+            <w:u w:val="single"/>
+          </w:rPr>
+          <w:t>2:1</w:t>
+        </w:r>
+      </w:hyperlink>
+      <w:r>
+        <w:rPr>
+          <w:lang w:val="zh_TW" w:bidi="zh_TW"/>
+        </w:rPr>
+        <w:t>）。他們的第一個兒子亞倫，比摩西大三年，且在淹死希伯來嬰兒的命令下達之前出生，所以他沒有生命危險。然而，當摩西出生時，這個殘酷的命令已經生效。摩西出生後三個月，他的母親再也無法匿藏他，於是用蘆葦做了一個籃子，並用瀝青和樹脂塗抹，然後將嬰兒放在裡面，再將籃子放在河岸的蘆葦中間。摩西的姐姐米利暗則在附近守候，察看會發生什麼事。</w:t>
+      </w:r>
+    </w:p>
+    <w:p>
+      <w:pPr/>
+      <w:r>
+        <w:rPr>
+          <w:lang w:val="zh_TW" w:bidi="zh_TW"/>
+        </w:rPr>
+      </w:r>
+      <w:r>
+        <w:rPr>
+          <w:lang w:val="zh_TW" w:bidi="zh_TW"/>
+        </w:rPr>
+        <w:t>不久，法老的女兒一如既往來到河邊洗澡。（約瑟夫稱她為</w:t>
+      </w:r>
+      <w:r>
+        <w:rPr>
+          <w:lang w:val="zh_TW" w:bidi="zh_TW"/>
+        </w:rPr>
+        <w:t>她母迪斯〔</w:t>
+      </w:r>
+      <w:r>
+        <w:rPr>
+          <w:lang w:val="zh_TW" w:bidi="zh_TW"/>
+        </w:rPr>
+        <w:t>Thermuthis</w:t>
+      </w:r>
+      <w:r>
+        <w:rPr>
+          <w:lang w:val="zh_TW" w:bidi="zh_TW"/>
+        </w:rPr>
+        <w:t>〕</w:t>
+      </w:r>
+      <w:r>
+        <w:rPr>
+          <w:lang w:val="zh_TW" w:bidi="zh_TW"/>
+        </w:rPr>
+        <w:t>，其他人稱她為哈特謝普蘇特</w:t>
       </w:r>
       <w:r>
         <w:rPr>
@@ -409,7 +1186,7 @@
         <w:rPr>
           <w:lang w:val="zh_TW" w:bidi="zh_TW"/>
         </w:rPr>
-        <w:t>而非『真以色列人』</w:t>
+        <w:t>Hatshepsut</w:t>
       </w:r>
       <w:r>
         <w:rPr>
@@ -421,130 +1198,18 @@
         <w:rPr>
           <w:lang w:val="zh_TW" w:bidi="zh_TW"/>
         </w:rPr>
-        <w:t>是沒有詭詐的！」以色列是神賜給雅各的名字，而雅各在新約中對應名是雅各（James）。約翰稱亞勒腓的兒子雅各為拿但業，以區別於早期教會中的其他同名者。</w:t>
-      </w:r>
-    </w:p>
-    <w:p>
-      <w:pPr/>
-      <w:r>
-        <w:rPr>
-          <w:lang w:val="zh_TW" w:bidi="zh_TW"/>
-        </w:rPr>
-      </w:r>
-      <w:r>
-        <w:rPr>
-          <w:lang w:val="zh_TW" w:bidi="zh_TW"/>
-        </w:rPr>
-        <w:t>也有兩種可能性較低的說法認為，拿但業可能是馬太或迦拿人西門。第一個觀點基於馬太（「耶和華的禮物」）和拿但業（「耶和華已賜」）名稱的相似語源；第二個觀點則基於兩人都來自迦拿。</w:t>
-      </w:r>
-    </w:p>
-    <w:p>
-      <w:pPr/>
-      <w:r>
-        <w:rPr>
-          <w:lang w:val="zh_TW" w:bidi="zh_TW"/>
-        </w:rPr>
-      </w:r>
-      <w:r>
-        <w:rPr>
-          <w:lang w:val="zh_TW" w:bidi="zh_TW"/>
-        </w:rPr>
-        <w:t>總結來看，最可能的結論是：拿但業並非十二使徒之一，而僅是約翰記載的門徒之一。此觀點與早期教父文獻相符。在約翰福音中，拿但業象徵了那些克服最初的懷疑，並信靠基督的真正猶太人。這一象徵性意義可從以下三點觀察到：（1）他對耶穌的最初反應類似於那些信仰律法和先知書之人的反應（</w:t>
-      </w:r>
-      <w:hyperlink r:id="rId21">
-        <w:r>
-          <w:rPr>
-            <w:lang w:val="zh_TW" w:bidi="zh_TW"/>
-          </w:rPr>
-          <w:rPr>
-            <w:color w:val="0000EE"/>
-            <w:u w:val="single"/>
-          </w:rPr>
-          <w:t>約7:15、27、41，</w:t>
-        </w:r>
-      </w:hyperlink>
-      <w:hyperlink r:id="rId22">
-        <w:r>
-          <w:rPr>
-            <w:lang w:val="zh_TW" w:bidi="zh_TW"/>
-          </w:rPr>
-          <w:rPr>
-            <w:color w:val="0000EE"/>
-            <w:u w:val="single"/>
-          </w:rPr>
-          <w:t>9:41</w:t>
-        </w:r>
-      </w:hyperlink>
-      <w:r>
-        <w:rPr>
-          <w:lang w:val="zh_TW" w:bidi="zh_TW"/>
-        </w:rPr>
-        <w:t>）；（2）耶穌提到祂看見拿但業在無花果樹下（</w:t>
-      </w:r>
-      <w:hyperlink r:id="rId23">
-        <w:r>
-          <w:rPr>
-            <w:lang w:val="zh_TW" w:bidi="zh_TW"/>
-          </w:rPr>
-          <w:rPr>
-            <w:color w:val="0000EE"/>
-            <w:u w:val="single"/>
-          </w:rPr>
-          <w:t>1:48</w:t>
-        </w:r>
-      </w:hyperlink>
-      <w:r>
-        <w:rPr>
-          <w:lang w:val="zh_TW" w:bidi="zh_TW"/>
-        </w:rPr>
-        <w:t>），這表明他對律法的虔誠（拉比文學中，學習律法的理想地點就是無花果樹下）；（3）耶穌將拿但業與以色列的祖先雅各聯繫起來。在</w:t>
-      </w:r>
-      <w:hyperlink r:id="rId24">
-        <w:r>
-          <w:rPr>
-            <w:lang w:val="zh_TW" w:bidi="zh_TW"/>
-          </w:rPr>
-          <w:rPr>
-            <w:color w:val="0000EE"/>
-            <w:u w:val="single"/>
-          </w:rPr>
-          <w:t>創世記二十五至三十二章</w:t>
-        </w:r>
-      </w:hyperlink>
-      <w:r>
-        <w:rPr>
-          <w:lang w:val="zh_TW" w:bidi="zh_TW"/>
-        </w:rPr>
-        <w:t>中，雅各確實在與以掃和拉班的相處中表現出狡猾和機智。</w:t>
-      </w:r>
-      <w:hyperlink r:id="rId25">
-        <w:r>
-          <w:rPr>
-            <w:lang w:val="zh_TW" w:bidi="zh_TW"/>
-          </w:rPr>
-          <w:rPr>
-            <w:color w:val="0000EE"/>
-            <w:u w:val="single"/>
-          </w:rPr>
-          <w:t>約翰福音一章51節</w:t>
-        </w:r>
-      </w:hyperlink>
-      <w:r>
-        <w:rPr>
-          <w:lang w:val="zh_TW" w:bidi="zh_TW"/>
-        </w:rPr>
-        <w:t>進一步加強了拿但業與雅各的關聯，呈現了天使上去下來的意象，這讓人想起雅各的夢境，並且發生地靠近伯特利和雅博河，即雅各的經歷之地。拿但業因此成為敬虔以色列人的象徵，表達出真正以色列人應對耶穌的適當回應——從起初的懷疑到信心的建立（參</w:t>
-      </w:r>
-      <w:hyperlink r:id="rId26">
-        <w:r>
-          <w:rPr>
-            <w:lang w:val="zh_TW" w:bidi="zh_TW"/>
-          </w:rPr>
-          <w:rPr>
-            <w:color w:val="0000EE"/>
-            <w:u w:val="single"/>
-          </w:rPr>
-          <w:t>羅9:6</w:t>
+        <w:t>，但她實際名字不詳。）她發現這個嬰兒，認出他是希伯來人的孩子，決定將他養育成人，成為自己的孩子。米利暗隨後上前，提出找一位希伯來婦女來哺乳這個孩子。公主同意，米利暗把嬰兒帶回給他的母親哺乳，她可能持續為他哺乳，直到兒子兩三歲（比較</w:t>
+      </w:r>
+      <w:hyperlink r:id="rId29">
+        <w:r>
+          <w:rPr>
+            <w:lang w:val="zh_TW" w:bidi="zh_TW"/>
+          </w:rPr>
+          <w:rPr>
+            <w:color w:val="0000EE"/>
+            <w:u w:val="single"/>
+          </w:rPr>
+          <w:t>撒上1:19–24</w:t>
         </w:r>
       </w:hyperlink>
       <w:r>
@@ -563,6 +1228,249 @@
       </w:r>
       <w:r>
         <w:rPr>
+          <w:lang w:val="zh_TW" w:bidi="zh_TW"/>
+        </w:rPr>
+        <w:t>然而，摩西早年並無其他記錄。我們不知道他的母親是否在他後來的童年和青年時期繼續照顧他，或者她有否讓他知道自己的真正身份，並教導他希伯來人的信仰。我們所知的是，摩西學習一切埃及人的智慧，接受為皇室成員而設的教育，使他</w:t>
+      </w:r>
+      <w:r>
+        <w:rPr>
+          <w:lang w:val="zh_TW" w:bidi="zh_TW"/>
+        </w:rPr>
+        <w:t>說話行事都有才能</w:t>
+      </w:r>
+      <w:r>
+        <w:rPr>
+          <w:lang w:val="zh_TW" w:bidi="zh_TW"/>
+        </w:rPr>
+        <w:t>（</w:t>
+      </w:r>
+      <w:hyperlink r:id="rId30">
+        <w:r>
+          <w:rPr>
+            <w:lang w:val="zh_TW" w:bidi="zh_TW"/>
+          </w:rPr>
+          <w:rPr>
+            <w:color w:val="0000EE"/>
+            <w:u w:val="single"/>
+          </w:rPr>
+          <w:t>徒7:22</w:t>
+        </w:r>
+      </w:hyperlink>
+      <w:r>
+        <w:rPr>
+          <w:lang w:val="zh_TW" w:bidi="zh_TW"/>
+        </w:rPr>
+        <w:t>）。</w:t>
+      </w:r>
+    </w:p>
+    <w:p>
+      <w:pPr>
+        <w:pStyle w:val="Heading4"/>
+      </w:pPr>
+      <w:r>
+        <w:rPr>
+          <w:lang w:val="zh_TW" w:bidi="zh_TW"/>
+        </w:rPr>
+        <w:t>與他自己民族的認同感</w:t>
+      </w:r>
+    </w:p>
+    <w:p>
+      <w:pPr/>
+      <w:r>
+        <w:rPr>
+          <w:lang w:val="zh_TW" w:bidi="zh_TW"/>
+        </w:rPr>
+      </w:r>
+      <w:r>
+        <w:rPr>
+          <w:lang w:val="zh_TW" w:bidi="zh_TW"/>
+        </w:rPr>
+        <w:t>我們並不清楚，摩西在何時知道自己是希伯來人而不是埃及人；但到他四十歲時，顯然已經知道。有一天，他出去探望他的同胞，看看他們受到甚麼樣的待遇。他出生時埃及人對他希伯來同胞的殘酷對待仍舊存在。當他看到一個埃及人正在毆打一個希伯來人時，摩西在忿怒中殺了那個埃及人，將他埋葬。他以為沒有人注意到，但其實有人看到了。第二天，當他試圖阻止兩個希伯來人打架時，他們轉向他並指責他謀殺：「</w:t>
+      </w:r>
+      <w:r>
+        <w:rPr>
+          <w:lang w:val="zh_TW" w:bidi="zh_TW"/>
+        </w:rPr>
+        <w:t>誰立你作我們的首領和審判官呢？難道你要殺我，像殺那埃及人嗎？</w:t>
+      </w:r>
+      <w:r>
+        <w:rPr>
+          <w:lang w:val="zh_TW" w:bidi="zh_TW"/>
+        </w:rPr>
+        <w:t>」（</w:t>
+      </w:r>
+      <w:hyperlink r:id="rId31">
+        <w:r>
+          <w:rPr>
+            <w:lang w:val="zh_TW" w:bidi="zh_TW"/>
+          </w:rPr>
+          <w:rPr>
+            <w:color w:val="0000EE"/>
+            <w:u w:val="single"/>
+          </w:rPr>
+          <w:t>出2:14</w:t>
+        </w:r>
+      </w:hyperlink>
+      <w:r>
+        <w:rPr>
+          <w:lang w:val="zh_TW" w:bidi="zh_TW"/>
+        </w:rPr>
+        <w:t>）。</w:t>
+      </w:r>
+      <w:hyperlink r:id="rId32">
+        <w:r>
+          <w:rPr>
+            <w:lang w:val="zh_TW" w:bidi="zh_TW"/>
+          </w:rPr>
+          <w:rPr>
+            <w:color w:val="0000EE"/>
+            <w:u w:val="single"/>
+          </w:rPr>
+          <w:t>使徒行傳七章25節</w:t>
+        </w:r>
+      </w:hyperlink>
+      <w:r>
+        <w:rPr>
+          <w:lang w:val="zh_TW" w:bidi="zh_TW"/>
+        </w:rPr>
+        <w:t>補充說：「</w:t>
+      </w:r>
+      <w:r>
+        <w:rPr>
+          <w:lang w:val="zh_TW" w:bidi="zh_TW"/>
+        </w:rPr>
+        <w:t>他以為弟兄必明白神是藉他的手搭救他們；他們卻不明白。</w:t>
+      </w:r>
+      <w:r>
+        <w:rPr>
+          <w:lang w:val="zh_TW" w:bidi="zh_TW"/>
+        </w:rPr>
+        <w:t>」摩西才意識到，他謀殺埃及人的事已經被人知道，並且法老家成員的身分也未能保護他，於是逃到米甸。</w:t>
+      </w:r>
+    </w:p>
+    <w:p>
+      <w:pPr>
+        <w:pStyle w:val="Heading3"/>
+      </w:pPr>
+      <w:r>
+        <w:rPr>
+          <w:lang w:val="zh_TW" w:bidi="zh_TW"/>
+        </w:rPr>
+        <w:t>在米甸的第二個四十年</w:t>
+      </w:r>
+    </w:p>
+    <w:p>
+      <w:pPr>
+        <w:pStyle w:val="Heading4"/>
+      </w:pPr>
+      <w:r>
+        <w:rPr>
+          <w:lang w:val="zh_TW" w:bidi="zh_TW"/>
+        </w:rPr>
+        <w:t>入贅</w:t>
+      </w:r>
+      <w:r>
+        <w:rPr>
+          <w:lang w:val="zh_TW" w:bidi="zh_TW"/>
+        </w:rPr>
+        <w:t>葉忒羅的家庭</w:t>
+      </w:r>
+    </w:p>
+    <w:p>
+      <w:pPr/>
+      <w:r>
+        <w:rPr>
+          <w:lang w:val="zh_TW" w:bidi="zh_TW"/>
+        </w:rPr>
+      </w:r>
+      <w:r>
+        <w:rPr>
+          <w:lang w:val="zh_TW" w:bidi="zh_TW"/>
+        </w:rPr>
+        <w:t>抵達米甸後，摩西獨自坐在井旁。他在那裡看到，米甸祭司的七個女兒正在為父親的羊群打水。當牧羊人試圖趕走她們時，摩西幫助她們給動物喝水。祭司葉忒羅便邀請摩西與他的家人同住，並將他的女兒西坡拉嫁給摩西為妻（</w:t>
+      </w:r>
+      <w:hyperlink r:id="rId33">
+        <w:r>
+          <w:rPr>
+            <w:lang w:val="zh_TW" w:bidi="zh_TW"/>
+          </w:rPr>
+          <w:rPr>
+            <w:color w:val="0000EE"/>
+            <w:u w:val="single"/>
+          </w:rPr>
+          <w:t>出3:1</w:t>
+        </w:r>
+      </w:hyperlink>
+      <w:r>
+        <w:rPr>
+          <w:lang w:val="zh_TW" w:bidi="zh_TW"/>
+        </w:rPr>
+        <w:t>；葉忒羅在</w:t>
+      </w:r>
+      <w:hyperlink r:id="rId34">
+        <w:r>
+          <w:rPr>
+            <w:lang w:val="zh_TW" w:bidi="zh_TW"/>
+          </w:rPr>
+          <w:rPr>
+            <w:color w:val="0000EE"/>
+            <w:u w:val="single"/>
+          </w:rPr>
+          <w:t>出埃及記二章18節</w:t>
+        </w:r>
+      </w:hyperlink>
+      <w:r>
+        <w:rPr>
+          <w:lang w:val="zh_TW" w:bidi="zh_TW"/>
+        </w:rPr>
+        <w:t>，被稱為流珥；或在</w:t>
+      </w:r>
+      <w:hyperlink r:id="rId35">
+        <w:r>
+          <w:rPr>
+            <w:lang w:val="zh_TW" w:bidi="zh_TW"/>
+          </w:rPr>
+          <w:rPr>
+            <w:color w:val="0000EE"/>
+            <w:u w:val="single"/>
+          </w:rPr>
+          <w:t>民數記十章29節</w:t>
+        </w:r>
+      </w:hyperlink>
+      <w:r>
+        <w:rPr>
+          <w:lang w:val="zh_TW" w:bidi="zh_TW"/>
+        </w:rPr>
+        <w:t>被稱為何巴）。學者們對於何巴在</w:t>
+      </w:r>
+      <w:hyperlink r:id="rId35">
+        <w:r>
+          <w:rPr>
+            <w:lang w:val="zh_TW" w:bidi="zh_TW"/>
+          </w:rPr>
+          <w:rPr>
+            <w:color w:val="0000EE"/>
+            <w:u w:val="single"/>
+          </w:rPr>
+          <w:t>民數記十章29節</w:t>
+        </w:r>
+      </w:hyperlink>
+      <w:r>
+        <w:rPr>
+          <w:lang w:val="zh_TW" w:bidi="zh_TW"/>
+        </w:rPr>
+        <w:t>的身份存在分歧。有些人認為他是摩西的岳父，另一些人則認為他是摩西的內兄（brother-in-law）。</w:t>
+      </w:r>
+    </w:p>
+    <w:p>
+      <w:pPr/>
+      <w:r>
+        <w:rPr>
+          <w:lang w:val="zh_TW" w:bidi="zh_TW"/>
+        </w:rPr>
+      </w:r>
+      <w:r>
+        <w:rPr>
           <w:i/>
           <w:lang w:val="zh_TW" w:bidi="zh_TW"/>
         </w:rPr>
@@ -578,108 +1486,87 @@
         <w:rPr>
           <w:lang w:val="zh_TW" w:bidi="zh_TW"/>
         </w:rPr>
-        <w:t>使徒，使徒職分</w:t>
-      </w:r>
-      <w:r>
-        <w:rPr>
-          <w:lang w:val="zh_TW" w:bidi="zh_TW"/>
-        </w:rPr>
-        <w:t>。</w:t>
-      </w:r>
-      <w:r>
-        <w:rPr>
-          <w:lang w:val="zh_TW" w:bidi="zh_TW"/>
-        </w:rPr>
-      </w:r>
-      <w:r>
-        <w:rPr>
-          <w:lang w:val="zh_TW" w:bidi="zh_TW"/>
-        </w:rPr>
-      </w:r>
-    </w:p>
-    <w:p>
-      <w:pPr/>
-      <w:r>
-        <w:rPr>
-          <w:lang w:val="zh_TW" w:bidi="zh_TW"/>
-        </w:rPr>
-      </w:r>
-    </w:p>
-    <w:p>
-      <w:pPr>
-        <w:pStyle w:val="Heading2"/>
-      </w:pPr>
-      <w:r>
-        <w:rPr>
-          <w:lang w:val="zh_TW" w:bidi="zh_TW"/>
-        </w:rPr>
-        <w:t>拿非施</w:t>
-      </w:r>
-      <w:r>
-        <w:rPr>
-          <w:lang w:val="zh_TW" w:bidi="zh_TW"/>
-        </w:rPr>
-      </w:r>
-    </w:p>
-    <w:p>
-      <w:pPr/>
-      <w:r>
-        <w:rPr>
-          <w:lang w:val="zh_TW" w:bidi="zh_TW"/>
-        </w:rPr>
-      </w:r>
-      <w:r>
-        <w:rPr>
-          <w:lang w:val="zh_TW" w:bidi="zh_TW"/>
-        </w:rPr>
-        <w:t>以實瑪利十二個兒子中的第十一位（</w:t>
-      </w:r>
-      <w:hyperlink r:id="rId27">
-        <w:r>
-          <w:rPr>
-            <w:lang w:val="zh_TW" w:bidi="zh_TW"/>
-          </w:rPr>
-          <w:rPr>
-            <w:color w:val="0000EE"/>
-            <w:u w:val="single"/>
-          </w:rPr>
-          <w:t>創25:15</w:t>
-        </w:r>
-      </w:hyperlink>
-      <w:r>
-        <w:rPr>
-          <w:lang w:val="zh_TW" w:bidi="zh_TW"/>
-        </w:rPr>
-        <w:t>；</w:t>
-      </w:r>
-      <w:hyperlink r:id="rId28">
-        <w:r>
-          <w:rPr>
-            <w:lang w:val="zh_TW" w:bidi="zh_TW"/>
-          </w:rPr>
-          <w:rPr>
-            <w:color w:val="0000EE"/>
-            <w:u w:val="single"/>
-          </w:rPr>
-          <w:t>代上1:31</w:t>
-        </w:r>
-      </w:hyperlink>
-      <w:r>
-        <w:rPr>
-          <w:lang w:val="zh_TW" w:bidi="zh_TW"/>
-        </w:rPr>
-        <w:t>），也是一個以他名字命名的部族的始祖。這個部族後來曾與住在約旦河東的以色列支派交戰（</w:t>
-      </w:r>
-      <w:hyperlink r:id="rId29">
-        <w:r>
-          <w:rPr>
-            <w:lang w:val="zh_TW" w:bidi="zh_TW"/>
-          </w:rPr>
-          <w:rPr>
-            <w:color w:val="0000EE"/>
-            <w:u w:val="single"/>
-          </w:rPr>
-          <w:t>代上5:19</w:t>
+        <w:t>何巴</w:t>
+      </w:r>
+    </w:p>
+    <w:p>
+      <w:pPr/>
+      <w:r>
+        <w:rPr>
+          <w:lang w:val="zh_TW" w:bidi="zh_TW"/>
+        </w:rPr>
+      </w:r>
+      <w:r>
+        <w:rPr>
+          <w:lang w:val="zh_TW" w:bidi="zh_TW"/>
+        </w:rPr>
+        <w:t>在米甸，摩西和西坡拉有兩個兒子，革舜和以利以謝（</w:t>
+      </w:r>
+      <w:hyperlink r:id="rId36">
+        <w:r>
+          <w:rPr>
+            <w:lang w:val="zh_TW" w:bidi="zh_TW"/>
+          </w:rPr>
+          <w:rPr>
+            <w:color w:val="0000EE"/>
+            <w:u w:val="single"/>
+          </w:rPr>
+          <w:t>出2:22</w:t>
+        </w:r>
+      </w:hyperlink>
+      <w:hyperlink r:id="rId37">
+        <w:r>
+          <w:rPr>
+            <w:lang w:val="zh_TW" w:bidi="zh_TW"/>
+          </w:rPr>
+          <w:rPr>
+            <w:color w:val="0000EE"/>
+            <w:u w:val="single"/>
+          </w:rPr>
+          <w:t>，18:4</w:t>
+        </w:r>
+      </w:hyperlink>
+      <w:r>
+        <w:rPr>
+          <w:lang w:val="zh_TW" w:bidi="zh_TW"/>
+        </w:rPr>
+        <w:t>）。在米甸的四十年間，摩西可能已經淡忘過往埃及的生活。他無法預見神會很快就呼召他回到埃及，更要面對新的法老，要求他釋放希伯來人，脫離束縛。然而，神沒有忘記祂的子民，正準備拯救他們。</w:t>
+      </w:r>
+    </w:p>
+    <w:p>
+      <w:pPr>
+        <w:pStyle w:val="Heading4"/>
+      </w:pPr>
+      <w:r>
+        <w:rPr>
+          <w:lang w:val="zh_TW" w:bidi="zh_TW"/>
+        </w:rPr>
+        <w:t>在燃燒的荊棘中遇見神</w:t>
+      </w:r>
+    </w:p>
+    <w:p>
+      <w:pPr/>
+      <w:r>
+        <w:rPr>
+          <w:lang w:val="zh_TW" w:bidi="zh_TW"/>
+        </w:rPr>
+      </w:r>
+      <w:r>
+        <w:rPr>
+          <w:lang w:val="zh_TW" w:bidi="zh_TW"/>
+        </w:rPr>
+        <w:t>有一天，當摩西正在照顧他岳父的羊群時，他把羊群帶到了何烈山（也稱為西奈山）。神在一個燃燒但未被燒毀的荊棘中，以火焰的形式向他顯現。摩西走近觀察這個奇異的景象，並聽見神從荊棘中對他說話：「 摩西！ 摩西！」他說：「我在這裏。」神說：「不要近前來。當把你腳上的鞋脫下來，因為你所站之地是聖地」（</w:t>
+      </w:r>
+      <w:hyperlink r:id="rId38">
+        <w:r>
+          <w:rPr>
+            <w:lang w:val="zh_TW" w:bidi="zh_TW"/>
+          </w:rPr>
+          <w:rPr>
+            <w:color w:val="0000EE"/>
+            <w:u w:val="single"/>
+          </w:rPr>
+          <w:t>出3:4–5</w:t>
         </w:r>
       </w:hyperlink>
       <w:r>
@@ -688,123 +1575,107 @@
         </w:rPr>
         <w:t>）。</w:t>
       </w:r>
-      <w:r>
-        <w:rPr>
-          <w:lang w:val="zh_TW" w:bidi="zh_TW"/>
-        </w:rPr>
-      </w:r>
-      <w:r>
-        <w:rPr>
-          <w:lang w:val="zh_TW" w:bidi="zh_TW"/>
-        </w:rPr>
-      </w:r>
-    </w:p>
-    <w:p>
-      <w:pPr/>
-      <w:r>
-        <w:rPr>
-          <w:lang w:val="zh_TW" w:bidi="zh_TW"/>
-        </w:rPr>
-      </w:r>
-    </w:p>
-    <w:p>
-      <w:pPr>
-        <w:pStyle w:val="Heading2"/>
-      </w:pPr>
-      <w:r>
-        <w:rPr>
-          <w:lang w:val="zh_TW" w:bidi="zh_TW"/>
-        </w:rPr>
-        <w:t>拿弗土希人</w:t>
-      </w:r>
-      <w:r>
-        <w:rPr>
-          <w:lang w:val="zh_TW" w:bidi="zh_TW"/>
-        </w:rPr>
-      </w:r>
-    </w:p>
-    <w:p>
-      <w:pPr/>
-      <w:r>
-        <w:rPr>
-          <w:lang w:val="zh_TW" w:bidi="zh_TW"/>
-        </w:rPr>
-      </w:r>
-      <w:r>
-        <w:rPr>
-          <w:lang w:val="zh_TW" w:bidi="zh_TW"/>
-        </w:rPr>
-        <w:t>埃及人是挪亞和含的後代（</w:t>
-      </w:r>
-      <w:hyperlink r:id="rId30">
-        <w:r>
-          <w:rPr>
-            <w:lang w:val="zh_TW" w:bidi="zh_TW"/>
-          </w:rPr>
-          <w:rPr>
-            <w:color w:val="0000EE"/>
-            <w:u w:val="single"/>
-          </w:rPr>
-          <w:t>創10:13</w:t>
-        </w:r>
-      </w:hyperlink>
-      <w:r>
-        <w:rPr>
-          <w:lang w:val="zh_TW" w:bidi="zh_TW"/>
-        </w:rPr>
-        <w:t>；</w:t>
-      </w:r>
-      <w:hyperlink r:id="rId31">
-        <w:r>
-          <w:rPr>
-            <w:lang w:val="zh_TW" w:bidi="zh_TW"/>
-          </w:rPr>
-          <w:rPr>
-            <w:color w:val="0000EE"/>
-            <w:u w:val="single"/>
-          </w:rPr>
-          <w:t>代上1:11</w:t>
-        </w:r>
-      </w:hyperlink>
-      <w:r>
-        <w:rPr>
-          <w:lang w:val="zh_TW" w:bidi="zh_TW"/>
-        </w:rPr>
-        <w:t>），被列在利哈比人和帕特魯細人部落之間。一些學者認為，拿弗土希人是中埃及的居民，位於下埃及的利比亞人和上埃及的帕特魯細人之間。然而，他們在古代定居的實際位置不明。</w:t>
-      </w:r>
-      <w:r>
-        <w:rPr>
-          <w:lang w:val="zh_TW" w:bidi="zh_TW"/>
-        </w:rPr>
-      </w:r>
-      <w:r>
-        <w:rPr>
-          <w:lang w:val="zh_TW" w:bidi="zh_TW"/>
-        </w:rPr>
-      </w:r>
-    </w:p>
-    <w:p>
-      <w:pPr/>
-      <w:r>
-        <w:rPr>
-          <w:lang w:val="zh_TW" w:bidi="zh_TW"/>
-        </w:rPr>
-      </w:r>
-    </w:p>
-    <w:p>
-      <w:pPr>
-        <w:pStyle w:val="Heading2"/>
-      </w:pPr>
-      <w:r>
-        <w:rPr>
-          <w:lang w:val="zh_TW" w:bidi="zh_TW"/>
-        </w:rPr>
-        <w:t>拿鶴 (人物)</w:t>
-      </w:r>
-      <w:r>
-        <w:rPr>
-          <w:lang w:val="zh_TW" w:bidi="zh_TW"/>
-        </w:rPr>
+    </w:p>
+    <w:p>
+      <w:pPr/>
+      <w:r>
+        <w:rPr>
+          <w:lang w:val="zh_TW" w:bidi="zh_TW"/>
+        </w:rPr>
+      </w:r>
+      <w:r>
+        <w:rPr>
+          <w:lang w:val="zh_TW" w:bidi="zh_TW"/>
+        </w:rPr>
+        <w:t>神自稱為亞伯拉罕、以撒和雅各的神，並向摩西保證，祂已聽見祂子民的呼求，並知道他們的苦難。神揭示祂的計劃，就是要差遣摩西去埃及，解救祂的子民脫離奴役。</w:t>
+      </w:r>
+    </w:p>
+    <w:p>
+      <w:pPr/>
+      <w:r>
+        <w:rPr>
+          <w:lang w:val="zh_TW" w:bidi="zh_TW"/>
+        </w:rPr>
+      </w:r>
+      <w:r>
+        <w:rPr>
+          <w:lang w:val="zh_TW" w:bidi="zh_TW"/>
+        </w:rPr>
+        <w:t>摩西感到</w:t>
+      </w:r>
+      <w:r>
+        <w:rPr>
+          <w:lang w:val="zh_TW" w:bidi="zh_TW"/>
+        </w:rPr>
+        <w:t>力有未逮</w:t>
+      </w:r>
+      <w:r>
+        <w:rPr>
+          <w:lang w:val="zh_TW" w:bidi="zh_TW"/>
+        </w:rPr>
+        <w:t>，便開始找藉口。然而，神向摩西保證，祂會與他同在（</w:t>
+      </w:r>
+      <w:hyperlink r:id="rId39">
+        <w:r>
+          <w:rPr>
+            <w:lang w:val="zh_TW" w:bidi="zh_TW"/>
+          </w:rPr>
+          <w:rPr>
+            <w:color w:val="0000EE"/>
+            <w:u w:val="single"/>
+          </w:rPr>
+          <w:t>出3:11–12</w:t>
+        </w:r>
+      </w:hyperlink>
+      <w:r>
+        <w:rPr>
+          <w:lang w:val="zh_TW" w:bidi="zh_TW"/>
+        </w:rPr>
+        <w:t>）。當摩西擔心，如果其他人詢問神的名字該怎麼回答時，神便回答：</w:t>
+      </w:r>
+      <w:r>
+        <w:rPr>
+          <w:lang w:val="zh_TW" w:bidi="zh_TW"/>
+        </w:rPr>
+        <w:t>「我是自有永有的」；又說：「你要對以色列人這樣說：『那自有的打發我到你們這裏來。』」</w:t>
+      </w:r>
+      <w:r>
+        <w:rPr>
+          <w:lang w:val="zh_TW" w:bidi="zh_TW"/>
+        </w:rPr>
+        <w:t>（</w:t>
+      </w:r>
+      <w:hyperlink r:id="rId40">
+        <w:r>
+          <w:rPr>
+            <w:lang w:val="zh_TW" w:bidi="zh_TW"/>
+          </w:rPr>
+          <w:rPr>
+            <w:color w:val="0000EE"/>
+            <w:u w:val="single"/>
+          </w:rPr>
+          <w:t>出3:13–14</w:t>
+        </w:r>
+      </w:hyperlink>
+      <w:r>
+        <w:rPr>
+          <w:lang w:val="zh_TW" w:bidi="zh_TW"/>
+        </w:rPr>
+        <w:t>）。學者們對這個名字提出了許多解釋。可以確定的是，這個名字暗示神藉自己的力量永存自足。</w:t>
+      </w:r>
+    </w:p>
+    <w:p>
+      <w:pPr/>
+      <w:r>
+        <w:rPr>
+          <w:lang w:val="zh_TW" w:bidi="zh_TW"/>
+        </w:rPr>
+      </w:r>
+      <w:r>
+        <w:rPr>
+          <w:lang w:val="zh_TW" w:bidi="zh_TW"/>
+        </w:rPr>
+        <w:t>接著，摩西擔心百姓不會相信他。神便給他三個神跡：</w:t>
       </w:r>
     </w:p>
     <w:p>
@@ -826,61 +1697,7 @@
         <w:rPr>
           <w:lang w:val="zh_TW" w:bidi="zh_TW"/>
         </w:rPr>
-        <w:t>亞伯拉罕的祖父（</w:t>
-      </w:r>
-      <w:hyperlink r:id="rId32">
-        <w:r>
-          <w:rPr>
-            <w:lang w:val="zh_TW" w:bidi="zh_TW"/>
-          </w:rPr>
-          <w:rPr>
-            <w:color w:val="0000EE"/>
-            <w:u w:val="single"/>
-          </w:rPr>
-          <w:t>創11:22–25</w:t>
-        </w:r>
-      </w:hyperlink>
-      <w:r>
-        <w:rPr>
-          <w:lang w:val="zh_TW" w:bidi="zh_TW"/>
-        </w:rPr>
-        <w:t>；</w:t>
-      </w:r>
-      <w:hyperlink r:id="rId33">
-        <w:r>
-          <w:rPr>
-            <w:lang w:val="zh_TW" w:bidi="zh_TW"/>
-          </w:rPr>
-          <w:rPr>
-            <w:color w:val="0000EE"/>
-            <w:u w:val="single"/>
-          </w:rPr>
-          <w:t>代上1:26</w:t>
-        </w:r>
-      </w:hyperlink>
-      <w:r>
-        <w:rPr>
-          <w:lang w:val="zh_TW" w:bidi="zh_TW"/>
-        </w:rPr>
-        <w:t>），且根據</w:t>
-      </w:r>
-      <w:hyperlink r:id="rId34">
-        <w:r>
-          <w:rPr>
-            <w:lang w:val="zh_TW" w:bidi="zh_TW"/>
-          </w:rPr>
-          <w:rPr>
-            <w:color w:val="0000EE"/>
-            <w:u w:val="single"/>
-          </w:rPr>
-          <w:t>路加福音三章34節</w:t>
-        </w:r>
-      </w:hyperlink>
-      <w:r>
-        <w:rPr>
-          <w:lang w:val="zh_TW" w:bidi="zh_TW"/>
-        </w:rPr>
-        <w:t>，他也是耶穌的祖先。一些英文譯本使用希臘文拼寫「拿鶴〔Nachor〕」。創世記和歷代志上的經文顯示出拿鶴出自於閃的後裔，因此亞伯拉罕及其後代屬於閃族。</w:t>
+        <w:t>將他的杖變成蛇</w:t>
       </w:r>
     </w:p>
     <w:p>
@@ -898,90 +1715,36 @@
         <w:rPr>
           <w:lang w:val="zh_TW" w:bidi="zh_TW"/>
         </w:rPr>
-        <w:t>他拉的兒子、亞伯拉罕的兄弟（</w:t>
-      </w:r>
-      <w:hyperlink r:id="rId35">
-        <w:r>
-          <w:rPr>
-            <w:lang w:val="zh_TW" w:bidi="zh_TW"/>
-          </w:rPr>
-          <w:rPr>
-            <w:color w:val="0000EE"/>
-            <w:u w:val="single"/>
-          </w:rPr>
-          <w:t>創11:26–29</w:t>
-        </w:r>
-      </w:hyperlink>
-      <w:r>
-        <w:rPr>
-          <w:lang w:val="zh_TW" w:bidi="zh_TW"/>
-        </w:rPr>
-        <w:t>；</w:t>
-      </w:r>
-      <w:hyperlink r:id="rId36">
-        <w:r>
-          <w:rPr>
-            <w:lang w:val="zh_TW" w:bidi="zh_TW"/>
-          </w:rPr>
-          <w:rPr>
-            <w:color w:val="0000EE"/>
-            <w:u w:val="single"/>
-          </w:rPr>
-          <w:t>書24:2</w:t>
-        </w:r>
-      </w:hyperlink>
-      <w:r>
-        <w:rPr>
-          <w:lang w:val="zh_TW" w:bidi="zh_TW"/>
-        </w:rPr>
-        <w:t>）。他娶了哈蘭的女兒密迦，他的家譜在</w:t>
-      </w:r>
-      <w:hyperlink r:id="rId37">
-        <w:r>
-          <w:rPr>
-            <w:lang w:val="zh_TW" w:bidi="zh_TW"/>
-          </w:rPr>
-          <w:rPr>
-            <w:color w:val="0000EE"/>
-            <w:u w:val="single"/>
-          </w:rPr>
-          <w:t>創世記二十二章20至23節</w:t>
-        </w:r>
-      </w:hyperlink>
-      <w:r>
-        <w:rPr>
-          <w:lang w:val="zh_TW" w:bidi="zh_TW"/>
-        </w:rPr>
-        <w:t>中被提到。亞伯拉罕派他的僕人去美索不達米亞的拿鶴住處為以撒尋妻（見</w:t>
-      </w:r>
-      <w:hyperlink r:id="rId38">
-        <w:r>
-          <w:rPr>
-            <w:lang w:val="zh_TW" w:bidi="zh_TW"/>
-          </w:rPr>
-          <w:rPr>
-            <w:color w:val="0000EE"/>
-            <w:u w:val="single"/>
-          </w:rPr>
-          <w:t>創24:10</w:t>
-        </w:r>
-      </w:hyperlink>
-      <w:r>
-        <w:rPr>
-          <w:lang w:val="zh_TW" w:bidi="zh_TW"/>
-        </w:rPr>
-        <w:t>，這可能暗示該城市本身被稱為拿鶴）。他在那裡找到拿鶴的孫女利百加（</w:t>
-      </w:r>
-      <w:hyperlink r:id="rId39">
-        <w:r>
-          <w:rPr>
-            <w:lang w:val="zh_TW" w:bidi="zh_TW"/>
-          </w:rPr>
-          <w:rPr>
-            <w:color w:val="0000EE"/>
-            <w:u w:val="single"/>
-          </w:rPr>
-          <w:t>創24:1–51</w:t>
+        <w:t>使他的手生大痲瘋</w:t>
+      </w:r>
+    </w:p>
+    <w:p>
+      <w:pPr>
+        <w:pStyle w:val="ListNumber"/>
+        <w:spacing w:line="240" w:lineRule="auto"/>
+        <w:ind w:left="720"/>
+      </w:pPr>
+      <w:r>
+        <w:rPr>
+          <w:lang w:val="zh_TW" w:bidi="zh_TW"/>
+        </w:rPr>
+      </w:r>
+      <w:r>
+        <w:rPr>
+          <w:lang w:val="zh_TW" w:bidi="zh_TW"/>
+        </w:rPr>
+        <w:t>將尼羅河的水變成血（</w:t>
+      </w:r>
+      <w:hyperlink r:id="rId41">
+        <w:r>
+          <w:rPr>
+            <w:lang w:val="zh_TW" w:bidi="zh_TW"/>
+          </w:rPr>
+          <w:rPr>
+            <w:color w:val="0000EE"/>
+            <w:u w:val="single"/>
+          </w:rPr>
+          <w:t>出4:1–9</w:t>
         </w:r>
       </w:hyperlink>
       <w:r>
@@ -989,196 +1752,329 @@
           <w:lang w:val="zh_TW" w:bidi="zh_TW"/>
         </w:rPr>
         <w:t>）。</w:t>
-        <w:br/>
-      </w:r>
-      <w:r>
-        <w:rPr>
-          <w:lang w:val="zh_TW" w:bidi="zh_TW"/>
-        </w:rPr>
-        <w:t>拿鶴也被稱為拉班的父親（或許是祖父），當雅各逃離他的兄弟以掃時，他去了拉班那裡（</w:t>
-      </w:r>
-      <w:hyperlink r:id="rId40">
-        <w:r>
-          <w:rPr>
-            <w:lang w:val="zh_TW" w:bidi="zh_TW"/>
-          </w:rPr>
-          <w:rPr>
-            <w:color w:val="0000EE"/>
-            <w:u w:val="single"/>
-          </w:rPr>
-          <w:t>創29:5</w:t>
-        </w:r>
-      </w:hyperlink>
-      <w:r>
-        <w:rPr>
-          <w:lang w:val="zh_TW" w:bidi="zh_TW"/>
-        </w:rPr>
-        <w:t>）。這兩段經文都將亞伯拉罕的家族與相關的閃族人聯繫起來。在</w:t>
-      </w:r>
-      <w:hyperlink r:id="rId41">
-        <w:r>
-          <w:rPr>
-            <w:lang w:val="zh_TW" w:bidi="zh_TW"/>
-          </w:rPr>
-          <w:rPr>
-            <w:color w:val="0000EE"/>
-            <w:u w:val="single"/>
-          </w:rPr>
-          <w:t>創世記三十一章53節</w:t>
-        </w:r>
-      </w:hyperlink>
-      <w:r>
-        <w:rPr>
-          <w:lang w:val="zh_TW" w:bidi="zh_TW"/>
-        </w:rPr>
-        <w:t>中，神被稱為「亞伯拉罕的神和拿鶴的神」。</w:t>
-        <w:br/>
-      </w:r>
-      <w:r>
-        <w:rPr>
-          <w:i/>
-          <w:lang w:val="zh_TW" w:bidi="zh_TW"/>
-        </w:rPr>
-        <w:t>另見</w:t>
-      </w:r>
-      <w:r>
-        <w:rPr>
-          <w:lang w:val="zh_TW" w:bidi="zh_TW"/>
-        </w:rPr>
-        <w:t>拿鶴（地點）</w:t>
-      </w:r>
-      <w:r>
-        <w:rPr>
-          <w:lang w:val="zh_TW" w:bidi="zh_TW"/>
-        </w:rPr>
-        <w:t>。</w:t>
-      </w:r>
-      <w:r>
-        <w:rPr>
-          <w:lang w:val="zh_TW" w:bidi="zh_TW"/>
-        </w:rPr>
-      </w:r>
-      <w:r>
-        <w:rPr>
-          <w:lang w:val="zh_TW" w:bidi="zh_TW"/>
-        </w:rPr>
-      </w:r>
-    </w:p>
-    <w:p>
-      <w:pPr/>
-      <w:r>
-        <w:rPr>
-          <w:lang w:val="zh_TW" w:bidi="zh_TW"/>
-        </w:rPr>
-      </w:r>
-    </w:p>
-    <w:p>
-      <w:pPr>
-        <w:pStyle w:val="Heading2"/>
-      </w:pPr>
-      <w:r>
-        <w:rPr>
-          <w:lang w:val="zh_TW" w:bidi="zh_TW"/>
-        </w:rPr>
-        <w:t>拿鶴（地點）</w:t>
-      </w:r>
-      <w:r>
-        <w:rPr>
-          <w:lang w:val="zh_TW" w:bidi="zh_TW"/>
-        </w:rPr>
-      </w:r>
-    </w:p>
-    <w:p>
-      <w:pPr/>
-      <w:r>
-        <w:rPr>
-          <w:lang w:val="zh_TW" w:bidi="zh_TW"/>
-        </w:rPr>
-      </w:r>
-      <w:r>
-        <w:rPr>
-          <w:lang w:val="zh_TW" w:bidi="zh_TW"/>
-        </w:rPr>
-        <w:t>一座位於美索不達米亞西北部的城，該城是以撒妻子利百加的家鄉，而拿鶴也是亞伯拉罕兄弟的名字（</w:t>
-      </w:r>
-      <w:hyperlink r:id="rId38">
-        <w:r>
-          <w:rPr>
-            <w:lang w:val="zh_TW" w:bidi="zh_TW"/>
-          </w:rPr>
-          <w:rPr>
-            <w:color w:val="0000EE"/>
-            <w:u w:val="single"/>
-          </w:rPr>
-          <w:t>創24:10</w:t>
-        </w:r>
-      </w:hyperlink>
-      <w:r>
-        <w:rPr>
-          <w:lang w:val="zh_TW" w:bidi="zh_TW"/>
-        </w:rPr>
-        <w:t>）。瑪里（Mari）文獻（公元前18世紀）中，經常將拿鶴稱為拿庫珥（Nakhur），其位置在哈蘭附近的巴利河谷（Balikh River Valley）。這座城很可能是古代部分哈比魯（Habiru）人的居住地，但其確切遺址至今不明。</w:t>
-      </w:r>
-    </w:p>
-    <w:p>
-      <w:pPr/>
-      <w:r>
-        <w:rPr>
-          <w:lang w:val="zh_TW" w:bidi="zh_TW"/>
-        </w:rPr>
-      </w:r>
-      <w:r>
-        <w:rPr>
-          <w:i/>
-          <w:lang w:val="zh_TW" w:bidi="zh_TW"/>
-        </w:rPr>
-        <w:t xml:space="preserve">另見 </w:t>
-      </w:r>
-      <w:r>
-        <w:rPr>
-          <w:lang w:val="zh_TW" w:bidi="zh_TW"/>
-        </w:rPr>
-        <w:t>拿鶴（人物）#2</w:t>
-      </w:r>
-      <w:r>
-        <w:rPr>
-          <w:lang w:val="zh_TW" w:bidi="zh_TW"/>
-        </w:rPr>
-        <w:t>。</w:t>
-      </w:r>
-      <w:r>
-        <w:rPr>
-          <w:lang w:val="zh_TW" w:bidi="zh_TW"/>
-        </w:rPr>
-      </w:r>
-      <w:r>
-        <w:rPr>
-          <w:lang w:val="zh_TW" w:bidi="zh_TW"/>
-        </w:rPr>
-      </w:r>
-    </w:p>
-    <w:p>
-      <w:pPr/>
-      <w:r>
-        <w:rPr>
-          <w:lang w:val="zh_TW" w:bidi="zh_TW"/>
-        </w:rPr>
-      </w:r>
-    </w:p>
-    <w:p>
-      <w:pPr>
-        <w:pStyle w:val="Heading2"/>
-      </w:pPr>
-      <w:r>
-        <w:rPr>
-          <w:lang w:val="zh_TW" w:bidi="zh_TW"/>
-        </w:rPr>
-        <w:t>拿瑪（人物）</w:t>
-      </w:r>
-      <w:r>
-        <w:rPr>
-          <w:lang w:val="zh_TW" w:bidi="zh_TW"/>
-        </w:rPr>
+      </w:r>
+    </w:p>
+    <w:p>
+      <w:pPr/>
+      <w:r>
+        <w:rPr>
+          <w:lang w:val="zh_TW" w:bidi="zh_TW"/>
+        </w:rPr>
+      </w:r>
+      <w:r>
+        <w:rPr>
+          <w:lang w:val="zh_TW" w:bidi="zh_TW"/>
+        </w:rPr>
+        <w:t>儘管有這些神蹟，摩西仍然猶豫不決：</w:t>
+      </w:r>
+      <w:r>
+        <w:rPr>
+          <w:lang w:val="zh_TW" w:bidi="zh_TW"/>
+        </w:rPr>
+        <w:t>「主啊，我素日不是能言的人，就是從你對僕人說話以後，也是這樣。我本是拙口笨舌的。」</w:t>
+      </w:r>
+      <w:r>
+        <w:rPr>
+          <w:lang w:val="zh_TW" w:bidi="zh_TW"/>
+        </w:rPr>
+        <w:t>（</w:t>
+      </w:r>
+      <w:hyperlink r:id="rId42">
+        <w:r>
+          <w:rPr>
+            <w:lang w:val="zh_TW" w:bidi="zh_TW"/>
+          </w:rPr>
+          <w:rPr>
+            <w:color w:val="0000EE"/>
+            <w:u w:val="single"/>
+          </w:rPr>
+          <w:t>出埃及記4:10</w:t>
+        </w:r>
+      </w:hyperlink>
+      <w:r>
+        <w:rPr>
+          <w:lang w:val="zh_TW" w:bidi="zh_TW"/>
+        </w:rPr>
+        <w:t>）神告訴他，會讓他知道該說什麼。然而，摩西求神派遣其他人。神最終同意讓摩西的兄弟亞倫為他說話。神會將祂的指示告訴摩西，然後亞倫會將這些話傳給百姓。</w:t>
+      </w:r>
+    </w:p>
+    <w:p>
+      <w:pPr>
+        <w:pStyle w:val="Heading4"/>
+      </w:pPr>
+      <w:r>
+        <w:rPr>
+          <w:lang w:val="zh_TW" w:bidi="zh_TW"/>
+        </w:rPr>
+        <w:t>回到埃及</w:t>
+      </w:r>
+    </w:p>
+    <w:p>
+      <w:pPr/>
+      <w:r>
+        <w:rPr>
+          <w:lang w:val="zh_TW" w:bidi="zh_TW"/>
+        </w:rPr>
+      </w:r>
+      <w:r>
+        <w:rPr>
+          <w:lang w:val="zh_TW" w:bidi="zh_TW"/>
+        </w:rPr>
+        <w:t>摩西帶著他的妻子和兒子出發前往埃及，告訴他的岳父他想去那裡探望他的家人（</w:t>
+      </w:r>
+      <w:hyperlink r:id="rId43">
+        <w:r>
+          <w:rPr>
+            <w:lang w:val="zh_TW" w:bidi="zh_TW"/>
+          </w:rPr>
+          <w:rPr>
+            <w:color w:val="0000EE"/>
+            <w:u w:val="single"/>
+          </w:rPr>
+          <w:t>出4:18</w:t>
+        </w:r>
+      </w:hyperlink>
+      <w:r>
+        <w:rPr>
+          <w:lang w:val="zh_TW" w:bidi="zh_TW"/>
+        </w:rPr>
+        <w:t>）。根據聖經記載，他將妻子和兒子們放在驢上，啟程出發（</w:t>
+      </w:r>
+      <w:hyperlink r:id="rId44">
+        <w:r>
+          <w:rPr>
+            <w:lang w:val="zh_TW" w:bidi="zh_TW"/>
+          </w:rPr>
+          <w:rPr>
+            <w:color w:val="0000EE"/>
+            <w:u w:val="single"/>
+          </w:rPr>
+          <w:t>出4:20</w:t>
+        </w:r>
+      </w:hyperlink>
+      <w:r>
+        <w:rPr>
+          <w:lang w:val="zh_TW" w:bidi="zh_TW"/>
+        </w:rPr>
+        <w:t>）。這顯示兩個孩子都很年輕，並不是在摩西成婚之初出生的。</w:t>
+      </w:r>
+    </w:p>
+    <w:p>
+      <w:pPr/>
+      <w:r>
+        <w:rPr>
+          <w:lang w:val="zh_TW" w:bidi="zh_TW"/>
+        </w:rPr>
+      </w:r>
+      <w:r>
+        <w:rPr>
+          <w:lang w:val="zh_TW" w:bidi="zh_TW"/>
+        </w:rPr>
+        <w:t>在旅程中的一個休息停駐點，發生了一件令人詫異的事，就是耶和華遇見摩西並試圖殺死他，因為摩西在離開米甸之前，沒有為他的孩子行割禮（</w:t>
+      </w:r>
+      <w:hyperlink r:id="rId45">
+        <w:r>
+          <w:rPr>
+            <w:lang w:val="zh_TW" w:bidi="zh_TW"/>
+          </w:rPr>
+          <w:rPr>
+            <w:color w:val="0000EE"/>
+            <w:u w:val="single"/>
+          </w:rPr>
+          <w:t>出4:24</w:t>
+        </w:r>
+      </w:hyperlink>
+      <w:r>
+        <w:rPr>
+          <w:lang w:val="zh_TW" w:bidi="zh_TW"/>
+        </w:rPr>
+        <w:t>）。當西坡拉意識到摩西危在旦夕時，她親自執行割禮。然後她對丈夫說：「你真是我的血郎了」（</w:t>
+      </w:r>
+      <w:hyperlink r:id="rId46">
+        <w:r>
+          <w:rPr>
+            <w:lang w:val="zh_TW" w:bidi="zh_TW"/>
+          </w:rPr>
+          <w:rPr>
+            <w:color w:val="0000EE"/>
+            <w:u w:val="single"/>
+          </w:rPr>
+          <w:t>出4:25</w:t>
+        </w:r>
+      </w:hyperlink>
+      <w:r>
+        <w:rPr>
+          <w:lang w:val="zh_TW" w:bidi="zh_TW"/>
+        </w:rPr>
+        <w:t>）。這奇怪的事件提醒，盟約的領袖必須遵循盟約（</w:t>
+      </w:r>
+      <w:hyperlink r:id="rId47">
+        <w:r>
+          <w:rPr>
+            <w:lang w:val="zh_TW" w:bidi="zh_TW"/>
+          </w:rPr>
+          <w:rPr>
+            <w:color w:val="0000EE"/>
+            <w:u w:val="single"/>
+          </w:rPr>
+          <w:t>創17:10–14</w:t>
+        </w:r>
+      </w:hyperlink>
+      <w:r>
+        <w:rPr>
+          <w:lang w:val="zh_TW" w:bidi="zh_TW"/>
+        </w:rPr>
+        <w:t>）。（以色列是神盟約中的子民，因為神與他們立了盟約</w:t>
+      </w:r>
+      <w:r>
+        <w:rPr>
+          <w:lang w:val="zh_TW" w:bidi="zh_TW"/>
+        </w:rPr>
+        <w:t>，</w:t>
+      </w:r>
+      <w:r>
+        <w:rPr>
+          <w:lang w:val="zh_TW" w:bidi="zh_TW"/>
+        </w:rPr>
+        <w:t>即特別的協議，要求男性接受割禮。）</w:t>
+      </w:r>
+    </w:p>
+    <w:p>
+      <w:pPr/>
+      <w:r>
+        <w:rPr>
+          <w:lang w:val="zh_TW" w:bidi="zh_TW"/>
+        </w:rPr>
+      </w:r>
+      <w:r>
+        <w:rPr>
+          <w:lang w:val="zh_TW" w:bidi="zh_TW"/>
+        </w:rPr>
+        <w:t>當時亞倫還在埃及，神告訴他要去摩西在燃燒荊棘遇見神的山上，與他的兄弟會合。摩西告知亞倫所發生的一切，他們一起去了埃及，召集希伯來人的長老，告知他們這些事件。當摩西和亞倫在百姓面前展示神蹟時，這些領袖便相信摩西和亞倫是神派來拯救他們的（</w:t>
+      </w:r>
+      <w:hyperlink r:id="rId48">
+        <w:r>
+          <w:rPr>
+            <w:lang w:val="zh_TW" w:bidi="zh_TW"/>
+          </w:rPr>
+          <w:rPr>
+            <w:color w:val="0000EE"/>
+            <w:u w:val="single"/>
+          </w:rPr>
+          <w:t>出4:30–31</w:t>
+        </w:r>
+      </w:hyperlink>
+      <w:r>
+        <w:rPr>
+          <w:lang w:val="zh_TW" w:bidi="zh_TW"/>
+        </w:rPr>
+        <w:t>）。</w:t>
+      </w:r>
+    </w:p>
+    <w:p>
+      <w:pPr>
+        <w:pStyle w:val="Heading3"/>
+      </w:pPr>
+      <w:r>
+        <w:rPr>
+          <w:lang w:val="zh_TW" w:bidi="zh_TW"/>
+        </w:rPr>
+        <w:t>從埃及到迦南的第三個四十年</w:t>
+      </w:r>
+    </w:p>
+    <w:p>
+      <w:pPr>
+        <w:pStyle w:val="Heading4"/>
+      </w:pPr>
+      <w:r>
+        <w:rPr>
+          <w:lang w:val="zh_TW" w:bidi="zh_TW"/>
+        </w:rPr>
+        <w:t>與法老的相遇</w:t>
+      </w:r>
+    </w:p>
+    <w:p>
+      <w:pPr/>
+      <w:r>
+        <w:rPr>
+          <w:lang w:val="zh_TW" w:bidi="zh_TW"/>
+        </w:rPr>
+      </w:r>
+      <w:r>
+        <w:rPr>
+          <w:lang w:val="zh_TW" w:bidi="zh_TW"/>
+        </w:rPr>
+        <w:t>不久，摩西回到埃及，並和亞倫一起去見法老。摩西重申耶和華的要求：「</w:t>
+      </w:r>
+      <w:r>
+        <w:rPr>
+          <w:lang w:val="zh_TW" w:bidi="zh_TW"/>
+        </w:rPr>
+        <w:t>容我的百姓去，在曠野向我守節。</w:t>
+      </w:r>
+      <w:r>
+        <w:rPr>
+          <w:lang w:val="zh_TW" w:bidi="zh_TW"/>
+        </w:rPr>
+        <w:t>」（</w:t>
+      </w:r>
+      <w:hyperlink r:id="rId49">
+        <w:r>
+          <w:rPr>
+            <w:lang w:val="zh_TW" w:bidi="zh_TW"/>
+          </w:rPr>
+          <w:rPr>
+            <w:color w:val="0000EE"/>
+            <w:u w:val="single"/>
+          </w:rPr>
+          <w:t>出5:1</w:t>
+        </w:r>
+      </w:hyperlink>
+      <w:r>
+        <w:rPr>
+          <w:lang w:val="zh_TW" w:bidi="zh_TW"/>
+        </w:rPr>
+        <w:t>）。法老斷然拒絕，說他從未聽說過這個神；由於法老自認為是神，並感到非常受辱，他不僅拒絕了摩西的要求，還讓希伯來人的工作更加艱難。他們現在必須自己收集稻草來製磚，但仍須製作與先前要求同樣數目的磚。</w:t>
+      </w:r>
+    </w:p>
+    <w:p>
+      <w:pPr/>
+      <w:r>
+        <w:rPr>
+          <w:lang w:val="zh_TW" w:bidi="zh_TW"/>
+        </w:rPr>
+      </w:r>
+      <w:r>
+        <w:rPr>
+          <w:lang w:val="zh_TW" w:bidi="zh_TW"/>
+        </w:rPr>
+        <w:t>希伯來人感到無比難受，並責怪摩西，要他為他們的困境負責。摩西感到十分困惱，向神抱怨。神安慰摩西，是祂會將希伯來人從奴役中解救出來，並帶他們到應許給亞伯拉罕、以撒和雅各的土地。祂叫摩西回到法老那裡，重申</w:t>
+      </w:r>
+      <w:r>
+        <w:rPr>
+          <w:lang w:val="zh_TW" w:bidi="zh_TW"/>
+        </w:rPr>
+        <w:t>訴</w:t>
+      </w:r>
+      <w:r>
+        <w:rPr>
+          <w:lang w:val="zh_TW" w:bidi="zh_TW"/>
+        </w:rPr>
+        <w:t>求，並警告如果法老拒絕，會招致嚴重後果。</w:t>
+      </w:r>
+    </w:p>
+    <w:p>
+      <w:pPr/>
+      <w:r>
+        <w:rPr>
+          <w:lang w:val="zh_TW" w:bidi="zh_TW"/>
+        </w:rPr>
+      </w:r>
+      <w:r>
+        <w:rPr>
+          <w:lang w:val="zh_TW" w:bidi="zh_TW"/>
+        </w:rPr>
+        <w:t>當摩西和亞倫回到法老那裡時，摩西再次要求他讓以色列人離開。他向法老展示一個神蹟，將他的杖變成蛇；但埃及的術士用他們的邪術做到同樣的事，所以法老仍然拒絕聽從。然後，摩西為埃及帶來九災，以顯示神的力量，迫使法老服從。這些災難包括：</w:t>
       </w:r>
     </w:p>
     <w:p>
@@ -1200,25 +2096,7 @@
         <w:rPr>
           <w:lang w:val="zh_TW" w:bidi="zh_TW"/>
         </w:rPr>
-        <w:t>在該隱後代的名單中，洗拉和拉麥的女兒（</w:t>
-      </w:r>
-      <w:hyperlink r:id="rId42">
-        <w:r>
-          <w:rPr>
-            <w:lang w:val="zh_TW" w:bidi="zh_TW"/>
-          </w:rPr>
-          <w:rPr>
-            <w:color w:val="0000EE"/>
-            <w:u w:val="single"/>
-          </w:rPr>
-          <w:t>創4:22</w:t>
-        </w:r>
-      </w:hyperlink>
-      <w:r>
-        <w:rPr>
-          <w:lang w:val="zh_TW" w:bidi="zh_TW"/>
-        </w:rPr>
-        <w:t>）。</w:t>
+        <w:t>將尼羅河的水變成血</w:t>
       </w:r>
     </w:p>
     <w:p>
@@ -1236,36 +2114,364 @@
         <w:rPr>
           <w:lang w:val="zh_TW" w:bidi="zh_TW"/>
         </w:rPr>
-        <w:t>所羅門王的其中一位妻子。她來自亞捫（</w:t>
-      </w:r>
-      <w:hyperlink r:id="rId43">
-        <w:r>
-          <w:rPr>
-            <w:lang w:val="zh_TW" w:bidi="zh_TW"/>
-          </w:rPr>
-          <w:rPr>
-            <w:color w:val="0000EE"/>
-            <w:u w:val="single"/>
-          </w:rPr>
-          <w:t>王上14:21</w:t>
-        </w:r>
-      </w:hyperlink>
-      <w:r>
-        <w:rPr>
-          <w:lang w:val="zh_TW" w:bidi="zh_TW"/>
-        </w:rPr>
-        <w:t>、</w:t>
-      </w:r>
-      <w:hyperlink r:id="rId43">
-        <w:r>
-          <w:rPr>
-            <w:lang w:val="zh_TW" w:bidi="zh_TW"/>
-          </w:rPr>
-          <w:rPr>
-            <w:color w:val="0000EE"/>
-            <w:u w:val="single"/>
-          </w:rPr>
-          <w:t>31</w:t>
+        <w:t>青蛙的瘟疫</w:t>
+      </w:r>
+    </w:p>
+    <w:p>
+      <w:pPr>
+        <w:pStyle w:val="ListNumber"/>
+        <w:spacing w:line="240" w:lineRule="auto"/>
+        <w:ind w:left="720"/>
+      </w:pPr>
+      <w:r>
+        <w:rPr>
+          <w:lang w:val="zh_TW" w:bidi="zh_TW"/>
+        </w:rPr>
+      </w:r>
+      <w:r>
+        <w:rPr>
+          <w:lang w:val="zh_TW" w:bidi="zh_TW"/>
+        </w:rPr>
+        <w:t>虱</w:t>
+      </w:r>
+    </w:p>
+    <w:p>
+      <w:pPr>
+        <w:pStyle w:val="ListNumber"/>
+        <w:spacing w:line="240" w:lineRule="auto"/>
+        <w:ind w:left="720"/>
+      </w:pPr>
+      <w:r>
+        <w:rPr>
+          <w:lang w:val="zh_TW" w:bidi="zh_TW"/>
+        </w:rPr>
+      </w:r>
+      <w:r>
+        <w:rPr>
+          <w:lang w:val="zh_TW" w:bidi="zh_TW"/>
+        </w:rPr>
+        <w:t>蒼蠅</w:t>
+      </w:r>
+    </w:p>
+    <w:p>
+      <w:pPr>
+        <w:pStyle w:val="ListNumber"/>
+        <w:spacing w:line="240" w:lineRule="auto"/>
+        <w:ind w:left="720"/>
+      </w:pPr>
+      <w:r>
+        <w:rPr>
+          <w:lang w:val="zh_TW" w:bidi="zh_TW"/>
+        </w:rPr>
+      </w:r>
+      <w:r>
+        <w:rPr>
+          <w:lang w:val="zh_TW" w:bidi="zh_TW"/>
+        </w:rPr>
+        <w:t>牲畜的災病</w:t>
+      </w:r>
+    </w:p>
+    <w:p>
+      <w:pPr>
+        <w:pStyle w:val="ListNumber"/>
+        <w:spacing w:line="240" w:lineRule="auto"/>
+        <w:ind w:left="720"/>
+      </w:pPr>
+      <w:r>
+        <w:rPr>
+          <w:lang w:val="zh_TW" w:bidi="zh_TW"/>
+        </w:rPr>
+      </w:r>
+      <w:r>
+        <w:rPr>
+          <w:lang w:val="zh_TW" w:bidi="zh_TW"/>
+        </w:rPr>
+        <w:t>瘡</w:t>
+      </w:r>
+    </w:p>
+    <w:p>
+      <w:pPr>
+        <w:pStyle w:val="ListNumber"/>
+        <w:spacing w:line="240" w:lineRule="auto"/>
+        <w:ind w:left="720"/>
+      </w:pPr>
+      <w:r>
+        <w:rPr>
+          <w:lang w:val="zh_TW" w:bidi="zh_TW"/>
+        </w:rPr>
+      </w:r>
+      <w:r>
+        <w:rPr>
+          <w:lang w:val="zh_TW" w:bidi="zh_TW"/>
+        </w:rPr>
+        <w:t>冰雹</w:t>
+      </w:r>
+    </w:p>
+    <w:p>
+      <w:pPr>
+        <w:pStyle w:val="ListNumber"/>
+        <w:spacing w:line="240" w:lineRule="auto"/>
+        <w:ind w:left="720"/>
+      </w:pPr>
+      <w:r>
+        <w:rPr>
+          <w:lang w:val="zh_TW" w:bidi="zh_TW"/>
+        </w:rPr>
+      </w:r>
+      <w:r>
+        <w:rPr>
+          <w:lang w:val="zh_TW" w:bidi="zh_TW"/>
+        </w:rPr>
+        <w:t>蝗蟲</w:t>
+      </w:r>
+    </w:p>
+    <w:p>
+      <w:pPr>
+        <w:pStyle w:val="ListNumber"/>
+        <w:spacing w:line="240" w:lineRule="auto"/>
+        <w:ind w:left="720"/>
+      </w:pPr>
+      <w:r>
+        <w:rPr>
+          <w:lang w:val="zh_TW" w:bidi="zh_TW"/>
+        </w:rPr>
+      </w:r>
+      <w:r>
+        <w:rPr>
+          <w:lang w:val="zh_TW" w:bidi="zh_TW"/>
+        </w:rPr>
+        <w:t>完全的黑暗</w:t>
+      </w:r>
+    </w:p>
+    <w:p>
+      <w:pPr/>
+      <w:r>
+        <w:rPr>
+          <w:lang w:val="zh_TW" w:bidi="zh_TW"/>
+        </w:rPr>
+      </w:r>
+      <w:r>
+        <w:rPr>
+          <w:lang w:val="zh_TW" w:bidi="zh_TW"/>
+        </w:rPr>
+        <w:t>在這些災中，法老有時會同意讓以色列人離開，但一旦災難結束，他又會改變主意，再次拒絕。前九災使埃及滿目瘡痍，但以色列人仍未重獲自由。然而，神還有最後一災要降下，將是最嚴重的一擊。</w:t>
+      </w:r>
+    </w:p>
+    <w:p>
+      <w:pPr>
+        <w:pStyle w:val="Heading4"/>
+      </w:pPr>
+      <w:r>
+        <w:rPr>
+          <w:lang w:val="zh_TW" w:bidi="zh_TW"/>
+        </w:rPr>
+        <w:t>第一個逾越節</w:t>
+      </w:r>
+    </w:p>
+    <w:p>
+      <w:pPr/>
+      <w:r>
+        <w:rPr>
+          <w:lang w:val="zh_TW" w:bidi="zh_TW"/>
+        </w:rPr>
+      </w:r>
+      <w:r>
+        <w:rPr>
+          <w:lang w:val="zh_TW" w:bidi="zh_TW"/>
+        </w:rPr>
+        <w:t>神告訴摩西，還有一災要降臨埃及：「</w:t>
+      </w:r>
+      <w:r>
+        <w:rPr>
+          <w:lang w:val="zh_TW" w:bidi="zh_TW"/>
+        </w:rPr>
+        <w:t>凡在埃及地，從坐寶座的法老直到磨子後的婢女所有的長子，以及一切頭生的牲畜，都必死</w:t>
+      </w:r>
+      <w:r>
+        <w:rPr>
+          <w:lang w:val="zh_TW" w:bidi="zh_TW"/>
+        </w:rPr>
+        <w:t>」（</w:t>
+      </w:r>
+      <w:hyperlink r:id="rId50">
+        <w:r>
+          <w:rPr>
+            <w:lang w:val="zh_TW" w:bidi="zh_TW"/>
+          </w:rPr>
+          <w:rPr>
+            <w:color w:val="0000EE"/>
+            <w:u w:val="single"/>
+          </w:rPr>
+          <w:t>出11:5</w:t>
+        </w:r>
+      </w:hyperlink>
+      <w:r>
+        <w:rPr>
+          <w:lang w:val="zh_TW" w:bidi="zh_TW"/>
+        </w:rPr>
+        <w:t>）。祂向摩西保證，這災不會影響希伯來人，「</w:t>
+      </w:r>
+      <w:r>
+        <w:rPr>
+          <w:lang w:val="zh_TW" w:bidi="zh_TW"/>
+        </w:rPr>
+        <w:t>好叫你們知道耶和華是將埃及人和以色列人分別出來</w:t>
+      </w:r>
+      <w:r>
+        <w:rPr>
+          <w:lang w:val="zh_TW" w:bidi="zh_TW"/>
+        </w:rPr>
+        <w:t>」（</w:t>
+      </w:r>
+      <w:hyperlink r:id="rId51">
+        <w:r>
+          <w:rPr>
+            <w:lang w:val="zh_TW" w:bidi="zh_TW"/>
+          </w:rPr>
+          <w:rPr>
+            <w:color w:val="0000EE"/>
+            <w:u w:val="single"/>
+          </w:rPr>
+          <w:t>出11:7</w:t>
+        </w:r>
+      </w:hyperlink>
+      <w:r>
+        <w:rPr>
+          <w:lang w:val="zh_TW" w:bidi="zh_TW"/>
+        </w:rPr>
+        <w:t>）。</w:t>
+      </w:r>
+    </w:p>
+    <w:p>
+      <w:pPr/>
+      <w:r>
+        <w:rPr>
+          <w:lang w:val="zh_TW" w:bidi="zh_TW"/>
+        </w:rPr>
+      </w:r>
+      <w:r>
+        <w:rPr>
+          <w:lang w:val="zh_TW" w:bidi="zh_TW"/>
+        </w:rPr>
+        <w:t>神透過摩西和亞倫，指示百姓迅速準備離開埃及。他們要向埃及人索取銀飾和金飾（</w:t>
+      </w:r>
+      <w:hyperlink r:id="rId52">
+        <w:r>
+          <w:rPr>
+            <w:lang w:val="zh_TW" w:bidi="zh_TW"/>
+          </w:rPr>
+          <w:rPr>
+            <w:color w:val="0000EE"/>
+            <w:u w:val="single"/>
+          </w:rPr>
+          <w:t>出11:2–3</w:t>
+        </w:r>
+      </w:hyperlink>
+      <w:r>
+        <w:rPr>
+          <w:lang w:val="zh_TW" w:bidi="zh_TW"/>
+        </w:rPr>
+        <w:t>）。埃及人同意，可能是出於恐懼，並希望這些禮物能阻止災難發生。希伯來人也要為每個家庭準備一隻羊羔，作為他們在埃及的最後晚餐。這便成為後來猶太人過逾越節的傳統。他們要將羊羔的血塗在房屋的門框和門楣上，那夜逾越節的晚餐將會在其中享用。凡是門上有血的地方，那戶人家就不會遭受傷害。他們還要準備無酵餅（就是未經發酵的餅）。</w:t>
+      </w:r>
+    </w:p>
+    <w:p>
+      <w:pPr/>
+      <w:r>
+        <w:rPr>
+          <w:lang w:val="zh_TW" w:bidi="zh_TW"/>
+        </w:rPr>
+      </w:r>
+      <w:r>
+        <w:rPr>
+          <w:lang w:val="zh_TW" w:bidi="zh_TW"/>
+        </w:rPr>
+        <w:t>在半夜，耶和華擊殺埃及所有的長子，從法老的長子到階下囚，無一倖免。當法老看到這悲劇時，他命令摩西和以色列人立即離開（</w:t>
+      </w:r>
+      <w:hyperlink r:id="rId53">
+        <w:r>
+          <w:rPr>
+            <w:lang w:val="zh_TW" w:bidi="zh_TW"/>
+          </w:rPr>
+          <w:rPr>
+            <w:color w:val="0000EE"/>
+            <w:u w:val="single"/>
+          </w:rPr>
+          <w:t>出12:31–32</w:t>
+        </w:r>
+      </w:hyperlink>
+      <w:r>
+        <w:rPr>
+          <w:lang w:val="zh_TW" w:bidi="zh_TW"/>
+        </w:rPr>
+        <w:t>）。聖經說約有六十萬希伯來男人離開埃及。加上婦女和兒童，總數超過二百萬人。</w:t>
+      </w:r>
+    </w:p>
+    <w:p>
+      <w:pPr>
+        <w:pStyle w:val="Heading4"/>
+      </w:pPr>
+      <w:r>
+        <w:rPr>
+          <w:lang w:val="zh_TW" w:bidi="zh_TW"/>
+        </w:rPr>
+        <w:t>出埃及</w:t>
+      </w:r>
+    </w:p>
+    <w:p>
+      <w:pPr/>
+      <w:r>
+        <w:rPr>
+          <w:lang w:val="zh_TW" w:bidi="zh_TW"/>
+        </w:rPr>
+      </w:r>
+      <w:r>
+        <w:rPr>
+          <w:lang w:val="zh_TW" w:bidi="zh_TW"/>
+        </w:rPr>
+        <w:t>出埃及是舊約聖經的核心事件，標誌以色列作為民族的誕生。猶太人仍然將這事件視為神拯救祂子民偉大作為，就像基督徒將「十字架」視為信仰的關鍵作為。</w:t>
+      </w:r>
+    </w:p>
+    <w:p>
+      <w:pPr/>
+      <w:r>
+        <w:rPr>
+          <w:lang w:val="zh_TW" w:bidi="zh_TW"/>
+        </w:rPr>
+      </w:r>
+      <w:r>
+        <w:rPr>
+          <w:lang w:val="zh_TW" w:bidi="zh_TW"/>
+        </w:rPr>
+        <w:t>神學家提出許多想法，但我們仍然無法確定希伯來人離開埃及的實際路線。他們沒有選擇最接近迦南的路線，這條路線沿著地中海海岸，大約只需短短10天腳程。相反，他們前往西奈山，那是摩西早前在燃燒荊棘中遇見神的地方。神告訴摩西，祂會帶領人到達同一地點，作為摩西被派來拯救他們的記號（</w:t>
+      </w:r>
+      <w:hyperlink r:id="rId54">
+        <w:r>
+          <w:rPr>
+            <w:lang w:val="zh_TW" w:bidi="zh_TW"/>
+          </w:rPr>
+          <w:rPr>
+            <w:color w:val="0000EE"/>
+            <w:u w:val="single"/>
+          </w:rPr>
+          <w:t>出3:12</w:t>
+        </w:r>
+      </w:hyperlink>
+      <w:r>
+        <w:rPr>
+          <w:lang w:val="zh_TW" w:bidi="zh_TW"/>
+        </w:rPr>
+        <w:t>）。希伯來人也記得約瑟要求他們在返回自己的土地時，要帶著他的骨頭（</w:t>
+      </w:r>
+      <w:hyperlink r:id="rId55">
+        <w:r>
+          <w:rPr>
+            <w:lang w:val="zh_TW" w:bidi="zh_TW"/>
+          </w:rPr>
+          <w:rPr>
+            <w:color w:val="0000EE"/>
+            <w:u w:val="single"/>
+          </w:rPr>
+          <w:t>創50:25</w:t>
         </w:r>
       </w:hyperlink>
       <w:r>
@@ -1274,34 +2480,16 @@
         </w:rPr>
         <w:t>；</w:t>
       </w:r>
-      <w:hyperlink r:id="rId44">
-        <w:r>
-          <w:rPr>
-            <w:lang w:val="zh_TW" w:bidi="zh_TW"/>
-          </w:rPr>
-          <w:rPr>
-            <w:color w:val="0000EE"/>
-            <w:u w:val="single"/>
-          </w:rPr>
-          <w:t>代下12:13</w:t>
-        </w:r>
-      </w:hyperlink>
-      <w:r>
-        <w:rPr>
-          <w:lang w:val="zh_TW" w:bidi="zh_TW"/>
-        </w:rPr>
-        <w:t>）。可以確定她要為所羅門的偶像崇拜負起部分責任。她的兒子羅波安在所羅門去世後統治猶大（</w:t>
-      </w:r>
-      <w:hyperlink r:id="rId45">
-        <w:r>
-          <w:rPr>
-            <w:lang w:val="zh_TW" w:bidi="zh_TW"/>
-          </w:rPr>
-          <w:rPr>
-            <w:color w:val="0000EE"/>
-            <w:u w:val="single"/>
-          </w:rPr>
-          <w:t>王上14:21–24</w:t>
+      <w:hyperlink r:id="rId56">
+        <w:r>
+          <w:rPr>
+            <w:lang w:val="zh_TW" w:bidi="zh_TW"/>
+          </w:rPr>
+          <w:rPr>
+            <w:color w:val="0000EE"/>
+            <w:u w:val="single"/>
+          </w:rPr>
+          <w:t>出13:19</w:t>
         </w:r>
       </w:hyperlink>
       <w:r>
@@ -1310,265 +2498,33 @@
         </w:rPr>
         <w:t>）。</w:t>
       </w:r>
-      <w:r>
-        <w:rPr>
-          <w:lang w:val="zh_TW" w:bidi="zh_TW"/>
-        </w:rPr>
-      </w:r>
-      <w:r>
-        <w:rPr>
-          <w:lang w:val="zh_TW" w:bidi="zh_TW"/>
-        </w:rPr>
-      </w:r>
-    </w:p>
-    <w:p>
-      <w:pPr/>
-      <w:r>
-        <w:rPr>
-          <w:lang w:val="zh_TW" w:bidi="zh_TW"/>
-        </w:rPr>
-      </w:r>
-    </w:p>
-    <w:p>
-      <w:pPr>
-        <w:pStyle w:val="Heading2"/>
-      </w:pPr>
-      <w:r>
-        <w:rPr>
-          <w:lang w:val="zh_TW" w:bidi="zh_TW"/>
-        </w:rPr>
-        <w:t>拿撒勒</w:t>
-      </w:r>
-      <w:r>
-        <w:rPr>
-          <w:lang w:val="zh_TW" w:bidi="zh_TW"/>
-        </w:rPr>
-      </w:r>
-    </w:p>
-    <w:p>
-      <w:pPr/>
-      <w:r>
-        <w:rPr>
-          <w:lang w:val="zh_TW" w:bidi="zh_TW"/>
-        </w:rPr>
-      </w:r>
-      <w:r>
-        <w:rPr>
-          <w:lang w:val="zh_TW" w:bidi="zh_TW"/>
-        </w:rPr>
-        <w:t>羅馬帝國加利利省的一個村莊，是約瑟、馬利亞和耶穌的家鄉。拿撒勒一直是個偏僻的小鎮。在舊約、次經、兩約之間時期的猶太文獻或約瑟夫的歷史著作中，都沒有提到這個地方。該城位於黎巴嫩南部山脈的石灰岩丘陵中，靠近以斯得倫（Esdraelon）平原北側，三面環山，形成了一個氣候溫和、適合水果和野花生長的庇護谷地。雖然拿撒勒附近有貿易路線和道路經過，但該村莊本身並不位於任何主要道路上。拿撒勒位於加利利海以西約15英里（24.1公里），地中海以東約20英里（32.2公里），而耶路撒冷則位於其南方約70英里（112.6公里）處。考古遺跡顯示，古代的拿撒勒比現今的村莊更靠近西邊的山丘（參</w:t>
-      </w:r>
-      <w:hyperlink r:id="rId46">
-        <w:r>
-          <w:rPr>
-            <w:lang w:val="zh_TW" w:bidi="zh_TW"/>
-          </w:rPr>
-          <w:rPr>
-            <w:color w:val="0000EE"/>
-            <w:u w:val="single"/>
-          </w:rPr>
-          <w:t>路4:29</w:t>
-        </w:r>
-      </w:hyperlink>
-      <w:r>
-        <w:rPr>
-          <w:lang w:val="zh_TW" w:bidi="zh_TW"/>
-        </w:rPr>
-        <w:t>）。在基督時代，拿撒勒及整個加利利南部地區都處於猶太生活的主流範圍之外，這也提供了拿但業對腓力所說「拿撒勒還能出甚麼好的嗎？」（見</w:t>
-      </w:r>
-      <w:hyperlink r:id="rId47">
-        <w:r>
-          <w:rPr>
-            <w:lang w:val="zh_TW" w:bidi="zh_TW"/>
-          </w:rPr>
-          <w:rPr>
-            <w:color w:val="0000EE"/>
-            <w:u w:val="single"/>
-          </w:rPr>
-          <w:t>約1:46</w:t>
-        </w:r>
-      </w:hyperlink>
-      <w:r>
-        <w:rPr>
-          <w:lang w:val="zh_TW" w:bidi="zh_TW"/>
-        </w:rPr>
-        <w:t>）這句諷刺話的背景。</w:t>
-      </w:r>
-    </w:p>
-    <w:p>
-      <w:pPr/>
-      <w:r>
-        <w:rPr>
-          <w:lang w:val="zh_TW" w:bidi="zh_TW"/>
-        </w:rPr>
-      </w:r>
-      <w:r>
-        <w:rPr>
-          <w:lang w:val="zh_TW" w:bidi="zh_TW"/>
-        </w:rPr>
-        <w:t>拿撒勒首次在新約中被提及，是作為馬利亞和約瑟的家鄉（</w:t>
-      </w:r>
-      <w:hyperlink r:id="rId48">
-        <w:r>
-          <w:rPr>
-            <w:lang w:val="zh_TW" w:bidi="zh_TW"/>
-          </w:rPr>
-          <w:rPr>
-            <w:color w:val="0000EE"/>
-            <w:u w:val="single"/>
-          </w:rPr>
-          <w:t>路1:26–27</w:t>
-        </w:r>
-      </w:hyperlink>
-      <w:r>
-        <w:rPr>
-          <w:lang w:val="zh_TW" w:bidi="zh_TW"/>
-        </w:rPr>
-        <w:t>）。耶穌在祂父母的祖籍伯利恆（位於南方約80英里或128.7公里處）出生後不久，馬利亞和約瑟便返回拿撒勒（</w:t>
-      </w:r>
-      <w:hyperlink r:id="rId49">
-        <w:r>
-          <w:rPr>
-            <w:lang w:val="zh_TW" w:bidi="zh_TW"/>
-          </w:rPr>
-          <w:rPr>
-            <w:color w:val="0000EE"/>
-            <w:u w:val="single"/>
-          </w:rPr>
-          <w:t>太2:23</w:t>
-        </w:r>
-      </w:hyperlink>
-      <w:r>
-        <w:rPr>
-          <w:lang w:val="zh_TW" w:bidi="zh_TW"/>
-        </w:rPr>
-        <w:t>；</w:t>
-      </w:r>
-      <w:hyperlink r:id="rId50">
-        <w:r>
-          <w:rPr>
-            <w:lang w:val="zh_TW" w:bidi="zh_TW"/>
-          </w:rPr>
-          <w:rPr>
-            <w:color w:val="0000EE"/>
-            <w:u w:val="single"/>
-          </w:rPr>
-          <w:t>路2:39</w:t>
-        </w:r>
-      </w:hyperlink>
-      <w:r>
-        <w:rPr>
-          <w:lang w:val="zh_TW" w:bidi="zh_TW"/>
-        </w:rPr>
-        <w:t>）。耶穌在那裡長大（</w:t>
-      </w:r>
-      <w:hyperlink r:id="rId51">
-        <w:r>
-          <w:rPr>
-            <w:lang w:val="zh_TW" w:bidi="zh_TW"/>
-          </w:rPr>
-          <w:rPr>
-            <w:color w:val="0000EE"/>
-            <w:u w:val="single"/>
-          </w:rPr>
-          <w:t>路2:39–40、51</w:t>
-        </w:r>
-      </w:hyperlink>
-      <w:r>
-        <w:rPr>
-          <w:lang w:val="zh_TW" w:bidi="zh_TW"/>
-        </w:rPr>
-        <w:t>），後來離開村莊前往約旦河接受約翰的洗禮（</w:t>
-      </w:r>
-      <w:hyperlink r:id="rId52">
-        <w:r>
-          <w:rPr>
-            <w:lang w:val="zh_TW" w:bidi="zh_TW"/>
-          </w:rPr>
-          <w:rPr>
-            <w:color w:val="0000EE"/>
-            <w:u w:val="single"/>
-          </w:rPr>
-          <w:t>可1:9</w:t>
-        </w:r>
-      </w:hyperlink>
-      <w:r>
-        <w:rPr>
-          <w:lang w:val="zh_TW" w:bidi="zh_TW"/>
-        </w:rPr>
-        <w:t>）。約翰被捕後，耶穌搬到迦百農居住（</w:t>
-      </w:r>
-      <w:hyperlink r:id="rId53">
-        <w:r>
-          <w:rPr>
-            <w:lang w:val="zh_TW" w:bidi="zh_TW"/>
-          </w:rPr>
-          <w:rPr>
-            <w:color w:val="0000EE"/>
-            <w:u w:val="single"/>
-          </w:rPr>
-          <w:t>太4:13</w:t>
-        </w:r>
-      </w:hyperlink>
-      <w:r>
-        <w:rPr>
-          <w:lang w:val="zh_TW" w:bidi="zh_TW"/>
-        </w:rPr>
-        <w:t>）。雖然耶穌經常被人以祂的童年成長的城而稱為「拿撒勒人耶穌」（見</w:t>
-      </w:r>
-      <w:hyperlink r:id="rId54">
-        <w:r>
-          <w:rPr>
-            <w:lang w:val="zh_TW" w:bidi="zh_TW"/>
-          </w:rPr>
-          <w:rPr>
-            <w:color w:val="0000EE"/>
-            <w:u w:val="single"/>
-          </w:rPr>
-          <w:t>可10:47</w:t>
-        </w:r>
-      </w:hyperlink>
-      <w:r>
-        <w:rPr>
-          <w:lang w:val="zh_TW" w:bidi="zh_TW"/>
-        </w:rPr>
-        <w:t>；</w:t>
-      </w:r>
-      <w:hyperlink r:id="rId55">
-        <w:r>
-          <w:rPr>
-            <w:lang w:val="zh_TW" w:bidi="zh_TW"/>
-          </w:rPr>
-          <w:rPr>
-            <w:color w:val="0000EE"/>
-            <w:u w:val="single"/>
-          </w:rPr>
-          <w:t>約18:5、7</w:t>
-        </w:r>
-      </w:hyperlink>
-      <w:r>
-        <w:rPr>
-          <w:lang w:val="zh_TW" w:bidi="zh_TW"/>
-        </w:rPr>
-        <w:t>；</w:t>
-      </w:r>
-      <w:hyperlink r:id="rId56">
-        <w:r>
-          <w:rPr>
-            <w:lang w:val="zh_TW" w:bidi="zh_TW"/>
-          </w:rPr>
-          <w:rPr>
-            <w:color w:val="0000EE"/>
-            <w:u w:val="single"/>
-          </w:rPr>
-          <w:t>徒2:22</w:t>
-        </w:r>
-      </w:hyperlink>
-      <w:r>
-        <w:rPr>
-          <w:lang w:val="zh_TW" w:bidi="zh_TW"/>
-        </w:rPr>
-        <w:t>），但新約僅記載耶穌在事工期間只回過拿撒勒一次。那次祂在會堂中講道，但卻被鎮民拒絕（</w:t>
+    </w:p>
+    <w:p>
+      <w:pPr/>
+      <w:r>
+        <w:rPr>
+          <w:lang w:val="zh_TW" w:bidi="zh_TW"/>
+        </w:rPr>
+      </w:r>
+      <w:r>
+        <w:rPr>
+          <w:lang w:val="zh_TW" w:bidi="zh_TW"/>
+        </w:rPr>
+        <w:t>以色列人在曠野期間，白天有雲柱、晚上有火柱為他們引路。雲柱、火柱代表神的同在，引導他們沿著神所安排的路線前進。</w:t>
+      </w:r>
+    </w:p>
+    <w:p>
+      <w:pPr/>
+      <w:r>
+        <w:rPr>
+          <w:lang w:val="zh_TW" w:bidi="zh_TW"/>
+        </w:rPr>
+      </w:r>
+      <w:r>
+        <w:rPr>
+          <w:lang w:val="zh_TW" w:bidi="zh_TW"/>
+        </w:rPr>
+        <w:t>與此同時，身在埃及的法老後悔讓希伯來人離開，決定帶著他的軍隊追趕他們。希伯來人看到埃及軍隊逼近時，感到非常恐懼。海就在他們前面，埃及人在他們後面，前無退路，後有追兵；於是他們責怪摩西把他們帶出埃及。神向他們保證，他們不需要害怕或做任何事情來保衛自己，因祂承諾為他們爭戰，賜給他們勝利（</w:t>
       </w:r>
       <w:hyperlink r:id="rId57">
         <w:r>
@@ -1579,14 +2535,28 @@
             <w:color w:val="0000EE"/>
             <w:u w:val="single"/>
           </w:rPr>
-          <w:t>路4:16–30</w:t>
-        </w:r>
-      </w:hyperlink>
-      <w:r>
-        <w:rPr>
-          <w:lang w:val="zh_TW" w:bidi="zh_TW"/>
-        </w:rPr>
-        <w:t>；參</w:t>
+          <w:t>出14:14</w:t>
+        </w:r>
+      </w:hyperlink>
+      <w:r>
+        <w:rPr>
+          <w:lang w:val="zh_TW" w:bidi="zh_TW"/>
+        </w:rPr>
+        <w:t>）。</w:t>
+      </w:r>
+    </w:p>
+    <w:p>
+      <w:pPr/>
+      <w:r>
+        <w:rPr>
+          <w:lang w:val="zh_TW" w:bidi="zh_TW"/>
+        </w:rPr>
+      </w:r>
+      <w:r>
+        <w:rPr>
+          <w:lang w:val="zh_TW" w:bidi="zh_TW"/>
+        </w:rPr>
+        <w:t>耶和華用強烈的東風分開蘆葦海（常被錯誤地稱為紅海）的水，使以色列人走過乾地。埃及人緊隨其後，進入海中，但是，分開的海水卻湧下淹沒了埃及軍隊。以色列人在海的另一邊安全無恙，他們在歌聲中慶祝神的拯救（</w:t>
       </w:r>
       <w:hyperlink r:id="rId58">
         <w:r>
@@ -1597,766 +2567,14 @@
             <w:color w:val="0000EE"/>
             <w:u w:val="single"/>
           </w:rPr>
-          <w:t>太13:54–58</w:t>
-        </w:r>
-      </w:hyperlink>
-      <w:r>
-        <w:rPr>
-          <w:lang w:val="zh_TW" w:bidi="zh_TW"/>
-        </w:rPr>
-        <w:t>；</w:t>
-      </w:r>
-      <w:hyperlink r:id="rId59">
-        <w:r>
-          <w:rPr>
-            <w:lang w:val="zh_TW" w:bidi="zh_TW"/>
-          </w:rPr>
-          <w:rPr>
-            <w:color w:val="0000EE"/>
-            <w:u w:val="single"/>
-          </w:rPr>
-          <w:t>可6:1–6</w:t>
-        </w:r>
-      </w:hyperlink>
-      <w:r>
-        <w:rPr>
-          <w:lang w:val="zh_TW" w:bidi="zh_TW"/>
-        </w:rPr>
-        <w:t>）。耶穌的跟隨者也被譏諷地稱為「拿撒勒教黨（Nazarenes）」（</w:t>
-      </w:r>
-      <w:hyperlink r:id="rId60">
-        <w:r>
-          <w:rPr>
-            <w:lang w:val="zh_TW" w:bidi="zh_TW"/>
-          </w:rPr>
-          <w:rPr>
-            <w:color w:val="0000EE"/>
-            <w:u w:val="single"/>
-          </w:rPr>
-          <w:t>徒24:5</w:t>
-        </w:r>
-      </w:hyperlink>
-      <w:r>
-        <w:rPr>
-          <w:lang w:val="zh_TW" w:bidi="zh_TW"/>
-        </w:rPr>
-        <w:t>）。</w:t>
-      </w:r>
-    </w:p>
-    <w:p>
-      <w:pPr/>
-      <w:r>
-        <w:rPr>
-          <w:lang w:val="zh_TW" w:bidi="zh_TW"/>
-        </w:rPr>
-      </w:r>
-      <w:r>
-        <w:rPr>
-          <w:lang w:val="zh_TW" w:bidi="zh_TW"/>
-        </w:rPr>
-        <w:t>拿撒勒一直是猶太人的城，直到君士坦丁皇帝（卒於公元327年）時期，它才成為基督徒朝聖的聖地。大約在公元600年，在拿撒勒建造了一座大型聖殿。阿拉伯人和十字軍先後控制該村莊，直到公元1517年村莊被土耳其人佔領，他們驅逐了所有的基督徒。基督徒於公元1620年返回，該城成為重要的基督教中心。</w:t>
-      </w:r>
-    </w:p>
-    <w:p>
-      <w:pPr/>
-      <w:r>
-        <w:rPr>
-          <w:lang w:val="zh_TW" w:bidi="zh_TW"/>
-        </w:rPr>
-      </w:r>
-      <w:r>
-        <w:rPr>
-          <w:i/>
-          <w:lang w:val="zh_TW" w:bidi="zh_TW"/>
-        </w:rPr>
-        <w:t>另見</w:t>
-      </w:r>
-      <w:r>
-        <w:rPr>
-          <w:lang w:val="zh_TW" w:bidi="zh_TW"/>
-        </w:rPr>
-        <w:t xml:space="preserve"> </w:t>
-      </w:r>
-      <w:r>
-        <w:rPr>
-          <w:lang w:val="zh_TW" w:bidi="zh_TW"/>
-        </w:rPr>
-        <w:t>拿撒勒人</w:t>
-      </w:r>
-      <w:r>
-        <w:rPr>
-          <w:lang w:val="zh_TW" w:bidi="zh_TW"/>
-        </w:rPr>
-        <w:t>。</w:t>
-      </w:r>
-      <w:r>
-        <w:rPr>
-          <w:lang w:val="zh_TW" w:bidi="zh_TW"/>
-        </w:rPr>
-      </w:r>
-      <w:r>
-        <w:rPr>
-          <w:lang w:val="zh_TW" w:bidi="zh_TW"/>
-        </w:rPr>
-      </w:r>
-    </w:p>
-    <w:p>
-      <w:pPr/>
-      <w:r>
-        <w:rPr>
-          <w:lang w:val="zh_TW" w:bidi="zh_TW"/>
-        </w:rPr>
-      </w:r>
-    </w:p>
-    <w:p>
-      <w:pPr>
-        <w:pStyle w:val="Heading2"/>
-      </w:pPr>
-      <w:r>
-        <w:rPr>
-          <w:lang w:val="zh_TW" w:bidi="zh_TW"/>
-        </w:rPr>
-        <w:t>拿撒勒人</w:t>
-      </w:r>
-      <w:r>
-        <w:rPr>
-          <w:lang w:val="zh_TW" w:bidi="zh_TW"/>
-        </w:rPr>
-      </w:r>
-    </w:p>
-    <w:p>
-      <w:pPr/>
-      <w:r>
-        <w:rPr>
-          <w:lang w:val="zh_TW" w:bidi="zh_TW"/>
-        </w:rPr>
-      </w:r>
-      <w:r>
-        <w:rPr>
-          <w:lang w:val="zh_TW" w:bidi="zh_TW"/>
-        </w:rPr>
-        <w:t>指來自新約時期加利利拿撒勒城的原住民或居民。</w:t>
-      </w:r>
-    </w:p>
-    <w:p>
-      <w:pPr/>
-      <w:r>
-        <w:rPr>
-          <w:lang w:val="zh_TW" w:bidi="zh_TW"/>
-        </w:rPr>
-      </w:r>
-      <w:r>
-        <w:rPr>
-          <w:lang w:val="zh_TW" w:bidi="zh_TW"/>
-        </w:rPr>
-        <w:t>拿撒勒是耶穌在世上頭三十年間所居住的家鄉。由於「耶穌」這個名字在猶太人中非常普遍，而且當時並沒有使用姓氏，因此「拿撒勒人」這一稱號可能是用來區別拿撒勒的耶穌與其他同名的人（見希臘文譯本的</w:t>
-      </w:r>
-      <w:hyperlink r:id="rId61">
-        <w:r>
-          <w:rPr>
-            <w:lang w:val="zh_TW" w:bidi="zh_TW"/>
-          </w:rPr>
-          <w:rPr>
-            <w:color w:val="0000EE"/>
-            <w:u w:val="single"/>
-          </w:rPr>
-          <w:t>太27:16–17</w:t>
-        </w:r>
-      </w:hyperlink>
-      <w:r>
-        <w:rPr>
-          <w:lang w:val="zh_TW" w:bidi="zh_TW"/>
-        </w:rPr>
-        <w:t>；</w:t>
-      </w:r>
-      <w:hyperlink r:id="rId62">
-        <w:r>
-          <w:rPr>
-            <w:lang w:val="zh_TW" w:bidi="zh_TW"/>
-          </w:rPr>
-          <w:rPr>
-            <w:color w:val="0000EE"/>
-            <w:u w:val="single"/>
-          </w:rPr>
-          <w:t>徒7:45</w:t>
-        </w:r>
-      </w:hyperlink>
-      <w:r>
-        <w:rPr>
-          <w:lang w:val="zh_TW" w:bidi="zh_TW"/>
-        </w:rPr>
-        <w:t>；</w:t>
-      </w:r>
-      <w:hyperlink r:id="rId63">
-        <w:r>
-          <w:rPr>
-            <w:lang w:val="zh_TW" w:bidi="zh_TW"/>
-          </w:rPr>
-          <w:rPr>
-            <w:color w:val="0000EE"/>
-            <w:u w:val="single"/>
-          </w:rPr>
-          <w:t>西4:11</w:t>
-        </w:r>
-      </w:hyperlink>
-      <w:r>
-        <w:rPr>
-          <w:lang w:val="zh_TW" w:bidi="zh_TW"/>
-        </w:rPr>
-        <w:t>；</w:t>
-      </w:r>
-      <w:hyperlink r:id="rId64">
-        <w:r>
-          <w:rPr>
-            <w:lang w:val="zh_TW" w:bidi="zh_TW"/>
-          </w:rPr>
-          <w:rPr>
-            <w:color w:val="0000EE"/>
-            <w:u w:val="single"/>
-          </w:rPr>
-          <w:t>來4:8</w:t>
-        </w:r>
-      </w:hyperlink>
-      <w:r>
-        <w:rPr>
-          <w:lang w:val="zh_TW" w:bidi="zh_TW"/>
-        </w:rPr>
-        <w:t>，其中「耶穌」這個名字是指其他人）。</w:t>
-      </w:r>
-    </w:p>
-    <w:p>
-      <w:pPr/>
-      <w:r>
-        <w:rPr>
-          <w:lang w:val="zh_TW" w:bidi="zh_TW"/>
-        </w:rPr>
-      </w:r>
-      <w:r>
-        <w:rPr>
-          <w:lang w:val="zh_TW" w:bidi="zh_TW"/>
-        </w:rPr>
-        <w:t>在原文中，拿撒勒人耶穌的稱號被污鬼（</w:t>
-      </w:r>
-      <w:hyperlink r:id="rId65">
-        <w:r>
-          <w:rPr>
-            <w:lang w:val="zh_TW" w:bidi="zh_TW"/>
-          </w:rPr>
-          <w:rPr>
-            <w:color w:val="0000EE"/>
-            <w:u w:val="single"/>
-          </w:rPr>
-          <w:t>可1:24</w:t>
-        </w:r>
-      </w:hyperlink>
-      <w:r>
-        <w:rPr>
-          <w:lang w:val="zh_TW" w:bidi="zh_TW"/>
-        </w:rPr>
-        <w:t>；</w:t>
-      </w:r>
-      <w:hyperlink r:id="rId66">
-        <w:r>
-          <w:rPr>
-            <w:lang w:val="zh_TW" w:bidi="zh_TW"/>
-          </w:rPr>
-          <w:rPr>
-            <w:color w:val="0000EE"/>
-            <w:u w:val="single"/>
-          </w:rPr>
-          <w:t>路4:34</w:t>
-        </w:r>
-      </w:hyperlink>
-      <w:r>
-        <w:rPr>
-          <w:lang w:val="zh_TW" w:bidi="zh_TW"/>
-        </w:rPr>
-        <w:t>）、耶利哥城外的群眾（</w:t>
-      </w:r>
-      <w:hyperlink r:id="rId54">
-        <w:r>
-          <w:rPr>
-            <w:lang w:val="zh_TW" w:bidi="zh_TW"/>
-          </w:rPr>
-          <w:rPr>
-            <w:color w:val="0000EE"/>
-            <w:u w:val="single"/>
-          </w:rPr>
-          <w:t>可10:47</w:t>
-        </w:r>
-      </w:hyperlink>
-      <w:r>
-        <w:rPr>
-          <w:lang w:val="zh_TW" w:bidi="zh_TW"/>
-        </w:rPr>
-        <w:t>；</w:t>
-      </w:r>
-      <w:hyperlink r:id="rId67">
-        <w:r>
-          <w:rPr>
-            <w:lang w:val="zh_TW" w:bidi="zh_TW"/>
-          </w:rPr>
-          <w:rPr>
-            <w:color w:val="0000EE"/>
-            <w:u w:val="single"/>
-          </w:rPr>
-          <w:t>路18:37</w:t>
-        </w:r>
-      </w:hyperlink>
-      <w:r>
-        <w:rPr>
-          <w:lang w:val="zh_TW" w:bidi="zh_TW"/>
-        </w:rPr>
-        <w:t>）、一個使女（</w:t>
-      </w:r>
-      <w:hyperlink r:id="rId68">
-        <w:r>
-          <w:rPr>
-            <w:lang w:val="zh_TW" w:bidi="zh_TW"/>
-          </w:rPr>
-          <w:rPr>
-            <w:color w:val="0000EE"/>
-            <w:u w:val="single"/>
-          </w:rPr>
-          <w:t>可14:67</w:t>
-        </w:r>
-      </w:hyperlink>
-      <w:r>
-        <w:rPr>
-          <w:lang w:val="zh_TW" w:bidi="zh_TW"/>
-        </w:rPr>
-        <w:t>）、兵丁（</w:t>
-      </w:r>
-      <w:hyperlink r:id="rId69">
-        <w:r>
-          <w:rPr>
-            <w:lang w:val="zh_TW" w:bidi="zh_TW"/>
-          </w:rPr>
-          <w:rPr>
-            <w:color w:val="0000EE"/>
-            <w:u w:val="single"/>
-          </w:rPr>
-          <w:t>約18:5–7</w:t>
-        </w:r>
-      </w:hyperlink>
-      <w:r>
-        <w:rPr>
-          <w:lang w:val="zh_TW" w:bidi="zh_TW"/>
-        </w:rPr>
-        <w:t>）、彼拉多（</w:t>
-      </w:r>
-      <w:hyperlink r:id="rId70">
-        <w:r>
-          <w:rPr>
-            <w:lang w:val="zh_TW" w:bidi="zh_TW"/>
-          </w:rPr>
-          <w:rPr>
-            <w:color w:val="0000EE"/>
-            <w:u w:val="single"/>
-          </w:rPr>
-          <w:t>約19:19</w:t>
-        </w:r>
-      </w:hyperlink>
-      <w:r>
-        <w:rPr>
-          <w:lang w:val="zh_TW" w:bidi="zh_TW"/>
-        </w:rPr>
-        <w:t>）、在往以馬忤斯路上的兩個門徒（</w:t>
-      </w:r>
-      <w:hyperlink r:id="rId71">
-        <w:r>
-          <w:rPr>
-            <w:lang w:val="zh_TW" w:bidi="zh_TW"/>
-          </w:rPr>
-          <w:rPr>
-            <w:color w:val="0000EE"/>
-            <w:u w:val="single"/>
-          </w:rPr>
-          <w:t>路24:19</w:t>
-        </w:r>
-      </w:hyperlink>
-      <w:r>
-        <w:rPr>
-          <w:lang w:val="zh_TW" w:bidi="zh_TW"/>
-        </w:rPr>
-        <w:t>）和墓旁的天使（</w:t>
-      </w:r>
-      <w:hyperlink r:id="rId72">
-        <w:r>
-          <w:rPr>
-            <w:lang w:val="zh_TW" w:bidi="zh_TW"/>
-          </w:rPr>
-          <w:rPr>
-            <w:color w:val="0000EE"/>
-            <w:u w:val="single"/>
-          </w:rPr>
-          <w:t>可16:6</w:t>
-        </w:r>
-      </w:hyperlink>
-      <w:r>
-        <w:rPr>
-          <w:lang w:val="zh_TW" w:bidi="zh_TW"/>
-        </w:rPr>
-        <w:t>）所使用。</w:t>
-      </w:r>
-    </w:p>
-    <w:p>
-      <w:pPr/>
-      <w:r>
-        <w:rPr>
-          <w:lang w:val="zh_TW" w:bidi="zh_TW"/>
-        </w:rPr>
-      </w:r>
-      <w:r>
-        <w:rPr>
-          <w:lang w:val="zh_TW" w:bidi="zh_TW"/>
-        </w:rPr>
-        <w:t>使徒行傳中的使徒們也用「拿撒勒人」這個稱號來指認耶穌，彼得在五旬節那天的講道中提到拿撒勒人耶穌（</w:t>
-      </w:r>
-      <w:hyperlink r:id="rId56">
-        <w:r>
-          <w:rPr>
-            <w:lang w:val="zh_TW" w:bidi="zh_TW"/>
-          </w:rPr>
-          <w:rPr>
-            <w:color w:val="0000EE"/>
-            <w:u w:val="single"/>
-          </w:rPr>
-          <w:t>徒2:22</w:t>
-        </w:r>
-      </w:hyperlink>
-      <w:r>
-        <w:rPr>
-          <w:lang w:val="zh_TW" w:bidi="zh_TW"/>
-        </w:rPr>
-        <w:t>），並在隨後的聖殿門口的醫治事蹟中再次提及（</w:t>
-      </w:r>
-      <w:hyperlink r:id="rId73">
-        <w:r>
-          <w:rPr>
-            <w:lang w:val="zh_TW" w:bidi="zh_TW"/>
-          </w:rPr>
-          <w:rPr>
-            <w:color w:val="0000EE"/>
-            <w:u w:val="single"/>
-          </w:rPr>
-          <w:t>3:6</w:t>
-        </w:r>
-      </w:hyperlink>
-      <w:r>
-        <w:rPr>
-          <w:lang w:val="zh_TW" w:bidi="zh_TW"/>
-        </w:rPr>
-        <w:t>，</w:t>
-      </w:r>
-      <w:hyperlink r:id="rId74">
-        <w:r>
-          <w:rPr>
-            <w:lang w:val="zh_TW" w:bidi="zh_TW"/>
-          </w:rPr>
-          <w:rPr>
-            <w:color w:val="0000EE"/>
-            <w:u w:val="single"/>
-          </w:rPr>
-          <w:t>4:10</w:t>
-        </w:r>
-      </w:hyperlink>
-      <w:r>
-        <w:rPr>
-          <w:lang w:val="zh_TW" w:bidi="zh_TW"/>
-        </w:rPr>
-        <w:t>）。保羅在</w:t>
-      </w:r>
-      <w:hyperlink r:id="rId75">
-        <w:r>
-          <w:rPr>
-            <w:lang w:val="zh_TW" w:bidi="zh_TW"/>
-          </w:rPr>
-          <w:rPr>
-            <w:color w:val="0000EE"/>
-            <w:u w:val="single"/>
-          </w:rPr>
-          <w:t>使徒行傳二十六章9節</w:t>
-        </w:r>
-      </w:hyperlink>
-      <w:r>
-        <w:rPr>
-          <w:lang w:val="zh_TW" w:bidi="zh_TW"/>
-        </w:rPr>
-        <w:t>中也稱耶穌為「拿撒勒人」。</w:t>
-      </w:r>
-    </w:p>
-    <w:p>
-      <w:pPr/>
-      <w:r>
-        <w:rPr>
-          <w:lang w:val="zh_TW" w:bidi="zh_TW"/>
-        </w:rPr>
-      </w:r>
-      <w:r>
-        <w:rPr>
-          <w:lang w:val="zh_TW" w:bidi="zh_TW"/>
-        </w:rPr>
-        <w:t>有一處敵對性的提及是在</w:t>
-      </w:r>
-      <w:hyperlink r:id="rId76">
-        <w:r>
-          <w:rPr>
-            <w:lang w:val="zh_TW" w:bidi="zh_TW"/>
-          </w:rPr>
-          <w:rPr>
-            <w:color w:val="0000EE"/>
-            <w:u w:val="single"/>
-          </w:rPr>
-          <w:t>使徒行傳六章14節</w:t>
-        </w:r>
-      </w:hyperlink>
-      <w:r>
-        <w:rPr>
-          <w:lang w:val="zh_TW" w:bidi="zh_TW"/>
-        </w:rPr>
-        <w:t>。針對司提反作假見證的人在公會前控告他說：「這拿撒勒人耶穌要毀壞此地（聖殿），也要改變摩西所交給我們的規條。」（見希臘文譯本）。另一個敵對性的提及在</w:t>
-      </w:r>
-      <w:hyperlink r:id="rId60">
-        <w:r>
-          <w:rPr>
-            <w:lang w:val="zh_TW" w:bidi="zh_TW"/>
-          </w:rPr>
-          <w:rPr>
-            <w:color w:val="0000EE"/>
-            <w:u w:val="single"/>
-          </w:rPr>
-          <w:t>使徒行傳二十四章5節</w:t>
-        </w:r>
-      </w:hyperlink>
-      <w:r>
-        <w:rPr>
-          <w:lang w:val="zh_TW" w:bidi="zh_TW"/>
-        </w:rPr>
-        <w:t>，這是唯一一次提到耶穌的跟隨者為拿撒勒教黨。帖土羅控告保羅說：「我們看這個人，如同瘟疫一般，是鼓動普天下眾猶太人生亂的，又是拿撒勒教黨裡的一個頭目。」</w:t>
-      </w:r>
-    </w:p>
-    <w:p>
-      <w:pPr/>
-      <w:r>
-        <w:rPr>
-          <w:lang w:val="zh_TW" w:bidi="zh_TW"/>
-        </w:rPr>
-      </w:r>
-      <w:r>
-        <w:rPr>
-          <w:lang w:val="zh_TW" w:bidi="zh_TW"/>
-        </w:rPr>
-        <w:t>關於「拿撒勒人」這個名稱，在</w:t>
-      </w:r>
-      <w:hyperlink r:id="rId49">
-        <w:r>
-          <w:rPr>
-            <w:lang w:val="zh_TW" w:bidi="zh_TW"/>
-          </w:rPr>
-          <w:rPr>
-            <w:color w:val="0000EE"/>
-            <w:u w:val="single"/>
-          </w:rPr>
-          <w:t>馬太福音二章23節</w:t>
-        </w:r>
-      </w:hyperlink>
-      <w:r>
-        <w:rPr>
-          <w:lang w:val="zh_TW" w:bidi="zh_TW"/>
-        </w:rPr>
-        <w:t>一直是個難題：「到了一座城，名叫拿撒勒，就住在那裡。這是要應驗先知所說，他將稱為拿撒勒人的話了」。舊約中沒有任何先知直接預言彌賽亞將被稱為拿撒勒人。一些學者將馬太福音的引用與</w:t>
-      </w:r>
-      <w:hyperlink r:id="rId77">
-        <w:r>
-          <w:rPr>
-            <w:lang w:val="zh_TW" w:bidi="zh_TW"/>
-          </w:rPr>
-          <w:rPr>
-            <w:color w:val="0000EE"/>
-            <w:u w:val="single"/>
-          </w:rPr>
-          <w:t>以賽亞書十一章1節</w:t>
-        </w:r>
-      </w:hyperlink>
-      <w:r>
-        <w:rPr>
-          <w:lang w:val="zh_TW" w:bidi="zh_TW"/>
-        </w:rPr>
-        <w:t>聯繫起來，該處提到彌賽亞是枝子，這個希伯來文詞語源自與「拿撒勒」相同的詞根。另一些人則認為這段舊約預言指的是彌賽亞將被人輕視和辱罵，因為他們認為彌賽亞應該來自大衛之城伯利恆。然而，儘管耶穌確實在伯利恆出生，但祂卻在拿撒勒長大，後來被稱為拿撒勒人，因而被人嘲笑。因此，當一些同時代的人稱祂為拿撒勒人時，這預言就應驗了，因為拿撒勒被視為一個不受人重視的地方（</w:t>
-      </w:r>
-      <w:hyperlink r:id="rId47">
-        <w:r>
-          <w:rPr>
-            <w:lang w:val="zh_TW" w:bidi="zh_TW"/>
-          </w:rPr>
-          <w:rPr>
-            <w:color w:val="0000EE"/>
-            <w:u w:val="single"/>
-          </w:rPr>
-          <w:t>約1:46</w:t>
-        </w:r>
-      </w:hyperlink>
-      <w:r>
-        <w:rPr>
-          <w:lang w:val="zh_TW" w:bidi="zh_TW"/>
-        </w:rPr>
-        <w:t>；參</w:t>
-      </w:r>
-      <w:hyperlink r:id="rId78">
-        <w:r>
-          <w:rPr>
-            <w:lang w:val="zh_TW" w:bidi="zh_TW"/>
-          </w:rPr>
-          <w:rPr>
-            <w:color w:val="0000EE"/>
-            <w:u w:val="single"/>
-          </w:rPr>
-          <w:t>太13:54</w:t>
-        </w:r>
-      </w:hyperlink>
-      <w:r>
-        <w:rPr>
-          <w:lang w:val="zh_TW" w:bidi="zh_TW"/>
-        </w:rPr>
-        <w:t>；</w:t>
-      </w:r>
-      <w:hyperlink r:id="rId79">
-        <w:r>
-          <w:rPr>
-            <w:lang w:val="zh_TW" w:bidi="zh_TW"/>
-          </w:rPr>
-          <w:rPr>
-            <w:color w:val="0000EE"/>
-            <w:u w:val="single"/>
-          </w:rPr>
-          <w:t>可6:2–3</w:t>
-        </w:r>
-      </w:hyperlink>
-      <w:r>
-        <w:rPr>
-          <w:lang w:val="zh_TW" w:bidi="zh_TW"/>
-        </w:rPr>
-        <w:t>；</w:t>
-      </w:r>
-      <w:hyperlink r:id="rId80">
-        <w:r>
-          <w:rPr>
-            <w:lang w:val="zh_TW" w:bidi="zh_TW"/>
-          </w:rPr>
-          <w:rPr>
-            <w:color w:val="0000EE"/>
-            <w:u w:val="single"/>
-          </w:rPr>
-          <w:t>路4:22</w:t>
-        </w:r>
-      </w:hyperlink>
-      <w:r>
-        <w:rPr>
-          <w:lang w:val="zh_TW" w:bidi="zh_TW"/>
-        </w:rPr>
-        <w:t>）。</w:t>
-      </w:r>
-    </w:p>
-    <w:p>
-      <w:pPr/>
-      <w:r>
-        <w:rPr>
-          <w:lang w:val="zh_TW" w:bidi="zh_TW"/>
-        </w:rPr>
-      </w:r>
-      <w:r>
-        <w:rPr>
-          <w:i/>
-          <w:lang w:val="zh_TW" w:bidi="zh_TW"/>
-        </w:rPr>
-        <w:t>另見</w:t>
-      </w:r>
-      <w:r>
-        <w:rPr>
-          <w:lang w:val="zh_TW" w:bidi="zh_TW"/>
-        </w:rPr>
-        <w:t>拿撒勒</w:t>
-      </w:r>
-      <w:r>
-        <w:rPr>
-          <w:lang w:val="zh_TW" w:bidi="zh_TW"/>
-        </w:rPr>
-        <w:t>。</w:t>
-      </w:r>
-      <w:r>
-        <w:rPr>
-          <w:lang w:val="zh_TW" w:bidi="zh_TW"/>
-        </w:rPr>
-      </w:r>
-      <w:r>
-        <w:rPr>
-          <w:lang w:val="zh_TW" w:bidi="zh_TW"/>
-        </w:rPr>
-      </w:r>
-    </w:p>
-    <w:p>
-      <w:pPr/>
-      <w:r>
-        <w:rPr>
-          <w:lang w:val="zh_TW" w:bidi="zh_TW"/>
-        </w:rPr>
-      </w:r>
-    </w:p>
-    <w:p>
-      <w:pPr>
-        <w:pStyle w:val="Heading2"/>
-      </w:pPr>
-      <w:r>
-        <w:rPr>
-          <w:lang w:val="zh_TW" w:bidi="zh_TW"/>
-        </w:rPr>
-        <w:t>那地的人</w:t>
-      </w:r>
-      <w:r>
-        <w:rPr>
-          <w:lang w:val="zh_TW" w:bidi="zh_TW"/>
-        </w:rPr>
-      </w:r>
-    </w:p>
-    <w:p>
-      <w:pPr/>
-      <w:r>
-        <w:rPr>
-          <w:lang w:val="zh_TW" w:bidi="zh_TW"/>
-        </w:rPr>
-      </w:r>
-      <w:r>
-        <w:rPr>
-          <w:lang w:val="zh_TW" w:bidi="zh_TW"/>
-        </w:rPr>
-        <w:t>「那地的人」這個片語出自希伯來文</w:t>
-      </w:r>
-      <w:r>
-        <w:rPr>
-          <w:i/>
-          <w:lang w:val="zh_TW" w:bidi="zh_TW"/>
-        </w:rPr>
-        <w:t>‘Am-Ha’arets。</w:t>
-      </w:r>
-      <w:r>
-        <w:rPr>
-          <w:lang w:val="zh_TW" w:bidi="zh_TW"/>
-        </w:rPr>
-        <w:t xml:space="preserve"> 一般而言，</w:t>
-      </w:r>
-      <w:r>
-        <w:rPr>
-          <w:i/>
-          <w:lang w:val="zh_TW" w:bidi="zh_TW"/>
-        </w:rPr>
-        <w:t>‘Am-Ha’arets</w:t>
-      </w:r>
-      <w:r>
-        <w:rPr>
-          <w:lang w:val="zh_TW" w:bidi="zh_TW"/>
-        </w:rPr>
-        <w:t>可以指某個政治或民族群體，例如：</w:t>
+          <w:t>出15章</w:t>
+        </w:r>
+      </w:hyperlink>
+      <w:r>
+        <w:rPr>
+          <w:lang w:val="zh_TW" w:bidi="zh_TW"/>
+        </w:rPr>
+        <w:t>），並繼續他們的旅程。接下來的敘述，描述以色列人在曠野掙扎求存：</w:t>
       </w:r>
     </w:p>
     <w:p>
@@ -2374,25 +2592,7 @@
         <w:rPr>
           <w:lang w:val="zh_TW" w:bidi="zh_TW"/>
         </w:rPr>
-        <w:t>赫的子孫，就是赫人（</w:t>
-      </w:r>
-      <w:hyperlink r:id="rId81">
-        <w:r>
-          <w:rPr>
-            <w:lang w:val="zh_TW" w:bidi="zh_TW"/>
-          </w:rPr>
-          <w:rPr>
-            <w:color w:val="0000EE"/>
-            <w:u w:val="single"/>
-          </w:rPr>
-          <w:t>創23:7</w:t>
-        </w:r>
-      </w:hyperlink>
-      <w:r>
-        <w:rPr>
-          <w:lang w:val="zh_TW" w:bidi="zh_TW"/>
-        </w:rPr>
-        <w:t>）</w:t>
+        <w:t>以色列人遇到食物和水的問題。</w:t>
       </w:r>
     </w:p>
     <w:p>
@@ -2410,25 +2610,7 @@
         <w:rPr>
           <w:lang w:val="zh_TW" w:bidi="zh_TW"/>
         </w:rPr>
-        <w:t>埃及人（</w:t>
-      </w:r>
-      <w:hyperlink r:id="rId82">
-        <w:r>
-          <w:rPr>
-            <w:lang w:val="zh_TW" w:bidi="zh_TW"/>
-          </w:rPr>
-          <w:rPr>
-            <w:color w:val="0000EE"/>
-            <w:u w:val="single"/>
-          </w:rPr>
-          <w:t>創42:6</w:t>
-        </w:r>
-      </w:hyperlink>
-      <w:r>
-        <w:rPr>
-          <w:lang w:val="zh_TW" w:bidi="zh_TW"/>
-        </w:rPr>
-        <w:t>）</w:t>
+        <w:t>以色列人彼此爭論。</w:t>
       </w:r>
     </w:p>
     <w:p>
@@ -2446,25 +2628,7 @@
         <w:rPr>
           <w:lang w:val="zh_TW" w:bidi="zh_TW"/>
         </w:rPr>
-        <w:t>以色列人（</w:t>
-      </w:r>
-      <w:hyperlink r:id="rId83">
-        <w:r>
-          <w:rPr>
-            <w:lang w:val="zh_TW" w:bidi="zh_TW"/>
-          </w:rPr>
-          <w:rPr>
-            <w:color w:val="0000EE"/>
-            <w:u w:val="single"/>
-          </w:rPr>
-          <w:t>出5:5</w:t>
-        </w:r>
-      </w:hyperlink>
-      <w:r>
-        <w:rPr>
-          <w:lang w:val="zh_TW" w:bidi="zh_TW"/>
-        </w:rPr>
-        <w:t>）</w:t>
+        <w:t>以色列人埋怨摩西。</w:t>
       </w:r>
     </w:p>
     <w:p>
@@ -2482,43 +2646,420 @@
         <w:rPr>
           <w:lang w:val="zh_TW" w:bidi="zh_TW"/>
         </w:rPr>
-        <w:t>迦南諸國的民族（</w:t>
-      </w:r>
-      <w:hyperlink r:id="rId84">
-        <w:r>
-          <w:rPr>
-            <w:lang w:val="zh_TW" w:bidi="zh_TW"/>
-          </w:rPr>
-          <w:rPr>
-            <w:color w:val="0000EE"/>
-            <w:u w:val="single"/>
-          </w:rPr>
-          <w:t>民13:28</w:t>
-        </w:r>
-      </w:hyperlink>
-      <w:r>
-        <w:rPr>
-          <w:lang w:val="zh_TW" w:bidi="zh_TW"/>
-        </w:rPr>
-        <w:t>；</w:t>
-      </w:r>
-      <w:hyperlink r:id="rId85">
-        <w:r>
-          <w:rPr>
-            <w:lang w:val="zh_TW" w:bidi="zh_TW"/>
-          </w:rPr>
-          <w:rPr>
-            <w:color w:val="0000EE"/>
-            <w:u w:val="single"/>
-          </w:rPr>
-          <w:t>尼9:24</w:t>
-        </w:r>
-      </w:hyperlink>
-      <w:r>
-        <w:rPr>
-          <w:lang w:val="zh_TW" w:bidi="zh_TW"/>
-        </w:rPr>
-        <w:t>）</w:t>
+        <w:t>以色列人與敵人戰爭。</w:t>
+      </w:r>
+    </w:p>
+    <w:p>
+      <w:pPr/>
+      <w:r>
+        <w:rPr>
+          <w:lang w:val="zh_TW" w:bidi="zh_TW"/>
+        </w:rPr>
+      </w:r>
+      <w:r>
+        <w:rPr>
+          <w:lang w:val="zh_TW" w:bidi="zh_TW"/>
+        </w:rPr>
+        <w:t>在他們所有經歷中，摩西成為他們合一的力量和偉大的屬靈領袖。</w:t>
+      </w:r>
+    </w:p>
+    <w:p>
+      <w:pPr/>
+      <w:r>
+        <w:rPr>
+          <w:lang w:val="zh_TW" w:bidi="zh_TW"/>
+        </w:rPr>
+      </w:r>
+      <w:r>
+        <w:rPr>
+          <w:lang w:val="zh_TW" w:bidi="zh_TW"/>
+        </w:rPr>
+        <w:t>儘管以色列人見證過神偉大的拯救，其信心卻仍然薄弱。三天後，他們發現水無法飲用，便向摩西埋怨。耶和華指示摩西淨化食水，滿足了他們的需求（</w:t>
+      </w:r>
+      <w:hyperlink r:id="rId59">
+        <w:r>
+          <w:rPr>
+            <w:lang w:val="zh_TW" w:bidi="zh_TW"/>
+          </w:rPr>
+          <w:rPr>
+            <w:color w:val="0000EE"/>
+            <w:u w:val="single"/>
+          </w:rPr>
+          <w:t>出15:22–25</w:t>
+        </w:r>
+      </w:hyperlink>
+      <w:r>
+        <w:rPr>
+          <w:lang w:val="zh_TW" w:bidi="zh_TW"/>
+        </w:rPr>
+        <w:t>）。當他們到達汛的曠野時，由於缺乏食物，於是再次抱怨。神便提供嗎哪，嗎哪是一種類似餅的物質，供養他們直到迦南（</w:t>
+      </w:r>
+      <w:hyperlink r:id="rId60">
+        <w:r>
+          <w:rPr>
+            <w:lang w:val="zh_TW" w:bidi="zh_TW"/>
+          </w:rPr>
+          <w:rPr>
+            <w:color w:val="0000EE"/>
+            <w:u w:val="single"/>
+          </w:rPr>
+          <w:t>出16:1–21</w:t>
+        </w:r>
+      </w:hyperlink>
+      <w:r>
+        <w:rPr>
+          <w:lang w:val="zh_TW" w:bidi="zh_TW"/>
+        </w:rPr>
+        <w:t>）。後來，當他們在利非訂安營時，人們再次抱怨缺水，神便從何烈的磐石供應水（</w:t>
+      </w:r>
+      <w:hyperlink r:id="rId61">
+        <w:r>
+          <w:rPr>
+            <w:lang w:val="zh_TW" w:bidi="zh_TW"/>
+          </w:rPr>
+          <w:rPr>
+            <w:color w:val="0000EE"/>
+            <w:u w:val="single"/>
+          </w:rPr>
+          <w:t>出17:1–7</w:t>
+        </w:r>
+      </w:hyperlink>
+      <w:r>
+        <w:rPr>
+          <w:lang w:val="zh_TW" w:bidi="zh_TW"/>
+        </w:rPr>
+        <w:t>）。亞瑪力人在利非訂攻擊他們時，神又賜給以色列人大大得勝（</w:t>
+      </w:r>
+      <w:hyperlink r:id="rId62">
+        <w:r>
+          <w:rPr>
+            <w:lang w:val="zh_TW" w:bidi="zh_TW"/>
+          </w:rPr>
+          <w:rPr>
+            <w:color w:val="0000EE"/>
+            <w:u w:val="single"/>
+          </w:rPr>
+          <w:t>出17:8–13</w:t>
+        </w:r>
+      </w:hyperlink>
+      <w:r>
+        <w:rPr>
+          <w:lang w:val="zh_TW" w:bidi="zh_TW"/>
+        </w:rPr>
+        <w:t>）。</w:t>
+      </w:r>
+    </w:p>
+    <w:p>
+      <w:pPr/>
+      <w:r>
+        <w:rPr>
+          <w:lang w:val="zh_TW" w:bidi="zh_TW"/>
+        </w:rPr>
+      </w:r>
+      <w:r>
+        <w:rPr>
+          <w:lang w:val="zh_TW" w:bidi="zh_TW"/>
+        </w:rPr>
+        <w:t>摩西和百姓到達西奈，在那裡安營。摩西的岳父葉忒羅來訪，帶來摩西的妻子和兒子。顯然西坡拉先前決定留在她的父親那裡，而不是和摩西一起去埃及。所以，這是一個歡樂的重聚，葉忒羅向神獻上燔祭和祭物。當時摩西正感苦惱，他無法獨自解決希伯來人所有的爭端，因此，葉忒羅建議摩西將部分任務，分配給百姓中負責任的人。摩西同意，葉忒羅返回家鄉，沒有留在西奈參與神的盟約（</w:t>
+      </w:r>
+      <w:hyperlink r:id="rId63">
+        <w:r>
+          <w:rPr>
+            <w:lang w:val="zh_TW" w:bidi="zh_TW"/>
+          </w:rPr>
+          <w:rPr>
+            <w:color w:val="0000EE"/>
+            <w:u w:val="single"/>
+          </w:rPr>
+          <w:t>出18:13–27</w:t>
+        </w:r>
+      </w:hyperlink>
+      <w:r>
+        <w:rPr>
+          <w:lang w:val="zh_TW" w:bidi="zh_TW"/>
+        </w:rPr>
+        <w:t>）。</w:t>
+      </w:r>
+    </w:p>
+    <w:p>
+      <w:pPr>
+        <w:pStyle w:val="Heading4"/>
+      </w:pPr>
+      <w:r>
+        <w:rPr>
+          <w:lang w:val="zh_TW" w:bidi="zh_TW"/>
+        </w:rPr>
+        <w:t>在西奈山頒佈律法</w:t>
+      </w:r>
+    </w:p>
+    <w:p>
+      <w:pPr/>
+      <w:r>
+        <w:rPr>
+          <w:lang w:val="zh_TW" w:bidi="zh_TW"/>
+        </w:rPr>
+      </w:r>
+      <w:r>
+        <w:rPr>
+          <w:lang w:val="zh_TW" w:bidi="zh_TW"/>
+        </w:rPr>
+        <w:t>神信守對摩西的承諾，帶領希伯來人脫離奴役，並帶領他們到西奈山，就是祂最初呼召摩西的地方，神在那裡與以色列立約。神再次降臨在西奈山上，呼召摩西上山頂，那裡有閃電、雷聲、濃雲、火、煙和地震壯觀的自然景象。摩西在那裡停留四十天，領受作為盟約基礎的律法。</w:t>
+      </w:r>
+    </w:p>
+    <w:p>
+      <w:pPr/>
+      <w:r>
+        <w:rPr>
+          <w:lang w:val="zh_TW" w:bidi="zh_TW"/>
+        </w:rPr>
+      </w:r>
+      <w:r>
+        <w:rPr>
+          <w:lang w:val="zh_TW" w:bidi="zh_TW"/>
+        </w:rPr>
+        <w:t>在西奈山上，神顯示自己是一個要求祂的子民，在生命所有方面敬拜祂的神，又是希望與他們建立關係的神。</w:t>
+      </w:r>
+    </w:p>
+    <w:p>
+      <w:pPr>
+        <w:pStyle w:val="Heading4"/>
+      </w:pPr>
+      <w:r>
+        <w:rPr>
+          <w:lang w:val="zh_TW" w:bidi="zh_TW"/>
+        </w:rPr>
+        <w:t>神的子民背棄信仰</w:t>
+      </w:r>
+    </w:p>
+    <w:p>
+      <w:pPr/>
+      <w:r>
+        <w:rPr>
+          <w:lang w:val="zh_TW" w:bidi="zh_TW"/>
+        </w:rPr>
+      </w:r>
+      <w:r>
+        <w:rPr>
+          <w:lang w:val="zh_TW" w:bidi="zh_TW"/>
+        </w:rPr>
+        <w:t>因摩西長時間留在西奈山，百姓開始不耐煩，懷疑他會否回來，所以，們要求亞倫製造偶像給他們崇拜。亞倫收集了百姓的金耳環，將它們熔化，製成一隻金牛犢。</w:t>
+      </w:r>
+      <w:r>
+        <w:rPr>
+          <w:lang w:val="zh_TW" w:bidi="zh_TW"/>
+        </w:rPr>
+        <w:t>亞倫從他們手裏接過來，鑄了一隻牛犢，用雕刻的器具做成。他們就說：「 以色列啊，這是領你出埃及地的神。」（</w:t>
+      </w:r>
+      <w:hyperlink r:id="rId64">
+        <w:r>
+          <w:rPr>
+            <w:lang w:val="zh_TW" w:bidi="zh_TW"/>
+          </w:rPr>
+          <w:rPr>
+            <w:color w:val="0000EE"/>
+            <w:u w:val="single"/>
+          </w:rPr>
+          <w:t>出32:4</w:t>
+        </w:r>
+      </w:hyperlink>
+      <w:r>
+        <w:rPr>
+          <w:lang w:val="zh_TW" w:bidi="zh_TW"/>
+        </w:rPr>
+        <w:t>）。</w:t>
+      </w:r>
+    </w:p>
+    <w:p>
+      <w:pPr/>
+      <w:r>
+        <w:rPr>
+          <w:lang w:val="zh_TW" w:bidi="zh_TW"/>
+        </w:rPr>
+      </w:r>
+      <w:r>
+        <w:rPr>
+          <w:lang w:val="zh_TW" w:bidi="zh_TW"/>
+        </w:rPr>
+        <w:t>第二天，他們以獻祭和慶祝來崇拜偶像。神告知摩西百姓的行為，並打算毀滅他們，更提議從摩西的後裔中建立一個大國。摩西立即為百姓代求，神的忿怒才得止息。摩西帶著刻有律法的石版下山，看到偶像崇拜後，他義憤填膺，摔碎石版，將金牛磨成粉末，混入水中，讓百姓喝下。摩西又要求亞倫解釋，但他卻嘗試淡化自己在其中的角色，說：「</w:t>
+      </w:r>
+      <w:r>
+        <w:rPr>
+          <w:lang w:val="zh_TW" w:bidi="zh_TW"/>
+        </w:rPr>
+        <w:t>我把金環扔在火中，這牛犢便出來了</w:t>
+      </w:r>
+      <w:r>
+        <w:rPr>
+          <w:lang w:val="zh_TW" w:bidi="zh_TW"/>
+        </w:rPr>
+        <w:t>」（</w:t>
+      </w:r>
+      <w:hyperlink r:id="rId65">
+        <w:r>
+          <w:rPr>
+            <w:lang w:val="zh_TW" w:bidi="zh_TW"/>
+          </w:rPr>
+          <w:rPr>
+            <w:color w:val="0000EE"/>
+            <w:u w:val="single"/>
+          </w:rPr>
+          <w:t>出32:24</w:t>
+        </w:r>
+      </w:hyperlink>
+      <w:r>
+        <w:rPr>
+          <w:lang w:val="zh_TW" w:bidi="zh_TW"/>
+        </w:rPr>
+        <w:t>）。</w:t>
+      </w:r>
+    </w:p>
+    <w:p>
+      <w:pPr/>
+      <w:r>
+        <w:rPr>
+          <w:lang w:val="zh_TW" w:bidi="zh_TW"/>
+        </w:rPr>
+      </w:r>
+      <w:r>
+        <w:rPr>
+          <w:lang w:val="zh_TW" w:bidi="zh_TW"/>
+        </w:rPr>
+        <w:t>摩西召集志願者在百姓身上執行神的審判。利未人回應並殺了約三千人，後來得到讚賞和獎勵（</w:t>
+      </w:r>
+      <w:hyperlink r:id="rId66">
+        <w:r>
+          <w:rPr>
+            <w:lang w:val="zh_TW" w:bidi="zh_TW"/>
+          </w:rPr>
+          <w:rPr>
+            <w:color w:val="0000EE"/>
+            <w:u w:val="single"/>
+          </w:rPr>
+          <w:t>申33:9–10</w:t>
+        </w:r>
+      </w:hyperlink>
+      <w:r>
+        <w:rPr>
+          <w:lang w:val="zh_TW" w:bidi="zh_TW"/>
+        </w:rPr>
+        <w:t>）。摩西再次為百姓代求，請求若神不能赦免他們，就毀滅他們。神發憐憫，並應許祂的使者會依舊陪伴他們（</w:t>
+      </w:r>
+      <w:hyperlink r:id="rId67">
+        <w:r>
+          <w:rPr>
+            <w:lang w:val="zh_TW" w:bidi="zh_TW"/>
+          </w:rPr>
+          <w:rPr>
+            <w:color w:val="0000EE"/>
+            <w:u w:val="single"/>
+          </w:rPr>
+          <w:t>出32:34</w:t>
+        </w:r>
+      </w:hyperlink>
+      <w:r>
+        <w:rPr>
+          <w:lang w:val="zh_TW" w:bidi="zh_TW"/>
+        </w:rPr>
+        <w:t>）。</w:t>
+      </w:r>
+    </w:p>
+    <w:p>
+      <w:pPr/>
+      <w:r>
+        <w:rPr>
+          <w:lang w:val="zh_TW" w:bidi="zh_TW"/>
+        </w:rPr>
+      </w:r>
+      <w:r>
+        <w:rPr>
+          <w:lang w:val="zh_TW" w:bidi="zh_TW"/>
+        </w:rPr>
+        <w:t>其後，摩西求神讓他再次看見祂的榮耀。神指示他再雕刻兩塊石版，並返回山上。神在那裡宣告祂的名字：「</w:t>
+      </w:r>
+      <w:r>
+        <w:rPr>
+          <w:lang w:val="zh_TW" w:bidi="zh_TW"/>
+        </w:rPr>
+        <w:t>耶和華，耶和華，是有憐憫有恩典的神，不輕易發怒，並有豐盛的慈愛和誠實</w:t>
+      </w:r>
+      <w:r>
+        <w:rPr>
+          <w:lang w:val="zh_TW" w:bidi="zh_TW"/>
+        </w:rPr>
+        <w:t>」（</w:t>
+      </w:r>
+      <w:hyperlink r:id="rId68">
+        <w:r>
+          <w:rPr>
+            <w:lang w:val="zh_TW" w:bidi="zh_TW"/>
+          </w:rPr>
+          <w:rPr>
+            <w:color w:val="0000EE"/>
+            <w:u w:val="single"/>
+          </w:rPr>
+          <w:t>出34:6</w:t>
+        </w:r>
+      </w:hyperlink>
+      <w:r>
+        <w:rPr>
+          <w:lang w:val="zh_TW" w:bidi="zh_TW"/>
+        </w:rPr>
+        <w:t>）。摩西又在山上待了四十天，神警告他偶像崇拜的事。摩西接受教導後，獲得十誡的另一份副本。當他下山時，他的臉因與神交談而發光，人們便害怕他。所以，摩西將</w:t>
+      </w:r>
+      <w:r>
+        <w:rPr>
+          <w:lang w:val="zh_TW" w:bidi="zh_TW"/>
+        </w:rPr>
+        <w:t>帕子蒙在臉上，而</w:t>
+      </w:r>
+      <w:r>
+        <w:rPr>
+          <w:lang w:val="zh_TW" w:bidi="zh_TW"/>
+        </w:rPr>
+        <w:t>他在神面前時會拿掉它。保羅解釋說，這層帕子是為了讓以色列人看不到摩西臉上的天光消退（</w:t>
+      </w:r>
+      <w:hyperlink r:id="rId69">
+        <w:r>
+          <w:rPr>
+            <w:lang w:val="zh_TW" w:bidi="zh_TW"/>
+          </w:rPr>
+          <w:rPr>
+            <w:color w:val="0000EE"/>
+            <w:u w:val="single"/>
+          </w:rPr>
+          <w:t>林後3:13</w:t>
+        </w:r>
+      </w:hyperlink>
+      <w:r>
+        <w:rPr>
+          <w:lang w:val="zh_TW" w:bidi="zh_TW"/>
+        </w:rPr>
+        <w:t>）。</w:t>
+      </w:r>
+    </w:p>
+    <w:p>
+      <w:pPr>
+        <w:pStyle w:val="Heading4"/>
+      </w:pPr>
+      <w:r>
+        <w:rPr>
+          <w:lang w:val="zh_TW" w:bidi="zh_TW"/>
+        </w:rPr>
+        <w:t>會幕與祭司職份的建立</w:t>
+      </w:r>
+    </w:p>
+    <w:p>
+      <w:pPr/>
+      <w:r>
+        <w:rPr>
+          <w:lang w:val="zh_TW" w:bidi="zh_TW"/>
+        </w:rPr>
+      </w:r>
+      <w:r>
+        <w:rPr>
+          <w:lang w:val="zh_TW" w:bidi="zh_TW"/>
+        </w:rPr>
+        <w:t>摩西第一次上山領受律法時，神叫他收集各種物料來建造會幕。會幕是用來敬拜的可移動聖所。用來建造會幕的物料包括：</w:t>
       </w:r>
     </w:p>
     <w:p>
@@ -2536,7 +3077,841 @@
         <w:rPr>
           <w:lang w:val="zh_TW" w:bidi="zh_TW"/>
         </w:rPr>
-        <w:t>亞捫人（</w:t>
+        <w:t>黃金</w:t>
+      </w:r>
+    </w:p>
+    <w:p>
+      <w:pPr>
+        <w:pStyle w:val="ListBullet"/>
+        <w:spacing w:line="240" w:lineRule="auto"/>
+        <w:ind w:left="720"/>
+      </w:pPr>
+      <w:r>
+        <w:rPr>
+          <w:lang w:val="zh_TW" w:bidi="zh_TW"/>
+        </w:rPr>
+      </w:r>
+      <w:r>
+        <w:rPr>
+          <w:lang w:val="zh_TW" w:bidi="zh_TW"/>
+        </w:rPr>
+        <w:t>銀</w:t>
+      </w:r>
+    </w:p>
+    <w:p>
+      <w:pPr>
+        <w:pStyle w:val="ListBullet"/>
+        <w:spacing w:line="240" w:lineRule="auto"/>
+        <w:ind w:left="720"/>
+      </w:pPr>
+      <w:r>
+        <w:rPr>
+          <w:lang w:val="zh_TW" w:bidi="zh_TW"/>
+        </w:rPr>
+      </w:r>
+      <w:r>
+        <w:rPr>
+          <w:lang w:val="zh_TW" w:bidi="zh_TW"/>
+        </w:rPr>
+        <w:t>青銅</w:t>
+      </w:r>
+    </w:p>
+    <w:p>
+      <w:pPr>
+        <w:pStyle w:val="ListBullet"/>
+        <w:spacing w:line="240" w:lineRule="auto"/>
+        <w:ind w:left="720"/>
+      </w:pPr>
+      <w:r>
+        <w:rPr>
+          <w:lang w:val="zh_TW" w:bidi="zh_TW"/>
+        </w:rPr>
+      </w:r>
+      <w:r>
+        <w:rPr>
+          <w:lang w:val="zh_TW" w:bidi="zh_TW"/>
+        </w:rPr>
+        <w:t>各種顏色的紗線</w:t>
+      </w:r>
+    </w:p>
+    <w:p>
+      <w:pPr>
+        <w:pStyle w:val="ListBullet"/>
+        <w:spacing w:line="240" w:lineRule="auto"/>
+        <w:ind w:left="720"/>
+      </w:pPr>
+      <w:r>
+        <w:rPr>
+          <w:lang w:val="zh_TW" w:bidi="zh_TW"/>
+        </w:rPr>
+      </w:r>
+      <w:r>
+        <w:rPr>
+          <w:lang w:val="zh_TW" w:bidi="zh_TW"/>
+        </w:rPr>
+        <w:t>細麻布</w:t>
+      </w:r>
+    </w:p>
+    <w:p>
+      <w:pPr>
+        <w:pStyle w:val="ListBullet"/>
+        <w:spacing w:line="240" w:lineRule="auto"/>
+        <w:ind w:left="720"/>
+      </w:pPr>
+      <w:r>
+        <w:rPr>
+          <w:lang w:val="zh_TW" w:bidi="zh_TW"/>
+        </w:rPr>
+      </w:r>
+      <w:r>
+        <w:rPr>
+          <w:lang w:val="zh_TW" w:bidi="zh_TW"/>
+        </w:rPr>
+        <w:t>山羊的毛髮</w:t>
+      </w:r>
+    </w:p>
+    <w:p>
+      <w:pPr>
+        <w:pStyle w:val="ListBullet"/>
+        <w:spacing w:line="240" w:lineRule="auto"/>
+        <w:ind w:left="720"/>
+      </w:pPr>
+      <w:r>
+        <w:rPr>
+          <w:lang w:val="zh_TW" w:bidi="zh_TW"/>
+        </w:rPr>
+      </w:r>
+      <w:r>
+        <w:rPr>
+          <w:lang w:val="zh_TW" w:bidi="zh_TW"/>
+        </w:rPr>
+        <w:t>羊皮</w:t>
+      </w:r>
+    </w:p>
+    <w:p>
+      <w:pPr>
+        <w:pStyle w:val="ListBullet"/>
+        <w:spacing w:line="240" w:lineRule="auto"/>
+        <w:ind w:left="720"/>
+      </w:pPr>
+      <w:r>
+        <w:rPr>
+          <w:lang w:val="zh_TW" w:bidi="zh_TW"/>
+        </w:rPr>
+      </w:r>
+      <w:r>
+        <w:rPr>
+          <w:lang w:val="zh_TW" w:bidi="zh_TW"/>
+        </w:rPr>
+        <w:t>皂莢木</w:t>
+      </w:r>
+    </w:p>
+    <w:p>
+      <w:pPr>
+        <w:pStyle w:val="ListBullet"/>
+        <w:spacing w:line="240" w:lineRule="auto"/>
+        <w:ind w:left="720"/>
+      </w:pPr>
+      <w:r>
+        <w:rPr>
+          <w:lang w:val="zh_TW" w:bidi="zh_TW"/>
+        </w:rPr>
+      </w:r>
+      <w:r>
+        <w:rPr>
+          <w:lang w:val="zh_TW" w:bidi="zh_TW"/>
+        </w:rPr>
+        <w:t>燈油</w:t>
+      </w:r>
+    </w:p>
+    <w:p>
+      <w:pPr>
+        <w:pStyle w:val="ListBullet"/>
+        <w:spacing w:line="240" w:lineRule="auto"/>
+        <w:ind w:left="720"/>
+      </w:pPr>
+      <w:r>
+        <w:rPr>
+          <w:lang w:val="zh_TW" w:bidi="zh_TW"/>
+        </w:rPr>
+      </w:r>
+      <w:r>
+        <w:rPr>
+          <w:lang w:val="zh_TW" w:bidi="zh_TW"/>
+        </w:rPr>
+        <w:t>用於膏油的香料和香</w:t>
+      </w:r>
+    </w:p>
+    <w:p>
+      <w:pPr>
+        <w:pStyle w:val="ListBullet"/>
+        <w:spacing w:line="240" w:lineRule="auto"/>
+        <w:ind w:left="720"/>
+      </w:pPr>
+      <w:r>
+        <w:rPr>
+          <w:lang w:val="zh_TW" w:bidi="zh_TW"/>
+        </w:rPr>
+      </w:r>
+      <w:r>
+        <w:rPr>
+          <w:lang w:val="zh_TW" w:bidi="zh_TW"/>
+        </w:rPr>
+        <w:t>寶石（</w:t>
+      </w:r>
+      <w:hyperlink r:id="rId70">
+        <w:r>
+          <w:rPr>
+            <w:lang w:val="zh_TW" w:bidi="zh_TW"/>
+          </w:rPr>
+          <w:rPr>
+            <w:color w:val="0000EE"/>
+            <w:u w:val="single"/>
+          </w:rPr>
+          <w:t>出25:3–7</w:t>
+        </w:r>
+      </w:hyperlink>
+      <w:r>
+        <w:rPr>
+          <w:lang w:val="zh_TW" w:bidi="zh_TW"/>
+        </w:rPr>
+        <w:t>）</w:t>
+      </w:r>
+    </w:p>
+    <w:p>
+      <w:pPr/>
+      <w:r>
+        <w:rPr>
+          <w:lang w:val="zh_TW" w:bidi="zh_TW"/>
+        </w:rPr>
+      </w:r>
+      <w:r>
+        <w:rPr>
+          <w:lang w:val="zh_TW" w:bidi="zh_TW"/>
+        </w:rPr>
+        <w:t>神給他具體的藍圖和獻祭儀式，讓祭司進行獻祭。在比撒列在亞何利亞伯的協助下，摩西被任命負責建造會幕（</w:t>
+      </w:r>
+      <w:hyperlink r:id="rId71">
+        <w:r>
+          <w:rPr>
+            <w:lang w:val="zh_TW" w:bidi="zh_TW"/>
+          </w:rPr>
+          <w:rPr>
+            <w:color w:val="0000EE"/>
+            <w:u w:val="single"/>
+          </w:rPr>
+          <w:t>出31:1–6</w:t>
+        </w:r>
+      </w:hyperlink>
+      <w:r>
+        <w:rPr>
+          <w:lang w:val="zh_TW" w:bidi="zh_TW"/>
+        </w:rPr>
+        <w:t>）。會幕是可移動的，就像帳篷一樣，隨著希伯來人繼續他們前往迦南的旅程，會幕可以拆卸，並從一個地方移動到另一個地方。</w:t>
+      </w:r>
+    </w:p>
+    <w:p>
+      <w:pPr/>
+      <w:r>
+        <w:rPr>
+          <w:lang w:val="zh_TW" w:bidi="zh_TW"/>
+        </w:rPr>
+      </w:r>
+      <w:r>
+        <w:rPr>
+          <w:lang w:val="zh_TW" w:bidi="zh_TW"/>
+        </w:rPr>
+        <w:t>神也給摩西關於燔祭、素祭、平安祭、罪祭和贖愆祭等的指示（</w:t>
+      </w:r>
+      <w:hyperlink r:id="rId72">
+        <w:r>
+          <w:rPr>
+            <w:lang w:val="zh_TW" w:bidi="zh_TW"/>
+          </w:rPr>
+          <w:rPr>
+            <w:color w:val="0000EE"/>
+            <w:u w:val="single"/>
+          </w:rPr>
+          <w:t>利1–7章</w:t>
+        </w:r>
+      </w:hyperlink>
+      <w:r>
+        <w:rPr>
+          <w:lang w:val="zh_TW" w:bidi="zh_TW"/>
+        </w:rPr>
+        <w:t>）。</w:t>
+      </w:r>
+    </w:p>
+    <w:p>
+      <w:pPr/>
+      <w:r>
+        <w:rPr>
+          <w:lang w:val="zh_TW" w:bidi="zh_TW"/>
+        </w:rPr>
+      </w:r>
+      <w:r>
+        <w:rPr>
+          <w:lang w:val="zh_TW" w:bidi="zh_TW"/>
+        </w:rPr>
+        <w:t>摩西舉行莊嚴的儀式，任命亞倫和他的兒子為祭司，並開始崇拜儀式（</w:t>
+      </w:r>
+      <w:hyperlink r:id="rId73">
+        <w:r>
+          <w:rPr>
+            <w:lang w:val="zh_TW" w:bidi="zh_TW"/>
+          </w:rPr>
+          <w:rPr>
+            <w:color w:val="0000EE"/>
+            <w:u w:val="single"/>
+          </w:rPr>
+          <w:t>利8–9章</w:t>
+        </w:r>
+      </w:hyperlink>
+      <w:r>
+        <w:rPr>
+          <w:lang w:val="zh_TW" w:bidi="zh_TW"/>
+        </w:rPr>
+        <w:t>）。</w:t>
+      </w:r>
+    </w:p>
+    <w:p>
+      <w:pPr/>
+      <w:r>
+        <w:rPr>
+          <w:lang w:val="zh_TW" w:bidi="zh_TW"/>
+        </w:rPr>
+      </w:r>
+      <w:r>
+        <w:rPr>
+          <w:lang w:val="zh_TW" w:bidi="zh_TW"/>
+        </w:rPr>
+        <w:t>在第一次儀式之後，亞倫的兒子拿答與亞比戶，在主面前獻上凡火，就是未經授權獻祭的火。因為他們這樣做，就被神的火吞滅。摩西阻止亞倫和他其餘的兒子哀悼，因為他想強調神無可侵犯的聖潔（</w:t>
+      </w:r>
+      <w:hyperlink r:id="rId74">
+        <w:r>
+          <w:rPr>
+            <w:lang w:val="zh_TW" w:bidi="zh_TW"/>
+          </w:rPr>
+          <w:rPr>
+            <w:color w:val="0000EE"/>
+            <w:u w:val="single"/>
+          </w:rPr>
+          <w:t>利10:1–7</w:t>
+        </w:r>
+      </w:hyperlink>
+      <w:r>
+        <w:rPr>
+          <w:lang w:val="zh_TW" w:bidi="zh_TW"/>
+        </w:rPr>
+        <w:t>）。這件事突顯了聖潔生活的重要性，利未記其他的章節細說了應有的規範。</w:t>
+      </w:r>
+    </w:p>
+    <w:p>
+      <w:pPr>
+        <w:pStyle w:val="Heading4"/>
+      </w:pPr>
+      <w:r>
+        <w:rPr>
+          <w:lang w:val="zh_TW" w:bidi="zh_TW"/>
+        </w:rPr>
+        <w:t>從西奈到加低斯</w:t>
+      </w:r>
+    </w:p>
+    <w:p>
+      <w:pPr/>
+      <w:r>
+        <w:rPr>
+          <w:lang w:val="zh_TW" w:bidi="zh_TW"/>
+        </w:rPr>
+      </w:r>
+      <w:r>
+        <w:rPr>
+          <w:lang w:val="zh_TW" w:bidi="zh_TW"/>
+        </w:rPr>
+        <w:t>出埃及後約一年，以色列人進行了一次人口普查（</w:t>
+      </w:r>
+      <w:hyperlink r:id="rId75">
+        <w:r>
+          <w:rPr>
+            <w:lang w:val="zh_TW" w:bidi="zh_TW"/>
+          </w:rPr>
+          <w:rPr>
+            <w:color w:val="0000EE"/>
+            <w:u w:val="single"/>
+          </w:rPr>
+          <w:t>民9:1</w:t>
+        </w:r>
+      </w:hyperlink>
+      <w:r>
+        <w:rPr>
+          <w:lang w:val="zh_TW" w:bidi="zh_TW"/>
+        </w:rPr>
+        <w:t>）。神提醒他們要守逾越節。一個月後，他們從西奈出發，抱怨嗎哪的單調乏味，渴望埃及的食物，如：</w:t>
+      </w:r>
+    </w:p>
+    <w:p>
+      <w:pPr>
+        <w:pStyle w:val="ListBullet"/>
+        <w:spacing w:line="240" w:lineRule="auto"/>
+        <w:ind w:left="720"/>
+      </w:pPr>
+      <w:r>
+        <w:rPr>
+          <w:lang w:val="zh_TW" w:bidi="zh_TW"/>
+        </w:rPr>
+      </w:r>
+      <w:r>
+        <w:rPr>
+          <w:lang w:val="zh_TW" w:bidi="zh_TW"/>
+        </w:rPr>
+        <w:t>魚</w:t>
+      </w:r>
+    </w:p>
+    <w:p>
+      <w:pPr>
+        <w:pStyle w:val="ListBullet"/>
+        <w:spacing w:line="240" w:lineRule="auto"/>
+        <w:ind w:left="720"/>
+      </w:pPr>
+      <w:r>
+        <w:rPr>
+          <w:lang w:val="zh_TW" w:bidi="zh_TW"/>
+        </w:rPr>
+      </w:r>
+      <w:r>
+        <w:rPr>
+          <w:lang w:val="zh_TW" w:bidi="zh_TW"/>
+        </w:rPr>
+        <w:t>青瓜</w:t>
+      </w:r>
+    </w:p>
+    <w:p>
+      <w:pPr>
+        <w:pStyle w:val="ListBullet"/>
+        <w:spacing w:line="240" w:lineRule="auto"/>
+        <w:ind w:left="720"/>
+      </w:pPr>
+      <w:r>
+        <w:rPr>
+          <w:lang w:val="zh_TW" w:bidi="zh_TW"/>
+        </w:rPr>
+      </w:r>
+      <w:r>
+        <w:rPr>
+          <w:lang w:val="zh_TW" w:bidi="zh_TW"/>
+        </w:rPr>
+        <w:t>蜜瓜</w:t>
+      </w:r>
+    </w:p>
+    <w:p>
+      <w:pPr>
+        <w:pStyle w:val="ListBullet"/>
+        <w:spacing w:line="240" w:lineRule="auto"/>
+        <w:ind w:left="720"/>
+      </w:pPr>
+      <w:r>
+        <w:rPr>
+          <w:lang w:val="zh_TW" w:bidi="zh_TW"/>
+        </w:rPr>
+      </w:r>
+      <w:r>
+        <w:rPr>
+          <w:lang w:val="zh_TW" w:bidi="zh_TW"/>
+        </w:rPr>
+        <w:t>韭蔥</w:t>
+      </w:r>
+    </w:p>
+    <w:p>
+      <w:pPr>
+        <w:pStyle w:val="ListBullet"/>
+        <w:spacing w:line="240" w:lineRule="auto"/>
+        <w:ind w:left="720"/>
+      </w:pPr>
+      <w:r>
+        <w:rPr>
+          <w:lang w:val="zh_TW" w:bidi="zh_TW"/>
+        </w:rPr>
+      </w:r>
+      <w:r>
+        <w:rPr>
+          <w:lang w:val="zh_TW" w:bidi="zh_TW"/>
+        </w:rPr>
+        <w:t>洋蔥</w:t>
+      </w:r>
+    </w:p>
+    <w:p>
+      <w:pPr>
+        <w:pStyle w:val="ListBullet"/>
+        <w:spacing w:line="240" w:lineRule="auto"/>
+        <w:ind w:left="720"/>
+      </w:pPr>
+      <w:r>
+        <w:rPr>
+          <w:lang w:val="zh_TW" w:bidi="zh_TW"/>
+        </w:rPr>
+      </w:r>
+      <w:r>
+        <w:rPr>
+          <w:lang w:val="zh_TW" w:bidi="zh_TW"/>
+        </w:rPr>
+        <w:t>大蒜（</w:t>
+      </w:r>
+      <w:hyperlink r:id="rId76">
+        <w:r>
+          <w:rPr>
+            <w:lang w:val="zh_TW" w:bidi="zh_TW"/>
+          </w:rPr>
+          <w:rPr>
+            <w:color w:val="0000EE"/>
+            <w:u w:val="single"/>
+          </w:rPr>
+          <w:t>民11:4–6</w:t>
+        </w:r>
+      </w:hyperlink>
+      <w:r>
+        <w:rPr>
+          <w:lang w:val="zh_TW" w:bidi="zh_TW"/>
+        </w:rPr>
+        <w:t>）</w:t>
+      </w:r>
+    </w:p>
+    <w:p>
+      <w:pPr/>
+      <w:r>
+        <w:rPr>
+          <w:lang w:val="zh_TW" w:bidi="zh_TW"/>
+        </w:rPr>
+      </w:r>
+      <w:r>
+        <w:rPr>
+          <w:lang w:val="zh_TW" w:bidi="zh_TW"/>
+        </w:rPr>
+        <w:t>神在忿怒中賜下鵪鶉，但他們在吃肉時便死於瘟疫。</w:t>
+      </w:r>
+    </w:p>
+    <w:p>
+      <w:pPr/>
+      <w:r>
+        <w:rPr>
+          <w:lang w:val="zh_TW" w:bidi="zh_TW"/>
+        </w:rPr>
+      </w:r>
+      <w:r>
+        <w:rPr>
+          <w:lang w:val="zh_TW" w:bidi="zh_TW"/>
+        </w:rPr>
+        <w:t>米利暗和亞倫也埋怨摩西，特別是他的古實妻子（</w:t>
+      </w:r>
+      <w:hyperlink r:id="rId77">
+        <w:r>
+          <w:rPr>
+            <w:lang w:val="zh_TW" w:bidi="zh_TW"/>
+          </w:rPr>
+          <w:rPr>
+            <w:color w:val="0000EE"/>
+            <w:u w:val="single"/>
+          </w:rPr>
+          <w:t>民12:1–2</w:t>
+        </w:r>
+      </w:hyperlink>
+      <w:r>
+        <w:rPr>
+          <w:lang w:val="zh_TW" w:bidi="zh_TW"/>
+        </w:rPr>
+        <w:t>）。神學家尚不清楚古實人是否指一個衣索比亞人，或是另一個對西坡拉的稱呼。如果摩西確實再婚，舊約聖經中並沒再提及。摩西保持緘默，神就為他辯護，擊打米利暗使她患上痲瘋病。亞倫就承認他們的罪，而摩西為米利暗代求，使她在七天後痊癒。</w:t>
+      </w:r>
+    </w:p>
+    <w:p>
+      <w:pPr/>
+      <w:r>
+        <w:rPr>
+          <w:lang w:val="zh_TW" w:bidi="zh_TW"/>
+        </w:rPr>
+      </w:r>
+      <w:r>
+        <w:rPr>
+          <w:lang w:val="zh_TW" w:bidi="zh_TW"/>
+        </w:rPr>
+        <w:t>當百姓在加低斯時（在</w:t>
+      </w:r>
+      <w:hyperlink r:id="rId78">
+        <w:r>
+          <w:rPr>
+            <w:lang w:val="zh_TW" w:bidi="zh_TW"/>
+          </w:rPr>
+          <w:rPr>
+            <w:color w:val="0000EE"/>
+            <w:u w:val="single"/>
+          </w:rPr>
+          <w:t>民32:8</w:t>
+        </w:r>
+      </w:hyperlink>
+      <w:r>
+        <w:rPr>
+          <w:lang w:val="zh_TW" w:bidi="zh_TW"/>
+        </w:rPr>
+        <w:t>中也稱為加低斯‧巴尼亞），摩西派遣了十二個男子進入迦南。每個支派各派一人去窺探那地，為以色列的得地為業作好準備。經過四十天，探子回來，他們一致認為那地肥沃誘人，但其中十人害怕迦南人，建議不要進入那地。只有約書亞和迦勒，敦促以色列人信靠神並進入迦南，突顯他們獨特的勇氣和對神忠心。</w:t>
+      </w:r>
+    </w:p>
+    <w:p>
+      <w:pPr/>
+      <w:r>
+        <w:rPr>
+          <w:lang w:val="zh_TW" w:bidi="zh_TW"/>
+        </w:rPr>
+      </w:r>
+      <w:r>
+        <w:rPr>
+          <w:lang w:val="zh_TW" w:bidi="zh_TW"/>
+        </w:rPr>
+        <w:t>儘管以色列人受到鼓勵，卻因恐懼和缺乏信心而拒絕這個計劃。相反，他們密謀折返埃及，任命新領袖帶領他們。他們的叛逆達到頂峰，甚至威脅要用石頭打死摩西和亞倫。這場危機引發神的干預，神因他們持續的不順服而憤怒，準備毀滅那些人。然而，摩西為他們禱告神（</w:t>
+      </w:r>
+      <w:hyperlink r:id="rId79">
+        <w:r>
+          <w:rPr>
+            <w:lang w:val="zh_TW" w:bidi="zh_TW"/>
+          </w:rPr>
+          <w:rPr>
+            <w:color w:val="0000EE"/>
+            <w:u w:val="single"/>
+          </w:rPr>
+          <w:t>民13:1–14:19</w:t>
+        </w:r>
+      </w:hyperlink>
+      <w:r>
+        <w:rPr>
+          <w:lang w:val="zh_TW" w:bidi="zh_TW"/>
+        </w:rPr>
+        <w:t>）。他說，如果神不將以色列人帶入迦南美地，列國將相信以色列人的神無法將他們帶入那地。</w:t>
+      </w:r>
+    </w:p>
+    <w:p>
+      <w:pPr/>
+      <w:r>
+        <w:rPr>
+          <w:lang w:val="zh_TW" w:bidi="zh_TW"/>
+        </w:rPr>
+      </w:r>
+      <w:r>
+        <w:rPr>
+          <w:lang w:val="zh_TW" w:bidi="zh_TW"/>
+        </w:rPr>
+        <w:t>神聽了摩西的話，並下令凡是二十歲及以上發怨言的男人，都不得進入應許之地。這一決定意味著他們必須在曠野中漂流四十年，直到那一代人死去，而他們的下一代將進入迦南地（</w:t>
+      </w:r>
+      <w:hyperlink r:id="rId80">
+        <w:r>
+          <w:rPr>
+            <w:lang w:val="zh_TW" w:bidi="zh_TW"/>
+          </w:rPr>
+          <w:rPr>
+            <w:color w:val="0000EE"/>
+            <w:u w:val="single"/>
+          </w:rPr>
+          <w:t>民14:29–33</w:t>
+        </w:r>
+      </w:hyperlink>
+      <w:r>
+        <w:rPr>
+          <w:lang w:val="zh_TW" w:bidi="zh_TW"/>
+        </w:rPr>
+        <w:t>）。聽到這個審判後，以色列人試圖扭轉命運，決定立即進入那地。然而，這個行動並沒有神的祝福，導致被亞瑪力人和迦南人打敗。</w:t>
+      </w:r>
+    </w:p>
+    <w:p>
+      <w:pPr>
+        <w:pStyle w:val="Heading4"/>
+      </w:pPr>
+      <w:r>
+        <w:rPr>
+          <w:lang w:val="zh_TW" w:bidi="zh_TW"/>
+        </w:rPr>
+        <w:t>在曠野中的四十年</w:t>
+      </w:r>
+    </w:p>
+    <w:p>
+      <w:pPr/>
+      <w:r>
+        <w:rPr>
+          <w:lang w:val="zh_TW" w:bidi="zh_TW"/>
+        </w:rPr>
+      </w:r>
+      <w:r>
+        <w:rPr>
+          <w:lang w:val="zh_TW" w:bidi="zh_TW"/>
+        </w:rPr>
+        <w:t>關於曠野四十年的事件，學者所知甚少。以色列人多次顯示他們缺乏信心和順服，即使他們曾親眼見證神蹟和懲罰。一個名叫可拉的人，再次叛逆摩西和亞倫的權柄。摩西和亞倫懇求神不要因其悖逆而懲罰整個群體（</w:t>
+      </w:r>
+      <w:hyperlink r:id="rId81">
+        <w:r>
+          <w:rPr>
+            <w:lang w:val="zh_TW" w:bidi="zh_TW"/>
+          </w:rPr>
+          <w:rPr>
+            <w:color w:val="0000EE"/>
+            <w:u w:val="single"/>
+          </w:rPr>
+          <w:t>民16:22–24</w:t>
+        </w:r>
+      </w:hyperlink>
+      <w:r>
+        <w:rPr>
+          <w:lang w:val="zh_TW" w:bidi="zh_TW"/>
+        </w:rPr>
+        <w:t>），神將以色列人與叛徒分開。當百姓觀看時，地就裂開，吞噬了他們及其家人和財物。儘管看到這種懲罰，以色列人仍然埋怨摩西和亞倫。這便引發了一場瘟疫，造成14,700人死亡，直到摩西制止這場瘟疫。</w:t>
+      </w:r>
+    </w:p>
+    <w:p>
+      <w:pPr/>
+      <w:r>
+        <w:rPr>
+          <w:lang w:val="zh_TW" w:bidi="zh_TW"/>
+        </w:rPr>
+      </w:r>
+      <w:r>
+        <w:rPr>
+          <w:lang w:val="zh_TW" w:bidi="zh_TW"/>
+        </w:rPr>
+        <w:t>為了確認亞倫的領導地位，神指示摩西從每個支派收集一根杖，然後將它們放在會幕中。而只有亞倫的杖發芽、開花並結出杏仁，顯示神選擇了他。然而，百姓仍然怨聲載道。</w:t>
+      </w:r>
+    </w:p>
+    <w:p>
+      <w:pPr/>
+      <w:r>
+        <w:rPr>
+          <w:lang w:val="zh_TW" w:bidi="zh_TW"/>
+        </w:rPr>
+      </w:r>
+      <w:r>
+        <w:rPr>
+          <w:lang w:val="zh_TW" w:bidi="zh_TW"/>
+        </w:rPr>
+        <w:t>當以色列人流浪曠野的結束前，米利暗死了，並被埋葬在加低斯（</w:t>
+      </w:r>
+      <w:hyperlink r:id="rId82">
+        <w:r>
+          <w:rPr>
+            <w:lang w:val="zh_TW" w:bidi="zh_TW"/>
+          </w:rPr>
+          <w:rPr>
+            <w:color w:val="0000EE"/>
+            <w:u w:val="single"/>
+          </w:rPr>
+          <w:t>民20:1</w:t>
+        </w:r>
+      </w:hyperlink>
+      <w:r>
+        <w:rPr>
+          <w:lang w:val="zh_TW" w:bidi="zh_TW"/>
+        </w:rPr>
+        <w:t>）。不久，百姓因缺水而再次埋怨。神告訴摩西命令磐石出水，但摩西在一時挫折中，用他的杖擊打磐石兩次。雖然水流出來了，神卻責備摩西和亞倫：「</w:t>
+      </w:r>
+      <w:r>
+        <w:rPr>
+          <w:lang w:val="zh_TW" w:bidi="zh_TW"/>
+        </w:rPr>
+        <w:t>因為你們不信我，不在以色列人眼前尊我為聖，所以你們必不得領這會眾進我所賜給他們的地去。</w:t>
+      </w:r>
+      <w:r>
+        <w:rPr>
+          <w:lang w:val="zh_TW" w:bidi="zh_TW"/>
+        </w:rPr>
+        <w:t>」（</w:t>
+      </w:r>
+      <w:hyperlink r:id="rId83">
+        <w:r>
+          <w:rPr>
+            <w:lang w:val="zh_TW" w:bidi="zh_TW"/>
+          </w:rPr>
+          <w:rPr>
+            <w:color w:val="0000EE"/>
+            <w:u w:val="single"/>
+          </w:rPr>
+          <w:t>民 20:12</w:t>
+        </w:r>
+      </w:hyperlink>
+      <w:r>
+        <w:rPr>
+          <w:lang w:val="zh_TW" w:bidi="zh_TW"/>
+        </w:rPr>
+        <w:t>）。在這次事件中，摩西和亞倫將自己置於神的命令之上。因為這個罪，神不許他們帶領以色列人進入應許之地。這嚴厲的懲罰顯示，摩西和亞倫的領導權是上帝所賜的特權，同時承擔重大的責任。</w:t>
+      </w:r>
+    </w:p>
+    <w:p>
+      <w:pPr/>
+      <w:r>
+        <w:rPr>
+          <w:lang w:val="zh_TW" w:bidi="zh_TW"/>
+        </w:rPr>
+      </w:r>
+      <w:r>
+        <w:rPr>
+          <w:lang w:val="zh_TW" w:bidi="zh_TW"/>
+        </w:rPr>
+        <w:t>以色列人離開加低斯後，便前往何珥山。此時，亞倫在何珥山去世，他將祭司袍交給他的兒子以利亞撒（</w:t>
+      </w:r>
+      <w:hyperlink r:id="rId84">
+        <w:r>
+          <w:rPr>
+            <w:lang w:val="zh_TW" w:bidi="zh_TW"/>
+          </w:rPr>
+          <w:rPr>
+            <w:color w:val="0000EE"/>
+            <w:u w:val="single"/>
+          </w:rPr>
+          <w:t>民20:28</w:t>
+        </w:r>
+      </w:hyperlink>
+      <w:r>
+        <w:rPr>
+          <w:lang w:val="zh_TW" w:bidi="zh_TW"/>
+        </w:rPr>
+        <w:t>）。</w:t>
+      </w:r>
+    </w:p>
+    <w:p>
+      <w:pPr/>
+      <w:r>
+        <w:rPr>
+          <w:lang w:val="zh_TW" w:bidi="zh_TW"/>
+        </w:rPr>
+      </w:r>
+      <w:r>
+        <w:rPr>
+          <w:lang w:val="zh_TW" w:bidi="zh_TW"/>
+        </w:rPr>
+        <w:t>當他們繼續旅程時，遇到各種形式的抵抗。他們在何珥瑪戰勝了亞拉得王（</w:t>
+      </w:r>
+      <w:hyperlink r:id="rId85">
+        <w:r>
+          <w:rPr>
+            <w:lang w:val="zh_TW" w:bidi="zh_TW"/>
+          </w:rPr>
+          <w:rPr>
+            <w:color w:val="0000EE"/>
+            <w:u w:val="single"/>
+          </w:rPr>
+          <w:t>民21:1–3</w:t>
+        </w:r>
+      </w:hyperlink>
+      <w:r>
+        <w:rPr>
+          <w:lang w:val="zh_TW" w:bidi="zh_TW"/>
+        </w:rPr>
+        <w:t>）。然而，在繞過以東人的途中，百姓再次埋怨缺乏食物和水。神這次派遣毒蛇到他們中間，很多人因蛇咬而死。然而，那些尚未被咬的人急忙來到摩西面前，承認他們的罪，請求將蛇除去。神便指示摩西製造一條銅蛇，並掛在柱子上。被蛇咬的人仰望銅蛇，便能得到醫治。</w:t>
+      </w:r>
+    </w:p>
+    <w:p>
+      <w:pPr/>
+      <w:r>
+        <w:rPr>
+          <w:lang w:val="zh_TW" w:bidi="zh_TW"/>
+        </w:rPr>
+      </w:r>
+      <w:r>
+        <w:rPr>
+          <w:lang w:val="zh_TW" w:bidi="zh_TW"/>
+        </w:rPr>
+        <w:t>當他們接近亞摩利人王西宏的領土時，以色列人向王請求和平通行，但遭遇敵視。在隨後的戰爭中，以色列人擊敗西宏，佔領他的土地和城市，從而繼續邁向應許之地（</w:t>
       </w:r>
       <w:hyperlink r:id="rId86">
         <w:r>
@@ -2547,7 +3922,530 @@
             <w:color w:val="0000EE"/>
             <w:u w:val="single"/>
           </w:rPr>
-          <w:t>民21:34</w:t>
+          <w:t>民21:21–25</w:t>
+        </w:r>
+      </w:hyperlink>
+      <w:r>
+        <w:rPr>
+          <w:lang w:val="zh_TW" w:bidi="zh_TW"/>
+        </w:rPr>
+        <w:t>）。</w:t>
+      </w:r>
+    </w:p>
+    <w:p>
+      <w:pPr>
+        <w:pStyle w:val="Heading4"/>
+      </w:pPr>
+      <w:r>
+        <w:rPr>
+          <w:lang w:val="zh_TW" w:bidi="zh_TW"/>
+        </w:rPr>
+        <w:t>抵達約旦河</w:t>
+      </w:r>
+    </w:p>
+    <w:p>
+      <w:pPr/>
+      <w:r>
+        <w:rPr>
+          <w:lang w:val="zh_TW" w:bidi="zh_TW"/>
+        </w:rPr>
+      </w:r>
+      <w:r>
+        <w:rPr>
+          <w:lang w:val="zh_TW" w:bidi="zh_TW"/>
+        </w:rPr>
+        <w:t>以色列人打敗西宏後，他們在摩押平原安營，對面就是耶利哥，他們可以從那裡看到應許之地。摩押人因以色列人的勝利而驚惶。為了打敗以色列人，摩押的王巴勒雇用了魔法師巴蘭來詛咒他們。然而，神將巴蘭三次對以色列人的詛咒都化成祝福（</w:t>
+      </w:r>
+      <w:hyperlink r:id="rId87">
+        <w:r>
+          <w:rPr>
+            <w:lang w:val="zh_TW" w:bidi="zh_TW"/>
+          </w:rPr>
+          <w:rPr>
+            <w:color w:val="0000EE"/>
+            <w:u w:val="single"/>
+          </w:rPr>
+          <w:t>民22–24章</w:t>
+        </w:r>
+      </w:hyperlink>
+      <w:r>
+        <w:rPr>
+          <w:lang w:val="zh_TW" w:bidi="zh_TW"/>
+        </w:rPr>
+        <w:t>）。</w:t>
+      </w:r>
+    </w:p>
+    <w:p>
+      <w:pPr/>
+      <w:r>
+        <w:rPr>
+          <w:lang w:val="zh_TW" w:bidi="zh_TW"/>
+        </w:rPr>
+      </w:r>
+      <w:r>
+        <w:rPr>
+          <w:lang w:val="zh_TW" w:bidi="zh_TW"/>
+        </w:rPr>
+        <w:t>雖然巴蘭無法詛咒以色列，他卻建議摩押人引誘以色列人陷入偶像崇拜和不道德的行為，使他們偏離神的心意（</w:t>
+      </w:r>
+      <w:hyperlink r:id="rId88">
+        <w:r>
+          <w:rPr>
+            <w:lang w:val="zh_TW" w:bidi="zh_TW"/>
+          </w:rPr>
+          <w:rPr>
+            <w:color w:val="0000EE"/>
+            <w:u w:val="single"/>
+          </w:rPr>
+          <w:t>民25:1–3</w:t>
+        </w:r>
+      </w:hyperlink>
+      <w:r>
+        <w:rPr>
+          <w:lang w:val="zh_TW" w:bidi="zh_TW"/>
+        </w:rPr>
+        <w:t>，</w:t>
+      </w:r>
+      <w:hyperlink r:id="rId89">
+        <w:r>
+          <w:rPr>
+            <w:lang w:val="zh_TW" w:bidi="zh_TW"/>
+          </w:rPr>
+          <w:rPr>
+            <w:color w:val="0000EE"/>
+            <w:u w:val="single"/>
+          </w:rPr>
+          <w:t>31:16</w:t>
+        </w:r>
+      </w:hyperlink>
+      <w:r>
+        <w:rPr>
+          <w:lang w:val="zh_TW" w:bidi="zh_TW"/>
+        </w:rPr>
+        <w:t>；</w:t>
+      </w:r>
+      <w:hyperlink r:id="rId90">
+        <w:r>
+          <w:rPr>
+            <w:lang w:val="zh_TW" w:bidi="zh_TW"/>
+          </w:rPr>
+          <w:rPr>
+            <w:color w:val="0000EE"/>
+            <w:u w:val="single"/>
+          </w:rPr>
+          <w:t>彼後2:15</w:t>
+        </w:r>
+      </w:hyperlink>
+      <w:r>
+        <w:rPr>
+          <w:lang w:val="zh_TW" w:bidi="zh_TW"/>
+        </w:rPr>
+        <w:t>；</w:t>
+      </w:r>
+      <w:hyperlink r:id="rId91">
+        <w:r>
+          <w:rPr>
+            <w:lang w:val="zh_TW" w:bidi="zh_TW"/>
+          </w:rPr>
+          <w:rPr>
+            <w:color w:val="0000EE"/>
+            <w:u w:val="single"/>
+          </w:rPr>
+          <w:t>啟2:14</w:t>
+        </w:r>
+      </w:hyperlink>
+      <w:r>
+        <w:rPr>
+          <w:lang w:val="zh_TW" w:bidi="zh_TW"/>
+        </w:rPr>
+        <w:t>）。以色列人聽從這個建議，向摩押的神獻祭，又參與異教崇拜，觸怒了神。神便降下一場瘟疫，殺死了24,000名以色列人（</w:t>
+      </w:r>
+      <w:hyperlink r:id="rId92">
+        <w:r>
+          <w:rPr>
+            <w:lang w:val="zh_TW" w:bidi="zh_TW"/>
+          </w:rPr>
+          <w:rPr>
+            <w:color w:val="0000EE"/>
+            <w:u w:val="single"/>
+          </w:rPr>
+          <w:t>民25:9</w:t>
+        </w:r>
+      </w:hyperlink>
+      <w:r>
+        <w:rPr>
+          <w:lang w:val="zh_TW" w:bidi="zh_TW"/>
+        </w:rPr>
+        <w:t>）。這次事件標誌著以色列首次面臨偶像崇拜的誘惑，預示著他們在迦南將面臨偶像崇拜的問題，他們持續偶像崇拜，最終導致他們的滅亡。</w:t>
+      </w:r>
+    </w:p>
+    <w:p>
+      <w:pPr/>
+      <w:r>
+        <w:rPr>
+          <w:lang w:val="zh_TW" w:bidi="zh_TW"/>
+        </w:rPr>
+      </w:r>
+      <w:r>
+        <w:rPr>
+          <w:lang w:val="zh_TW" w:bidi="zh_TW"/>
+        </w:rPr>
+        <w:t>在瘟疫之後，神指示摩西和以利亞撒進行一次類似四十年前的人口普查。雖然整整一代人在曠野中死去，除了迦勒和約書亞，第一次普查中的所有人都已經死去，但新一代已經成長，新人口普查所得的人口數目幾乎相同。這次普查顯示以色列人有601,730名年齡在20歲或以上適合戰爭的男子（</w:t>
+      </w:r>
+      <w:hyperlink r:id="rId93">
+        <w:r>
+          <w:rPr>
+            <w:lang w:val="zh_TW" w:bidi="zh_TW"/>
+          </w:rPr>
+          <w:rPr>
+            <w:color w:val="0000EE"/>
+            <w:u w:val="single"/>
+          </w:rPr>
+          <w:t>民26:51</w:t>
+        </w:r>
+      </w:hyperlink>
+      <w:r>
+        <w:rPr>
+          <w:lang w:val="zh_TW" w:bidi="zh_TW"/>
+        </w:rPr>
+        <w:t>）。</w:t>
+      </w:r>
+    </w:p>
+    <w:p>
+      <w:pPr/>
+      <w:r>
+        <w:rPr>
+          <w:lang w:val="zh_TW" w:bidi="zh_TW"/>
+        </w:rPr>
+      </w:r>
+      <w:r>
+        <w:rPr>
+          <w:lang w:val="zh_TW" w:bidi="zh_TW"/>
+        </w:rPr>
+        <w:t>神其後命令摩西在以利亞撒、祭司和會眾的見證下，公開任命約書亞為他的繼承者（</w:t>
+      </w:r>
+      <w:hyperlink r:id="rId94">
+        <w:r>
+          <w:rPr>
+            <w:lang w:val="zh_TW" w:bidi="zh_TW"/>
+          </w:rPr>
+          <w:rPr>
+            <w:color w:val="0000EE"/>
+            <w:u w:val="single"/>
+          </w:rPr>
+          <w:t>民27:12–23</w:t>
+        </w:r>
+      </w:hyperlink>
+      <w:r>
+        <w:rPr>
+          <w:lang w:val="zh_TW" w:bidi="zh_TW"/>
+        </w:rPr>
+        <w:t>）。摩西也接到關於節期、獻祭和起誓的指示（</w:t>
+      </w:r>
+      <w:hyperlink r:id="rId95">
+        <w:r>
+          <w:rPr>
+            <w:lang w:val="zh_TW" w:bidi="zh_TW"/>
+          </w:rPr>
+          <w:rPr>
+            <w:color w:val="0000EE"/>
+            <w:u w:val="single"/>
+          </w:rPr>
+          <w:t>民28–30章</w:t>
+        </w:r>
+      </w:hyperlink>
+      <w:r>
+        <w:rPr>
+          <w:lang w:val="zh_TW" w:bidi="zh_TW"/>
+        </w:rPr>
+        <w:t>）。神命令摩西為以色列向米甸人報仇，是他領導的最後一項任務。在這次戰役中，以色列人取得決定性的勝利，殺死了米甸王和巴蘭。</w:t>
+      </w:r>
+    </w:p>
+    <w:p>
+      <w:pPr/>
+      <w:r>
+        <w:rPr>
+          <w:lang w:val="zh_TW" w:bidi="zh_TW"/>
+        </w:rPr>
+      </w:r>
+      <w:r>
+        <w:rPr>
+          <w:lang w:val="zh_TW" w:bidi="zh_TW"/>
+        </w:rPr>
+        <w:t>耶和華又賜給摩西詳細的指示，關於應許之地的邊界，並指定將土地分給各支派的領袖（</w:t>
+      </w:r>
+      <w:hyperlink r:id="rId96">
+        <w:r>
+          <w:rPr>
+            <w:lang w:val="zh_TW" w:bidi="zh_TW"/>
+          </w:rPr>
+          <w:rPr>
+            <w:color w:val="0000EE"/>
+            <w:u w:val="single"/>
+          </w:rPr>
+          <w:t>民34章</w:t>
+        </w:r>
+      </w:hyperlink>
+      <w:r>
+        <w:rPr>
+          <w:lang w:val="zh_TW" w:bidi="zh_TW"/>
+        </w:rPr>
+        <w:t>）。神也給了利未人48座城市，包括六座逃城。這些城市是為了保護那些被控誤殺的人，確保他們在人面前得到公平公正的審訊，而不是遭到報復的傷害（</w:t>
+      </w:r>
+      <w:hyperlink r:id="rId97">
+        <w:r>
+          <w:rPr>
+            <w:lang w:val="zh_TW" w:bidi="zh_TW"/>
+          </w:rPr>
+          <w:rPr>
+            <w:color w:val="0000EE"/>
+            <w:u w:val="single"/>
+          </w:rPr>
+          <w:t>民35章</w:t>
+        </w:r>
+      </w:hyperlink>
+      <w:r>
+        <w:rPr>
+          <w:lang w:val="zh_TW" w:bidi="zh_TW"/>
+        </w:rPr>
+        <w:t>）。</w:t>
+      </w:r>
+    </w:p>
+    <w:p>
+      <w:pPr>
+        <w:pStyle w:val="Heading4"/>
+      </w:pPr>
+      <w:r>
+        <w:rPr>
+          <w:lang w:val="zh_TW" w:bidi="zh_TW"/>
+        </w:rPr>
+        <w:t>摩西之死</w:t>
+      </w:r>
+    </w:p>
+    <w:p>
+      <w:pPr/>
+      <w:r>
+        <w:rPr>
+          <w:lang w:val="zh_TW" w:bidi="zh_TW"/>
+        </w:rPr>
+      </w:r>
+      <w:r>
+        <w:rPr>
+          <w:lang w:val="zh_TW" w:bidi="zh_TW"/>
+        </w:rPr>
+        <w:t>申命記是摩西對以色列人的告別之言，講述他在去世前的最後指示和反思。摩西是這本書中的唯一講者，向聚集的會眾說話，回顧他們在西奈山以來的旅程。他回顧他們過去的失敗，包括38年前拒絕進入應許之地（</w:t>
+      </w:r>
+      <w:hyperlink r:id="rId98">
+        <w:r>
+          <w:rPr>
+            <w:lang w:val="zh_TW" w:bidi="zh_TW"/>
+          </w:rPr>
+          <w:rPr>
+            <w:color w:val="0000EE"/>
+            <w:u w:val="single"/>
+          </w:rPr>
+          <w:t>申2:14</w:t>
+        </w:r>
+      </w:hyperlink>
+      <w:r>
+        <w:rPr>
+          <w:lang w:val="zh_TW" w:bidi="zh_TW"/>
+        </w:rPr>
+        <w:t>）。他憶起他要求過約旦河看那片應許之地。神只允許摩西從毗斯迦山頂觀看應許之地，但不允許他進入。</w:t>
+      </w:r>
+    </w:p>
+    <w:p>
+      <w:pPr/>
+      <w:r>
+        <w:rPr>
+          <w:lang w:val="zh_TW" w:bidi="zh_TW"/>
+        </w:rPr>
+      </w:r>
+      <w:r>
+        <w:rPr>
+          <w:lang w:val="zh_TW" w:bidi="zh_TW"/>
+        </w:rPr>
+        <w:t>摩西利用這個機會，敦促百姓順服神的律法和誡命，強調他們的順服，將為即將進入的應許之地帶來祝福。</w:t>
+      </w:r>
+    </w:p>
+    <w:p>
+      <w:pPr/>
+      <w:r>
+        <w:rPr>
+          <w:lang w:val="zh_TW" w:bidi="zh_TW"/>
+        </w:rPr>
+      </w:r>
+      <w:r>
+        <w:rPr>
+          <w:lang w:val="zh_TW" w:bidi="zh_TW"/>
+        </w:rPr>
+        <w:t>當摩西生命的接近終結時，神指示他和約書亞在會幕見面，約書亞在那裡被正式任命，成為以色列的新領袖（</w:t>
+      </w:r>
+      <w:hyperlink r:id="rId99">
+        <w:r>
+          <w:rPr>
+            <w:lang w:val="zh_TW" w:bidi="zh_TW"/>
+          </w:rPr>
+          <w:rPr>
+            <w:color w:val="0000EE"/>
+            <w:u w:val="single"/>
+          </w:rPr>
+          <w:t>申31:14–23</w:t>
+        </w:r>
+      </w:hyperlink>
+      <w:r>
+        <w:rPr>
+          <w:lang w:val="zh_TW" w:bidi="zh_TW"/>
+        </w:rPr>
+        <w:t>）。在摩西去世之前，他祝福以色列人（</w:t>
+      </w:r>
+      <w:hyperlink r:id="rId100">
+        <w:r>
+          <w:rPr>
+            <w:lang w:val="zh_TW" w:bidi="zh_TW"/>
+          </w:rPr>
+          <w:rPr>
+            <w:color w:val="0000EE"/>
+            <w:u w:val="single"/>
+          </w:rPr>
+          <w:t>申33</w:t>
+        </w:r>
+      </w:hyperlink>
+      <w:r>
+        <w:rPr>
+          <w:lang w:val="zh_TW" w:bidi="zh_TW"/>
+        </w:rPr>
+        <w:t>）。</w:t>
+      </w:r>
+    </w:p>
+    <w:p>
+      <w:pPr/>
+      <w:r>
+        <w:rPr>
+          <w:lang w:val="zh_TW" w:bidi="zh_TW"/>
+        </w:rPr>
+      </w:r>
+      <w:r>
+        <w:rPr>
+          <w:lang w:val="zh_TW" w:bidi="zh_TW"/>
+        </w:rPr>
+        <w:t>然後，摩西登上尼波山，特別是到達毗斯迦的山頂，神向他展示應許之地，雖然神不允許他進入其中。摩西死在那裡，神親自將他埋葬在摩押的一個山谷中，對面就是伯‧毗珥（</w:t>
+      </w:r>
+      <w:hyperlink r:id="rId101">
+        <w:r>
+          <w:rPr>
+            <w:lang w:val="zh_TW" w:bidi="zh_TW"/>
+          </w:rPr>
+          <w:rPr>
+            <w:color w:val="0000EE"/>
+            <w:u w:val="single"/>
+          </w:rPr>
+          <w:t>申34:6</w:t>
+        </w:r>
+      </w:hyperlink>
+      <w:r>
+        <w:rPr>
+          <w:lang w:val="zh_TW" w:bidi="zh_TW"/>
+        </w:rPr>
+        <w:t>）。</w:t>
+      </w:r>
+    </w:p>
+    <w:p>
+      <w:pPr/>
+      <w:r>
+        <w:rPr>
+          <w:lang w:val="zh_TW" w:bidi="zh_TW"/>
+        </w:rPr>
+      </w:r>
+      <w:r>
+        <w:rPr>
+          <w:lang w:val="zh_TW" w:bidi="zh_TW"/>
+        </w:rPr>
+        <w:t>摩西去世時年120歲，以色列人為他的去世哀悼30天。對摩西最後的致敬，反映了他與神獨特的關係：「</w:t>
+      </w:r>
+      <w:r>
+        <w:rPr>
+          <w:lang w:val="zh_TW" w:bidi="zh_TW"/>
+        </w:rPr>
+        <w:t>以後以色列中再沒有興起先知像摩西的。他是耶和華面對面所認識的</w:t>
+      </w:r>
+      <w:r>
+        <w:rPr>
+          <w:lang w:val="zh_TW" w:bidi="zh_TW"/>
+        </w:rPr>
+        <w:t>」（</w:t>
+      </w:r>
+      <w:hyperlink r:id="rId102">
+        <w:r>
+          <w:rPr>
+            <w:lang w:val="zh_TW" w:bidi="zh_TW"/>
+          </w:rPr>
+          <w:rPr>
+            <w:color w:val="0000EE"/>
+            <w:u w:val="single"/>
+          </w:rPr>
+          <w:t>申34:10</w:t>
+        </w:r>
+      </w:hyperlink>
+      <w:r>
+        <w:rPr>
+          <w:lang w:val="zh_TW" w:bidi="zh_TW"/>
+        </w:rPr>
+        <w:t>）。</w:t>
+      </w:r>
+    </w:p>
+    <w:p>
+      <w:pPr>
+        <w:pStyle w:val="Heading3"/>
+      </w:pPr>
+      <w:r>
+        <w:rPr>
+          <w:lang w:val="zh_TW" w:bidi="zh_TW"/>
+        </w:rPr>
+        <w:t>在新約聖經中的摩西</w:t>
+      </w:r>
+    </w:p>
+    <w:p>
+      <w:pPr/>
+      <w:r>
+        <w:rPr>
+          <w:lang w:val="zh_TW" w:bidi="zh_TW"/>
+        </w:rPr>
+      </w:r>
+      <w:r>
+        <w:rPr>
+          <w:lang w:val="zh_TW" w:bidi="zh_TW"/>
+        </w:rPr>
+        <w:t>在新約聖經時代中，所有猶太人和基督徒都認為摩西是摩西五經的作者。一些片語顯示他與聖經的首五本書有關，例如：</w:t>
+      </w:r>
+    </w:p>
+    <w:p>
+      <w:pPr>
+        <w:pStyle w:val="ListBullet"/>
+        <w:spacing w:line="240" w:lineRule="auto"/>
+        <w:ind w:left="720"/>
+      </w:pPr>
+      <w:r>
+        <w:rPr>
+          <w:lang w:val="zh_TW" w:bidi="zh_TW"/>
+        </w:rPr>
+      </w:r>
+      <w:r>
+        <w:rPr>
+          <w:lang w:val="zh_TW" w:bidi="zh_TW"/>
+        </w:rPr>
+        <w:t>「摩西律法」（</w:t>
+      </w:r>
+      <w:hyperlink r:id="rId103">
+        <w:r>
+          <w:rPr>
+            <w:lang w:val="zh_TW" w:bidi="zh_TW"/>
+          </w:rPr>
+          <w:rPr>
+            <w:color w:val="0000EE"/>
+            <w:u w:val="single"/>
+          </w:rPr>
+          <w:t>路2:22</w:t>
         </w:r>
       </w:hyperlink>
       <w:r>
@@ -2558,17 +4456,1461 @@
       </w:r>
     </w:p>
     <w:p>
-      <w:pPr/>
-      <w:r>
-        <w:rPr>
-          <w:lang w:val="zh_TW" w:bidi="zh_TW"/>
-        </w:rPr>
-      </w:r>
-      <w:r>
-        <w:rPr>
-          <w:lang w:val="zh_TW" w:bidi="zh_TW"/>
-        </w:rPr>
-        <w:t>隨著以色列成為一個民族，這個詞的意思就改變了。它開始指一般百姓，也就是不屬於宗教或政治領袖的人（</w:t>
+      <w:pPr>
+        <w:pStyle w:val="ListBullet"/>
+        <w:spacing w:line="240" w:lineRule="auto"/>
+        <w:ind w:left="720"/>
+      </w:pPr>
+      <w:r>
+        <w:rPr>
+          <w:lang w:val="zh_TW" w:bidi="zh_TW"/>
+        </w:rPr>
+      </w:r>
+      <w:r>
+        <w:rPr>
+          <w:lang w:val="zh_TW" w:bidi="zh_TW"/>
+        </w:rPr>
+        <w:t>「</w:t>
+      </w:r>
+      <w:r>
+        <w:rPr>
+          <w:lang w:val="zh_TW" w:bidi="zh_TW"/>
+        </w:rPr>
+        <w:t>摩西為甚麼吩咐</w:t>
+      </w:r>
+      <w:r>
+        <w:rPr>
+          <w:lang w:val="zh_TW" w:bidi="zh_TW"/>
+        </w:rPr>
+        <w:t>」（</w:t>
+      </w:r>
+      <w:hyperlink r:id="rId104">
+        <w:r>
+          <w:rPr>
+            <w:lang w:val="zh_TW" w:bidi="zh_TW"/>
+          </w:rPr>
+          <w:rPr>
+            <w:color w:val="0000EE"/>
+            <w:u w:val="single"/>
+          </w:rPr>
+          <w:t>太19:7</w:t>
+        </w:r>
+      </w:hyperlink>
+      <w:r>
+        <w:rPr>
+          <w:lang w:val="zh_TW" w:bidi="zh_TW"/>
+        </w:rPr>
+        <w:t>）</w:t>
+      </w:r>
+    </w:p>
+    <w:p>
+      <w:pPr>
+        <w:pStyle w:val="ListBullet"/>
+        <w:spacing w:line="240" w:lineRule="auto"/>
+        <w:ind w:left="720"/>
+      </w:pPr>
+      <w:r>
+        <w:rPr>
+          <w:lang w:val="zh_TW" w:bidi="zh_TW"/>
+        </w:rPr>
+      </w:r>
+      <w:r>
+        <w:rPr>
+          <w:lang w:val="zh_TW" w:bidi="zh_TW"/>
+        </w:rPr>
+        <w:t>「摩西說」（</w:t>
+      </w:r>
+      <w:hyperlink r:id="rId105">
+        <w:r>
+          <w:rPr>
+            <w:lang w:val="zh_TW" w:bidi="zh_TW"/>
+          </w:rPr>
+          <w:rPr>
+            <w:color w:val="0000EE"/>
+            <w:u w:val="single"/>
+          </w:rPr>
+          <w:t>可7:10</w:t>
+        </w:r>
+      </w:hyperlink>
+      <w:r>
+        <w:rPr>
+          <w:lang w:val="zh_TW" w:bidi="zh_TW"/>
+        </w:rPr>
+        <w:t>）</w:t>
+      </w:r>
+    </w:p>
+    <w:p>
+      <w:pPr>
+        <w:pStyle w:val="ListBullet"/>
+        <w:spacing w:line="240" w:lineRule="auto"/>
+        <w:ind w:left="720"/>
+      </w:pPr>
+      <w:r>
+        <w:rPr>
+          <w:lang w:val="zh_TW" w:bidi="zh_TW"/>
+        </w:rPr>
+      </w:r>
+      <w:r>
+        <w:rPr>
+          <w:lang w:val="zh_TW" w:bidi="zh_TW"/>
+        </w:rPr>
+        <w:t>「</w:t>
+      </w:r>
+      <w:r>
+        <w:rPr>
+          <w:lang w:val="zh_TW" w:bidi="zh_TW"/>
+        </w:rPr>
+        <w:t>摩西為我們寫着說</w:t>
+      </w:r>
+      <w:r>
+        <w:rPr>
+          <w:lang w:val="zh_TW" w:bidi="zh_TW"/>
+        </w:rPr>
+        <w:t>」 （</w:t>
+      </w:r>
+      <w:hyperlink r:id="rId106">
+        <w:r>
+          <w:rPr>
+            <w:lang w:val="zh_TW" w:bidi="zh_TW"/>
+          </w:rPr>
+          <w:rPr>
+            <w:color w:val="0000EE"/>
+            <w:u w:val="single"/>
+          </w:rPr>
+          <w:t>可12:19</w:t>
+        </w:r>
+      </w:hyperlink>
+      <w:r>
+        <w:rPr>
+          <w:lang w:val="zh_TW" w:bidi="zh_TW"/>
+        </w:rPr>
+        <w:t>）</w:t>
+      </w:r>
+    </w:p>
+    <w:p>
+      <w:pPr/>
+      <w:r>
+        <w:rPr>
+          <w:lang w:val="zh_TW" w:bidi="zh_TW"/>
+        </w:rPr>
+      </w:r>
+      <w:r>
+        <w:rPr>
+          <w:lang w:val="zh_TW" w:bidi="zh_TW"/>
+        </w:rPr>
+        <w:t>他在新約聖經中出現的次數，比其他舊約聖經人物都要多，總共79次。他主要被描述為律法的頒佈者（</w:t>
+      </w:r>
+      <w:hyperlink r:id="rId107">
+        <w:r>
+          <w:rPr>
+            <w:lang w:val="zh_TW" w:bidi="zh_TW"/>
+          </w:rPr>
+          <w:rPr>
+            <w:color w:val="0000EE"/>
+            <w:u w:val="single"/>
+          </w:rPr>
+          <w:t>太8:4</w:t>
+        </w:r>
+      </w:hyperlink>
+      <w:r>
+        <w:rPr>
+          <w:lang w:val="zh_TW" w:bidi="zh_TW"/>
+        </w:rPr>
+        <w:t>；</w:t>
+      </w:r>
+      <w:hyperlink r:id="rId105">
+        <w:r>
+          <w:rPr>
+            <w:lang w:val="zh_TW" w:bidi="zh_TW"/>
+          </w:rPr>
+          <w:rPr>
+            <w:color w:val="0000EE"/>
+            <w:u w:val="single"/>
+          </w:rPr>
+          <w:t>可7:10</w:t>
+        </w:r>
+      </w:hyperlink>
+      <w:r>
+        <w:rPr>
+          <w:lang w:val="zh_TW" w:bidi="zh_TW"/>
+        </w:rPr>
+        <w:t>；</w:t>
+      </w:r>
+      <w:hyperlink r:id="rId108">
+        <w:r>
+          <w:rPr>
+            <w:lang w:val="zh_TW" w:bidi="zh_TW"/>
+          </w:rPr>
+          <w:rPr>
+            <w:color w:val="0000EE"/>
+            <w:u w:val="single"/>
+          </w:rPr>
+          <w:t>約1:17</w:t>
+        </w:r>
+      </w:hyperlink>
+      <w:r>
+        <w:rPr>
+          <w:lang w:val="zh_TW" w:bidi="zh_TW"/>
+        </w:rPr>
+        <w:t>；</w:t>
+      </w:r>
+      <w:hyperlink r:id="rId109">
+        <w:r>
+          <w:rPr>
+            <w:lang w:val="zh_TW" w:bidi="zh_TW"/>
+          </w:rPr>
+          <w:rPr>
+            <w:color w:val="0000EE"/>
+            <w:u w:val="single"/>
+          </w:rPr>
+          <w:t>徒15:1</w:t>
+        </w:r>
+      </w:hyperlink>
+      <w:r>
+        <w:rPr>
+          <w:lang w:val="zh_TW" w:bidi="zh_TW"/>
+        </w:rPr>
+        <w:t>）。他在耶穌的登山變象時出現，代表舊約聖經的律法。以利亞也出現了，代表舊約聖經的先知（</w:t>
+      </w:r>
+      <w:hyperlink r:id="rId110">
+        <w:r>
+          <w:rPr>
+            <w:lang w:val="zh_TW" w:bidi="zh_TW"/>
+          </w:rPr>
+          <w:rPr>
+            <w:color w:val="0000EE"/>
+            <w:u w:val="single"/>
+          </w:rPr>
+          <w:t>太17:1–3</w:t>
+        </w:r>
+      </w:hyperlink>
+      <w:r>
+        <w:rPr>
+          <w:lang w:val="zh_TW" w:bidi="zh_TW"/>
+        </w:rPr>
+        <w:t>）。</w:t>
+      </w:r>
+    </w:p>
+    <w:p>
+      <w:pPr/>
+      <w:r>
+        <w:rPr>
+          <w:lang w:val="zh_TW" w:bidi="zh_TW"/>
+        </w:rPr>
+      </w:r>
+      <w:r>
+        <w:rPr>
+          <w:lang w:val="zh_TW" w:bidi="zh_TW"/>
+        </w:rPr>
+        <w:t>摩西在新約聖經中也被描繪為一位先知。作為先知，他談到了即將來臨的彌賽亞和祂的受苦（</w:t>
+      </w:r>
+      <w:hyperlink r:id="rId111">
+        <w:r>
+          <w:rPr>
+            <w:lang w:val="zh_TW" w:bidi="zh_TW"/>
+          </w:rPr>
+          <w:rPr>
+            <w:color w:val="0000EE"/>
+            <w:u w:val="single"/>
+          </w:rPr>
+          <w:t>路24:25–27</w:t>
+        </w:r>
+      </w:hyperlink>
+      <w:r>
+        <w:rPr>
+          <w:lang w:val="zh_TW" w:bidi="zh_TW"/>
+        </w:rPr>
+        <w:t>；</w:t>
+      </w:r>
+      <w:hyperlink r:id="rId112">
+        <w:r>
+          <w:rPr>
+            <w:lang w:val="zh_TW" w:bidi="zh_TW"/>
+          </w:rPr>
+          <w:rPr>
+            <w:color w:val="0000EE"/>
+            <w:u w:val="single"/>
+          </w:rPr>
+          <w:t>徒3:22</w:t>
+        </w:r>
+      </w:hyperlink>
+      <w:r>
+        <w:rPr>
+          <w:lang w:val="zh_TW" w:bidi="zh_TW"/>
+        </w:rPr>
+        <w:t>）。新約聖經將摩西和耶穌聯繫起來，以展示在新約和舊約之間連貫性。例如：</w:t>
+      </w:r>
+    </w:p>
+    <w:p>
+      <w:pPr>
+        <w:pStyle w:val="ListBullet"/>
+        <w:spacing w:line="240" w:lineRule="auto"/>
+        <w:ind w:left="720"/>
+      </w:pPr>
+      <w:r>
+        <w:rPr>
+          <w:lang w:val="zh_TW" w:bidi="zh_TW"/>
+        </w:rPr>
+      </w:r>
+      <w:r>
+        <w:rPr>
+          <w:lang w:val="zh_TW" w:bidi="zh_TW"/>
+        </w:rPr>
+        <w:t>耶穌誕生的故事與摩西的故事並列，都是神拯救作為嬰兒的他們，逃脫地上統治者的謀殺陰謀（</w:t>
+      </w:r>
+      <w:hyperlink r:id="rId113">
+        <w:r>
+          <w:rPr>
+            <w:lang w:val="zh_TW" w:bidi="zh_TW"/>
+          </w:rPr>
+          <w:rPr>
+            <w:color w:val="0000EE"/>
+            <w:u w:val="single"/>
+          </w:rPr>
+          <w:t>太2:13–18</w:t>
+        </w:r>
+      </w:hyperlink>
+      <w:r>
+        <w:rPr>
+          <w:lang w:val="zh_TW" w:bidi="zh_TW"/>
+        </w:rPr>
+        <w:t>）。</w:t>
+      </w:r>
+    </w:p>
+    <w:p>
+      <w:pPr>
+        <w:pStyle w:val="ListBullet"/>
+        <w:spacing w:line="240" w:lineRule="auto"/>
+        <w:ind w:left="720"/>
+      </w:pPr>
+      <w:r>
+        <w:rPr>
+          <w:lang w:val="zh_TW" w:bidi="zh_TW"/>
+        </w:rPr>
+      </w:r>
+      <w:r>
+        <w:rPr>
+          <w:lang w:val="zh_TW" w:bidi="zh_TW"/>
+        </w:rPr>
+        <w:t>耶穌的登山寶訓反映在西奈山頒佈律法的情景，將祂呈現為神旨意，帶有權威的詮釋者（</w:t>
+      </w:r>
+      <w:hyperlink r:id="rId114">
+        <w:r>
+          <w:rPr>
+            <w:lang w:val="zh_TW" w:bidi="zh_TW"/>
+          </w:rPr>
+          <w:rPr>
+            <w:color w:val="0000EE"/>
+            <w:u w:val="single"/>
+          </w:rPr>
+          <w:t>太5–7章</w:t>
+        </w:r>
+      </w:hyperlink>
+      <w:r>
+        <w:rPr>
+          <w:lang w:val="zh_TW" w:bidi="zh_TW"/>
+        </w:rPr>
+        <w:t>）。</w:t>
+      </w:r>
+    </w:p>
+    <w:p>
+      <w:pPr>
+        <w:pStyle w:val="ListBullet"/>
+        <w:spacing w:line="240" w:lineRule="auto"/>
+        <w:ind w:left="720"/>
+      </w:pPr>
+      <w:r>
+        <w:rPr>
+          <w:lang w:val="zh_TW" w:bidi="zh_TW"/>
+        </w:rPr>
+      </w:r>
+      <w:r>
+        <w:rPr>
+          <w:lang w:val="zh_TW" w:bidi="zh_TW"/>
+        </w:rPr>
+        <w:t>保羅將舊律法，對比加拉太書中與神的新關係。希伯來書的作者，認為摩西頒佈的律法，是為了現在在基督裡使信徒稱義的信心作好準備（</w:t>
+      </w:r>
+      <w:hyperlink r:id="rId115">
+        <w:r>
+          <w:rPr>
+            <w:lang w:val="zh_TW" w:bidi="zh_TW"/>
+          </w:rPr>
+          <w:rPr>
+            <w:color w:val="0000EE"/>
+            <w:u w:val="single"/>
+          </w:rPr>
+          <w:t>希3:5–6</w:t>
+        </w:r>
+      </w:hyperlink>
+      <w:r>
+        <w:rPr>
+          <w:lang w:val="zh_TW" w:bidi="zh_TW"/>
+        </w:rPr>
+        <w:t>；</w:t>
+      </w:r>
+      <w:hyperlink r:id="rId116">
+        <w:r>
+          <w:rPr>
+            <w:lang w:val="zh_TW" w:bidi="zh_TW"/>
+          </w:rPr>
+          <w:rPr>
+            <w:color w:val="0000EE"/>
+            <w:u w:val="single"/>
+          </w:rPr>
+          <w:t>9:11–22</w:t>
+        </w:r>
+      </w:hyperlink>
+      <w:r>
+        <w:rPr>
+          <w:lang w:val="zh_TW" w:bidi="zh_TW"/>
+        </w:rPr>
+        <w:t>）。</w:t>
+      </w:r>
+    </w:p>
+    <w:p>
+      <w:pPr>
+        <w:pStyle w:val="ListBullet"/>
+        <w:spacing w:line="240" w:lineRule="auto"/>
+        <w:ind w:left="720"/>
+      </w:pPr>
+      <w:r>
+        <w:rPr>
+          <w:lang w:val="zh_TW" w:bidi="zh_TW"/>
+        </w:rPr>
+      </w:r>
+      <w:r>
+        <w:rPr>
+          <w:lang w:val="zh_TW" w:bidi="zh_TW"/>
+        </w:rPr>
+        <w:t>約翰福音將藉摩西所給的律法，對比通過耶穌基督而來的恩典和真理（</w:t>
+      </w:r>
+      <w:hyperlink r:id="rId108">
+        <w:r>
+          <w:rPr>
+            <w:lang w:val="zh_TW" w:bidi="zh_TW"/>
+          </w:rPr>
+          <w:rPr>
+            <w:color w:val="0000EE"/>
+            <w:u w:val="single"/>
+          </w:rPr>
+          <w:t>約1:17</w:t>
+        </w:r>
+      </w:hyperlink>
+      <w:r>
+        <w:rPr>
+          <w:lang w:val="zh_TW" w:bidi="zh_TW"/>
+        </w:rPr>
+        <w:t>）。</w:t>
+      </w:r>
+    </w:p>
+    <w:p>
+      <w:pPr>
+        <w:pStyle w:val="ListBullet"/>
+        <w:spacing w:line="240" w:lineRule="auto"/>
+        <w:ind w:left="720"/>
+      </w:pPr>
+      <w:r>
+        <w:rPr>
+          <w:lang w:val="zh_TW" w:bidi="zh_TW"/>
+        </w:rPr>
+      </w:r>
+      <w:r>
+        <w:rPr>
+          <w:lang w:val="zh_TW" w:bidi="zh_TW"/>
+        </w:rPr>
+        <w:t>約翰將曠野中的嗎哪比作耶穌是「生命的糧」（</w:t>
+      </w:r>
+      <w:hyperlink r:id="rId117">
+        <w:r>
+          <w:rPr>
+            <w:lang w:val="zh_TW" w:bidi="zh_TW"/>
+          </w:rPr>
+          <w:rPr>
+            <w:color w:val="0000EE"/>
+            <w:u w:val="single"/>
+          </w:rPr>
+          <w:t>約6:30–35</w:t>
+        </w:r>
+      </w:hyperlink>
+      <w:r>
+        <w:rPr>
+          <w:lang w:val="zh_TW" w:bidi="zh_TW"/>
+        </w:rPr>
+        <w:t>）。</w:t>
+      </w:r>
+    </w:p>
+    <w:p>
+      <w:pPr/>
+      <w:r>
+        <w:rPr>
+          <w:lang w:val="zh_TW" w:bidi="zh_TW"/>
+        </w:rPr>
+      </w:r>
+      <w:r>
+        <w:rPr>
+          <w:lang w:val="zh_TW" w:bidi="zh_TW"/>
+        </w:rPr>
+        <w:t>其它提到摩西或與相關事件的地方包括：</w:t>
+      </w:r>
+    </w:p>
+    <w:p>
+      <w:pPr>
+        <w:pStyle w:val="ListBullet"/>
+        <w:spacing w:line="240" w:lineRule="auto"/>
+        <w:ind w:left="720"/>
+      </w:pPr>
+      <w:r>
+        <w:rPr>
+          <w:lang w:val="zh_TW" w:bidi="zh_TW"/>
+        </w:rPr>
+      </w:r>
+      <w:r>
+        <w:rPr>
+          <w:lang w:val="zh_TW" w:bidi="zh_TW"/>
+        </w:rPr>
+        <w:t>摩西出生（</w:t>
+      </w:r>
+      <w:hyperlink r:id="rId118">
+        <w:r>
+          <w:rPr>
+            <w:lang w:val="zh_TW" w:bidi="zh_TW"/>
+          </w:rPr>
+          <w:rPr>
+            <w:color w:val="0000EE"/>
+            <w:u w:val="single"/>
+          </w:rPr>
+          <w:t>徒7:20</w:t>
+        </w:r>
+      </w:hyperlink>
+      <w:r>
+        <w:rPr>
+          <w:lang w:val="zh_TW" w:bidi="zh_TW"/>
+        </w:rPr>
+        <w:t>；</w:t>
+      </w:r>
+      <w:hyperlink r:id="rId119">
+        <w:r>
+          <w:rPr>
+            <w:lang w:val="zh_TW" w:bidi="zh_TW"/>
+          </w:rPr>
+          <w:rPr>
+            <w:color w:val="0000EE"/>
+            <w:u w:val="single"/>
+          </w:rPr>
+          <w:t>來11:23</w:t>
+        </w:r>
+      </w:hyperlink>
+      <w:r>
+        <w:rPr>
+          <w:lang w:val="zh_TW" w:bidi="zh_TW"/>
+        </w:rPr>
+        <w:t>）</w:t>
+      </w:r>
+    </w:p>
+    <w:p>
+      <w:pPr>
+        <w:pStyle w:val="ListBullet"/>
+        <w:spacing w:line="240" w:lineRule="auto"/>
+        <w:ind w:left="720"/>
+      </w:pPr>
+      <w:r>
+        <w:rPr>
+          <w:lang w:val="zh_TW" w:bidi="zh_TW"/>
+        </w:rPr>
+      </w:r>
+      <w:r>
+        <w:rPr>
+          <w:lang w:val="zh_TW" w:bidi="zh_TW"/>
+        </w:rPr>
+        <w:t>燃燒的荊棘（</w:t>
+      </w:r>
+      <w:hyperlink r:id="rId120">
+        <w:r>
+          <w:rPr>
+            <w:lang w:val="zh_TW" w:bidi="zh_TW"/>
+          </w:rPr>
+          <w:rPr>
+            <w:color w:val="0000EE"/>
+            <w:u w:val="single"/>
+          </w:rPr>
+          <w:t>路20:37</w:t>
+        </w:r>
+      </w:hyperlink>
+      <w:r>
+        <w:rPr>
+          <w:lang w:val="zh_TW" w:bidi="zh_TW"/>
+        </w:rPr>
+        <w:t>）</w:t>
+      </w:r>
+    </w:p>
+    <w:p>
+      <w:pPr>
+        <w:pStyle w:val="ListBullet"/>
+        <w:spacing w:line="240" w:lineRule="auto"/>
+        <w:ind w:left="720"/>
+      </w:pPr>
+      <w:r>
+        <w:rPr>
+          <w:lang w:val="zh_TW" w:bidi="zh_TW"/>
+        </w:rPr>
+      </w:r>
+      <w:r>
+        <w:rPr>
+          <w:lang w:val="zh_TW" w:bidi="zh_TW"/>
+        </w:rPr>
+        <w:t>埃及的術士和假教師（</w:t>
+      </w:r>
+      <w:hyperlink r:id="rId121">
+        <w:r>
+          <w:rPr>
+            <w:lang w:val="zh_TW" w:bidi="zh_TW"/>
+          </w:rPr>
+          <w:rPr>
+            <w:color w:val="0000EE"/>
+            <w:u w:val="single"/>
+          </w:rPr>
+          <w:t>提後3:8</w:t>
+        </w:r>
+      </w:hyperlink>
+      <w:r>
+        <w:rPr>
+          <w:lang w:val="zh_TW" w:bidi="zh_TW"/>
+        </w:rPr>
+        <w:t>）</w:t>
+      </w:r>
+    </w:p>
+    <w:p>
+      <w:pPr>
+        <w:pStyle w:val="ListBullet"/>
+        <w:spacing w:line="240" w:lineRule="auto"/>
+        <w:ind w:left="720"/>
+      </w:pPr>
+      <w:r>
+        <w:rPr>
+          <w:lang w:val="zh_TW" w:bidi="zh_TW"/>
+        </w:rPr>
+      </w:r>
+      <w:r>
+        <w:rPr>
+          <w:lang w:val="zh_TW" w:bidi="zh_TW"/>
+        </w:rPr>
+        <w:t>逾越節（</w:t>
+      </w:r>
+      <w:hyperlink r:id="rId122">
+        <w:r>
+          <w:rPr>
+            <w:lang w:val="zh_TW" w:bidi="zh_TW"/>
+          </w:rPr>
+          <w:rPr>
+            <w:color w:val="0000EE"/>
+            <w:u w:val="single"/>
+          </w:rPr>
+          <w:t>來11:28</w:t>
+        </w:r>
+      </w:hyperlink>
+      <w:r>
+        <w:rPr>
+          <w:lang w:val="zh_TW" w:bidi="zh_TW"/>
+        </w:rPr>
+        <w:t>）</w:t>
+      </w:r>
+    </w:p>
+    <w:p>
+      <w:pPr>
+        <w:pStyle w:val="ListBullet"/>
+        <w:spacing w:line="240" w:lineRule="auto"/>
+        <w:ind w:left="720"/>
+      </w:pPr>
+      <w:r>
+        <w:rPr>
+          <w:lang w:val="zh_TW" w:bidi="zh_TW"/>
+        </w:rPr>
+      </w:r>
+      <w:r>
+        <w:rPr>
+          <w:lang w:val="zh_TW" w:bidi="zh_TW"/>
+        </w:rPr>
+        <w:t>出埃及（</w:t>
+      </w:r>
+      <w:hyperlink r:id="rId123">
+        <w:r>
+          <w:rPr>
+            <w:lang w:val="zh_TW" w:bidi="zh_TW"/>
+          </w:rPr>
+          <w:rPr>
+            <w:color w:val="0000EE"/>
+            <w:u w:val="single"/>
+          </w:rPr>
+          <w:t>來3:16</w:t>
+        </w:r>
+      </w:hyperlink>
+      <w:r>
+        <w:rPr>
+          <w:lang w:val="zh_TW" w:bidi="zh_TW"/>
+        </w:rPr>
+        <w:t>）</w:t>
+      </w:r>
+    </w:p>
+    <w:p>
+      <w:pPr>
+        <w:pStyle w:val="ListBullet"/>
+        <w:spacing w:line="240" w:lineRule="auto"/>
+        <w:ind w:left="720"/>
+      </w:pPr>
+      <w:r>
+        <w:rPr>
+          <w:lang w:val="zh_TW" w:bidi="zh_TW"/>
+        </w:rPr>
+      </w:r>
+      <w:r>
+        <w:rPr>
+          <w:lang w:val="zh_TW" w:bidi="zh_TW"/>
+        </w:rPr>
+        <w:t>過紅海（</w:t>
+      </w:r>
+      <w:hyperlink r:id="rId124">
+        <w:r>
+          <w:rPr>
+            <w:lang w:val="zh_TW" w:bidi="zh_TW"/>
+          </w:rPr>
+          <w:rPr>
+            <w:color w:val="0000EE"/>
+            <w:u w:val="single"/>
+          </w:rPr>
+          <w:t>林前10:2</w:t>
+        </w:r>
+      </w:hyperlink>
+      <w:r>
+        <w:rPr>
+          <w:lang w:val="zh_TW" w:bidi="zh_TW"/>
+        </w:rPr>
+        <w:t>）</w:t>
+      </w:r>
+    </w:p>
+    <w:p>
+      <w:pPr>
+        <w:pStyle w:val="ListBullet"/>
+        <w:spacing w:line="240" w:lineRule="auto"/>
+        <w:ind w:left="720"/>
+      </w:pPr>
+      <w:r>
+        <w:rPr>
+          <w:lang w:val="zh_TW" w:bidi="zh_TW"/>
+        </w:rPr>
+      </w:r>
+      <w:r>
+        <w:rPr>
+          <w:lang w:val="zh_TW" w:bidi="zh_TW"/>
+        </w:rPr>
+        <w:t>西奈盟約中的贖罪祭和耶穌獻上的寶血（</w:t>
+      </w:r>
+      <w:hyperlink r:id="rId125">
+        <w:r>
+          <w:rPr>
+            <w:lang w:val="zh_TW" w:bidi="zh_TW"/>
+          </w:rPr>
+          <w:rPr>
+            <w:color w:val="0000EE"/>
+            <w:u w:val="single"/>
+          </w:rPr>
+          <w:t>太26:28</w:t>
+        </w:r>
+      </w:hyperlink>
+      <w:r>
+        <w:rPr>
+          <w:lang w:val="zh_TW" w:bidi="zh_TW"/>
+        </w:rPr>
+        <w:t>）</w:t>
+      </w:r>
+    </w:p>
+    <w:p>
+      <w:pPr>
+        <w:pStyle w:val="ListBullet"/>
+        <w:spacing w:line="240" w:lineRule="auto"/>
+        <w:ind w:left="720"/>
+      </w:pPr>
+      <w:r>
+        <w:rPr>
+          <w:lang w:val="zh_TW" w:bidi="zh_TW"/>
+        </w:rPr>
+      </w:r>
+      <w:r>
+        <w:rPr>
+          <w:lang w:val="zh_TW" w:bidi="zh_TW"/>
+        </w:rPr>
+        <w:t>嗎哪與靈食（</w:t>
+      </w:r>
+      <w:hyperlink r:id="rId126">
+        <w:r>
+          <w:rPr>
+            <w:lang w:val="zh_TW" w:bidi="zh_TW"/>
+          </w:rPr>
+          <w:rPr>
+            <w:color w:val="0000EE"/>
+            <w:u w:val="single"/>
+          </w:rPr>
+          <w:t>林前10:3</w:t>
+        </w:r>
+      </w:hyperlink>
+      <w:r>
+        <w:rPr>
+          <w:lang w:val="zh_TW" w:bidi="zh_TW"/>
+        </w:rPr>
+        <w:t>）</w:t>
+      </w:r>
+    </w:p>
+    <w:p>
+      <w:pPr>
+        <w:pStyle w:val="ListBullet"/>
+        <w:spacing w:line="240" w:lineRule="auto"/>
+        <w:ind w:left="720"/>
+      </w:pPr>
+      <w:r>
+        <w:rPr>
+          <w:lang w:val="zh_TW" w:bidi="zh_TW"/>
+        </w:rPr>
+      </w:r>
+      <w:r>
+        <w:rPr>
+          <w:lang w:val="zh_TW" w:bidi="zh_TW"/>
+        </w:rPr>
+        <w:t>摩西臉上的榮光（</w:t>
+      </w:r>
+      <w:hyperlink r:id="rId127">
+        <w:r>
+          <w:rPr>
+            <w:lang w:val="zh_TW" w:bidi="zh_TW"/>
+          </w:rPr>
+          <w:rPr>
+            <w:color w:val="0000EE"/>
+            <w:u w:val="single"/>
+          </w:rPr>
+          <w:t>林後3:7–18</w:t>
+        </w:r>
+      </w:hyperlink>
+      <w:r>
+        <w:rPr>
+          <w:lang w:val="zh_TW" w:bidi="zh_TW"/>
+        </w:rPr>
+        <w:t>）</w:t>
+      </w:r>
+    </w:p>
+    <w:p>
+      <w:pPr>
+        <w:pStyle w:val="ListBullet"/>
+        <w:spacing w:line="240" w:lineRule="auto"/>
+        <w:ind w:left="720"/>
+      </w:pPr>
+      <w:r>
+        <w:rPr>
+          <w:lang w:val="zh_TW" w:bidi="zh_TW"/>
+        </w:rPr>
+      </w:r>
+      <w:r>
+        <w:rPr>
+          <w:lang w:val="zh_TW" w:bidi="zh_TW"/>
+        </w:rPr>
+        <w:t>從磐石流出的水與靈水（</w:t>
+      </w:r>
+      <w:hyperlink r:id="rId128">
+        <w:r>
+          <w:rPr>
+            <w:lang w:val="zh_TW" w:bidi="zh_TW"/>
+          </w:rPr>
+          <w:rPr>
+            <w:color w:val="0000EE"/>
+            <w:u w:val="single"/>
+          </w:rPr>
+          <w:t>林前10:4</w:t>
+        </w:r>
+      </w:hyperlink>
+      <w:r>
+        <w:rPr>
+          <w:lang w:val="zh_TW" w:bidi="zh_TW"/>
+        </w:rPr>
+        <w:t>）</w:t>
+      </w:r>
+    </w:p>
+    <w:p>
+      <w:pPr>
+        <w:pStyle w:val="ListBullet"/>
+        <w:spacing w:line="240" w:lineRule="auto"/>
+        <w:ind w:left="720"/>
+      </w:pPr>
+      <w:r>
+        <w:rPr>
+          <w:lang w:val="zh_TW" w:bidi="zh_TW"/>
+        </w:rPr>
+      </w:r>
+      <w:r>
+        <w:rPr>
+          <w:lang w:val="zh_TW" w:bidi="zh_TW"/>
+        </w:rPr>
+        <w:t>銅蛇與人子被舉起（</w:t>
+      </w:r>
+      <w:hyperlink r:id="rId129">
+        <w:r>
+          <w:rPr>
+            <w:lang w:val="zh_TW" w:bidi="zh_TW"/>
+          </w:rPr>
+          <w:rPr>
+            <w:color w:val="0000EE"/>
+            <w:u w:val="single"/>
+          </w:rPr>
+          <w:t>約3:14</w:t>
+        </w:r>
+      </w:hyperlink>
+      <w:r>
+        <w:rPr>
+          <w:lang w:val="zh_TW" w:bidi="zh_TW"/>
+        </w:rPr>
+        <w:t>）</w:t>
+      </w:r>
+    </w:p>
+    <w:p>
+      <w:pPr>
+        <w:pStyle w:val="ListBullet"/>
+        <w:spacing w:line="240" w:lineRule="auto"/>
+        <w:ind w:left="720"/>
+      </w:pPr>
+      <w:r>
+        <w:rPr>
+          <w:lang w:val="zh_TW" w:bidi="zh_TW"/>
+        </w:rPr>
+      </w:r>
+      <w:r>
+        <w:rPr>
+          <w:lang w:val="zh_TW" w:bidi="zh_TW"/>
+        </w:rPr>
+        <w:t>摩西之歌和</w:t>
+      </w:r>
+      <w:r>
+        <w:rPr>
+          <w:lang w:val="zh_TW" w:bidi="zh_TW"/>
+        </w:rPr>
+        <w:t>羔羊之歌</w:t>
+      </w:r>
+      <w:r>
+        <w:rPr>
+          <w:lang w:val="zh_TW" w:bidi="zh_TW"/>
+        </w:rPr>
+        <w:t>（</w:t>
+      </w:r>
+      <w:hyperlink r:id="rId130">
+        <w:r>
+          <w:rPr>
+            <w:lang w:val="zh_TW" w:bidi="zh_TW"/>
+          </w:rPr>
+          <w:rPr>
+            <w:color w:val="0000EE"/>
+            <w:u w:val="single"/>
+          </w:rPr>
+          <w:t>啟15:3</w:t>
+        </w:r>
+      </w:hyperlink>
+      <w:r>
+        <w:rPr>
+          <w:lang w:val="zh_TW" w:bidi="zh_TW"/>
+        </w:rPr>
+        <w:t>）</w:t>
+      </w:r>
+    </w:p>
+    <w:p>
+      <w:pPr/>
+      <w:r>
+        <w:rPr>
+          <w:lang w:val="zh_TW" w:bidi="zh_TW"/>
+        </w:rPr>
+      </w:r>
+      <w:r>
+        <w:rPr>
+          <w:i/>
+          <w:lang w:val="zh_TW" w:bidi="zh_TW"/>
+        </w:rPr>
+        <w:t>另見</w:t>
+      </w:r>
+      <w:r>
+        <w:rPr>
+          <w:lang w:val="zh_TW" w:bidi="zh_TW"/>
+        </w:rPr>
+        <w:t xml:space="preserve"> </w:t>
+      </w:r>
+      <w:r>
+        <w:rPr>
+          <w:lang w:val="zh_TW" w:bidi="zh_TW"/>
+        </w:rPr>
+        <w:t>埃及、埃及人</w:t>
+      </w:r>
+      <w:r>
+        <w:rPr>
+          <w:lang w:val="zh_TW" w:bidi="zh_TW"/>
+        </w:rPr>
+        <w:t>；</w:t>
+      </w:r>
+      <w:r>
+        <w:rPr>
+          <w:lang w:val="zh_TW" w:bidi="zh_TW"/>
+        </w:rPr>
+        <w:t>出埃及</w:t>
+      </w:r>
+      <w:r>
+        <w:rPr>
+          <w:lang w:val="zh_TW" w:bidi="zh_TW"/>
+        </w:rPr>
+        <w:t>；</w:t>
+      </w:r>
+      <w:r>
+        <w:rPr>
+          <w:lang w:val="zh_TW" w:bidi="zh_TW"/>
+        </w:rPr>
+        <w:t>以色列的歷史</w:t>
+      </w:r>
+      <w:r>
+        <w:rPr>
+          <w:lang w:val="zh_TW" w:bidi="zh_TW"/>
+        </w:rPr>
+        <w:t>；</w:t>
+      </w:r>
+      <w:r>
+        <w:rPr>
+          <w:lang w:val="zh_TW" w:bidi="zh_TW"/>
+        </w:rPr>
+        <w:t>埃及十災</w:t>
+      </w:r>
+      <w:r>
+        <w:rPr>
+          <w:lang w:val="zh_TW" w:bidi="zh_TW"/>
+        </w:rPr>
+        <w:t>；</w:t>
+      </w:r>
+      <w:r>
+        <w:rPr>
+          <w:lang w:val="zh_TW" w:bidi="zh_TW"/>
+        </w:rPr>
+        <w:t>祭司與利未人</w:t>
+      </w:r>
+      <w:r>
+        <w:rPr>
+          <w:lang w:val="zh_TW" w:bidi="zh_TW"/>
+        </w:rPr>
+        <w:t>；</w:t>
+      </w:r>
+      <w:r>
+        <w:rPr>
+          <w:lang w:val="zh_TW" w:bidi="zh_TW"/>
+        </w:rPr>
+        <w:t>會幕</w:t>
+      </w:r>
+      <w:r>
+        <w:rPr>
+          <w:lang w:val="zh_TW" w:bidi="zh_TW"/>
+        </w:rPr>
+        <w:t>；</w:t>
+      </w:r>
+      <w:r>
+        <w:rPr>
+          <w:lang w:val="zh_TW" w:bidi="zh_TW"/>
+        </w:rPr>
+        <w:t>聖殿</w:t>
+      </w:r>
+      <w:r>
+        <w:rPr>
+          <w:lang w:val="zh_TW" w:bidi="zh_TW"/>
+        </w:rPr>
+        <w:t>；</w:t>
+      </w:r>
+      <w:r>
+        <w:rPr>
+          <w:lang w:val="zh_TW" w:bidi="zh_TW"/>
+        </w:rPr>
+        <w:t>十誡</w:t>
+      </w:r>
+      <w:r>
+        <w:rPr>
+          <w:lang w:val="zh_TW" w:bidi="zh_TW"/>
+        </w:rPr>
+        <w:t>；</w:t>
+      </w:r>
+      <w:r>
+        <w:rPr>
+          <w:lang w:val="zh_TW" w:bidi="zh_TW"/>
+        </w:rPr>
+        <w:t>曠野漂流</w:t>
+      </w:r>
+      <w:r>
+        <w:rPr>
+          <w:lang w:val="zh_TW" w:bidi="zh_TW"/>
+        </w:rPr>
+        <w:t>。</w:t>
+      </w:r>
+      <w:r>
+        <w:rPr>
+          <w:lang w:val="zh_TW" w:bidi="zh_TW"/>
+        </w:rPr>
+      </w:r>
+      <w:r>
+        <w:rPr>
+          <w:lang w:val="zh_TW" w:bidi="zh_TW"/>
+        </w:rPr>
+      </w:r>
+    </w:p>
+    <w:p>
+      <w:pPr/>
+      <w:r>
+        <w:rPr>
+          <w:lang w:val="zh_TW" w:bidi="zh_TW"/>
+        </w:rPr>
+      </w:r>
+    </w:p>
+    <w:p>
+      <w:pPr>
+        <w:pStyle w:val="Heading2"/>
+      </w:pPr>
+      <w:r>
+        <w:rPr>
+          <w:lang w:val="zh_TW" w:bidi="zh_TW"/>
+        </w:rPr>
+        <w:t>摩押，摩押人</w:t>
+      </w:r>
+      <w:r>
+        <w:rPr>
+          <w:lang w:val="zh_TW" w:bidi="zh_TW"/>
+        </w:rPr>
+      </w:r>
+    </w:p>
+    <w:p>
+      <w:pPr/>
+      <w:r>
+        <w:rPr>
+          <w:lang w:val="zh_TW" w:bidi="zh_TW"/>
+        </w:rPr>
+      </w:r>
+      <w:r>
+        <w:rPr>
+          <w:lang w:val="zh_TW" w:bidi="zh_TW"/>
+        </w:rPr>
+        <w:t>摩押是外約旦（Transjordan，約旦河以東）中部的一個小國。摩押人是住在摩押地的人。摩押地位於一個高地（plateau）上。約旦河谷的陡峭懸崖在西邊形成一道天然的邊界，將摩押和猶大分隔開來。</w:t>
+      </w:r>
+    </w:p>
+    <w:p>
+      <w:pPr/>
+      <w:r>
+        <w:rPr>
+          <w:lang w:val="zh_TW" w:bidi="zh_TW"/>
+        </w:rPr>
+      </w:r>
+      <w:r>
+        <w:rPr>
+          <w:lang w:val="zh_TW" w:bidi="zh_TW"/>
+        </w:rPr>
+        <w:t>摩押的北部邊界會隨著這個國在不同時期的強弱而改變。摩押強盛的時候，它的版圖會向北延伸到希實本一帶。摩押較弱的時候，亞嫩河（現代的穆吉卜谷〔Wadiel-Mojib〕）就成為它的北界。</w:t>
+      </w:r>
+    </w:p>
+    <w:p>
+      <w:pPr/>
+      <w:r>
+        <w:rPr>
+          <w:lang w:val="zh_TW" w:bidi="zh_TW"/>
+        </w:rPr>
+      </w:r>
+      <w:r>
+        <w:rPr>
+          <w:lang w:val="zh_TW" w:bidi="zh_TW"/>
+        </w:rPr>
+        <w:t>這個國的東界由敘利亞曠野的邊緣構成。這是因為東界標示著可耕種土地的界限。南邊的撒烈河（現代的希薩谷〔Wadiel-Hesa〕）將摩押與鄰近的以東王國分隔開來。</w:t>
+      </w:r>
+    </w:p>
+    <w:p>
+      <w:pPr/>
+      <w:r>
+        <w:rPr>
+          <w:lang w:val="zh_TW" w:bidi="zh_TW"/>
+        </w:rPr>
+      </w:r>
+      <w:r>
+        <w:rPr>
+          <w:lang w:val="zh_TW" w:bidi="zh_TW"/>
+        </w:rPr>
+        <w:t>即使在版圖最大的時候，古代的摩押仍然是一塊相對較小的領土。它南北只有長約96.5公里（60英里），東西只有寬約32.2公里（20英里）。</w:t>
+      </w:r>
+    </w:p>
+    <w:p>
+      <w:pPr>
+        <w:pStyle w:val="Heading3"/>
+      </w:pPr>
+      <w:r>
+        <w:rPr>
+          <w:lang w:val="zh_TW" w:bidi="zh_TW"/>
+        </w:rPr>
+        <w:t>摩押的地形特徵</w:t>
+      </w:r>
+    </w:p>
+    <w:p>
+      <w:pPr/>
+      <w:r>
+        <w:rPr>
+          <w:lang w:val="zh_TW" w:bidi="zh_TW"/>
+        </w:rPr>
+      </w:r>
+      <w:r>
+        <w:rPr>
+          <w:lang w:val="zh_TW" w:bidi="zh_TW"/>
+        </w:rPr>
+        <w:t>摩押大部分地方是起伏平緩的平原（tableland），其間有許多山谷切割而成的深谷。君王大道（King's Highway）是一條重要的古代道路，穿過摩押的中部。這條路線很可能在這地區的歷史中，對軍隊調動與貿易往來都非常重要（</w:t>
+      </w:r>
+      <w:hyperlink r:id="rId131">
+        <w:r>
+          <w:rPr>
+            <w:lang w:val="zh_TW" w:bidi="zh_TW"/>
+          </w:rPr>
+          <w:rPr>
+            <w:color w:val="0000EE"/>
+            <w:u w:val="single"/>
+          </w:rPr>
+          <w:t>民21:21–22</w:t>
+        </w:r>
+      </w:hyperlink>
+      <w:r>
+        <w:rPr>
+          <w:lang w:val="zh_TW" w:bidi="zh_TW"/>
+        </w:rPr>
+        <w:t>；</w:t>
+      </w:r>
+      <w:hyperlink r:id="rId132">
+        <w:r>
+          <w:rPr>
+            <w:lang w:val="zh_TW" w:bidi="zh_TW"/>
+          </w:rPr>
+          <w:rPr>
+            <w:color w:val="0000EE"/>
+            <w:u w:val="single"/>
+          </w:rPr>
+          <w:t>士11:17</w:t>
+        </w:r>
+      </w:hyperlink>
+      <w:r>
+        <w:rPr>
+          <w:lang w:val="zh_TW" w:bidi="zh_TW"/>
+        </w:rPr>
+        <w:t>）。</w:t>
+      </w:r>
+    </w:p>
+    <w:p>
+      <w:pPr/>
+      <w:r>
+        <w:rPr>
+          <w:lang w:val="zh_TW" w:bidi="zh_TW"/>
+        </w:rPr>
+      </w:r>
+      <w:r>
+        <w:rPr>
+          <w:lang w:val="zh_TW" w:bidi="zh_TW"/>
+        </w:rPr>
+        <w:t>摩押的高地一直以優良的牧場聞名，適合放牧牲畜（</w:t>
+      </w:r>
+      <w:hyperlink r:id="rId133">
+        <w:r>
+          <w:rPr>
+            <w:lang w:val="zh_TW" w:bidi="zh_TW"/>
+          </w:rPr>
+          <w:rPr>
+            <w:color w:val="0000EE"/>
+            <w:u w:val="single"/>
+          </w:rPr>
+          <w:t>王下3:4</w:t>
+        </w:r>
+      </w:hyperlink>
+      <w:r>
+        <w:rPr>
+          <w:lang w:val="zh_TW" w:bidi="zh_TW"/>
+        </w:rPr>
+        <w:t>）。摩押的土壤與氣候也很適合種植小麥和大麥等農作物。</w:t>
+      </w:r>
+    </w:p>
+    <w:p>
+      <w:pPr>
+        <w:pStyle w:val="Heading3"/>
+      </w:pPr>
+      <w:r>
+        <w:rPr>
+          <w:lang w:val="zh_TW" w:bidi="zh_TW"/>
+        </w:rPr>
+        <w:t>摩押的起源</w:t>
+      </w:r>
+    </w:p>
+    <w:p>
+      <w:pPr/>
+      <w:r>
+        <w:rPr>
+          <w:lang w:val="zh_TW" w:bidi="zh_TW"/>
+        </w:rPr>
+      </w:r>
+      <w:r>
+        <w:rPr>
+          <w:lang w:val="zh_TW" w:bidi="zh_TW"/>
+        </w:rPr>
+        <w:t>根據</w:t>
+      </w:r>
+      <w:hyperlink r:id="rId134">
+        <w:r>
+          <w:rPr>
+            <w:lang w:val="zh_TW" w:bidi="zh_TW"/>
+          </w:rPr>
+          <w:rPr>
+            <w:color w:val="0000EE"/>
+            <w:u w:val="single"/>
+          </w:rPr>
+          <w:t>創世記十九章37節</w:t>
+        </w:r>
+      </w:hyperlink>
+      <w:r>
+        <w:rPr>
+          <w:lang w:val="zh_TW" w:bidi="zh_TW"/>
+        </w:rPr>
+        <w:t>，摩押人是摩押的後裔。摩押則是羅得和他的大女兒所生的兒子。</w:t>
+      </w:r>
+      <w:hyperlink r:id="rId135">
+        <w:r>
+          <w:rPr>
+            <w:lang w:val="zh_TW" w:bidi="zh_TW"/>
+          </w:rPr>
+          <w:rPr>
+            <w:color w:val="0000EE"/>
+            <w:u w:val="single"/>
+          </w:rPr>
+          <w:t>申命記二章10至11節</w:t>
+        </w:r>
+      </w:hyperlink>
+      <w:r>
+        <w:rPr>
+          <w:lang w:val="zh_TW" w:bidi="zh_TW"/>
+        </w:rPr>
+        <w:t>記載，在摩押人住在這地區以前，有一名叫以米人的族群住在那裡。這些資料與希伯來人預備進入那地的時期有關。然而，聖經並沒有解釋羅得的後裔、以米人，以及希伯來人入侵時期住在摩押地的人之間有什麼關聯。</w:t>
+      </w:r>
+    </w:p>
+    <w:p>
+      <w:pPr/>
+      <w:r>
+        <w:rPr>
+          <w:lang w:val="zh_TW" w:bidi="zh_TW"/>
+        </w:rPr>
+      </w:r>
+      <w:r>
+        <w:rPr>
+          <w:lang w:val="zh_TW" w:bidi="zh_TW"/>
+        </w:rPr>
+        <w:t>到目前為止，歷史學家還沒有找到關於摩押國如何開始的具體資料。這個國大約存在於公元前1300年至公元前600年間。我們對這段時期摩押的歷史與文化所知道的內容，主要來自考古發現與古代文獻，包括埃及、亞述的記載，以及舊約聖經的記述。</w:t>
+      </w:r>
+    </w:p>
+    <w:p>
+      <w:pPr>
+        <w:pStyle w:val="Heading3"/>
+      </w:pPr>
+      <w:r>
+        <w:rPr>
+          <w:lang w:val="zh_TW" w:bidi="zh_TW"/>
+        </w:rPr>
+        <w:t>摩押與以色列的早期關係</w:t>
+      </w:r>
+    </w:p>
+    <w:p>
+      <w:pPr/>
+      <w:r>
+        <w:rPr>
+          <w:lang w:val="zh_TW" w:bidi="zh_TW"/>
+        </w:rPr>
+      </w:r>
+      <w:r>
+        <w:rPr>
+          <w:lang w:val="zh_TW" w:bidi="zh_TW"/>
+        </w:rPr>
+        <w:t>在以色列人穿過約但河以東的土地之前，摩押人已經失去對亞嫩河以北領土的控制。那一帶由亞摩利王西宏統治，他以希實本為都城掌權（</w:t>
+      </w:r>
+      <w:hyperlink r:id="rId136">
+        <w:r>
+          <w:rPr>
+            <w:lang w:val="zh_TW" w:bidi="zh_TW"/>
+          </w:rPr>
+          <w:rPr>
+            <w:color w:val="0000EE"/>
+            <w:u w:val="single"/>
+          </w:rPr>
+          <w:t>民21:13</w:t>
+        </w:r>
+      </w:hyperlink>
+      <w:r>
+        <w:rPr>
+          <w:lang w:val="zh_TW" w:bidi="zh_TW"/>
+        </w:rPr>
+        <w:t>、</w:t>
+      </w:r>
+      <w:hyperlink r:id="rId136">
+        <w:r>
+          <w:rPr>
+            <w:lang w:val="zh_TW" w:bidi="zh_TW"/>
+          </w:rPr>
+          <w:rPr>
+            <w:color w:val="0000EE"/>
+            <w:u w:val="single"/>
+          </w:rPr>
+          <w:t>26</w:t>
+        </w:r>
+      </w:hyperlink>
+      <w:r>
+        <w:rPr>
+          <w:lang w:val="zh_TW" w:bidi="zh_TW"/>
+        </w:rPr>
+        <w:t>）。</w:t>
+      </w:r>
+    </w:p>
+    <w:p>
+      <w:pPr/>
+      <w:r>
+        <w:rPr>
+          <w:lang w:val="zh_TW" w:bidi="zh_TW"/>
+        </w:rPr>
+      </w:r>
+      <w:r>
+        <w:rPr>
+          <w:lang w:val="zh_TW" w:bidi="zh_TW"/>
+        </w:rPr>
+        <w:t>以色列人曾請求准許沿著君王大道穿過以東和摩押，但遭到拒絕。於是他們與西宏爭戰，並在其中一場最著名的戰役中得勝。摩押王巴勒因懼怕以色列可能會攻取他的地，就與以色列人爭戰（</w:t>
+      </w:r>
+      <w:hyperlink r:id="rId137">
+        <w:r>
+          <w:rPr>
+            <w:lang w:val="zh_TW" w:bidi="zh_TW"/>
+          </w:rPr>
+          <w:rPr>
+            <w:color w:val="0000EE"/>
+            <w:u w:val="single"/>
+          </w:rPr>
+          <w:t>民22:6</w:t>
+        </w:r>
+      </w:hyperlink>
+      <w:r>
+        <w:rPr>
+          <w:lang w:val="zh_TW" w:bidi="zh_TW"/>
+        </w:rPr>
+        <w:t>；</w:t>
+      </w:r>
+      <w:hyperlink r:id="rId138">
+        <w:r>
+          <w:rPr>
+            <w:lang w:val="zh_TW" w:bidi="zh_TW"/>
+          </w:rPr>
+          <w:rPr>
+            <w:color w:val="0000EE"/>
+            <w:u w:val="single"/>
+          </w:rPr>
+          <w:t>書24:9</w:t>
+        </w:r>
+      </w:hyperlink>
+      <w:r>
+        <w:rPr>
+          <w:lang w:val="zh_TW" w:bidi="zh_TW"/>
+        </w:rPr>
+        <w:t>）。他又雇用美索不達米亞的占卜者巴蘭，咒詛以色列人（</w:t>
       </w:r>
       <w:hyperlink r:id="rId87">
         <w:r>
@@ -2579,7 +5921,279 @@
             <w:color w:val="0000EE"/>
             <w:u w:val="single"/>
           </w:rPr>
-          <w:t>王下11:14–20</w:t>
+          <w:t>民22–24章</w:t>
+        </w:r>
+      </w:hyperlink>
+      <w:r>
+        <w:rPr>
+          <w:lang w:val="zh_TW" w:bidi="zh_TW"/>
+        </w:rPr>
+        <w:t>）。</w:t>
+      </w:r>
+    </w:p>
+    <w:p>
+      <w:pPr/>
+      <w:r>
+        <w:rPr>
+          <w:lang w:val="zh_TW" w:bidi="zh_TW"/>
+        </w:rPr>
+      </w:r>
+      <w:r>
+        <w:rPr>
+          <w:lang w:val="zh_TW" w:bidi="zh_TW"/>
+        </w:rPr>
+        <w:t>呂便支派和迦得支派定居在西宏的地界裡。亞嫩河成為以色列和摩押之間的邊界（</w:t>
+      </w:r>
+      <w:hyperlink r:id="rId139">
+        <w:r>
+          <w:rPr>
+            <w:lang w:val="zh_TW" w:bidi="zh_TW"/>
+          </w:rPr>
+          <w:rPr>
+            <w:color w:val="0000EE"/>
+            <w:u w:val="single"/>
+          </w:rPr>
+          <w:t>32</w:t>
+        </w:r>
+      </w:hyperlink>
+      <w:r>
+        <w:rPr>
+          <w:lang w:val="zh_TW" w:bidi="zh_TW"/>
+        </w:rPr>
+        <w:t>章）。亞嫩河以北的土地從前曾由摩押控制。以色列人從西宏王手中奪取那地之後，這一帶就成為衝突的來源。後來，以色列人在什亭這地方拜偶像（</w:t>
+      </w:r>
+      <w:hyperlink r:id="rId140">
+        <w:r>
+          <w:rPr>
+            <w:lang w:val="zh_TW" w:bidi="zh_TW"/>
+          </w:rPr>
+          <w:rPr>
+            <w:color w:val="0000EE"/>
+            <w:u w:val="single"/>
+          </w:rPr>
+          <w:t>25</w:t>
+        </w:r>
+      </w:hyperlink>
+      <w:r>
+        <w:rPr>
+          <w:lang w:val="zh_TW" w:bidi="zh_TW"/>
+        </w:rPr>
+        <w:t>章）。</w:t>
+      </w:r>
+    </w:p>
+    <w:p>
+      <w:pPr>
+        <w:pStyle w:val="Heading3"/>
+      </w:pPr>
+      <w:r>
+        <w:rPr>
+          <w:lang w:val="zh_TW" w:bidi="zh_TW"/>
+        </w:rPr>
+        <w:t>士師時期與路得記</w:t>
+      </w:r>
+    </w:p>
+    <w:p>
+      <w:pPr/>
+      <w:r>
+        <w:rPr>
+          <w:lang w:val="zh_TW" w:bidi="zh_TW"/>
+        </w:rPr>
+      </w:r>
+      <w:r>
+        <w:rPr>
+          <w:lang w:val="zh_TW" w:bidi="zh_TW"/>
+        </w:rPr>
+        <w:t>有一段時期，摩押王伊磯倫管轄了約旦河兩岸的希伯來各支派，直到以笏將他殺死（</w:t>
+      </w:r>
+      <w:hyperlink r:id="rId141">
+        <w:r>
+          <w:rPr>
+            <w:lang w:val="zh_TW" w:bidi="zh_TW"/>
+          </w:rPr>
+          <w:rPr>
+            <w:color w:val="0000EE"/>
+            <w:u w:val="single"/>
+          </w:rPr>
+          <w:t>士3:12–30</w:t>
+        </w:r>
+      </w:hyperlink>
+      <w:r>
+        <w:rPr>
+          <w:lang w:val="zh_TW" w:bidi="zh_TW"/>
+        </w:rPr>
+        <w:t>）。到了耶弗他作士師的時候，以色列人已經重新控制摩押北部（</w:t>
+      </w:r>
+      <w:hyperlink r:id="rId142">
+        <w:r>
+          <w:rPr>
+            <w:lang w:val="zh_TW" w:bidi="zh_TW"/>
+          </w:rPr>
+          <w:rPr>
+            <w:color w:val="0000EE"/>
+            <w:u w:val="single"/>
+          </w:rPr>
+          <w:t>11:26</w:t>
+        </w:r>
+      </w:hyperlink>
+      <w:r>
+        <w:rPr>
+          <w:lang w:val="zh_TW" w:bidi="zh_TW"/>
+        </w:rPr>
+        <w:t>）。路得記顯示，摩押與以色列也曾有一些時期彼此和平相處。</w:t>
+      </w:r>
+    </w:p>
+    <w:p>
+      <w:pPr>
+        <w:pStyle w:val="Heading3"/>
+      </w:pPr>
+      <w:r>
+        <w:rPr>
+          <w:lang w:val="zh_TW" w:bidi="zh_TW"/>
+        </w:rPr>
+        <w:t>從王國時期到巴比倫征服時期</w:t>
+      </w:r>
+    </w:p>
+    <w:p>
+      <w:pPr/>
+      <w:r>
+        <w:rPr>
+          <w:lang w:val="zh_TW" w:bidi="zh_TW"/>
+        </w:rPr>
+      </w:r>
+      <w:r>
+        <w:rPr>
+          <w:lang w:val="zh_TW" w:bidi="zh_TW"/>
+        </w:rPr>
+        <w:t>在掃羅和大衛作王的時候（公元前11世紀末到10世紀中期），摩押與以色列一直交戰。以色列在這些衝突中通常佔上風（</w:t>
+      </w:r>
+      <w:hyperlink r:id="rId143">
+        <w:r>
+          <w:rPr>
+            <w:lang w:val="zh_TW" w:bidi="zh_TW"/>
+          </w:rPr>
+          <w:rPr>
+            <w:color w:val="0000EE"/>
+            <w:u w:val="single"/>
+          </w:rPr>
+          <w:t>撒上14:47</w:t>
+        </w:r>
+      </w:hyperlink>
+      <w:r>
+        <w:rPr>
+          <w:lang w:val="zh_TW" w:bidi="zh_TW"/>
+        </w:rPr>
+        <w:t>；</w:t>
+      </w:r>
+      <w:hyperlink r:id="rId144">
+        <w:r>
+          <w:rPr>
+            <w:lang w:val="zh_TW" w:bidi="zh_TW"/>
+          </w:rPr>
+          <w:rPr>
+            <w:color w:val="0000EE"/>
+            <w:u w:val="single"/>
+          </w:rPr>
+          <w:t>撒下8:2</w:t>
+        </w:r>
+      </w:hyperlink>
+      <w:r>
+        <w:rPr>
+          <w:lang w:val="zh_TW" w:bidi="zh_TW"/>
+        </w:rPr>
+        <w:t>）。羅門王的後宮裡有摩押女子。他也為摩押人的主要的神基抹築了一座丘壇（</w:t>
+      </w:r>
+      <w:hyperlink r:id="rId145">
+        <w:r>
+          <w:rPr>
+            <w:lang w:val="zh_TW" w:bidi="zh_TW"/>
+          </w:rPr>
+          <w:rPr>
+            <w:color w:val="0000EE"/>
+            <w:u w:val="single"/>
+          </w:rPr>
+          <w:t>王上11:1</w:t>
+        </w:r>
+      </w:hyperlink>
+      <w:r>
+        <w:rPr>
+          <w:lang w:val="zh_TW" w:bidi="zh_TW"/>
+        </w:rPr>
+        <w:t>、</w:t>
+      </w:r>
+      <w:hyperlink r:id="rId145">
+        <w:r>
+          <w:rPr>
+            <w:lang w:val="zh_TW" w:bidi="zh_TW"/>
+          </w:rPr>
+          <w:rPr>
+            <w:color w:val="0000EE"/>
+            <w:u w:val="single"/>
+          </w:rPr>
+          <w:t>7</w:t>
+        </w:r>
+      </w:hyperlink>
+      <w:r>
+        <w:rPr>
+          <w:lang w:val="zh_TW" w:bidi="zh_TW"/>
+        </w:rPr>
+        <w:t>）。</w:t>
+      </w:r>
+    </w:p>
+    <w:p>
+      <w:pPr/>
+      <w:r>
+        <w:rPr>
+          <w:lang w:val="zh_TW" w:bidi="zh_TW"/>
+        </w:rPr>
+      </w:r>
+      <w:r>
+        <w:rPr>
+          <w:lang w:val="zh_TW" w:bidi="zh_TW"/>
+        </w:rPr>
+        <w:t>以色列國在公元前930年分裂之後，摩押曾短暫享有一段獨立時期。到了公元前九世紀，以色列王暗利和亞哈控制了摩押以及摩押王米沙，這段獨立時期就結束了。著名的摩押石碑（Moabite Stone）記載了米沙與暗利王朝之間的衝突。這塊石碑以及其它較短的文獻顯示，摩押文與舊約聖經的希伯來文非常相近。</w:t>
+      </w:r>
+    </w:p>
+    <w:p>
+      <w:pPr/>
+      <w:r>
+        <w:rPr>
+          <w:lang w:val="zh_TW" w:bidi="zh_TW"/>
+        </w:rPr>
+      </w:r>
+      <w:r>
+        <w:rPr>
+          <w:lang w:val="zh_TW" w:bidi="zh_TW"/>
+        </w:rPr>
+        <w:t>摩押繼續與鄰國（以色列、猶大、以東，尤其是亞述）爭戰。這些爭戰一直持續到公元前六世紀初，巴比倫王尼布甲尼撒毀滅了摩押國（</w:t>
+      </w:r>
+      <w:hyperlink r:id="rId146">
+        <w:r>
+          <w:rPr>
+            <w:lang w:val="zh_TW" w:bidi="zh_TW"/>
+          </w:rPr>
+          <w:rPr>
+            <w:color w:val="0000EE"/>
+            <w:u w:val="single"/>
+          </w:rPr>
+          <w:t>結25:8–11</w:t>
+        </w:r>
+      </w:hyperlink>
+      <w:r>
+        <w:rPr>
+          <w:lang w:val="zh_TW" w:bidi="zh_TW"/>
+        </w:rPr>
+        <w:t>）。這些衝突也記在亞述的文獻裡，讓我們知道摩押在公元前八世紀末成為亞述的附庸國。這些衝突也記在舊約聖經裡（</w:t>
+      </w:r>
+      <w:hyperlink r:id="rId147">
+        <w:r>
+          <w:rPr>
+            <w:lang w:val="zh_TW" w:bidi="zh_TW"/>
+          </w:rPr>
+          <w:rPr>
+            <w:color w:val="0000EE"/>
+            <w:u w:val="single"/>
+          </w:rPr>
+          <w:t>王下3章</w:t>
         </w:r>
       </w:hyperlink>
       <w:r>
@@ -2588,16 +6202,84 @@
         </w:rPr>
         <w:t>，</w:t>
       </w:r>
-      <w:hyperlink r:id="rId88">
-        <w:r>
-          <w:rPr>
-            <w:lang w:val="zh_TW" w:bidi="zh_TW"/>
-          </w:rPr>
-          <w:rPr>
-            <w:color w:val="0000EE"/>
-            <w:u w:val="single"/>
-          </w:rPr>
-          <w:t>25:3</w:t>
+      <w:hyperlink r:id="rId148">
+        <w:r>
+          <w:rPr>
+            <w:lang w:val="zh_TW" w:bidi="zh_TW"/>
+          </w:rPr>
+          <w:rPr>
+            <w:color w:val="0000EE"/>
+            <w:u w:val="single"/>
+          </w:rPr>
+          <w:t>10:32–33</w:t>
+        </w:r>
+      </w:hyperlink>
+      <w:r>
+        <w:rPr>
+          <w:lang w:val="zh_TW" w:bidi="zh_TW"/>
+        </w:rPr>
+        <w:t>，</w:t>
+      </w:r>
+      <w:hyperlink r:id="rId149">
+        <w:r>
+          <w:rPr>
+            <w:lang w:val="zh_TW" w:bidi="zh_TW"/>
+          </w:rPr>
+          <w:rPr>
+            <w:color w:val="0000EE"/>
+            <w:u w:val="single"/>
+          </w:rPr>
+          <w:t>13:20</w:t>
+        </w:r>
+      </w:hyperlink>
+      <w:r>
+        <w:rPr>
+          <w:lang w:val="zh_TW" w:bidi="zh_TW"/>
+        </w:rPr>
+        <w:t>，</w:t>
+      </w:r>
+      <w:hyperlink r:id="rId150">
+        <w:r>
+          <w:rPr>
+            <w:lang w:val="zh_TW" w:bidi="zh_TW"/>
+          </w:rPr>
+          <w:rPr>
+            <w:color w:val="0000EE"/>
+            <w:u w:val="single"/>
+          </w:rPr>
+          <w:t>24:2</w:t>
+        </w:r>
+      </w:hyperlink>
+      <w:r>
+        <w:rPr>
+          <w:lang w:val="zh_TW" w:bidi="zh_TW"/>
+        </w:rPr>
+        <w:t>）。</w:t>
+      </w:r>
+    </w:p>
+    <w:p>
+      <w:pPr/>
+      <w:r>
+        <w:rPr>
+          <w:lang w:val="zh_TW" w:bidi="zh_TW"/>
+        </w:rPr>
+      </w:r>
+      <w:r>
+        <w:rPr>
+          <w:lang w:val="zh_TW" w:bidi="zh_TW"/>
+        </w:rPr>
+        <w:t>摩押、以色列、猶大之間的仇恨，在幾段針對摩押人的預言裡尤其清楚可見（</w:t>
+      </w:r>
+      <w:hyperlink r:id="rId151">
+        <w:r>
+          <w:rPr>
+            <w:lang w:val="zh_TW" w:bidi="zh_TW"/>
+          </w:rPr>
+          <w:rPr>
+            <w:color w:val="0000EE"/>
+            <w:u w:val="single"/>
+          </w:rPr>
+          <w:t>賽15–16章</w:t>
         </w:r>
       </w:hyperlink>
       <w:r>
@@ -2606,16 +6288,34 @@
         </w:rPr>
         <w:t>；</w:t>
       </w:r>
-      <w:hyperlink r:id="rId89">
-        <w:r>
-          <w:rPr>
-            <w:lang w:val="zh_TW" w:bidi="zh_TW"/>
-          </w:rPr>
-          <w:rPr>
-            <w:color w:val="0000EE"/>
-            <w:u w:val="single"/>
-          </w:rPr>
-          <w:t>代下33:25</w:t>
+      <w:hyperlink r:id="rId152">
+        <w:r>
+          <w:rPr>
+            <w:lang w:val="zh_TW" w:bidi="zh_TW"/>
+          </w:rPr>
+          <w:rPr>
+            <w:color w:val="0000EE"/>
+            <w:u w:val="single"/>
+          </w:rPr>
+          <w:t>耶9:25–26</w:t>
+        </w:r>
+      </w:hyperlink>
+      <w:r>
+        <w:rPr>
+          <w:lang w:val="zh_TW" w:bidi="zh_TW"/>
+        </w:rPr>
+        <w:t>，</w:t>
+      </w:r>
+      <w:hyperlink r:id="rId153">
+        <w:r>
+          <w:rPr>
+            <w:lang w:val="zh_TW" w:bidi="zh_TW"/>
+          </w:rPr>
+          <w:rPr>
+            <w:color w:val="0000EE"/>
+            <w:u w:val="single"/>
+          </w:rPr>
+          <w:t>48章</w:t>
         </w:r>
       </w:hyperlink>
       <w:r>
@@ -2624,34 +6324,288 @@
         </w:rPr>
         <w:t>；</w:t>
       </w:r>
-      <w:hyperlink r:id="rId90">
-        <w:r>
-          <w:rPr>
-            <w:lang w:val="zh_TW" w:bidi="zh_TW"/>
-          </w:rPr>
-          <w:rPr>
-            <w:color w:val="0000EE"/>
-            <w:u w:val="single"/>
-          </w:rPr>
-          <w:t>耶52:25</w:t>
-        </w:r>
-      </w:hyperlink>
-      <w:r>
-        <w:rPr>
-          <w:lang w:val="zh_TW" w:bidi="zh_TW"/>
-        </w:rPr>
-        <w:t>）。後來，許多猶大人從巴比倫被擄歸回之後，這個詞又衍生出新的意思，它被用來形容那些與其它民族通婚的猶大人。以斯拉和跟從他的人通常不與這些通婚的家庭來往（</w:t>
-      </w:r>
-      <w:hyperlink r:id="rId91">
-        <w:r>
-          <w:rPr>
-            <w:lang w:val="zh_TW" w:bidi="zh_TW"/>
-          </w:rPr>
-          <w:rPr>
-            <w:color w:val="0000EE"/>
-            <w:u w:val="single"/>
-          </w:rPr>
-          <w:t>拉4:4</w:t>
+      <w:hyperlink r:id="rId154">
+        <w:r>
+          <w:rPr>
+            <w:lang w:val="zh_TW" w:bidi="zh_TW"/>
+          </w:rPr>
+          <w:rPr>
+            <w:color w:val="0000EE"/>
+            <w:u w:val="single"/>
+          </w:rPr>
+          <w:t>摩2:1–3</w:t>
+        </w:r>
+      </w:hyperlink>
+      <w:r>
+        <w:rPr>
+          <w:lang w:val="zh_TW" w:bidi="zh_TW"/>
+        </w:rPr>
+        <w:t>；</w:t>
+      </w:r>
+      <w:hyperlink r:id="rId155">
+        <w:r>
+          <w:rPr>
+            <w:lang w:val="zh_TW" w:bidi="zh_TW"/>
+          </w:rPr>
+          <w:rPr>
+            <w:color w:val="0000EE"/>
+            <w:u w:val="single"/>
+          </w:rPr>
+          <w:t>番2:8–11</w:t>
+        </w:r>
+      </w:hyperlink>
+      <w:r>
+        <w:rPr>
+          <w:lang w:val="zh_TW" w:bidi="zh_TW"/>
+        </w:rPr>
+        <w:t>）。這些經文提到了古代摩押的一些主要城（尼波、米底巴、希實本、底本、亞珥、吉珥、何羅念）。</w:t>
+      </w:r>
+    </w:p>
+    <w:p>
+      <w:pPr>
+        <w:pStyle w:val="Heading3"/>
+      </w:pPr>
+      <w:r>
+        <w:rPr>
+          <w:lang w:val="zh_TW" w:bidi="zh_TW"/>
+        </w:rPr>
+        <w:t>摩押後期的歷史</w:t>
+      </w:r>
+    </w:p>
+    <w:p>
+      <w:pPr/>
+      <w:r>
+        <w:rPr>
+          <w:lang w:val="zh_TW" w:bidi="zh_TW"/>
+        </w:rPr>
+      </w:r>
+      <w:r>
+        <w:rPr>
+          <w:lang w:val="zh_TW" w:bidi="zh_TW"/>
+        </w:rPr>
+        <w:t>巴比倫征服摩押之後，波斯人控制了摩押地區。許多阿拉伯民族遷入那地，尤其是拿巴提人（Nabateans）。雖然摩押國再沒有建立起來，但在舊約聖經較後期的時候，經文仍提到了摩押人的後裔（</w:t>
+      </w:r>
+      <w:hyperlink r:id="rId156">
+        <w:r>
+          <w:rPr>
+            <w:lang w:val="zh_TW" w:bidi="zh_TW"/>
+          </w:rPr>
+          <w:rPr>
+            <w:color w:val="0000EE"/>
+            <w:u w:val="single"/>
+          </w:rPr>
+          <w:t>拉9:1</w:t>
+        </w:r>
+      </w:hyperlink>
+      <w:r>
+        <w:rPr>
+          <w:lang w:val="zh_TW" w:bidi="zh_TW"/>
+        </w:rPr>
+        <w:t>；</w:t>
+      </w:r>
+      <w:hyperlink r:id="rId157">
+        <w:r>
+          <w:rPr>
+            <w:lang w:val="zh_TW" w:bidi="zh_TW"/>
+          </w:rPr>
+          <w:rPr>
+            <w:color w:val="0000EE"/>
+            <w:u w:val="single"/>
+          </w:rPr>
+          <w:t>尼13:1</w:t>
+        </w:r>
+      </w:hyperlink>
+      <w:r>
+        <w:rPr>
+          <w:lang w:val="zh_TW" w:bidi="zh_TW"/>
+        </w:rPr>
+        <w:t>、</w:t>
+      </w:r>
+      <w:hyperlink r:id="rId157">
+        <w:r>
+          <w:rPr>
+            <w:lang w:val="zh_TW" w:bidi="zh_TW"/>
+          </w:rPr>
+          <w:rPr>
+            <w:color w:val="0000EE"/>
+            <w:u w:val="single"/>
+          </w:rPr>
+          <w:t>23</w:t>
+        </w:r>
+      </w:hyperlink>
+      <w:r>
+        <w:rPr>
+          <w:lang w:val="zh_TW" w:bidi="zh_TW"/>
+        </w:rPr>
+        <w:t>）。被擄歸回的猶太群體關注著要遵行</w:t>
+      </w:r>
+      <w:hyperlink r:id="rId158">
+        <w:r>
+          <w:rPr>
+            <w:lang w:val="zh_TW" w:bidi="zh_TW"/>
+          </w:rPr>
+          <w:rPr>
+            <w:color w:val="0000EE"/>
+            <w:u w:val="single"/>
+          </w:rPr>
+          <w:t>申命記二十三章3至6節</w:t>
+        </w:r>
+      </w:hyperlink>
+      <w:r>
+        <w:rPr>
+          <w:lang w:val="zh_TW" w:bidi="zh_TW"/>
+        </w:rPr>
+        <w:t>所寫的律法，那律法限制摩押人不可入耶和華的會。</w:t>
+      </w:r>
+    </w:p>
+    <w:p>
+      <w:pPr/>
+      <w:r>
+        <w:rPr>
+          <w:lang w:val="zh_TW" w:bidi="zh_TW"/>
+        </w:rPr>
+      </w:r>
+      <w:r>
+        <w:rPr>
+          <w:lang w:val="zh_TW" w:bidi="zh_TW"/>
+        </w:rPr>
+        <w:t>公元106年，摩押地區成為羅馬的阿拉伯省份的一部分。考古研究也補充了許多關於摩押歷史與文化的資料，涵蓋從史前時期直到奧斯曼（Ottoman）時期。</w:t>
+      </w:r>
+    </w:p>
+    <w:p>
+      <w:pPr>
+        <w:pStyle w:val="Heading3"/>
+      </w:pPr>
+      <w:r>
+        <w:rPr>
+          <w:lang w:val="zh_TW" w:bidi="zh_TW"/>
+        </w:rPr>
+        <w:t>摩押的宗教</w:t>
+      </w:r>
+    </w:p>
+    <w:p>
+      <w:pPr/>
+      <w:r>
+        <w:rPr>
+          <w:lang w:val="zh_TW" w:bidi="zh_TW"/>
+        </w:rPr>
+      </w:r>
+      <w:r>
+        <w:rPr>
+          <w:lang w:val="zh_TW" w:bidi="zh_TW"/>
+        </w:rPr>
+        <w:t>在公元前第三千年和公元前第二千年期間，摩押的宗教可能與迦南人的相似。然而，後來摩押人的宗教逐漸發展成一套獨特的體系。</w:t>
+      </w:r>
+    </w:p>
+    <w:p>
+      <w:pPr/>
+      <w:r>
+        <w:rPr>
+          <w:lang w:val="zh_TW" w:bidi="zh_TW"/>
+        </w:rPr>
+      </w:r>
+      <w:r>
+        <w:rPr>
+          <w:lang w:val="zh_TW" w:bidi="zh_TW"/>
+        </w:rPr>
+        <w:t>雖然摩押人敬拜其它神，但基抹是他們主要的民族之神。舊約聖經稱摩押人為「基抹的民」（</w:t>
+      </w:r>
+      <w:hyperlink r:id="rId159">
+        <w:r>
+          <w:rPr>
+            <w:lang w:val="zh_TW" w:bidi="zh_TW"/>
+          </w:rPr>
+          <w:rPr>
+            <w:color w:val="0000EE"/>
+            <w:u w:val="single"/>
+          </w:rPr>
+          <w:t>民21:29</w:t>
+        </w:r>
+      </w:hyperlink>
+      <w:r>
+        <w:rPr>
+          <w:lang w:val="zh_TW" w:bidi="zh_TW"/>
+        </w:rPr>
+        <w:t>；</w:t>
+      </w:r>
+      <w:hyperlink r:id="rId160">
+        <w:r>
+          <w:rPr>
+            <w:lang w:val="zh_TW" w:bidi="zh_TW"/>
+          </w:rPr>
+          <w:rPr>
+            <w:color w:val="0000EE"/>
+            <w:u w:val="single"/>
+          </w:rPr>
+          <w:t>耶48:46</w:t>
+        </w:r>
+      </w:hyperlink>
+      <w:r>
+        <w:rPr>
+          <w:lang w:val="zh_TW" w:bidi="zh_TW"/>
+        </w:rPr>
+        <w:t>）。「基抹」經常出現在摩押人的人名裡，顯示這位神對他們來說非常重要。摩押石碑中大約提到基抹十二次。這些記載通常將他描寫成一位戰神，帶領他的百姓與仇敵爭戰。</w:t>
+      </w:r>
+    </w:p>
+    <w:p>
+      <w:pPr/>
+      <w:r>
+        <w:rPr>
+          <w:lang w:val="zh_TW" w:bidi="zh_TW"/>
+        </w:rPr>
+      </w:r>
+      <w:r>
+        <w:rPr>
+          <w:lang w:val="zh_TW" w:bidi="zh_TW"/>
+        </w:rPr>
+        <w:t>摩押人尋求眾神的指引與恩待。摩押人尊重占卜者（能預測將來的人）和神諭（眾神的信息；見</w:t>
+      </w:r>
+      <w:hyperlink r:id="rId87">
+        <w:r>
+          <w:rPr>
+            <w:lang w:val="zh_TW" w:bidi="zh_TW"/>
+          </w:rPr>
+          <w:rPr>
+            <w:color w:val="0000EE"/>
+            <w:u w:val="single"/>
+          </w:rPr>
+          <w:t>民22–24章</w:t>
+        </w:r>
+      </w:hyperlink>
+      <w:r>
+        <w:rPr>
+          <w:lang w:val="zh_TW" w:bidi="zh_TW"/>
+        </w:rPr>
+        <w:t>）。摩押人的宗教包括祭司制度和獻祭體系（</w:t>
+      </w:r>
+      <w:hyperlink r:id="rId161">
+        <w:r>
+          <w:rPr>
+            <w:lang w:val="zh_TW" w:bidi="zh_TW"/>
+          </w:rPr>
+          <w:rPr>
+            <w:color w:val="0000EE"/>
+            <w:u w:val="single"/>
+          </w:rPr>
+          <w:t>耶48:7</w:t>
+        </w:r>
+      </w:hyperlink>
+      <w:r>
+        <w:rPr>
+          <w:lang w:val="zh_TW" w:bidi="zh_TW"/>
+        </w:rPr>
+        <w:t>；</w:t>
+      </w:r>
+      <w:hyperlink r:id="rId162">
+        <w:r>
+          <w:rPr>
+            <w:lang w:val="zh_TW" w:bidi="zh_TW"/>
+          </w:rPr>
+          <w:rPr>
+            <w:color w:val="0000EE"/>
+            <w:u w:val="single"/>
+          </w:rPr>
+          <w:t>民22:40–23:30</w:t>
         </w:r>
       </w:hyperlink>
       <w:r>
@@ -2660,34 +6614,16 @@
         </w:rPr>
         <w:t>，</w:t>
       </w:r>
-      <w:hyperlink r:id="rId92">
-        <w:r>
-          <w:rPr>
-            <w:lang w:val="zh_TW" w:bidi="zh_TW"/>
-          </w:rPr>
-          <w:rPr>
-            <w:color w:val="0000EE"/>
-            <w:u w:val="single"/>
-          </w:rPr>
-          <w:t>10:2</w:t>
-        </w:r>
-      </w:hyperlink>
-      <w:r>
-        <w:rPr>
-          <w:lang w:val="zh_TW" w:bidi="zh_TW"/>
-        </w:rPr>
-        <w:t>、</w:t>
-      </w:r>
-      <w:hyperlink r:id="rId92">
-        <w:r>
-          <w:rPr>
-            <w:lang w:val="zh_TW" w:bidi="zh_TW"/>
-          </w:rPr>
-          <w:rPr>
-            <w:color w:val="0000EE"/>
-            <w:u w:val="single"/>
-          </w:rPr>
-          <w:t>11</w:t>
+      <w:hyperlink r:id="rId163">
+        <w:r>
+          <w:rPr>
+            <w:lang w:val="zh_TW" w:bidi="zh_TW"/>
+          </w:rPr>
+          <w:rPr>
+            <w:color w:val="0000EE"/>
+            <w:u w:val="single"/>
+          </w:rPr>
+          <w:t>25:1–5</w:t>
         </w:r>
       </w:hyperlink>
       <w:r>
@@ -2696,30 +6632,567 @@
         </w:rPr>
         <w:t>；</w:t>
       </w:r>
-      <w:hyperlink r:id="rId93">
-        <w:r>
-          <w:rPr>
-            <w:lang w:val="zh_TW" w:bidi="zh_TW"/>
-          </w:rPr>
-          <w:rPr>
-            <w:color w:val="0000EE"/>
-            <w:u w:val="single"/>
-          </w:rPr>
-          <w:t>尼10:28–31</w:t>
-        </w:r>
-      </w:hyperlink>
-      <w:r>
-        <w:rPr>
-          <w:lang w:val="zh_TW" w:bidi="zh_TW"/>
-        </w:rPr>
-        <w:t>）。再後來，拉比猶太教將那些不能遵行全部律法的猶太人稱為</w:t>
+      <w:hyperlink r:id="rId164">
+        <w:r>
+          <w:rPr>
+            <w:lang w:val="zh_TW" w:bidi="zh_TW"/>
+          </w:rPr>
+          <w:rPr>
+            <w:color w:val="0000EE"/>
+            <w:u w:val="single"/>
+          </w:rPr>
+          <w:t>王下3:27</w:t>
+        </w:r>
+      </w:hyperlink>
+      <w:r>
+        <w:rPr>
+          <w:lang w:val="zh_TW" w:bidi="zh_TW"/>
+        </w:rPr>
+        <w:t>；</w:t>
+      </w:r>
+      <w:hyperlink r:id="rId165">
+        <w:r>
+          <w:rPr>
+            <w:lang w:val="zh_TW" w:bidi="zh_TW"/>
+          </w:rPr>
+          <w:rPr>
+            <w:color w:val="0000EE"/>
+            <w:u w:val="single"/>
+          </w:rPr>
+          <w:t>耶48:35</w:t>
+        </w:r>
+      </w:hyperlink>
+      <w:r>
+        <w:rPr>
+          <w:lang w:val="zh_TW" w:bidi="zh_TW"/>
+        </w:rPr>
+        <w:t>）。</w:t>
+      </w:r>
+    </w:p>
+    <w:p>
+      <w:pPr/>
+      <w:r>
+        <w:rPr>
+          <w:lang w:val="zh_TW" w:bidi="zh_TW"/>
+        </w:rPr>
+      </w:r>
+      <w:r>
+        <w:rPr>
+          <w:lang w:val="zh_TW" w:bidi="zh_TW"/>
+        </w:rPr>
+        <w:t>直到今日，考古仍未發現摩押人的神廟。不過，摩押石碑和舊約聖經都提到過它們曾經存在（</w:t>
+      </w:r>
+      <w:hyperlink r:id="rId166">
+        <w:r>
+          <w:rPr>
+            <w:lang w:val="zh_TW" w:bidi="zh_TW"/>
+          </w:rPr>
+          <w:rPr>
+            <w:color w:val="0000EE"/>
+            <w:u w:val="single"/>
+          </w:rPr>
+          <w:t>王上11:7</w:t>
+        </w:r>
+      </w:hyperlink>
+      <w:r>
+        <w:rPr>
+          <w:lang w:val="zh_TW" w:bidi="zh_TW"/>
+        </w:rPr>
+        <w:t>；</w:t>
+      </w:r>
+      <w:hyperlink r:id="rId167">
+        <w:r>
+          <w:rPr>
+            <w:lang w:val="zh_TW" w:bidi="zh_TW"/>
+          </w:rPr>
+          <w:rPr>
+            <w:color w:val="0000EE"/>
+            <w:u w:val="single"/>
+          </w:rPr>
+          <w:t>王下23:13</w:t>
+        </w:r>
+      </w:hyperlink>
+      <w:r>
+        <w:rPr>
+          <w:lang w:val="zh_TW" w:bidi="zh_TW"/>
+        </w:rPr>
+        <w:t>）。在底本發現的墳墓裡擺滿了經過細心排列的物品，顯示摩押人相信死後仍有生命。</w:t>
+      </w:r>
+    </w:p>
+    <w:p>
+      <w:pPr/>
+      <w:r>
+        <w:rPr>
+          <w:lang w:val="zh_TW" w:bidi="zh_TW"/>
+        </w:rPr>
       </w:r>
       <w:r>
         <w:rPr>
           <w:i/>
           <w:lang w:val="zh_TW" w:bidi="zh_TW"/>
         </w:rPr>
-        <w:t>‘Am-Ha’arets</w:t>
+        <w:t xml:space="preserve">另見 </w:t>
+      </w:r>
+      <w:r>
+        <w:rPr>
+          <w:lang w:val="zh_TW" w:bidi="zh_TW"/>
+        </w:rPr>
+        <w:t>迦南神和宗教</w:t>
+      </w:r>
+      <w:r>
+        <w:rPr>
+          <w:lang w:val="zh_TW" w:bidi="zh_TW"/>
+        </w:rPr>
+        <w:t>；</w:t>
+      </w:r>
+      <w:r>
+        <w:rPr>
+          <w:lang w:val="zh_TW" w:bidi="zh_TW"/>
+        </w:rPr>
+        <w:t>摩押石碑</w:t>
+      </w:r>
+      <w:r>
+        <w:rPr>
+          <w:lang w:val="zh_TW" w:bidi="zh_TW"/>
+        </w:rPr>
+        <w:t>。</w:t>
+      </w:r>
+      <w:r>
+        <w:rPr>
+          <w:lang w:val="zh_TW" w:bidi="zh_TW"/>
+        </w:rPr>
+      </w:r>
+      <w:r>
+        <w:rPr>
+          <w:lang w:val="zh_TW" w:bidi="zh_TW"/>
+        </w:rPr>
+      </w:r>
+    </w:p>
+    <w:p>
+      <w:pPr/>
+      <w:r>
+        <w:rPr>
+          <w:lang w:val="zh_TW" w:bidi="zh_TW"/>
+        </w:rPr>
+      </w:r>
+    </w:p>
+    <w:p>
+      <w:pPr>
+        <w:pStyle w:val="Heading2"/>
+      </w:pPr>
+      <w:r>
+        <w:rPr>
+          <w:lang w:val="zh_TW" w:bidi="zh_TW"/>
+        </w:rPr>
+        <w:t>磨</w:t>
+      </w:r>
+      <w:r>
+        <w:rPr>
+          <w:lang w:val="zh_TW" w:bidi="zh_TW"/>
+        </w:rPr>
+      </w:r>
+    </w:p>
+    <w:p>
+      <w:pPr/>
+      <w:r>
+        <w:rPr>
+          <w:lang w:val="zh_TW" w:bidi="zh_TW"/>
+        </w:rPr>
+      </w:r>
+      <w:r>
+        <w:rPr>
+          <w:lang w:val="zh_TW" w:bidi="zh_TW"/>
+        </w:rPr>
+        <w:t>磨是由兩塊圓形的石頭組成（稱為磨石），是用來將五穀磨成麵粉。古代藝術作品與中東地區的考古遺址都顯示，人們早已使用磨石來研磨五穀。這些遺跡可追溯到新石器時代（Neolithic period，約公元前8300至4500年）。最早期的磨是手磨，後來技術逐漸改進，但基本原理始終沒有改變：下方的石頭放五穀，上方的石頭在其上移動，將穀物磨成麵粉。希伯來文中表示「磨」的詞，正是指這兩個不可或缺的部分。</w:t>
+      </w:r>
+    </w:p>
+    <w:p>
+      <w:pPr>
+        <w:pStyle w:val="Heading4"/>
+      </w:pPr>
+      <w:r>
+        <w:rPr>
+          <w:lang w:val="zh_TW" w:bidi="zh_TW"/>
+        </w:rPr>
+        <w:t>磨的類型</w:t>
+      </w:r>
+    </w:p>
+    <w:p>
+      <w:pPr>
+        <w:pStyle w:val="ListNumber"/>
+        <w:numPr>
+          <w:ilvl w:val="0"/>
+          <w:numId w:val="16"/>
+        </w:numPr>
+        <w:spacing w:line="240" w:lineRule="auto"/>
+        <w:ind w:left="720"/>
+      </w:pPr>
+      <w:r>
+        <w:rPr>
+          <w:lang w:val="zh_TW" w:bidi="zh_TW"/>
+        </w:rPr>
+      </w:r>
+      <w:r>
+        <w:rPr>
+          <w:lang w:val="zh_TW" w:bidi="zh_TW"/>
+        </w:rPr>
+        <w:t>最早期的磨的類型是</w:t>
+      </w:r>
+      <w:r>
+        <w:rPr>
+          <w:b/>
+          <w:lang w:val="zh_TW" w:bidi="zh_TW"/>
+        </w:rPr>
+        <w:t>鞍形磨</w:t>
+      </w:r>
+      <w:r>
+        <w:rPr>
+          <w:lang w:val="zh_TW" w:bidi="zh_TW"/>
+        </w:rPr>
+        <w:t>。它由一塊略呈凹形的粗底石，以及一塊凸形的磨石組成。底石的寬度約為45.7至76.2公分（18至30英吋），一端比另一端厚。在希伯來文中，這塊底石稱為「下面的部分」，或稱「下磨石」（</w:t>
+      </w:r>
+      <w:hyperlink r:id="rId168">
+        <w:r>
+          <w:rPr>
+            <w:lang w:val="zh_TW" w:bidi="zh_TW"/>
+          </w:rPr>
+          <w:rPr>
+            <w:color w:val="0000EE"/>
+            <w:u w:val="single"/>
+          </w:rPr>
+          <w:t>伯41:24</w:t>
+        </w:r>
+      </w:hyperlink>
+      <w:r>
+        <w:rPr>
+          <w:lang w:val="zh_TW" w:bidi="zh_TW"/>
+        </w:rPr>
+        <w:t>）。上方的磨石稱為「上面的部分」，或稱「上磨石」（</w:t>
+      </w:r>
+      <w:hyperlink r:id="rId169">
+        <w:r>
+          <w:rPr>
+            <w:lang w:val="zh_TW" w:bidi="zh_TW"/>
+          </w:rPr>
+          <w:rPr>
+            <w:color w:val="0000EE"/>
+            <w:u w:val="single"/>
+          </w:rPr>
+          <w:t>士9:53</w:t>
+        </w:r>
+      </w:hyperlink>
+      <w:r>
+        <w:rPr>
+          <w:lang w:val="zh_TW" w:bidi="zh_TW"/>
+        </w:rPr>
+        <w:t>；</w:t>
+      </w:r>
+      <w:hyperlink r:id="rId170">
+        <w:r>
+          <w:rPr>
+            <w:lang w:val="zh_TW" w:bidi="zh_TW"/>
+          </w:rPr>
+          <w:rPr>
+            <w:color w:val="0000EE"/>
+            <w:u w:val="single"/>
+          </w:rPr>
+          <w:t>撒下11:21</w:t>
+        </w:r>
+      </w:hyperlink>
+      <w:r>
+        <w:rPr>
+          <w:lang w:val="zh_TW" w:bidi="zh_TW"/>
+        </w:rPr>
+        <w:t>），長度約為15.2至38.1公分（6至15英吋）。它一面平坦，另一面略呈圓弧，方便用手握持。研磨五穀時，人們把上磨石在下磨石上的五穀上來回推動。用這種方式一次只能磨少量的五穀（</w:t>
+      </w:r>
+      <w:hyperlink r:id="rId171">
+        <w:r>
+          <w:rPr>
+            <w:lang w:val="zh_TW" w:bidi="zh_TW"/>
+          </w:rPr>
+          <w:rPr>
+            <w:color w:val="0000EE"/>
+            <w:u w:val="single"/>
+          </w:rPr>
+          <w:t>創18:6</w:t>
+        </w:r>
+      </w:hyperlink>
+      <w:r>
+        <w:rPr>
+          <w:lang w:val="zh_TW" w:bidi="zh_TW"/>
+        </w:rPr>
+        <w:t>）。</w:t>
+      </w:r>
+    </w:p>
+    <w:p>
+      <w:pPr>
+        <w:pStyle w:val="ListNumber"/>
+        <w:spacing w:line="240" w:lineRule="auto"/>
+        <w:ind w:left="720"/>
+      </w:pPr>
+      <w:r>
+        <w:rPr>
+          <w:lang w:val="zh_TW" w:bidi="zh_TW"/>
+        </w:rPr>
+      </w:r>
+      <w:r>
+        <w:rPr>
+          <w:lang w:val="zh_TW" w:bidi="zh_TW"/>
+        </w:rPr>
+        <w:t>後來出現的一種手磨，使用兩塊圓形石頭。下磨石的上表面有時向內凹，有時向外凸；上磨石的形狀則配合下磨石而成。有些磨在上磨石中央開有漏斗形的孔，用來倒入五穀。上磨石邊緣插著一根木釘，方便人轉動磨石；轉動時，上磨石將五穀壓碎，碎粒便沿著邊緣流出。人們常用黑色玄武岩（Black basalt）來製作磨石，因為它表面粗糙，具有良好的切削效果。這種磨通常由一個人操作，但有時也需要兩個人一起使用（</w:t>
+      </w:r>
+      <w:hyperlink r:id="rId172">
+        <w:r>
+          <w:rPr>
+            <w:lang w:val="zh_TW" w:bidi="zh_TW"/>
+          </w:rPr>
+          <w:rPr>
+            <w:color w:val="0000EE"/>
+            <w:u w:val="single"/>
+          </w:rPr>
+          <w:t>太24:41</w:t>
+        </w:r>
+      </w:hyperlink>
+      <w:r>
+        <w:rPr>
+          <w:lang w:val="zh_TW" w:bidi="zh_TW"/>
+        </w:rPr>
+        <w:t>）。</w:t>
+      </w:r>
+    </w:p>
+    <w:p>
+      <w:pPr/>
+      <w:r>
+        <w:rPr>
+          <w:lang w:val="zh_TW" w:bidi="zh_TW"/>
+        </w:rPr>
+      </w:r>
+      <w:r>
+        <w:rPr>
+          <w:lang w:val="zh_TW" w:bidi="zh_TW"/>
+        </w:rPr>
+        <w:t>手磨對日常生活極為重要，因此律法禁止把人的磨石拿去作為債務的抵押品。這條律法保護家庭，不致失去製作做餅之麵粉的工具（</w:t>
+      </w:r>
+      <w:hyperlink r:id="rId173">
+        <w:r>
+          <w:rPr>
+            <w:lang w:val="zh_TW" w:bidi="zh_TW"/>
+          </w:rPr>
+          <w:rPr>
+            <w:color w:val="0000EE"/>
+            <w:u w:val="single"/>
+          </w:rPr>
+          <w:t>申24:6</w:t>
+        </w:r>
+      </w:hyperlink>
+      <w:r>
+        <w:rPr>
+          <w:lang w:val="zh_TW" w:bidi="zh_TW"/>
+        </w:rPr>
+        <w:t>）。磨石十分沉重，若從高處砸在人的頭上，足以致命；亞比米勒就是這樣被擊殺的（</w:t>
+      </w:r>
+      <w:hyperlink r:id="rId169">
+        <w:r>
+          <w:rPr>
+            <w:lang w:val="zh_TW" w:bidi="zh_TW"/>
+          </w:rPr>
+          <w:rPr>
+            <w:color w:val="0000EE"/>
+            <w:u w:val="single"/>
+          </w:rPr>
+          <w:t>士9:53</w:t>
+        </w:r>
+      </w:hyperlink>
+      <w:r>
+        <w:rPr>
+          <w:lang w:val="zh_TW" w:bidi="zh_TW"/>
+        </w:rPr>
+        <w:t>；參</w:t>
+      </w:r>
+      <w:hyperlink r:id="rId170">
+        <w:r>
+          <w:rPr>
+            <w:lang w:val="zh_TW" w:bidi="zh_TW"/>
+          </w:rPr>
+          <w:rPr>
+            <w:color w:val="0000EE"/>
+            <w:u w:val="single"/>
+          </w:rPr>
+          <w:t>撒下11:21</w:t>
+        </w:r>
+      </w:hyperlink>
+      <w:r>
+        <w:rPr>
+          <w:lang w:val="zh_TW" w:bidi="zh_TW"/>
+        </w:rPr>
+        <w:t>）。</w:t>
+      </w:r>
+    </w:p>
+    <w:p>
+      <w:pPr>
+        <w:pStyle w:val="Heading4"/>
+      </w:pPr>
+      <w:r>
+        <w:rPr>
+          <w:lang w:val="zh_TW" w:bidi="zh_TW"/>
+        </w:rPr>
+        <w:t>磨五穀</w:t>
+      </w:r>
+    </w:p>
+    <w:p>
+      <w:pPr/>
+      <w:r>
+        <w:rPr>
+          <w:lang w:val="zh_TW" w:bidi="zh_TW"/>
+        </w:rPr>
+      </w:r>
+      <w:r>
+        <w:rPr>
+          <w:lang w:val="zh_TW" w:bidi="zh_TW"/>
+        </w:rPr>
+        <w:t>磨五穀通常是僕人（</w:t>
+      </w:r>
+      <w:hyperlink r:id="rId50">
+        <w:r>
+          <w:rPr>
+            <w:lang w:val="zh_TW" w:bidi="zh_TW"/>
+          </w:rPr>
+          <w:rPr>
+            <w:color w:val="0000EE"/>
+            <w:u w:val="single"/>
+          </w:rPr>
+          <w:t>出11:5</w:t>
+        </w:r>
+      </w:hyperlink>
+      <w:r>
+        <w:rPr>
+          <w:lang w:val="zh_TW" w:bidi="zh_TW"/>
+        </w:rPr>
+        <w:t>）或婦女（</w:t>
+      </w:r>
+      <w:hyperlink r:id="rId174">
+        <w:r>
+          <w:rPr>
+            <w:lang w:val="zh_TW" w:bidi="zh_TW"/>
+          </w:rPr>
+          <w:rPr>
+            <w:color w:val="0000EE"/>
+            <w:u w:val="single"/>
+          </w:rPr>
+          <w:t>賽47:2</w:t>
+        </w:r>
+      </w:hyperlink>
+      <w:r>
+        <w:rPr>
+          <w:lang w:val="zh_TW" w:bidi="zh_TW"/>
+        </w:rPr>
+        <w:t>）的工作。在巴勒斯坦的每一個村莊裡，幾乎每天都能聽見磨穀的聲音；一旦這聲音停止，就表示那個村莊已經荒廢（</w:t>
+      </w:r>
+      <w:hyperlink r:id="rId175">
+        <w:r>
+          <w:rPr>
+            <w:lang w:val="zh_TW" w:bidi="zh_TW"/>
+          </w:rPr>
+          <w:rPr>
+            <w:color w:val="0000EE"/>
+            <w:u w:val="single"/>
+          </w:rPr>
+          <w:t>耶25:10</w:t>
+        </w:r>
+      </w:hyperlink>
+      <w:r>
+        <w:rPr>
+          <w:lang w:val="zh_TW" w:bidi="zh_TW"/>
+        </w:rPr>
+        <w:t>）。</w:t>
+      </w:r>
+    </w:p>
+    <w:p>
+      <w:pPr>
+        <w:pStyle w:val="Heading4"/>
+      </w:pPr>
+      <w:r>
+        <w:rPr>
+          <w:lang w:val="zh_TW" w:bidi="zh_TW"/>
+        </w:rPr>
+        <w:t>公用磨</w:t>
+      </w:r>
+    </w:p>
+    <w:p>
+      <w:pPr/>
+      <w:r>
+        <w:rPr>
+          <w:lang w:val="zh_TW" w:bidi="zh_TW"/>
+        </w:rPr>
+      </w:r>
+      <w:r>
+        <w:rPr>
+          <w:lang w:val="zh_TW" w:bidi="zh_TW"/>
+        </w:rPr>
+        <w:t>人們也會用牲畜來推動較大型的公用磨。公用磨是一塊又大又重的磨石，直徑可能約為1.2至1.5公尺（四至五英尺），會將其立著沿邊緣滾動；人會將一根木杆穿過磨石中央，木杆繞著一根直立的柱子轉動，運作方式與今日東方一些地區仍在使用的磨坊相似。參孫很可能被迫使用這種磨，替非利士人磨穀（</w:t>
+      </w:r>
+      <w:hyperlink r:id="rId176">
+        <w:r>
+          <w:rPr>
+            <w:lang w:val="zh_TW" w:bidi="zh_TW"/>
+          </w:rPr>
+          <w:rPr>
+            <w:color w:val="0000EE"/>
+            <w:u w:val="single"/>
+          </w:rPr>
+          <w:t>士16:21</w:t>
+        </w:r>
+      </w:hyperlink>
+      <w:r>
+        <w:rPr>
+          <w:lang w:val="zh_TW" w:bidi="zh_TW"/>
+        </w:rPr>
+        <w:t>）。</w:t>
+      </w:r>
+    </w:p>
+    <w:p>
+      <w:pPr/>
+      <w:r>
+        <w:rPr>
+          <w:lang w:val="zh_TW" w:bidi="zh_TW"/>
+        </w:rPr>
+      </w:r>
+      <w:r>
+        <w:rPr>
+          <w:i/>
+          <w:lang w:val="zh_TW" w:bidi="zh_TW"/>
+        </w:rPr>
+        <w:t xml:space="preserve">另見 </w:t>
+      </w:r>
+      <w:r>
+        <w:rPr>
+          <w:lang w:val="zh_TW" w:bidi="zh_TW"/>
+        </w:rPr>
+        <w:t>食物和食物準備</w:t>
+      </w:r>
+      <w:r>
+        <w:rPr>
+          <w:lang w:val="zh_TW" w:bidi="zh_TW"/>
+        </w:rPr>
+        <w:t>；</w:t>
+      </w:r>
+      <w:r>
+        <w:rPr>
+          <w:lang w:val="zh_TW" w:bidi="zh_TW"/>
+        </w:rPr>
+        <w:t>餅</w:t>
+      </w:r>
+      <w:r>
+        <w:rPr>
+          <w:lang w:val="zh_TW" w:bidi="zh_TW"/>
+        </w:rPr>
+        <w:t>；</w:t>
+      </w:r>
+      <w:r>
+        <w:rPr>
+          <w:lang w:val="zh_TW" w:bidi="zh_TW"/>
+        </w:rPr>
+        <w:t>農業</w:t>
       </w:r>
       <w:r>
         <w:rPr>
@@ -4640,6 +9113,12 @@
       <w:startOverride w:val="1"/>
     </w:lvlOverride>
   </w:num>
+  <w:num w:numId="16">
+    <w:abstractNumId w:val="3"/>
+    <w:lvlOverride w:ilvl="0">
+      <w:startOverride w:val="1"/>
+    </w:lvlOverride>
+  </w:num>
   <w:numIdMacAtCleanup w:val="10"/>
 </w:numbering>
 </file>

--- a/zht/docx/107.content.docx
+++ b/zht/docx/107.content.docx
@@ -233,54 +233,36 @@
         </w:rPr>
         <w:t>跟隨另一個人或另一種生活方式，並服從其領袖或該方式之紀律（教導）的人。在聖經中，「門徒」一詞幾乎僅出現在福音書和使徒行傳，只有在</w:t>
       </w:r>
-      <w:hyperlink r:id="rId13">
-        <w:r>
-          <w:rPr>
-            <w:lang w:val="zh_TW" w:bidi="zh_TW"/>
-          </w:rPr>
-          <w:rPr>
-            <w:color w:val="0000EE"/>
-            <w:u w:val="single"/>
-          </w:rPr>
-          <w:t>以賽亞書八章16節</w:t>
-        </w:r>
-      </w:hyperlink>
+      <w:r>
+        <w:rPr>
+          <w:lang w:val="zh_TW" w:bidi="zh_TW"/>
+        </w:rPr>
+        <w:t>以賽亞書八章16節</w:t>
+      </w:r>
       <w:r>
         <w:rPr>
           <w:lang w:val="zh_TW" w:bidi="zh_TW"/>
         </w:rPr>
         <w:t>和稍微間接的</w:t>
       </w:r>
-      <w:hyperlink r:id="rId14">
-        <w:r>
-          <w:rPr>
-            <w:lang w:val="zh_TW" w:bidi="zh_TW"/>
-          </w:rPr>
-          <w:rPr>
-            <w:color w:val="0000EE"/>
-            <w:u w:val="single"/>
-          </w:rPr>
-          <w:t>以賽亞書五十章4節</w:t>
-        </w:r>
-      </w:hyperlink>
+      <w:r>
+        <w:rPr>
+          <w:lang w:val="zh_TW" w:bidi="zh_TW"/>
+        </w:rPr>
+        <w:t>以賽亞書五十章4節</w:t>
+      </w:r>
       <w:r>
         <w:rPr>
           <w:lang w:val="zh_TW" w:bidi="zh_TW"/>
         </w:rPr>
         <w:t>和</w:t>
       </w:r>
-      <w:hyperlink r:id="rId15">
-        <w:r>
-          <w:rPr>
-            <w:lang w:val="zh_TW" w:bidi="zh_TW"/>
-          </w:rPr>
-          <w:rPr>
-            <w:color w:val="0000EE"/>
-            <w:u w:val="single"/>
-          </w:rPr>
-          <w:t>五十四章13節</w:t>
-        </w:r>
-      </w:hyperlink>
+      <w:r>
+        <w:rPr>
+          <w:lang w:val="zh_TW" w:bidi="zh_TW"/>
+        </w:rPr>
+        <w:t>五十四章13節</w:t>
+      </w:r>
       <w:r>
         <w:rPr>
           <w:lang w:val="zh_TW" w:bidi="zh_TW"/>
@@ -301,72 +283,48 @@
         </w:rPr>
         <w:t>在福音書中，耶穌的直接跟隨者，從各種不同的環境中，因著耶穌的權柄而被呼召出來的，不僅包含十二使徒，還囊括所有認同祂的教導並委身於祂的人，都被稱為「門徒」。這些門徒的呼召發生在其他教師也有他們自己門徒的時代，最著名的是法利賽人（</w:t>
       </w:r>
-      <w:hyperlink r:id="rId16">
-        <w:r>
-          <w:rPr>
-            <w:lang w:val="zh_TW" w:bidi="zh_TW"/>
-          </w:rPr>
-          <w:rPr>
-            <w:color w:val="0000EE"/>
-            <w:u w:val="single"/>
-          </w:rPr>
-          <w:t>可2:18</w:t>
-        </w:r>
-      </w:hyperlink>
+      <w:r>
+        <w:rPr>
+          <w:lang w:val="zh_TW" w:bidi="zh_TW"/>
+        </w:rPr>
+        <w:t>可2:18</w:t>
+      </w:r>
       <w:r>
         <w:rPr>
           <w:lang w:val="zh_TW" w:bidi="zh_TW"/>
         </w:rPr>
         <w:t>；</w:t>
       </w:r>
-      <w:hyperlink r:id="rId17">
-        <w:r>
-          <w:rPr>
-            <w:lang w:val="zh_TW" w:bidi="zh_TW"/>
-          </w:rPr>
-          <w:rPr>
-            <w:color w:val="0000EE"/>
-            <w:u w:val="single"/>
-          </w:rPr>
-          <w:t>路5:33</w:t>
-        </w:r>
-      </w:hyperlink>
+      <w:r>
+        <w:rPr>
+          <w:lang w:val="zh_TW" w:bidi="zh_TW"/>
+        </w:rPr>
+        <w:t>路5:33</w:t>
+      </w:r>
       <w:r>
         <w:rPr>
           <w:lang w:val="zh_TW" w:bidi="zh_TW"/>
         </w:rPr>
         <w:t>）和施洗約翰（</w:t>
       </w:r>
-      <w:hyperlink r:id="rId18">
-        <w:r>
-          <w:rPr>
-            <w:lang w:val="zh_TW" w:bidi="zh_TW"/>
-          </w:rPr>
-          <w:rPr>
-            <w:color w:val="0000EE"/>
-            <w:u w:val="single"/>
-          </w:rPr>
-          <w:t>太9:14</w:t>
-        </w:r>
-      </w:hyperlink>
+      <w:r>
+        <w:rPr>
+          <w:lang w:val="zh_TW" w:bidi="zh_TW"/>
+        </w:rPr>
+        <w:t>太9:14</w:t>
+      </w:r>
       <w:r>
         <w:rPr>
           <w:lang w:val="zh_TW" w:bidi="zh_TW"/>
         </w:rPr>
         <w:t>）。從施洗約翰的做法中可以看出，不同的領袖對他們的門徒有不同的要求。約翰的方式，在性質上比耶穌的方式更為禁欲主義；然而，這不僅涉及行為和生活方式的教導，還含括一種獨特的禱告模式（</w:t>
       </w:r>
-      <w:hyperlink r:id="rId19">
-        <w:r>
-          <w:rPr>
-            <w:lang w:val="zh_TW" w:bidi="zh_TW"/>
-          </w:rPr>
-          <w:rPr>
-            <w:color w:val="0000EE"/>
-            <w:u w:val="single"/>
-          </w:rPr>
-          <w:t>路11:1</w:t>
-        </w:r>
-      </w:hyperlink>
+      <w:r>
+        <w:rPr>
+          <w:lang w:val="zh_TW" w:bidi="zh_TW"/>
+        </w:rPr>
+        <w:t>路11:1</w:t>
+      </w:r>
       <w:r>
         <w:rPr>
           <w:lang w:val="zh_TW" w:bidi="zh_TW"/>
@@ -387,72 +345,48 @@
         </w:rPr>
         <w:t>耶穌的門徒經歷了獨特的體驗。他們不僅直接受益於耶穌的教導、祂的神情和聲音的語調（</w:t>
       </w:r>
-      <w:hyperlink r:id="rId20">
-        <w:r>
-          <w:rPr>
-            <w:lang w:val="zh_TW" w:bidi="zh_TW"/>
-          </w:rPr>
-          <w:rPr>
-            <w:color w:val="0000EE"/>
-            <w:u w:val="single"/>
-          </w:rPr>
-          <w:t>可10:21</w:t>
-        </w:r>
-      </w:hyperlink>
+      <w:r>
+        <w:rPr>
+          <w:lang w:val="zh_TW" w:bidi="zh_TW"/>
+        </w:rPr>
+        <w:t>可10:21</w:t>
+      </w:r>
       <w:r>
         <w:rPr>
           <w:lang w:val="zh_TW" w:bidi="zh_TW"/>
         </w:rPr>
         <w:t>）以及祂的話語，也見證了以基督為中心的救贖劇情之開展。他們跟隨的老師體現了教導的實質。最初的門徒只能逐漸地接受基督的教導，這不僅因為他們的誤解需要受糾正（</w:t>
       </w:r>
-      <w:hyperlink r:id="rId21">
-        <w:r>
-          <w:rPr>
-            <w:lang w:val="zh_TW" w:bidi="zh_TW"/>
-          </w:rPr>
-          <w:rPr>
-            <w:color w:val="0000EE"/>
-            <w:u w:val="single"/>
-          </w:rPr>
-          <w:t>太16:21</w:t>
-        </w:r>
-      </w:hyperlink>
+      <w:r>
+        <w:rPr>
+          <w:lang w:val="zh_TW" w:bidi="zh_TW"/>
+        </w:rPr>
+        <w:t>太16:21</w:t>
+      </w:r>
       <w:r>
         <w:rPr>
           <w:lang w:val="zh_TW" w:bidi="zh_TW"/>
         </w:rPr>
         <w:t>），還因為耶穌所說和所做的全部意義，要等到祂的死與復活後才能完全被理解（</w:t>
       </w:r>
-      <w:hyperlink r:id="rId22">
-        <w:r>
-          <w:rPr>
-            <w:lang w:val="zh_TW" w:bidi="zh_TW"/>
-          </w:rPr>
-          <w:rPr>
-            <w:color w:val="0000EE"/>
-            <w:u w:val="single"/>
-          </w:rPr>
-          <w:t>太28:9</w:t>
-        </w:r>
-      </w:hyperlink>
+      <w:r>
+        <w:rPr>
+          <w:lang w:val="zh_TW" w:bidi="zh_TW"/>
+        </w:rPr>
+        <w:t>太28:9</w:t>
+      </w:r>
       <w:r>
         <w:rPr>
           <w:lang w:val="zh_TW" w:bidi="zh_TW"/>
         </w:rPr>
         <w:t>）。所以，並不令人意外地，門徒訓練的時期涵蓋了耶穌死與復活之前和之後，以及五旬節之後，聖靈教導門徒關於耶穌在世時他們「擔當不了」的事情（</w:t>
       </w:r>
-      <w:hyperlink r:id="rId23">
-        <w:r>
-          <w:rPr>
-            <w:lang w:val="zh_TW" w:bidi="zh_TW"/>
-          </w:rPr>
-          <w:rPr>
-            <w:color w:val="0000EE"/>
-            <w:u w:val="single"/>
-          </w:rPr>
-          <w:t>約16:12</w:t>
-        </w:r>
-      </w:hyperlink>
+      <w:r>
+        <w:rPr>
+          <w:lang w:val="zh_TW" w:bidi="zh_TW"/>
+        </w:rPr>
+        <w:t>約16:12</w:t>
+      </w:r>
       <w:r>
         <w:rPr>
           <w:lang w:val="zh_TW" w:bidi="zh_TW"/>
@@ -473,180 +407,120 @@
         </w:rPr>
         <w:t>耶穌的第一批門徒，包括十二使徒和七十個門徒（</w:t>
       </w:r>
-      <w:hyperlink r:id="rId24">
-        <w:r>
-          <w:rPr>
-            <w:lang w:val="zh_TW" w:bidi="zh_TW"/>
-          </w:rPr>
-          <w:rPr>
-            <w:color w:val="0000EE"/>
-            <w:u w:val="single"/>
-          </w:rPr>
-          <w:t>太26:20</w:t>
-        </w:r>
-      </w:hyperlink>
+      <w:r>
+        <w:rPr>
+          <w:lang w:val="zh_TW" w:bidi="zh_TW"/>
+        </w:rPr>
+        <w:t>太26:20</w:t>
+      </w:r>
       <w:r>
         <w:rPr>
           <w:lang w:val="zh_TW" w:bidi="zh_TW"/>
         </w:rPr>
         <w:t>；</w:t>
       </w:r>
-      <w:hyperlink r:id="rId25">
-        <w:r>
-          <w:rPr>
-            <w:lang w:val="zh_TW" w:bidi="zh_TW"/>
-          </w:rPr>
-          <w:rPr>
-            <w:color w:val="0000EE"/>
-            <w:u w:val="single"/>
-          </w:rPr>
-          <w:t>路10:1</w:t>
-        </w:r>
-      </w:hyperlink>
+      <w:r>
+        <w:rPr>
+          <w:lang w:val="zh_TW" w:bidi="zh_TW"/>
+        </w:rPr>
+        <w:t>路10:1</w:t>
+      </w:r>
       <w:r>
         <w:rPr>
           <w:lang w:val="zh_TW" w:bidi="zh_TW"/>
         </w:rPr>
         <w:t>），接受了祂的教導，並轉而教導他人（</w:t>
       </w:r>
-      <w:hyperlink r:id="rId26">
-        <w:r>
-          <w:rPr>
-            <w:lang w:val="zh_TW" w:bidi="zh_TW"/>
-          </w:rPr>
-          <w:rPr>
-            <w:color w:val="0000EE"/>
-            <w:u w:val="single"/>
-          </w:rPr>
-          <w:t>路10:1–11</w:t>
-        </w:r>
-      </w:hyperlink>
+      <w:r>
+        <w:rPr>
+          <w:lang w:val="zh_TW" w:bidi="zh_TW"/>
+        </w:rPr>
+        <w:t>路10:1–11</w:t>
+      </w:r>
       <w:r>
         <w:rPr>
           <w:lang w:val="zh_TW" w:bidi="zh_TW"/>
         </w:rPr>
         <w:t>），也被賦予了醫治的能力（</w:t>
       </w:r>
-      <w:hyperlink r:id="rId27">
-        <w:r>
-          <w:rPr>
-            <w:lang w:val="zh_TW" w:bidi="zh_TW"/>
-          </w:rPr>
-          <w:rPr>
-            <w:color w:val="0000EE"/>
-            <w:u w:val="single"/>
-          </w:rPr>
-          <w:t>太10:1</w:t>
-        </w:r>
-      </w:hyperlink>
+      <w:r>
+        <w:rPr>
+          <w:lang w:val="zh_TW" w:bidi="zh_TW"/>
+        </w:rPr>
+        <w:t>太10:1</w:t>
+      </w:r>
       <w:r>
         <w:rPr>
           <w:lang w:val="zh_TW" w:bidi="zh_TW"/>
         </w:rPr>
         <w:t>）。他們還被吩咐去傳揚藉基督得救的信息。然而，十二使徒獲得了特別的地位，除了猶大以外（他的地位由馬提亞取代，</w:t>
       </w:r>
-      <w:hyperlink r:id="rId28">
-        <w:r>
-          <w:rPr>
-            <w:lang w:val="zh_TW" w:bidi="zh_TW"/>
-          </w:rPr>
-          <w:rPr>
-            <w:color w:val="0000EE"/>
-            <w:u w:val="single"/>
-          </w:rPr>
-          <w:t>徒1:26</w:t>
-        </w:r>
-      </w:hyperlink>
+      <w:r>
+        <w:rPr>
+          <w:lang w:val="zh_TW" w:bidi="zh_TW"/>
+        </w:rPr>
+        <w:t>徒1:26</w:t>
+      </w:r>
       <w:r>
         <w:rPr>
           <w:lang w:val="zh_TW" w:bidi="zh_TW"/>
         </w:rPr>
         <w:t>），他們成為新興基督教會的根基教師。他們在教會中的權柄是由基督所賦予的（</w:t>
       </w:r>
-      <w:hyperlink r:id="rId29">
-        <w:r>
-          <w:rPr>
-            <w:lang w:val="zh_TW" w:bidi="zh_TW"/>
-          </w:rPr>
-          <w:rPr>
-            <w:color w:val="0000EE"/>
-            <w:u w:val="single"/>
-          </w:rPr>
-          <w:t>太16:19</w:t>
-        </w:r>
-      </w:hyperlink>
+      <w:r>
+        <w:rPr>
+          <w:lang w:val="zh_TW" w:bidi="zh_TW"/>
+        </w:rPr>
+        <w:t>太16:19</w:t>
+      </w:r>
       <w:r>
         <w:rPr>
           <w:lang w:val="zh_TW" w:bidi="zh_TW"/>
         </w:rPr>
         <w:t>，</w:t>
       </w:r>
-      <w:hyperlink r:id="rId30">
-        <w:r>
-          <w:rPr>
-            <w:lang w:val="zh_TW" w:bidi="zh_TW"/>
-          </w:rPr>
-          <w:rPr>
-            <w:color w:val="0000EE"/>
-            <w:u w:val="single"/>
-          </w:rPr>
-          <w:t>28:16–20</w:t>
-        </w:r>
-      </w:hyperlink>
+      <w:r>
+        <w:rPr>
+          <w:lang w:val="zh_TW" w:bidi="zh_TW"/>
+        </w:rPr>
+        <w:t>28:16–20</w:t>
+      </w:r>
       <w:r>
         <w:rPr>
           <w:lang w:val="zh_TW" w:bidi="zh_TW"/>
         </w:rPr>
         <w:t>），其特徵是捨己服事（</w:t>
       </w:r>
-      <w:hyperlink r:id="rId31">
-        <w:r>
-          <w:rPr>
-            <w:lang w:val="zh_TW" w:bidi="zh_TW"/>
-          </w:rPr>
-          <w:rPr>
-            <w:color w:val="0000EE"/>
-            <w:u w:val="single"/>
-          </w:rPr>
-          <w:t>路22:24–30</w:t>
-        </w:r>
-      </w:hyperlink>
+      <w:r>
+        <w:rPr>
+          <w:lang w:val="zh_TW" w:bidi="zh_TW"/>
+        </w:rPr>
+        <w:t>路22:24–30</w:t>
+      </w:r>
       <w:r>
         <w:rPr>
           <w:lang w:val="zh_TW" w:bidi="zh_TW"/>
         </w:rPr>
         <w:t>）。這群門徒後來被稱為使徒（儘管這個詞偶爾有更廣泛的應用），大數的掃羅也加入其中。在他去大馬士革的路上歸信主時，他看見了復活的主，並立即被基督任命為外邦人的使徒（</w:t>
       </w:r>
-      <w:hyperlink r:id="rId32">
-        <w:r>
-          <w:rPr>
-            <w:lang w:val="zh_TW" w:bidi="zh_TW"/>
-          </w:rPr>
-          <w:rPr>
-            <w:color w:val="0000EE"/>
-            <w:u w:val="single"/>
-          </w:rPr>
-          <w:t>加1:12、16</w:t>
-        </w:r>
-      </w:hyperlink>
+      <w:r>
+        <w:rPr>
+          <w:lang w:val="zh_TW" w:bidi="zh_TW"/>
+        </w:rPr>
+        <w:t>加1:12、16</w:t>
+      </w:r>
       <w:r>
         <w:rPr>
           <w:lang w:val="zh_TW" w:bidi="zh_TW"/>
         </w:rPr>
         <w:t>；</w:t>
       </w:r>
-      <w:hyperlink r:id="rId33">
-        <w:r>
-          <w:rPr>
-            <w:lang w:val="zh_TW" w:bidi="zh_TW"/>
-          </w:rPr>
-          <w:rPr>
-            <w:color w:val="0000EE"/>
-            <w:u w:val="single"/>
-          </w:rPr>
-          <w:t>徒9:15</w:t>
-        </w:r>
-      </w:hyperlink>
+      <w:r>
+        <w:rPr>
+          <w:lang w:val="zh_TW" w:bidi="zh_TW"/>
+        </w:rPr>
+        <w:t>徒9:15</w:t>
+      </w:r>
       <w:r>
         <w:rPr>
           <w:lang w:val="zh_TW" w:bidi="zh_TW"/>
@@ -667,108 +541,72 @@
         </w:rPr>
         <w:t>在基督升天時，祂委派了第一批門徒來「使萬民作我的門徒」（</w:t>
       </w:r>
-      <w:hyperlink r:id="rId34">
-        <w:r>
-          <w:rPr>
-            <w:lang w:val="zh_TW" w:bidi="zh_TW"/>
-          </w:rPr>
-          <w:rPr>
-            <w:color w:val="0000EE"/>
-            <w:u w:val="single"/>
-          </w:rPr>
-          <w:t>太28:19</w:t>
-        </w:r>
-      </w:hyperlink>
+      <w:r>
+        <w:rPr>
+          <w:lang w:val="zh_TW" w:bidi="zh_TW"/>
+        </w:rPr>
+        <w:t>太28:19</w:t>
+      </w:r>
       <w:r>
         <w:rPr>
           <w:lang w:val="zh_TW" w:bidi="zh_TW"/>
         </w:rPr>
         <w:t>）；因此，「門徒」這個詞在使徒行傳中也用來指信徒，也就是那些任信基督的人。雖然他們並未直接受基督本人呼召，但這些門徒是藉著基督的靈，通過第一批門徒所傳的信息而被呼召的；後來被呼召的門徒在任何意義上，都不亞於第一批門徒，即便他們所享有的特權較少。早期基督徒被稱為拿撒勒人耶穌的門徒，或簡單稱為「門徒」（</w:t>
       </w:r>
-      <w:hyperlink r:id="rId35">
-        <w:r>
-          <w:rPr>
-            <w:lang w:val="zh_TW" w:bidi="zh_TW"/>
-          </w:rPr>
-          <w:rPr>
-            <w:color w:val="0000EE"/>
-            <w:u w:val="single"/>
-          </w:rPr>
-          <w:t>徒6:1–2、7</w:t>
-        </w:r>
-      </w:hyperlink>
+      <w:r>
+        <w:rPr>
+          <w:lang w:val="zh_TW" w:bidi="zh_TW"/>
+        </w:rPr>
+        <w:t>徒6:1–2、7</w:t>
+      </w:r>
       <w:r>
         <w:rPr>
           <w:lang w:val="zh_TW" w:bidi="zh_TW"/>
         </w:rPr>
         <w:t>，</w:t>
       </w:r>
-      <w:hyperlink r:id="rId36">
-        <w:r>
-          <w:rPr>
-            <w:lang w:val="zh_TW" w:bidi="zh_TW"/>
-          </w:rPr>
-          <w:rPr>
-            <w:color w:val="0000EE"/>
-            <w:u w:val="single"/>
-          </w:rPr>
-          <w:t>9:36</w:t>
-        </w:r>
-      </w:hyperlink>
+      <w:r>
+        <w:rPr>
+          <w:lang w:val="zh_TW" w:bidi="zh_TW"/>
+        </w:rPr>
+        <w:t>9:36</w:t>
+      </w:r>
       <w:r>
         <w:rPr>
           <w:lang w:val="zh_TW" w:bidi="zh_TW"/>
         </w:rPr>
         <w:t>，</w:t>
       </w:r>
-      <w:hyperlink r:id="rId37">
-        <w:r>
-          <w:rPr>
-            <w:lang w:val="zh_TW" w:bidi="zh_TW"/>
-          </w:rPr>
-          <w:rPr>
-            <w:color w:val="0000EE"/>
-            <w:u w:val="single"/>
-          </w:rPr>
-          <w:t>11:26</w:t>
-        </w:r>
-      </w:hyperlink>
+      <w:r>
+        <w:rPr>
+          <w:lang w:val="zh_TW" w:bidi="zh_TW"/>
+        </w:rPr>
+        <w:t>11:26</w:t>
+      </w:r>
       <w:r>
         <w:rPr>
           <w:lang w:val="zh_TW" w:bidi="zh_TW"/>
         </w:rPr>
         <w:t>）這是合理的，因為他們繼續傳揚耶穌的教導，並過著耶穌所樹立榜樣的生活。他們因此被認為是一個「學派（school）」或活生生的群體，實踐他們「夫子（master）」的教導。約翰壹書強調，只有那些遵守基督誡命的人，才真正表現出對神的愛（</w:t>
       </w:r>
-      <w:hyperlink r:id="rId38">
-        <w:r>
-          <w:rPr>
-            <w:lang w:val="zh_TW" w:bidi="zh_TW"/>
-          </w:rPr>
-          <w:rPr>
-            <w:color w:val="0000EE"/>
-            <w:u w:val="single"/>
-          </w:rPr>
-          <w:t>約一2:3–6</w:t>
-        </w:r>
-      </w:hyperlink>
+      <w:r>
+        <w:rPr>
+          <w:lang w:val="zh_TW" w:bidi="zh_TW"/>
+        </w:rPr>
+        <w:t>約一2:3–6</w:t>
+      </w:r>
       <w:r>
         <w:rPr>
           <w:lang w:val="zh_TW" w:bidi="zh_TW"/>
         </w:rPr>
         <w:t>，</w:t>
       </w:r>
-      <w:hyperlink r:id="rId39">
-        <w:r>
-          <w:rPr>
-            <w:lang w:val="zh_TW" w:bidi="zh_TW"/>
-          </w:rPr>
-          <w:rPr>
-            <w:color w:val="0000EE"/>
-            <w:u w:val="single"/>
-          </w:rPr>
-          <w:t>3:10–11</w:t>
-        </w:r>
-      </w:hyperlink>
+      <w:r>
+        <w:rPr>
+          <w:lang w:val="zh_TW" w:bidi="zh_TW"/>
+        </w:rPr>
+        <w:t>3:10–11</w:t>
+      </w:r>
       <w:r>
         <w:rPr>
           <w:lang w:val="zh_TW" w:bidi="zh_TW"/>
